--- a/Daily Work Progess Updates.docx
+++ b/Daily Work Progess Updates.docx
@@ -1,6 +1,6 @@
 
 <file path=word/document.xml><?xml version="1.0" encoding="utf-8"?>
-<w:document xmlns:wpc="http://schemas.microsoft.com/office/word/2010/wordprocessingCanvas" xmlns:cx="http://schemas.microsoft.com/office/drawing/2014/chartex" xmlns:cx1="http://schemas.microsoft.com/office/drawing/2015/9/8/chartex" xmlns:cx2="http://schemas.microsoft.com/office/drawing/2015/10/21/chartex" xmlns:cx3="http://schemas.microsoft.com/office/drawing/2016/5/9/chartex" xmlns:cx4="http://schemas.microsoft.com/office/drawing/2016/5/10/chartex" xmlns:cx5="http://schemas.microsoft.com/office/drawing/2016/5/11/chartex" xmlns:cx6="http://schemas.microsoft.com/office/drawing/2016/5/12/chartex" xmlns:cx7="http://schemas.microsoft.com/office/drawing/2016/5/13/chartex" xmlns:cx8="http://schemas.microsoft.com/office/drawing/2016/5/14/chartex" xmlns:mc="http://schemas.openxmlformats.org/markup-compatibility/2006" xmlns:aink="http://schemas.microsoft.com/office/drawing/2016/ink" xmlns:am3d="http://schemas.microsoft.com/office/drawing/2017/model3d" xmlns:o="urn:schemas-microsoft-com:office:office" xmlns:r="http://schemas.openxmlformats.org/officeDocument/2006/relationships" xmlns:m="http://schemas.openxmlformats.org/officeDocument/2006/math" xmlns:v="urn:schemas-microsoft-com:vml" xmlns:wp14="http://schemas.microsoft.com/office/word/2010/wordprocessingDrawing" xmlns:wp="http://schemas.openxmlformats.org/drawingml/2006/wordprocessingDrawing" xmlns:w10="urn:schemas-microsoft-com:office:word" xmlns:w="http://schemas.openxmlformats.org/wordprocessingml/2006/main" xmlns:w14="http://schemas.microsoft.com/office/word/2010/wordml" xmlns:w15="http://schemas.microsoft.com/office/word/2012/wordml" xmlns:w16cid="http://schemas.microsoft.com/office/word/2016/wordml/cid" xmlns:w16se="http://schemas.microsoft.com/office/word/2015/wordml/symex" xmlns:wpg="http://schemas.microsoft.com/office/word/2010/wordprocessingGroup" xmlns:wpi="http://schemas.microsoft.com/office/word/2010/wordprocessingInk" xmlns:wne="http://schemas.microsoft.com/office/word/2006/wordml" xmlns:wps="http://schemas.microsoft.com/office/word/2010/wordprocessingShape" mc:Ignorable="w14 w15 w16se w16cid wp14">
+<w:document xmlns:wpc="http://schemas.microsoft.com/office/word/2010/wordprocessingCanvas" xmlns:cx="http://schemas.microsoft.com/office/drawing/2014/chartex" xmlns:cx1="http://schemas.microsoft.com/office/drawing/2015/9/8/chartex" xmlns:cx2="http://schemas.microsoft.com/office/drawing/2015/10/21/chartex" xmlns:cx3="http://schemas.microsoft.com/office/drawing/2016/5/9/chartex" xmlns:cx4="http://schemas.microsoft.com/office/drawing/2016/5/10/chartex" xmlns:cx5="http://schemas.microsoft.com/office/drawing/2016/5/11/chartex" xmlns:cx6="http://schemas.microsoft.com/office/drawing/2016/5/12/chartex" xmlns:cx7="http://schemas.microsoft.com/office/drawing/2016/5/13/chartex" xmlns:cx8="http://schemas.microsoft.com/office/drawing/2016/5/14/chartex" xmlns:mc="http://schemas.openxmlformats.org/markup-compatibility/2006" xmlns:aink="http://schemas.microsoft.com/office/drawing/2016/ink" xmlns:am3d="http://schemas.microsoft.com/office/drawing/2017/model3d" xmlns:o="urn:schemas-microsoft-com:office:office" xmlns:oel="http://schemas.microsoft.com/office/2019/extlst" xmlns:r="http://schemas.openxmlformats.org/officeDocument/2006/relationships" xmlns:m="http://schemas.openxmlformats.org/officeDocument/2006/math" xmlns:v="urn:schemas-microsoft-com:vml" xmlns:wp14="http://schemas.microsoft.com/office/word/2010/wordprocessingDrawing" xmlns:wp="http://schemas.openxmlformats.org/drawingml/2006/wordprocessingDrawing" xmlns:w10="urn:schemas-microsoft-com:office:word" xmlns:w="http://schemas.openxmlformats.org/wordprocessingml/2006/main" xmlns:w14="http://schemas.microsoft.com/office/word/2010/wordml" xmlns:w15="http://schemas.microsoft.com/office/word/2012/wordml" xmlns:w16cex="http://schemas.microsoft.com/office/word/2018/wordml/cex" xmlns:w16cid="http://schemas.microsoft.com/office/word/2016/wordml/cid" xmlns:w16="http://schemas.microsoft.com/office/word/2018/wordml" xmlns:w16du="http://schemas.microsoft.com/office/word/2023/wordml/word16du" xmlns:w16sdtdh="http://schemas.microsoft.com/office/word/2020/wordml/sdtdatahash" xmlns:w16sdtfl="http://schemas.microsoft.com/office/word/2024/wordml/sdtformatlock" xmlns:w16se="http://schemas.microsoft.com/office/word/2015/wordml/symex" xmlns:wpg="http://schemas.microsoft.com/office/word/2010/wordprocessingGroup" xmlns:wpi="http://schemas.microsoft.com/office/word/2010/wordprocessingInk" xmlns:wne="http://schemas.microsoft.com/office/word/2006/wordml" xmlns:wps="http://schemas.microsoft.com/office/word/2010/wordprocessingShape" mc:Ignorable="w14 w15 w16se w16cid w16 w16cex w16sdtdh w16sdtfl w16du wp14">
   <w:body>
     <w:p>
       <w:pPr>
@@ -67,65 +67,90 @@
           <w:lang w:val="en-US"/>
         </w:rPr>
         <w:br/>
-        <w:t xml:space="preserve">1]Ticket create on </w:t>
-      </w:r>
-      <w:proofErr w:type="spellStart"/>
-      <w:r>
-        <w:rPr>
-          <w:lang w:val="en-US"/>
-        </w:rPr>
-        <w:t>opan</w:t>
-      </w:r>
-      <w:proofErr w:type="spellEnd"/>
-      <w:r>
-        <w:rPr>
-          <w:lang w:val="en-US"/>
-        </w:rPr>
-        <w:t xml:space="preserve"> ticket create email </w:t>
-      </w:r>
-      <w:r>
-        <w:rPr>
-          <w:lang w:val="en-US"/>
-        </w:rPr>
-        <w:br/>
-        <w:t xml:space="preserve">2] </w:t>
-      </w:r>
-      <w:proofErr w:type="spellStart"/>
-      <w:r>
-        <w:rPr>
-          <w:lang w:val="en-US"/>
-        </w:rPr>
-        <w:t>implneted</w:t>
-      </w:r>
-      <w:proofErr w:type="spellEnd"/>
-      <w:r>
-        <w:rPr>
-          <w:lang w:val="en-US"/>
-        </w:rPr>
-        <w:t xml:space="preserve"> </w:t>
-      </w:r>
-      <w:proofErr w:type="spellStart"/>
-      <w:r>
-        <w:rPr>
-          <w:lang w:val="en-US"/>
-        </w:rPr>
-        <w:t>requerment</w:t>
-      </w:r>
-      <w:proofErr w:type="spellEnd"/>
-      <w:r>
-        <w:rPr>
-          <w:lang w:val="en-US"/>
-        </w:rPr>
-        <w:t xml:space="preserve"> unwanted routes issue </w:t>
-      </w:r>
-      <w:proofErr w:type="spellStart"/>
-      <w:r>
-        <w:rPr>
-          <w:lang w:val="en-US"/>
-        </w:rPr>
-        <w:t>resovle</w:t>
-      </w:r>
-      <w:proofErr w:type="spellEnd"/>
+        <w:t xml:space="preserve">1]Ticket create on opan ticket create email </w:t>
+      </w:r>
+      <w:r>
+        <w:rPr>
+          <w:lang w:val="en-US"/>
+        </w:rPr>
+        <w:br/>
+        <w:t>2] implneted requerment unwanted routes issue resovle.</w:t>
+      </w:r>
+      <w:r>
+        <w:rPr>
+          <w:lang w:val="en-US"/>
+        </w:rPr>
+        <w:br/>
+        <w:t>--------------------------------------------------------------------------------------------------</w:t>
+      </w:r>
+      <w:r>
+        <w:rPr>
+          <w:lang w:val="en-US"/>
+        </w:rPr>
+        <w:br/>
+      </w:r>
+      <w:r>
+        <w:rPr>
+          <w:lang w:val="en-US"/>
+        </w:rPr>
+        <w:br/>
+      </w:r>
+      <w:r>
+        <w:rPr>
+          <w:b/>
+          <w:lang w:val="en-US"/>
+        </w:rPr>
+        <w:t>Date</w:t>
+      </w:r>
+      <w:r>
+        <w:rPr>
+          <w:b/>
+          <w:lang w:val="en-US"/>
+        </w:rPr>
+        <w:t>:-</w:t>
+      </w:r>
+      <w:r>
+        <w:rPr>
+          <w:b/>
+          <w:lang w:val="en-US"/>
+        </w:rPr>
+        <w:t xml:space="preserve"> 25-03-2026</w:t>
+      </w:r>
+      <w:r>
+        <w:rPr>
+          <w:b/>
+          <w:lang w:val="en-US"/>
+        </w:rPr>
+        <w:br/>
+        <w:t>Day:- Wednesday</w:t>
+      </w:r>
+      <w:r>
+        <w:rPr>
+          <w:lang w:val="en-US"/>
+        </w:rPr>
+        <w:br/>
+        <w:t>1] project use celery and why use to Django backend studay</w:t>
+      </w:r>
+      <w:r>
+        <w:rPr>
+          <w:lang w:val="en-US"/>
+        </w:rPr>
+        <w:br/>
+        <w:t>2]Soc Analytic tab Implemented new changes. Reusable component for Dialog box.</w:t>
+      </w:r>
+      <w:r>
+        <w:rPr>
+          <w:lang w:val="en-US"/>
+        </w:rPr>
+        <w:br/>
+        <w:t xml:space="preserve">3] </w:t>
+      </w:r>
+      <w:r>
+        <w:rPr>
+          <w:lang w:val="en-US"/>
+        </w:rPr>
+        <w:t>Overview tab bug find open ticket scroll lock</w:t>
+      </w:r>
       <w:r>
         <w:rPr>
           <w:lang w:val="en-US"/>
@@ -137,95 +162,6 @@
           <w:lang w:val="en-US"/>
         </w:rPr>
         <w:br/>
-        <w:t>--------------------------------------------------------------------------------------------------</w:t>
-      </w:r>
-      <w:r>
-        <w:rPr>
-          <w:lang w:val="en-US"/>
-        </w:rPr>
-        <w:br/>
-      </w:r>
-      <w:r>
-        <w:rPr>
-          <w:lang w:val="en-US"/>
-        </w:rPr>
-        <w:br/>
-      </w:r>
-      <w:r>
-        <w:rPr>
-          <w:b/>
-          <w:lang w:val="en-US"/>
-        </w:rPr>
-        <w:t>Date</w:t>
-      </w:r>
-      <w:r>
-        <w:rPr>
-          <w:b/>
-          <w:lang w:val="en-US"/>
-        </w:rPr>
-        <w:t>:-</w:t>
-      </w:r>
-      <w:r>
-        <w:rPr>
-          <w:b/>
-          <w:lang w:val="en-US"/>
-        </w:rPr>
-        <w:t xml:space="preserve"> 25-03-2026</w:t>
-      </w:r>
-      <w:r>
-        <w:rPr>
-          <w:b/>
-          <w:lang w:val="en-US"/>
-        </w:rPr>
-        <w:br/>
-        <w:t>Day:- Wednesday</w:t>
-      </w:r>
-      <w:r>
-        <w:rPr>
-          <w:lang w:val="en-US"/>
-        </w:rPr>
-        <w:br/>
-        <w:t xml:space="preserve">1] project use celery and why use to Django backend </w:t>
-      </w:r>
-      <w:proofErr w:type="spellStart"/>
-      <w:r>
-        <w:rPr>
-          <w:lang w:val="en-US"/>
-        </w:rPr>
-        <w:t>studay</w:t>
-      </w:r>
-      <w:proofErr w:type="spellEnd"/>
-      <w:r>
-        <w:rPr>
-          <w:lang w:val="en-US"/>
-        </w:rPr>
-        <w:br/>
-        <w:t>2]Soc Analytic tab Implemented new changes. Reusable component for Dialog box.</w:t>
-      </w:r>
-      <w:r>
-        <w:rPr>
-          <w:lang w:val="en-US"/>
-        </w:rPr>
-        <w:br/>
-        <w:t xml:space="preserve">3] </w:t>
-      </w:r>
-      <w:r>
-        <w:rPr>
-          <w:lang w:val="en-US"/>
-        </w:rPr>
-        <w:t>Overview tab bug find open ticket scroll lock</w:t>
-      </w:r>
-      <w:r>
-        <w:rPr>
-          <w:lang w:val="en-US"/>
-        </w:rPr>
-        <w:t>.</w:t>
-      </w:r>
-      <w:r>
-        <w:rPr>
-          <w:lang w:val="en-US"/>
-        </w:rPr>
-        <w:br/>
         <w:t>------------------------------------------------------------------------------------------------</w:t>
       </w:r>
       <w:r>
@@ -273,21 +209,7 @@
         <w:rPr>
           <w:lang w:val="en-US"/>
         </w:rPr>
-        <w:t xml:space="preserve">1]Routes rework point Issue </w:t>
-      </w:r>
-      <w:proofErr w:type="spellStart"/>
-      <w:r>
-        <w:rPr>
-          <w:lang w:val="en-US"/>
-        </w:rPr>
-        <w:t>Resovle</w:t>
-      </w:r>
-      <w:proofErr w:type="spellEnd"/>
-      <w:r>
-        <w:rPr>
-          <w:lang w:val="en-US"/>
-        </w:rPr>
-        <w:t xml:space="preserve"> </w:t>
+        <w:t xml:space="preserve">1]Routes rework point Issue Resovle </w:t>
       </w:r>
       <w:r>
         <w:rPr>
@@ -353,21 +275,7 @@
           <w:lang w:val="en-US"/>
         </w:rPr>
         <w:br/>
-        <w:t xml:space="preserve">1] Open Ticket scrolling bar Bug </w:t>
-      </w:r>
-      <w:proofErr w:type="spellStart"/>
-      <w:r>
-        <w:rPr>
-          <w:lang w:val="en-US"/>
-        </w:rPr>
-        <w:t>Resovle</w:t>
-      </w:r>
-      <w:proofErr w:type="spellEnd"/>
-      <w:r>
-        <w:rPr>
-          <w:lang w:val="en-US"/>
-        </w:rPr>
-        <w:t xml:space="preserve"> </w:t>
+        <w:t xml:space="preserve">1] Open Ticket scrolling bar Bug Resovle </w:t>
       </w:r>
       <w:r>
         <w:rPr>
@@ -431,21 +339,12 @@
         </w:rPr>
         <w:br/>
       </w:r>
-      <w:proofErr w:type="gramStart"/>
-      <w:r>
-        <w:rPr>
-          <w:b/>
-          <w:lang w:val="en-US"/>
-        </w:rPr>
-        <w:t>Date :</w:t>
-      </w:r>
-      <w:proofErr w:type="gramEnd"/>
-      <w:r>
-        <w:rPr>
-          <w:b/>
-          <w:lang w:val="en-US"/>
-        </w:rPr>
-        <w:t>- 31-03-2026</w:t>
+      <w:r>
+        <w:rPr>
+          <w:b/>
+          <w:lang w:val="en-US"/>
+        </w:rPr>
+        <w:t>Date :- 31-03-2026</w:t>
       </w:r>
       <w:r>
         <w:rPr>
@@ -528,22 +427,13 @@
           <w:lang w:val="en-US"/>
         </w:rPr>
       </w:pPr>
-      <w:proofErr w:type="gramStart"/>
       <w:r>
         <w:rPr>
           <w:b/>
           <w:lang w:val="en-US"/>
         </w:rPr>
         <w:lastRenderedPageBreak/>
-        <w:t>Date :</w:t>
-      </w:r>
-      <w:proofErr w:type="gramEnd"/>
-      <w:r>
-        <w:rPr>
-          <w:b/>
-          <w:lang w:val="en-US"/>
-        </w:rPr>
-        <w:t>- 01-04-2026</w:t>
+        <w:t>Date :- 01-04-2026</w:t>
       </w:r>
       <w:r>
         <w:rPr>
@@ -553,8 +443,6 @@
         <w:br/>
         <w:t>Day :- Tuesday</w:t>
       </w:r>
-      <w:bookmarkStart w:id="0" w:name="_GoBack"/>
-      <w:bookmarkEnd w:id="0"/>
     </w:p>
     <w:p>
       <w:pPr>
@@ -580,6 +468,19 @@
           <w:lang w:val="en-US"/>
         </w:rPr>
         <w:t>2] Give Time hours for second subtask for unwanted routes</w:t>
+      </w:r>
+    </w:p>
+    <w:p>
+      <w:pPr>
+        <w:rPr>
+          <w:lang w:val="en-US"/>
+        </w:rPr>
+      </w:pPr>
+      <w:r>
+        <w:rPr>
+          <w:lang w:val="en-US"/>
+        </w:rPr>
+        <w:t>3] R &amp; D of celery in our project with in-details</w:t>
       </w:r>
     </w:p>
     <w:p>
@@ -645,7 +546,7 @@
 </file>
 
 <file path=word/styles.xml><?xml version="1.0" encoding="utf-8"?>
-<w:styles xmlns:mc="http://schemas.openxmlformats.org/markup-compatibility/2006" xmlns:r="http://schemas.openxmlformats.org/officeDocument/2006/relationships" xmlns:w="http://schemas.openxmlformats.org/wordprocessingml/2006/main" xmlns:w14="http://schemas.microsoft.com/office/word/2010/wordml" xmlns:w15="http://schemas.microsoft.com/office/word/2012/wordml" xmlns:w16cid="http://schemas.microsoft.com/office/word/2016/wordml/cid" xmlns:w16se="http://schemas.microsoft.com/office/word/2015/wordml/symex" mc:Ignorable="w14 w15 w16se w16cid">
+<w:styles xmlns:mc="http://schemas.openxmlformats.org/markup-compatibility/2006" xmlns:r="http://schemas.openxmlformats.org/officeDocument/2006/relationships" xmlns:w="http://schemas.openxmlformats.org/wordprocessingml/2006/main" xmlns:w14="http://schemas.microsoft.com/office/word/2010/wordml" xmlns:w15="http://schemas.microsoft.com/office/word/2012/wordml" xmlns:w16cex="http://schemas.microsoft.com/office/word/2018/wordml/cex" xmlns:w16cid="http://schemas.microsoft.com/office/word/2016/wordml/cid" xmlns:w16="http://schemas.microsoft.com/office/word/2018/wordml" xmlns:w16du="http://schemas.microsoft.com/office/word/2023/wordml/word16du" xmlns:w16sdtdh="http://schemas.microsoft.com/office/word/2020/wordml/sdtdatahash" xmlns:w16sdtfl="http://schemas.microsoft.com/office/word/2024/wordml/sdtformatlock" xmlns:w16se="http://schemas.microsoft.com/office/word/2015/wordml/symex" mc:Ignorable="w14 w15 w16se w16cid w16 w16cex w16sdtdh w16sdtfl w16du">
   <w:docDefaults>
     <w:rPrDefault>
       <w:rPr>
@@ -661,7 +562,7 @@
       </w:pPr>
     </w:pPrDefault>
   </w:docDefaults>
-  <w:latentStyles w:defLockedState="0" w:defUIPriority="99" w:defSemiHidden="0" w:defUnhideWhenUsed="0" w:defQFormat="0" w:count="375">
+  <w:latentStyles w:defLockedState="0" w:defUIPriority="99" w:defSemiHidden="0" w:defUnhideWhenUsed="0" w:defQFormat="0" w:count="376">
     <w:lsdException w:name="Normal" w:uiPriority="0" w:qFormat="1"/>
     <w:lsdException w:name="heading 1" w:uiPriority="9" w:qFormat="1"/>
     <w:lsdException w:name="heading 2" w:semiHidden="1" w:uiPriority="9" w:unhideWhenUsed="1" w:qFormat="1"/>
@@ -1037,6 +938,7 @@
     <w:lsdException w:name="Smart Hyperlink" w:semiHidden="1" w:unhideWhenUsed="1"/>
     <w:lsdException w:name="Hashtag" w:semiHidden="1" w:unhideWhenUsed="1"/>
     <w:lsdException w:name="Unresolved Mention" w:semiHidden="1" w:unhideWhenUsed="1"/>
+    <w:lsdException w:name="Smart Link" w:semiHidden="1" w:unhideWhenUsed="1"/>
   </w:latentStyles>
   <w:style w:type="paragraph" w:default="1" w:styleId="Normal">
     <w:name w:val="Normal"/>

--- a/Daily Work Progess Updates.docx
+++ b/Daily Work Progess Updates.docx
@@ -1,6 +1,6 @@
 
 <file path=word/document.xml><?xml version="1.0" encoding="utf-8"?>
-<w:document xmlns:wpc="http://schemas.microsoft.com/office/word/2010/wordprocessingCanvas" xmlns:cx="http://schemas.microsoft.com/office/drawing/2014/chartex" xmlns:cx1="http://schemas.microsoft.com/office/drawing/2015/9/8/chartex" xmlns:cx2="http://schemas.microsoft.com/office/drawing/2015/10/21/chartex" xmlns:cx3="http://schemas.microsoft.com/office/drawing/2016/5/9/chartex" xmlns:cx4="http://schemas.microsoft.com/office/drawing/2016/5/10/chartex" xmlns:cx5="http://schemas.microsoft.com/office/drawing/2016/5/11/chartex" xmlns:cx6="http://schemas.microsoft.com/office/drawing/2016/5/12/chartex" xmlns:cx7="http://schemas.microsoft.com/office/drawing/2016/5/13/chartex" xmlns:cx8="http://schemas.microsoft.com/office/drawing/2016/5/14/chartex" xmlns:mc="http://schemas.openxmlformats.org/markup-compatibility/2006" xmlns:aink="http://schemas.microsoft.com/office/drawing/2016/ink" xmlns:am3d="http://schemas.microsoft.com/office/drawing/2017/model3d" xmlns:o="urn:schemas-microsoft-com:office:office" xmlns:oel="http://schemas.microsoft.com/office/2019/extlst" xmlns:r="http://schemas.openxmlformats.org/officeDocument/2006/relationships" xmlns:m="http://schemas.openxmlformats.org/officeDocument/2006/math" xmlns:v="urn:schemas-microsoft-com:vml" xmlns:wp14="http://schemas.microsoft.com/office/word/2010/wordprocessingDrawing" xmlns:wp="http://schemas.openxmlformats.org/drawingml/2006/wordprocessingDrawing" xmlns:w10="urn:schemas-microsoft-com:office:word" xmlns:w="http://schemas.openxmlformats.org/wordprocessingml/2006/main" xmlns:w14="http://schemas.microsoft.com/office/word/2010/wordml" xmlns:w15="http://schemas.microsoft.com/office/word/2012/wordml" xmlns:w16cex="http://schemas.microsoft.com/office/word/2018/wordml/cex" xmlns:w16cid="http://schemas.microsoft.com/office/word/2016/wordml/cid" xmlns:w16="http://schemas.microsoft.com/office/word/2018/wordml" xmlns:w16du="http://schemas.microsoft.com/office/word/2023/wordml/word16du" xmlns:w16sdtdh="http://schemas.microsoft.com/office/word/2020/wordml/sdtdatahash" xmlns:w16sdtfl="http://schemas.microsoft.com/office/word/2024/wordml/sdtformatlock" xmlns:w16se="http://schemas.microsoft.com/office/word/2015/wordml/symex" xmlns:wpg="http://schemas.microsoft.com/office/word/2010/wordprocessingGroup" xmlns:wpi="http://schemas.microsoft.com/office/word/2010/wordprocessingInk" xmlns:wne="http://schemas.microsoft.com/office/word/2006/wordml" xmlns:wps="http://schemas.microsoft.com/office/word/2010/wordprocessingShape" mc:Ignorable="w14 w15 w16se w16cid w16 w16cex w16sdtdh w16sdtfl w16du wp14">
+<w:document xmlns:wpc="http://schemas.microsoft.com/office/word/2010/wordprocessingCanvas" xmlns:cx="http://schemas.microsoft.com/office/drawing/2014/chartex" xmlns:cx1="http://schemas.microsoft.com/office/drawing/2015/9/8/chartex" xmlns:cx2="http://schemas.microsoft.com/office/drawing/2015/10/21/chartex" xmlns:cx3="http://schemas.microsoft.com/office/drawing/2016/5/9/chartex" xmlns:cx4="http://schemas.microsoft.com/office/drawing/2016/5/10/chartex" xmlns:cx5="http://schemas.microsoft.com/office/drawing/2016/5/11/chartex" xmlns:cx6="http://schemas.microsoft.com/office/drawing/2016/5/12/chartex" xmlns:cx7="http://schemas.microsoft.com/office/drawing/2016/5/13/chartex" xmlns:cx8="http://schemas.microsoft.com/office/drawing/2016/5/14/chartex" xmlns:mc="http://schemas.openxmlformats.org/markup-compatibility/2006" xmlns:aink="http://schemas.microsoft.com/office/drawing/2016/ink" xmlns:am3d="http://schemas.microsoft.com/office/drawing/2017/model3d" xmlns:o="urn:schemas-microsoft-com:office:office" xmlns:r="http://schemas.openxmlformats.org/officeDocument/2006/relationships" xmlns:m="http://schemas.openxmlformats.org/officeDocument/2006/math" xmlns:v="urn:schemas-microsoft-com:vml" xmlns:wp14="http://schemas.microsoft.com/office/word/2010/wordprocessingDrawing" xmlns:wp="http://schemas.openxmlformats.org/drawingml/2006/wordprocessingDrawing" xmlns:w10="urn:schemas-microsoft-com:office:word" xmlns:w="http://schemas.openxmlformats.org/wordprocessingml/2006/main" xmlns:w14="http://schemas.microsoft.com/office/word/2010/wordml" xmlns:w15="http://schemas.microsoft.com/office/word/2012/wordml" xmlns:w16cid="http://schemas.microsoft.com/office/word/2016/wordml/cid" xmlns:w16se="http://schemas.microsoft.com/office/word/2015/wordml/symex" xmlns:wpg="http://schemas.microsoft.com/office/word/2010/wordprocessingGroup" xmlns:wpi="http://schemas.microsoft.com/office/word/2010/wordprocessingInk" xmlns:wne="http://schemas.microsoft.com/office/word/2006/wordml" xmlns:wps="http://schemas.microsoft.com/office/word/2010/wordprocessingShape" mc:Ignorable="w14 w15 w16se w16cid wp14">
   <w:body>
     <w:p>
       <w:pPr>
@@ -67,14 +67,70 @@
           <w:lang w:val="en-US"/>
         </w:rPr>
         <w:br/>
-        <w:t xml:space="preserve">1]Ticket create on opan ticket create email </w:t>
-      </w:r>
-      <w:r>
-        <w:rPr>
-          <w:lang w:val="en-US"/>
-        </w:rPr>
-        <w:br/>
-        <w:t>2] implneted requerment unwanted routes issue resovle.</w:t>
+        <w:t xml:space="preserve">1]Ticket create on </w:t>
+      </w:r>
+      <w:proofErr w:type="spellStart"/>
+      <w:r>
+        <w:rPr>
+          <w:lang w:val="en-US"/>
+        </w:rPr>
+        <w:t>opan</w:t>
+      </w:r>
+      <w:proofErr w:type="spellEnd"/>
+      <w:r>
+        <w:rPr>
+          <w:lang w:val="en-US"/>
+        </w:rPr>
+        <w:t xml:space="preserve"> ticket create email </w:t>
+      </w:r>
+      <w:r>
+        <w:rPr>
+          <w:lang w:val="en-US"/>
+        </w:rPr>
+        <w:br/>
+        <w:t xml:space="preserve">2] </w:t>
+      </w:r>
+      <w:proofErr w:type="spellStart"/>
+      <w:r>
+        <w:rPr>
+          <w:lang w:val="en-US"/>
+        </w:rPr>
+        <w:t>implneted</w:t>
+      </w:r>
+      <w:proofErr w:type="spellEnd"/>
+      <w:r>
+        <w:rPr>
+          <w:lang w:val="en-US"/>
+        </w:rPr>
+        <w:t xml:space="preserve"> </w:t>
+      </w:r>
+      <w:proofErr w:type="spellStart"/>
+      <w:r>
+        <w:rPr>
+          <w:lang w:val="en-US"/>
+        </w:rPr>
+        <w:t>requerment</w:t>
+      </w:r>
+      <w:proofErr w:type="spellEnd"/>
+      <w:r>
+        <w:rPr>
+          <w:lang w:val="en-US"/>
+        </w:rPr>
+        <w:t xml:space="preserve"> unwanted routes issue </w:t>
+      </w:r>
+      <w:proofErr w:type="spellStart"/>
+      <w:r>
+        <w:rPr>
+          <w:lang w:val="en-US"/>
+        </w:rPr>
+        <w:t>resovle</w:t>
+      </w:r>
+      <w:proofErr w:type="spellEnd"/>
+      <w:r>
+        <w:rPr>
+          <w:lang w:val="en-US"/>
+        </w:rPr>
+        <w:t>.</w:t>
       </w:r>
       <w:r>
         <w:rPr>
@@ -129,8 +185,16 @@
           <w:lang w:val="en-US"/>
         </w:rPr>
         <w:br/>
-        <w:t>1] project use celery and why use to Django backend studay</w:t>
-      </w:r>
+        <w:t xml:space="preserve">1] project use celery and why use to Django backend </w:t>
+      </w:r>
+      <w:proofErr w:type="spellStart"/>
+      <w:r>
+        <w:rPr>
+          <w:lang w:val="en-US"/>
+        </w:rPr>
+        <w:t>studay</w:t>
+      </w:r>
+      <w:proofErr w:type="spellEnd"/>
       <w:r>
         <w:rPr>
           <w:lang w:val="en-US"/>
@@ -209,7 +273,21 @@
         <w:rPr>
           <w:lang w:val="en-US"/>
         </w:rPr>
-        <w:t xml:space="preserve">1]Routes rework point Issue Resovle </w:t>
+        <w:t xml:space="preserve">1]Routes rework point Issue </w:t>
+      </w:r>
+      <w:proofErr w:type="spellStart"/>
+      <w:r>
+        <w:rPr>
+          <w:lang w:val="en-US"/>
+        </w:rPr>
+        <w:t>Resovle</w:t>
+      </w:r>
+      <w:proofErr w:type="spellEnd"/>
+      <w:r>
+        <w:rPr>
+          <w:lang w:val="en-US"/>
+        </w:rPr>
+        <w:t xml:space="preserve"> </w:t>
       </w:r>
       <w:r>
         <w:rPr>
@@ -275,7 +353,21 @@
           <w:lang w:val="en-US"/>
         </w:rPr>
         <w:br/>
-        <w:t xml:space="preserve">1] Open Ticket scrolling bar Bug Resovle </w:t>
+        <w:t xml:space="preserve">1] Open Ticket scrolling bar Bug </w:t>
+      </w:r>
+      <w:proofErr w:type="spellStart"/>
+      <w:r>
+        <w:rPr>
+          <w:lang w:val="en-US"/>
+        </w:rPr>
+        <w:t>Resovle</w:t>
+      </w:r>
+      <w:proofErr w:type="spellEnd"/>
+      <w:r>
+        <w:rPr>
+          <w:lang w:val="en-US"/>
+        </w:rPr>
+        <w:t xml:space="preserve"> </w:t>
       </w:r>
       <w:r>
         <w:rPr>
@@ -339,12 +431,21 @@
         </w:rPr>
         <w:br/>
       </w:r>
-      <w:r>
-        <w:rPr>
-          <w:b/>
-          <w:lang w:val="en-US"/>
-        </w:rPr>
-        <w:t>Date :- 31-03-2026</w:t>
+      <w:proofErr w:type="gramStart"/>
+      <w:r>
+        <w:rPr>
+          <w:b/>
+          <w:lang w:val="en-US"/>
+        </w:rPr>
+        <w:t>Date :</w:t>
+      </w:r>
+      <w:proofErr w:type="gramEnd"/>
+      <w:r>
+        <w:rPr>
+          <w:b/>
+          <w:lang w:val="en-US"/>
+        </w:rPr>
+        <w:t>- 31-03-2026</w:t>
       </w:r>
       <w:r>
         <w:rPr>
@@ -427,13 +528,22 @@
           <w:lang w:val="en-US"/>
         </w:rPr>
       </w:pPr>
+      <w:proofErr w:type="gramStart"/>
       <w:r>
         <w:rPr>
           <w:b/>
           <w:lang w:val="en-US"/>
         </w:rPr>
         <w:lastRenderedPageBreak/>
-        <w:t>Date :- 01-04-2026</w:t>
+        <w:t>Date :</w:t>
+      </w:r>
+      <w:proofErr w:type="gramEnd"/>
+      <w:r>
+        <w:rPr>
+          <w:b/>
+          <w:lang w:val="en-US"/>
+        </w:rPr>
+        <w:t>- 01-04-2026</w:t>
       </w:r>
       <w:r>
         <w:rPr>
@@ -482,6 +592,21 @@
         </w:rPr>
         <w:t>3] R &amp; D of celery in our project with in-details</w:t>
       </w:r>
+      <w:r>
+        <w:rPr>
+          <w:lang w:val="en-US"/>
+        </w:rPr>
+        <w:t>.</w:t>
+      </w:r>
+      <w:r>
+        <w:rPr>
+          <w:lang w:val="en-US"/>
+        </w:rPr>
+        <w:br/>
+        <w:t>4]</w:t>
+      </w:r>
+      <w:bookmarkStart w:id="0" w:name="_GoBack"/>
+      <w:bookmarkEnd w:id="0"/>
     </w:p>
     <w:p>
       <w:pPr>
@@ -546,7 +671,7 @@
 </file>
 
 <file path=word/styles.xml><?xml version="1.0" encoding="utf-8"?>
-<w:styles xmlns:mc="http://schemas.openxmlformats.org/markup-compatibility/2006" xmlns:r="http://schemas.openxmlformats.org/officeDocument/2006/relationships" xmlns:w="http://schemas.openxmlformats.org/wordprocessingml/2006/main" xmlns:w14="http://schemas.microsoft.com/office/word/2010/wordml" xmlns:w15="http://schemas.microsoft.com/office/word/2012/wordml" xmlns:w16cex="http://schemas.microsoft.com/office/word/2018/wordml/cex" xmlns:w16cid="http://schemas.microsoft.com/office/word/2016/wordml/cid" xmlns:w16="http://schemas.microsoft.com/office/word/2018/wordml" xmlns:w16du="http://schemas.microsoft.com/office/word/2023/wordml/word16du" xmlns:w16sdtdh="http://schemas.microsoft.com/office/word/2020/wordml/sdtdatahash" xmlns:w16sdtfl="http://schemas.microsoft.com/office/word/2024/wordml/sdtformatlock" xmlns:w16se="http://schemas.microsoft.com/office/word/2015/wordml/symex" mc:Ignorable="w14 w15 w16se w16cid w16 w16cex w16sdtdh w16sdtfl w16du">
+<w:styles xmlns:mc="http://schemas.openxmlformats.org/markup-compatibility/2006" xmlns:r="http://schemas.openxmlformats.org/officeDocument/2006/relationships" xmlns:w="http://schemas.openxmlformats.org/wordprocessingml/2006/main" xmlns:w14="http://schemas.microsoft.com/office/word/2010/wordml" xmlns:w15="http://schemas.microsoft.com/office/word/2012/wordml" xmlns:w16cid="http://schemas.microsoft.com/office/word/2016/wordml/cid" xmlns:w16se="http://schemas.microsoft.com/office/word/2015/wordml/symex" mc:Ignorable="w14 w15 w16se w16cid">
   <w:docDefaults>
     <w:rPrDefault>
       <w:rPr>
@@ -562,7 +687,7 @@
       </w:pPr>
     </w:pPrDefault>
   </w:docDefaults>
-  <w:latentStyles w:defLockedState="0" w:defUIPriority="99" w:defSemiHidden="0" w:defUnhideWhenUsed="0" w:defQFormat="0" w:count="376">
+  <w:latentStyles w:defLockedState="0" w:defUIPriority="99" w:defSemiHidden="0" w:defUnhideWhenUsed="0" w:defQFormat="0" w:count="375">
     <w:lsdException w:name="Normal" w:uiPriority="0" w:qFormat="1"/>
     <w:lsdException w:name="heading 1" w:uiPriority="9" w:qFormat="1"/>
     <w:lsdException w:name="heading 2" w:semiHidden="1" w:uiPriority="9" w:unhideWhenUsed="1" w:qFormat="1"/>
@@ -938,7 +1063,6 @@
     <w:lsdException w:name="Smart Hyperlink" w:semiHidden="1" w:unhideWhenUsed="1"/>
     <w:lsdException w:name="Hashtag" w:semiHidden="1" w:unhideWhenUsed="1"/>
     <w:lsdException w:name="Unresolved Mention" w:semiHidden="1" w:unhideWhenUsed="1"/>
-    <w:lsdException w:name="Smart Link" w:semiHidden="1" w:unhideWhenUsed="1"/>
   </w:latentStyles>
   <w:style w:type="paragraph" w:default="1" w:styleId="Normal">
     <w:name w:val="Normal"/>

--- a/Daily Work Progess Updates.docx
+++ b/Daily Work Progess Updates.docx
@@ -1,6 +1,6 @@
 
 <file path=word/document.xml><?xml version="1.0" encoding="utf-8"?>
-<w:document xmlns:wpc="http://schemas.microsoft.com/office/word/2010/wordprocessingCanvas" xmlns:cx="http://schemas.microsoft.com/office/drawing/2014/chartex" xmlns:cx1="http://schemas.microsoft.com/office/drawing/2015/9/8/chartex" xmlns:cx2="http://schemas.microsoft.com/office/drawing/2015/10/21/chartex" xmlns:cx3="http://schemas.microsoft.com/office/drawing/2016/5/9/chartex" xmlns:cx4="http://schemas.microsoft.com/office/drawing/2016/5/10/chartex" xmlns:cx5="http://schemas.microsoft.com/office/drawing/2016/5/11/chartex" xmlns:cx6="http://schemas.microsoft.com/office/drawing/2016/5/12/chartex" xmlns:cx7="http://schemas.microsoft.com/office/drawing/2016/5/13/chartex" xmlns:cx8="http://schemas.microsoft.com/office/drawing/2016/5/14/chartex" xmlns:mc="http://schemas.openxmlformats.org/markup-compatibility/2006" xmlns:aink="http://schemas.microsoft.com/office/drawing/2016/ink" xmlns:am3d="http://schemas.microsoft.com/office/drawing/2017/model3d" xmlns:o="urn:schemas-microsoft-com:office:office" xmlns:r="http://schemas.openxmlformats.org/officeDocument/2006/relationships" xmlns:m="http://schemas.openxmlformats.org/officeDocument/2006/math" xmlns:v="urn:schemas-microsoft-com:vml" xmlns:wp14="http://schemas.microsoft.com/office/word/2010/wordprocessingDrawing" xmlns:wp="http://schemas.openxmlformats.org/drawingml/2006/wordprocessingDrawing" xmlns:w10="urn:schemas-microsoft-com:office:word" xmlns:w="http://schemas.openxmlformats.org/wordprocessingml/2006/main" xmlns:w14="http://schemas.microsoft.com/office/word/2010/wordml" xmlns:w15="http://schemas.microsoft.com/office/word/2012/wordml" xmlns:w16cid="http://schemas.microsoft.com/office/word/2016/wordml/cid" xmlns:w16se="http://schemas.microsoft.com/office/word/2015/wordml/symex" xmlns:wpg="http://schemas.microsoft.com/office/word/2010/wordprocessingGroup" xmlns:wpi="http://schemas.microsoft.com/office/word/2010/wordprocessingInk" xmlns:wne="http://schemas.microsoft.com/office/word/2006/wordml" xmlns:wps="http://schemas.microsoft.com/office/word/2010/wordprocessingShape" mc:Ignorable="w14 w15 w16se w16cid wp14">
+<w:document xmlns:wpc="http://schemas.microsoft.com/office/word/2010/wordprocessingCanvas" xmlns:cx="http://schemas.microsoft.com/office/drawing/2014/chartex" xmlns:cx1="http://schemas.microsoft.com/office/drawing/2015/9/8/chartex" xmlns:cx2="http://schemas.microsoft.com/office/drawing/2015/10/21/chartex" xmlns:cx3="http://schemas.microsoft.com/office/drawing/2016/5/9/chartex" xmlns:cx4="http://schemas.microsoft.com/office/drawing/2016/5/10/chartex" xmlns:cx5="http://schemas.microsoft.com/office/drawing/2016/5/11/chartex" xmlns:cx6="http://schemas.microsoft.com/office/drawing/2016/5/12/chartex" xmlns:cx7="http://schemas.microsoft.com/office/drawing/2016/5/13/chartex" xmlns:cx8="http://schemas.microsoft.com/office/drawing/2016/5/14/chartex" xmlns:mc="http://schemas.openxmlformats.org/markup-compatibility/2006" xmlns:aink="http://schemas.microsoft.com/office/drawing/2016/ink" xmlns:am3d="http://schemas.microsoft.com/office/drawing/2017/model3d" xmlns:o="urn:schemas-microsoft-com:office:office" xmlns:oel="http://schemas.microsoft.com/office/2019/extlst" xmlns:r="http://schemas.openxmlformats.org/officeDocument/2006/relationships" xmlns:m="http://schemas.openxmlformats.org/officeDocument/2006/math" xmlns:v="urn:schemas-microsoft-com:vml" xmlns:wp14="http://schemas.microsoft.com/office/word/2010/wordprocessingDrawing" xmlns:wp="http://schemas.openxmlformats.org/drawingml/2006/wordprocessingDrawing" xmlns:w10="urn:schemas-microsoft-com:office:word" xmlns:w="http://schemas.openxmlformats.org/wordprocessingml/2006/main" xmlns:w14="http://schemas.microsoft.com/office/word/2010/wordml" xmlns:w15="http://schemas.microsoft.com/office/word/2012/wordml" xmlns:w16cex="http://schemas.microsoft.com/office/word/2018/wordml/cex" xmlns:w16cid="http://schemas.microsoft.com/office/word/2016/wordml/cid" xmlns:w16="http://schemas.microsoft.com/office/word/2018/wordml" xmlns:w16du="http://schemas.microsoft.com/office/word/2023/wordml/word16du" xmlns:w16sdtdh="http://schemas.microsoft.com/office/word/2020/wordml/sdtdatahash" xmlns:w16sdtfl="http://schemas.microsoft.com/office/word/2024/wordml/sdtformatlock" xmlns:w16se="http://schemas.microsoft.com/office/word/2015/wordml/symex" xmlns:wpg="http://schemas.microsoft.com/office/word/2010/wordprocessingGroup" xmlns:wpi="http://schemas.microsoft.com/office/word/2010/wordprocessingInk" xmlns:wne="http://schemas.microsoft.com/office/word/2006/wordml" xmlns:wps="http://schemas.microsoft.com/office/word/2010/wordprocessingShape" mc:Ignorable="w14 w15 w16se w16cid w16 w16cex w16sdtdh w16sdtfl w16du wp14">
   <w:body>
     <w:p>
       <w:pPr>
@@ -67,65 +67,90 @@
           <w:lang w:val="en-US"/>
         </w:rPr>
         <w:br/>
-        <w:t xml:space="preserve">1]Ticket create on </w:t>
-      </w:r>
-      <w:proofErr w:type="spellStart"/>
-      <w:r>
-        <w:rPr>
-          <w:lang w:val="en-US"/>
-        </w:rPr>
-        <w:t>opan</w:t>
-      </w:r>
-      <w:proofErr w:type="spellEnd"/>
-      <w:r>
-        <w:rPr>
-          <w:lang w:val="en-US"/>
-        </w:rPr>
-        <w:t xml:space="preserve"> ticket create email </w:t>
-      </w:r>
-      <w:r>
-        <w:rPr>
-          <w:lang w:val="en-US"/>
-        </w:rPr>
-        <w:br/>
-        <w:t xml:space="preserve">2] </w:t>
-      </w:r>
-      <w:proofErr w:type="spellStart"/>
-      <w:r>
-        <w:rPr>
-          <w:lang w:val="en-US"/>
-        </w:rPr>
-        <w:t>implneted</w:t>
-      </w:r>
-      <w:proofErr w:type="spellEnd"/>
-      <w:r>
-        <w:rPr>
-          <w:lang w:val="en-US"/>
-        </w:rPr>
-        <w:t xml:space="preserve"> </w:t>
-      </w:r>
-      <w:proofErr w:type="spellStart"/>
-      <w:r>
-        <w:rPr>
-          <w:lang w:val="en-US"/>
-        </w:rPr>
-        <w:t>requerment</w:t>
-      </w:r>
-      <w:proofErr w:type="spellEnd"/>
-      <w:r>
-        <w:rPr>
-          <w:lang w:val="en-US"/>
-        </w:rPr>
-        <w:t xml:space="preserve"> unwanted routes issue </w:t>
-      </w:r>
-      <w:proofErr w:type="spellStart"/>
-      <w:r>
-        <w:rPr>
-          <w:lang w:val="en-US"/>
-        </w:rPr>
-        <w:t>resovle</w:t>
-      </w:r>
-      <w:proofErr w:type="spellEnd"/>
+        <w:t xml:space="preserve">1]Ticket create on opan ticket create email </w:t>
+      </w:r>
+      <w:r>
+        <w:rPr>
+          <w:lang w:val="en-US"/>
+        </w:rPr>
+        <w:br/>
+        <w:t>2] implneted requerment unwanted routes issue resovle.</w:t>
+      </w:r>
+      <w:r>
+        <w:rPr>
+          <w:lang w:val="en-US"/>
+        </w:rPr>
+        <w:br/>
+        <w:t>--------------------------------------------------------------------------------------------------</w:t>
+      </w:r>
+      <w:r>
+        <w:rPr>
+          <w:lang w:val="en-US"/>
+        </w:rPr>
+        <w:br/>
+      </w:r>
+      <w:r>
+        <w:rPr>
+          <w:lang w:val="en-US"/>
+        </w:rPr>
+        <w:br/>
+      </w:r>
+      <w:r>
+        <w:rPr>
+          <w:b/>
+          <w:lang w:val="en-US"/>
+        </w:rPr>
+        <w:t>Date</w:t>
+      </w:r>
+      <w:r>
+        <w:rPr>
+          <w:b/>
+          <w:lang w:val="en-US"/>
+        </w:rPr>
+        <w:t>:-</w:t>
+      </w:r>
+      <w:r>
+        <w:rPr>
+          <w:b/>
+          <w:lang w:val="en-US"/>
+        </w:rPr>
+        <w:t xml:space="preserve"> 25-03-2026</w:t>
+      </w:r>
+      <w:r>
+        <w:rPr>
+          <w:b/>
+          <w:lang w:val="en-US"/>
+        </w:rPr>
+        <w:br/>
+        <w:t>Day:- Wednesday</w:t>
+      </w:r>
+      <w:r>
+        <w:rPr>
+          <w:lang w:val="en-US"/>
+        </w:rPr>
+        <w:br/>
+        <w:t>1] project use celery and why use to Django backend studay</w:t>
+      </w:r>
+      <w:r>
+        <w:rPr>
+          <w:lang w:val="en-US"/>
+        </w:rPr>
+        <w:br/>
+        <w:t>2]Soc Analytic tab Implemented new changes. Reusable component for Dialog box.</w:t>
+      </w:r>
+      <w:r>
+        <w:rPr>
+          <w:lang w:val="en-US"/>
+        </w:rPr>
+        <w:br/>
+        <w:t xml:space="preserve">3] </w:t>
+      </w:r>
+      <w:r>
+        <w:rPr>
+          <w:lang w:val="en-US"/>
+        </w:rPr>
+        <w:t>Overview tab bug find open ticket scroll lock</w:t>
+      </w:r>
       <w:r>
         <w:rPr>
           <w:lang w:val="en-US"/>
@@ -137,83 +162,325 @@
           <w:lang w:val="en-US"/>
         </w:rPr>
         <w:br/>
-        <w:t>--------------------------------------------------------------------------------------------------</w:t>
-      </w:r>
-      <w:r>
-        <w:rPr>
-          <w:lang w:val="en-US"/>
-        </w:rPr>
-        <w:br/>
-      </w:r>
-      <w:r>
-        <w:rPr>
-          <w:lang w:val="en-US"/>
-        </w:rPr>
-        <w:br/>
-      </w:r>
-      <w:r>
-        <w:rPr>
-          <w:b/>
-          <w:lang w:val="en-US"/>
-        </w:rPr>
-        <w:t>Date</w:t>
-      </w:r>
-      <w:r>
-        <w:rPr>
-          <w:b/>
-          <w:lang w:val="en-US"/>
-        </w:rPr>
-        <w:t>:-</w:t>
-      </w:r>
-      <w:r>
-        <w:rPr>
-          <w:b/>
-          <w:lang w:val="en-US"/>
-        </w:rPr>
-        <w:t xml:space="preserve"> 25-03-2026</w:t>
-      </w:r>
-      <w:r>
-        <w:rPr>
-          <w:b/>
-          <w:lang w:val="en-US"/>
-        </w:rPr>
-        <w:br/>
-        <w:t>Day:- Wednesday</w:t>
-      </w:r>
-      <w:r>
-        <w:rPr>
-          <w:lang w:val="en-US"/>
-        </w:rPr>
-        <w:br/>
-        <w:t xml:space="preserve">1] project use celery and why use to Django backend </w:t>
-      </w:r>
-      <w:proofErr w:type="spellStart"/>
-      <w:r>
-        <w:rPr>
-          <w:lang w:val="en-US"/>
-        </w:rPr>
-        <w:t>studay</w:t>
-      </w:r>
-      <w:proofErr w:type="spellEnd"/>
-      <w:r>
-        <w:rPr>
-          <w:lang w:val="en-US"/>
-        </w:rPr>
-        <w:br/>
-        <w:t>2]Soc Analytic tab Implemented new changes. Reusable component for Dialog box.</w:t>
-      </w:r>
-      <w:r>
-        <w:rPr>
-          <w:lang w:val="en-US"/>
-        </w:rPr>
-        <w:br/>
-        <w:t xml:space="preserve">3] </w:t>
-      </w:r>
-      <w:r>
-        <w:rPr>
-          <w:lang w:val="en-US"/>
-        </w:rPr>
-        <w:t>Overview tab bug find open ticket scroll lock</w:t>
+        <w:t>------------------------------------------------------------------------------------------------</w:t>
+      </w:r>
+      <w:r>
+        <w:rPr>
+          <w:lang w:val="en-US"/>
+        </w:rPr>
+        <w:br/>
+      </w:r>
+      <w:r>
+        <w:rPr>
+          <w:lang w:val="en-US"/>
+        </w:rPr>
+        <w:br/>
+      </w:r>
+      <w:r>
+        <w:rPr>
+          <w:b/>
+          <w:lang w:val="en-US"/>
+        </w:rPr>
+        <w:t>Date:- 26-03-2026</w:t>
+      </w:r>
+      <w:r>
+        <w:rPr>
+          <w:b/>
+          <w:lang w:val="en-US"/>
+        </w:rPr>
+        <w:br/>
+        <w:t>Day:- Thu</w:t>
+      </w:r>
+      <w:r>
+        <w:rPr>
+          <w:b/>
+          <w:lang w:val="en-US"/>
+        </w:rPr>
+        <w:t>rsday</w:t>
+      </w:r>
+      <w:r>
+        <w:rPr>
+          <w:b/>
+          <w:lang w:val="en-US"/>
+        </w:rPr>
+        <w:br/>
+      </w:r>
+      <w:r>
+        <w:rPr>
+          <w:lang w:val="en-US"/>
+        </w:rPr>
+        <w:t xml:space="preserve">1]Routes rework point Issue Resovle </w:t>
+      </w:r>
+      <w:r>
+        <w:rPr>
+          <w:lang w:val="en-US"/>
+        </w:rPr>
+        <w:br/>
+      </w:r>
+      <w:r>
+        <w:rPr>
+          <w:lang w:val="en-US"/>
+        </w:rPr>
+        <w:br/>
+      </w:r>
+      <w:r>
+        <w:rPr>
+          <w:lang w:val="en-US"/>
+        </w:rPr>
+        <w:br/>
+      </w:r>
+      <w:r>
+        <w:rPr>
+          <w:lang w:val="en-US"/>
+        </w:rPr>
+        <w:br/>
+        <w:t>---------------------------------------------------------------------------------------------------------------------------------------</w:t>
+      </w:r>
+      <w:r>
+        <w:rPr>
+          <w:lang w:val="en-US"/>
+        </w:rPr>
+        <w:br/>
+      </w:r>
+      <w:r>
+        <w:rPr>
+          <w:b/>
+          <w:lang w:val="en-US"/>
+        </w:rPr>
+        <w:t>Date :- 27-03-2026</w:t>
+      </w:r>
+      <w:r>
+        <w:rPr>
+          <w:b/>
+          <w:lang w:val="en-US"/>
+        </w:rPr>
+        <w:br/>
+        <w:t xml:space="preserve">Day :- Friday </w:t>
+      </w:r>
+      <w:r>
+        <w:rPr>
+          <w:b/>
+          <w:lang w:val="en-US"/>
+        </w:rPr>
+        <w:br/>
+      </w:r>
+      <w:r>
+        <w:rPr>
+          <w:lang w:val="en-US"/>
+        </w:rPr>
+        <w:t xml:space="preserve">Bug find </w:t>
+      </w:r>
+      <w:r>
+        <w:rPr>
+          <w:lang w:val="en-US"/>
+        </w:rPr>
+        <w:br/>
+        <w:t xml:space="preserve">1] Open Ticket scrolling bar Bug Resovle </w:t>
+      </w:r>
+      <w:r>
+        <w:rPr>
+          <w:lang w:val="en-US"/>
+        </w:rPr>
+        <w:br/>
+        <w:t>--------------------------------------------------------------------------------------------------------------------------------------</w:t>
+      </w:r>
+      <w:r>
+        <w:rPr>
+          <w:lang w:val="en-US"/>
+        </w:rPr>
+        <w:br/>
+      </w:r>
+      <w:r>
+        <w:rPr>
+          <w:b/>
+          <w:lang w:val="en-US"/>
+        </w:rPr>
+        <w:t>Date :- 30-03-2026</w:t>
+      </w:r>
+      <w:r>
+        <w:rPr>
+          <w:b/>
+          <w:lang w:val="en-US"/>
+        </w:rPr>
+        <w:br/>
+        <w:t>Day :- Monday</w:t>
+      </w:r>
+      <w:r>
+        <w:rPr>
+          <w:lang w:val="en-US"/>
+        </w:rPr>
+        <w:br/>
+        <w:t>1] Give Time Hours for subtask unwanted routes issue comments</w:t>
+      </w:r>
+    </w:p>
+    <w:p>
+      <w:pPr>
+        <w:rPr>
+          <w:lang w:val="en-US"/>
+        </w:rPr>
+      </w:pPr>
+    </w:p>
+    <w:p>
+      <w:pPr>
+        <w:rPr>
+          <w:lang w:val="en-US"/>
+        </w:rPr>
+      </w:pPr>
+      <w:r>
+        <w:rPr>
+          <w:lang w:val="en-US"/>
+        </w:rPr>
+        <w:br/>
+        <w:t>------------------------------------------------------------------------------------------</w:t>
+      </w:r>
+      <w:r>
+        <w:rPr>
+          <w:lang w:val="en-US"/>
+        </w:rPr>
+        <w:br/>
+      </w:r>
+      <w:r>
+        <w:rPr>
+          <w:b/>
+          <w:lang w:val="en-US"/>
+        </w:rPr>
+        <w:t>Date :- 31-03-2026</w:t>
+      </w:r>
+      <w:r>
+        <w:rPr>
+          <w:b/>
+          <w:lang w:val="en-US"/>
+        </w:rPr>
+        <w:br/>
+        <w:t>Day :- Tuesday</w:t>
+      </w:r>
+    </w:p>
+    <w:p>
+      <w:pPr>
+        <w:rPr>
+          <w:lang w:val="en-US"/>
+        </w:rPr>
+      </w:pPr>
+      <w:r>
+        <w:rPr>
+          <w:lang w:val="en-US"/>
+        </w:rPr>
+        <w:t>1] Give Time Hours for Open Ticket Bug</w:t>
+      </w:r>
+    </w:p>
+    <w:p>
+      <w:pPr>
+        <w:rPr>
+          <w:lang w:val="en-US"/>
+        </w:rPr>
+      </w:pPr>
+      <w:r>
+        <w:rPr>
+          <w:lang w:val="en-US"/>
+        </w:rPr>
+        <w:t>2] Raise PR for Open Ticket Scrolling Bug Solve</w:t>
+      </w:r>
+    </w:p>
+    <w:p>
+      <w:pPr>
+        <w:rPr>
+          <w:lang w:val="en-US"/>
+        </w:rPr>
+      </w:pPr>
+      <w:r>
+        <w:rPr>
+          <w:lang w:val="en-US"/>
+        </w:rPr>
+        <w:t>3] Solve All issues from Michael PR comments</w:t>
+      </w:r>
+    </w:p>
+    <w:p>
+      <w:pPr>
+        <w:rPr>
+          <w:lang w:val="en-US"/>
+        </w:rPr>
+      </w:pPr>
+      <w:r>
+        <w:rPr>
+          <w:lang w:val="en-US"/>
+        </w:rPr>
+        <w:t>4] Create a sub-card for unwanted routes issue from Michael comments</w:t>
+      </w:r>
+    </w:p>
+    <w:p>
+      <w:pPr>
+        <w:rPr>
+          <w:lang w:val="en-US"/>
+        </w:rPr>
+      </w:pPr>
+      <w:r>
+        <w:rPr>
+          <w:lang w:val="en-US"/>
+        </w:rPr>
+        <w:t>5] Remove unwanted stash list</w:t>
+      </w:r>
+    </w:p>
+    <w:p>
+      <w:pPr>
+        <w:rPr>
+          <w:b/>
+          <w:lang w:val="en-US"/>
+        </w:rPr>
+      </w:pPr>
+      <w:r>
+        <w:rPr>
+          <w:b/>
+          <w:lang w:val="en-US"/>
+        </w:rPr>
+        <w:lastRenderedPageBreak/>
+        <w:t>Date :- 01-04-2026</w:t>
+      </w:r>
+      <w:r>
+        <w:rPr>
+          <w:b/>
+          <w:lang w:val="en-US"/>
+        </w:rPr>
+        <w:br/>
+        <w:t>Day :- Tuesday</w:t>
+      </w:r>
+    </w:p>
+    <w:p>
+      <w:pPr>
+        <w:rPr>
+          <w:lang w:val="en-US"/>
+        </w:rPr>
+      </w:pPr>
+      <w:r>
+        <w:rPr>
+          <w:lang w:val="en-US"/>
+        </w:rPr>
+        <w:t>1] Complete open ticket Bug card</w:t>
+      </w:r>
+    </w:p>
+    <w:p>
+      <w:pPr>
+        <w:rPr>
+          <w:lang w:val="en-US"/>
+        </w:rPr>
+      </w:pPr>
+      <w:r>
+        <w:rPr>
+          <w:lang w:val="en-US"/>
+        </w:rPr>
+        <w:t>2] Give Time hours for second subtask for unwanted routes</w:t>
+      </w:r>
+    </w:p>
+    <w:p>
+      <w:pPr>
+        <w:rPr>
+          <w:lang w:val="en-US"/>
+        </w:rPr>
+      </w:pPr>
+      <w:r>
+        <w:rPr>
+          <w:lang w:val="en-US"/>
+        </w:rPr>
+        <w:t>3] R &amp; D of celery in our project with in-details</w:t>
       </w:r>
       <w:r>
         <w:rPr>
@@ -221,392 +488,6 @@
         </w:rPr>
         <w:t>.</w:t>
       </w:r>
-      <w:r>
-        <w:rPr>
-          <w:lang w:val="en-US"/>
-        </w:rPr>
-        <w:br/>
-        <w:t>------------------------------------------------------------------------------------------------</w:t>
-      </w:r>
-      <w:r>
-        <w:rPr>
-          <w:lang w:val="en-US"/>
-        </w:rPr>
-        <w:br/>
-      </w:r>
-      <w:r>
-        <w:rPr>
-          <w:lang w:val="en-US"/>
-        </w:rPr>
-        <w:br/>
-      </w:r>
-      <w:r>
-        <w:rPr>
-          <w:b/>
-          <w:lang w:val="en-US"/>
-        </w:rPr>
-        <w:t>Date:- 26-03-2026</w:t>
-      </w:r>
-      <w:r>
-        <w:rPr>
-          <w:b/>
-          <w:lang w:val="en-US"/>
-        </w:rPr>
-        <w:br/>
-        <w:t>Day:- Thu</w:t>
-      </w:r>
-      <w:r>
-        <w:rPr>
-          <w:b/>
-          <w:lang w:val="en-US"/>
-        </w:rPr>
-        <w:t>rsday</w:t>
-      </w:r>
-      <w:r>
-        <w:rPr>
-          <w:b/>
-          <w:lang w:val="en-US"/>
-        </w:rPr>
-        <w:br/>
-      </w:r>
-      <w:r>
-        <w:rPr>
-          <w:lang w:val="en-US"/>
-        </w:rPr>
-        <w:t xml:space="preserve">1]Routes rework point Issue </w:t>
-      </w:r>
-      <w:proofErr w:type="spellStart"/>
-      <w:r>
-        <w:rPr>
-          <w:lang w:val="en-US"/>
-        </w:rPr>
-        <w:t>Resovle</w:t>
-      </w:r>
-      <w:proofErr w:type="spellEnd"/>
-      <w:r>
-        <w:rPr>
-          <w:lang w:val="en-US"/>
-        </w:rPr>
-        <w:t xml:space="preserve"> </w:t>
-      </w:r>
-      <w:r>
-        <w:rPr>
-          <w:lang w:val="en-US"/>
-        </w:rPr>
-        <w:br/>
-      </w:r>
-      <w:r>
-        <w:rPr>
-          <w:lang w:val="en-US"/>
-        </w:rPr>
-        <w:br/>
-      </w:r>
-      <w:r>
-        <w:rPr>
-          <w:lang w:val="en-US"/>
-        </w:rPr>
-        <w:br/>
-      </w:r>
-      <w:r>
-        <w:rPr>
-          <w:lang w:val="en-US"/>
-        </w:rPr>
-        <w:br/>
-        <w:t>---------------------------------------------------------------------------------------------------------------------------------------</w:t>
-      </w:r>
-      <w:r>
-        <w:rPr>
-          <w:lang w:val="en-US"/>
-        </w:rPr>
-        <w:br/>
-      </w:r>
-      <w:r>
-        <w:rPr>
-          <w:b/>
-          <w:lang w:val="en-US"/>
-        </w:rPr>
-        <w:t>Date :- 27-03-2026</w:t>
-      </w:r>
-      <w:r>
-        <w:rPr>
-          <w:b/>
-          <w:lang w:val="en-US"/>
-        </w:rPr>
-        <w:br/>
-        <w:t xml:space="preserve">Day :- Friday </w:t>
-      </w:r>
-      <w:r>
-        <w:rPr>
-          <w:b/>
-          <w:lang w:val="en-US"/>
-        </w:rPr>
-        <w:br/>
-      </w:r>
-      <w:r>
-        <w:rPr>
-          <w:lang w:val="en-US"/>
-        </w:rPr>
-        <w:t xml:space="preserve">Bug find </w:t>
-      </w:r>
-      <w:r>
-        <w:rPr>
-          <w:lang w:val="en-US"/>
-        </w:rPr>
-        <w:br/>
-        <w:t xml:space="preserve">1] Open Ticket scrolling bar Bug </w:t>
-      </w:r>
-      <w:proofErr w:type="spellStart"/>
-      <w:r>
-        <w:rPr>
-          <w:lang w:val="en-US"/>
-        </w:rPr>
-        <w:t>Resovle</w:t>
-      </w:r>
-      <w:proofErr w:type="spellEnd"/>
-      <w:r>
-        <w:rPr>
-          <w:lang w:val="en-US"/>
-        </w:rPr>
-        <w:t xml:space="preserve"> </w:t>
-      </w:r>
-      <w:r>
-        <w:rPr>
-          <w:lang w:val="en-US"/>
-        </w:rPr>
-        <w:br/>
-        <w:t>--------------------------------------------------------------------------------------------------------------------------------------</w:t>
-      </w:r>
-      <w:r>
-        <w:rPr>
-          <w:lang w:val="en-US"/>
-        </w:rPr>
-        <w:br/>
-      </w:r>
-      <w:r>
-        <w:rPr>
-          <w:b/>
-          <w:lang w:val="en-US"/>
-        </w:rPr>
-        <w:t>Date :- 30-03-2026</w:t>
-      </w:r>
-      <w:r>
-        <w:rPr>
-          <w:b/>
-          <w:lang w:val="en-US"/>
-        </w:rPr>
-        <w:br/>
-        <w:t>Day :- Monday</w:t>
-      </w:r>
-      <w:r>
-        <w:rPr>
-          <w:lang w:val="en-US"/>
-        </w:rPr>
-        <w:br/>
-        <w:t>1] Give Time Hours for subtask unwanted routes issue comments</w:t>
-      </w:r>
-    </w:p>
-    <w:p>
-      <w:pPr>
-        <w:rPr>
-          <w:lang w:val="en-US"/>
-        </w:rPr>
-      </w:pPr>
-    </w:p>
-    <w:p>
-      <w:pPr>
-        <w:rPr>
-          <w:lang w:val="en-US"/>
-        </w:rPr>
-      </w:pPr>
-      <w:r>
-        <w:rPr>
-          <w:lang w:val="en-US"/>
-        </w:rPr>
-        <w:br/>
-        <w:t>------------------------------------------------------------------------------------------</w:t>
-      </w:r>
-      <w:r>
-        <w:rPr>
-          <w:lang w:val="en-US"/>
-        </w:rPr>
-        <w:br/>
-      </w:r>
-      <w:proofErr w:type="gramStart"/>
-      <w:r>
-        <w:rPr>
-          <w:b/>
-          <w:lang w:val="en-US"/>
-        </w:rPr>
-        <w:t>Date :</w:t>
-      </w:r>
-      <w:proofErr w:type="gramEnd"/>
-      <w:r>
-        <w:rPr>
-          <w:b/>
-          <w:lang w:val="en-US"/>
-        </w:rPr>
-        <w:t>- 31-03-2026</w:t>
-      </w:r>
-      <w:r>
-        <w:rPr>
-          <w:b/>
-          <w:lang w:val="en-US"/>
-        </w:rPr>
-        <w:br/>
-        <w:t>Day :- Tuesday</w:t>
-      </w:r>
-    </w:p>
-    <w:p>
-      <w:pPr>
-        <w:rPr>
-          <w:lang w:val="en-US"/>
-        </w:rPr>
-      </w:pPr>
-      <w:r>
-        <w:rPr>
-          <w:lang w:val="en-US"/>
-        </w:rPr>
-        <w:t>1] Give Time Hours for Open Ticket Bug</w:t>
-      </w:r>
-    </w:p>
-    <w:p>
-      <w:pPr>
-        <w:rPr>
-          <w:lang w:val="en-US"/>
-        </w:rPr>
-      </w:pPr>
-      <w:r>
-        <w:rPr>
-          <w:lang w:val="en-US"/>
-        </w:rPr>
-        <w:t>2] Raise PR for Open Ticket Scrolling Bug Solve</w:t>
-      </w:r>
-    </w:p>
-    <w:p>
-      <w:pPr>
-        <w:rPr>
-          <w:lang w:val="en-US"/>
-        </w:rPr>
-      </w:pPr>
-      <w:r>
-        <w:rPr>
-          <w:lang w:val="en-US"/>
-        </w:rPr>
-        <w:t>3] Solve All issues from Michael PR comments</w:t>
-      </w:r>
-    </w:p>
-    <w:p>
-      <w:pPr>
-        <w:rPr>
-          <w:lang w:val="en-US"/>
-        </w:rPr>
-      </w:pPr>
-      <w:r>
-        <w:rPr>
-          <w:lang w:val="en-US"/>
-        </w:rPr>
-        <w:t>4] Create a sub-card for unwanted routes issue from Michael comments</w:t>
-      </w:r>
-    </w:p>
-    <w:p>
-      <w:pPr>
-        <w:rPr>
-          <w:lang w:val="en-US"/>
-        </w:rPr>
-      </w:pPr>
-      <w:r>
-        <w:rPr>
-          <w:lang w:val="en-US"/>
-        </w:rPr>
-        <w:t>5] Remove unwanted stash list</w:t>
-      </w:r>
-    </w:p>
-    <w:p>
-      <w:pPr>
-        <w:rPr>
-          <w:b/>
-          <w:lang w:val="en-US"/>
-        </w:rPr>
-      </w:pPr>
-      <w:proofErr w:type="gramStart"/>
-      <w:r>
-        <w:rPr>
-          <w:b/>
-          <w:lang w:val="en-US"/>
-        </w:rPr>
-        <w:lastRenderedPageBreak/>
-        <w:t>Date :</w:t>
-      </w:r>
-      <w:proofErr w:type="gramEnd"/>
-      <w:r>
-        <w:rPr>
-          <w:b/>
-          <w:lang w:val="en-US"/>
-        </w:rPr>
-        <w:t>- 01-04-2026</w:t>
-      </w:r>
-      <w:r>
-        <w:rPr>
-          <w:b/>
-          <w:lang w:val="en-US"/>
-        </w:rPr>
-        <w:br/>
-        <w:t>Day :- Tuesday</w:t>
-      </w:r>
-    </w:p>
-    <w:p>
-      <w:pPr>
-        <w:rPr>
-          <w:lang w:val="en-US"/>
-        </w:rPr>
-      </w:pPr>
-      <w:r>
-        <w:rPr>
-          <w:lang w:val="en-US"/>
-        </w:rPr>
-        <w:t>1] Complete open ticket Bug card</w:t>
-      </w:r>
-    </w:p>
-    <w:p>
-      <w:pPr>
-        <w:rPr>
-          <w:lang w:val="en-US"/>
-        </w:rPr>
-      </w:pPr>
-      <w:r>
-        <w:rPr>
-          <w:lang w:val="en-US"/>
-        </w:rPr>
-        <w:t>2] Give Time hours for second subtask for unwanted routes</w:t>
-      </w:r>
-    </w:p>
-    <w:p>
-      <w:pPr>
-        <w:rPr>
-          <w:lang w:val="en-US"/>
-        </w:rPr>
-      </w:pPr>
-      <w:r>
-        <w:rPr>
-          <w:lang w:val="en-US"/>
-        </w:rPr>
-        <w:t>3] R &amp; D of celery in our project with in-details</w:t>
-      </w:r>
-      <w:r>
-        <w:rPr>
-          <w:lang w:val="en-US"/>
-        </w:rPr>
-        <w:t>.</w:t>
-      </w:r>
-      <w:r>
-        <w:rPr>
-          <w:lang w:val="en-US"/>
-        </w:rPr>
-        <w:br/>
-        <w:t>4]</w:t>
-      </w:r>
-      <w:bookmarkStart w:id="0" w:name="_GoBack"/>
-      <w:bookmarkEnd w:id="0"/>
     </w:p>
     <w:p>
       <w:pPr>
@@ -671,7 +552,7 @@
 </file>
 
 <file path=word/styles.xml><?xml version="1.0" encoding="utf-8"?>
-<w:styles xmlns:mc="http://schemas.openxmlformats.org/markup-compatibility/2006" xmlns:r="http://schemas.openxmlformats.org/officeDocument/2006/relationships" xmlns:w="http://schemas.openxmlformats.org/wordprocessingml/2006/main" xmlns:w14="http://schemas.microsoft.com/office/word/2010/wordml" xmlns:w15="http://schemas.microsoft.com/office/word/2012/wordml" xmlns:w16cid="http://schemas.microsoft.com/office/word/2016/wordml/cid" xmlns:w16se="http://schemas.microsoft.com/office/word/2015/wordml/symex" mc:Ignorable="w14 w15 w16se w16cid">
+<w:styles xmlns:mc="http://schemas.openxmlformats.org/markup-compatibility/2006" xmlns:r="http://schemas.openxmlformats.org/officeDocument/2006/relationships" xmlns:w="http://schemas.openxmlformats.org/wordprocessingml/2006/main" xmlns:w14="http://schemas.microsoft.com/office/word/2010/wordml" xmlns:w15="http://schemas.microsoft.com/office/word/2012/wordml" xmlns:w16cex="http://schemas.microsoft.com/office/word/2018/wordml/cex" xmlns:w16cid="http://schemas.microsoft.com/office/word/2016/wordml/cid" xmlns:w16="http://schemas.microsoft.com/office/word/2018/wordml" xmlns:w16du="http://schemas.microsoft.com/office/word/2023/wordml/word16du" xmlns:w16sdtdh="http://schemas.microsoft.com/office/word/2020/wordml/sdtdatahash" xmlns:w16sdtfl="http://schemas.microsoft.com/office/word/2024/wordml/sdtformatlock" xmlns:w16se="http://schemas.microsoft.com/office/word/2015/wordml/symex" mc:Ignorable="w14 w15 w16se w16cid w16 w16cex w16sdtdh w16sdtfl w16du">
   <w:docDefaults>
     <w:rPrDefault>
       <w:rPr>
@@ -687,7 +568,7 @@
       </w:pPr>
     </w:pPrDefault>
   </w:docDefaults>
-  <w:latentStyles w:defLockedState="0" w:defUIPriority="99" w:defSemiHidden="0" w:defUnhideWhenUsed="0" w:defQFormat="0" w:count="375">
+  <w:latentStyles w:defLockedState="0" w:defUIPriority="99" w:defSemiHidden="0" w:defUnhideWhenUsed="0" w:defQFormat="0" w:count="376">
     <w:lsdException w:name="Normal" w:uiPriority="0" w:qFormat="1"/>
     <w:lsdException w:name="heading 1" w:uiPriority="9" w:qFormat="1"/>
     <w:lsdException w:name="heading 2" w:semiHidden="1" w:uiPriority="9" w:unhideWhenUsed="1" w:qFormat="1"/>
@@ -1063,6 +944,7 @@
     <w:lsdException w:name="Smart Hyperlink" w:semiHidden="1" w:unhideWhenUsed="1"/>
     <w:lsdException w:name="Hashtag" w:semiHidden="1" w:unhideWhenUsed="1"/>
     <w:lsdException w:name="Unresolved Mention" w:semiHidden="1" w:unhideWhenUsed="1"/>
+    <w:lsdException w:name="Smart Link" w:semiHidden="1" w:unhideWhenUsed="1"/>
   </w:latentStyles>
   <w:style w:type="paragraph" w:default="1" w:styleId="Normal">
     <w:name w:val="Normal"/>

--- a/Daily Work Progess Updates.docx
+++ b/Daily Work Progess Updates.docx
@@ -67,14 +67,70 @@
           <w:lang w:val="en-US"/>
         </w:rPr>
         <w:br/>
-        <w:t xml:space="preserve">1]Ticket create on opan ticket create email </w:t>
-      </w:r>
-      <w:r>
-        <w:rPr>
-          <w:lang w:val="en-US"/>
-        </w:rPr>
-        <w:br/>
-        <w:t>2] implneted requerment unwanted routes issue resovle.</w:t>
+        <w:t xml:space="preserve">1]Ticket create on </w:t>
+      </w:r>
+      <w:proofErr w:type="spellStart"/>
+      <w:r>
+        <w:rPr>
+          <w:lang w:val="en-US"/>
+        </w:rPr>
+        <w:t>opan</w:t>
+      </w:r>
+      <w:proofErr w:type="spellEnd"/>
+      <w:r>
+        <w:rPr>
+          <w:lang w:val="en-US"/>
+        </w:rPr>
+        <w:t xml:space="preserve"> ticket create email </w:t>
+      </w:r>
+      <w:r>
+        <w:rPr>
+          <w:lang w:val="en-US"/>
+        </w:rPr>
+        <w:br/>
+        <w:t xml:space="preserve">2] </w:t>
+      </w:r>
+      <w:proofErr w:type="spellStart"/>
+      <w:r>
+        <w:rPr>
+          <w:lang w:val="en-US"/>
+        </w:rPr>
+        <w:t>implneted</w:t>
+      </w:r>
+      <w:proofErr w:type="spellEnd"/>
+      <w:r>
+        <w:rPr>
+          <w:lang w:val="en-US"/>
+        </w:rPr>
+        <w:t xml:space="preserve"> </w:t>
+      </w:r>
+      <w:proofErr w:type="spellStart"/>
+      <w:r>
+        <w:rPr>
+          <w:lang w:val="en-US"/>
+        </w:rPr>
+        <w:t>requerment</w:t>
+      </w:r>
+      <w:proofErr w:type="spellEnd"/>
+      <w:r>
+        <w:rPr>
+          <w:lang w:val="en-US"/>
+        </w:rPr>
+        <w:t xml:space="preserve"> unwanted routes issue </w:t>
+      </w:r>
+      <w:proofErr w:type="spellStart"/>
+      <w:r>
+        <w:rPr>
+          <w:lang w:val="en-US"/>
+        </w:rPr>
+        <w:t>resovle</w:t>
+      </w:r>
+      <w:proofErr w:type="spellEnd"/>
+      <w:r>
+        <w:rPr>
+          <w:lang w:val="en-US"/>
+        </w:rPr>
+        <w:t>.</w:t>
       </w:r>
       <w:r>
         <w:rPr>
@@ -129,8 +185,16 @@
           <w:lang w:val="en-US"/>
         </w:rPr>
         <w:br/>
-        <w:t>1] project use celery and why use to Django backend studay</w:t>
-      </w:r>
+        <w:t xml:space="preserve">1] project use celery and why use to Django backend </w:t>
+      </w:r>
+      <w:proofErr w:type="spellStart"/>
+      <w:r>
+        <w:rPr>
+          <w:lang w:val="en-US"/>
+        </w:rPr>
+        <w:t>studay</w:t>
+      </w:r>
+      <w:proofErr w:type="spellEnd"/>
       <w:r>
         <w:rPr>
           <w:lang w:val="en-US"/>
@@ -209,7 +273,21 @@
         <w:rPr>
           <w:lang w:val="en-US"/>
         </w:rPr>
-        <w:t xml:space="preserve">1]Routes rework point Issue Resovle </w:t>
+        <w:t xml:space="preserve">1]Routes rework point Issue </w:t>
+      </w:r>
+      <w:proofErr w:type="spellStart"/>
+      <w:r>
+        <w:rPr>
+          <w:lang w:val="en-US"/>
+        </w:rPr>
+        <w:t>Resovle</w:t>
+      </w:r>
+      <w:proofErr w:type="spellEnd"/>
+      <w:r>
+        <w:rPr>
+          <w:lang w:val="en-US"/>
+        </w:rPr>
+        <w:t xml:space="preserve"> </w:t>
       </w:r>
       <w:r>
         <w:rPr>
@@ -275,7 +353,21 @@
           <w:lang w:val="en-US"/>
         </w:rPr>
         <w:br/>
-        <w:t xml:space="preserve">1] Open Ticket scrolling bar Bug Resovle </w:t>
+        <w:t xml:space="preserve">1] Open Ticket scrolling bar Bug </w:t>
+      </w:r>
+      <w:proofErr w:type="spellStart"/>
+      <w:r>
+        <w:rPr>
+          <w:lang w:val="en-US"/>
+        </w:rPr>
+        <w:t>Resovle</w:t>
+      </w:r>
+      <w:proofErr w:type="spellEnd"/>
+      <w:r>
+        <w:rPr>
+          <w:lang w:val="en-US"/>
+        </w:rPr>
+        <w:t xml:space="preserve"> </w:t>
       </w:r>
       <w:r>
         <w:rPr>
@@ -339,20 +431,44 @@
         </w:rPr>
         <w:br/>
       </w:r>
-      <w:r>
-        <w:rPr>
-          <w:b/>
-          <w:lang w:val="en-US"/>
-        </w:rPr>
-        <w:t>Date :- 31-03-2026</w:t>
-      </w:r>
-      <w:r>
-        <w:rPr>
-          <w:b/>
-          <w:lang w:val="en-US"/>
-        </w:rPr>
-        <w:br/>
-        <w:t>Day :- Tuesday</w:t>
+      <w:proofErr w:type="gramStart"/>
+      <w:r>
+        <w:rPr>
+          <w:b/>
+          <w:lang w:val="en-US"/>
+        </w:rPr>
+        <w:t>Date :</w:t>
+      </w:r>
+      <w:proofErr w:type="gramEnd"/>
+      <w:r>
+        <w:rPr>
+          <w:b/>
+          <w:lang w:val="en-US"/>
+        </w:rPr>
+        <w:t>- 31-03-2026</w:t>
+      </w:r>
+      <w:r>
+        <w:rPr>
+          <w:b/>
+          <w:lang w:val="en-US"/>
+        </w:rPr>
+        <w:br/>
+      </w:r>
+      <w:proofErr w:type="gramStart"/>
+      <w:r>
+        <w:rPr>
+          <w:b/>
+          <w:lang w:val="en-US"/>
+        </w:rPr>
+        <w:t>Day :</w:t>
+      </w:r>
+      <w:proofErr w:type="gramEnd"/>
+      <w:r>
+        <w:rPr>
+          <w:b/>
+          <w:lang w:val="en-US"/>
+        </w:rPr>
+        <w:t>- Tuesday</w:t>
       </w:r>
     </w:p>
     <w:p>
@@ -427,21 +543,45 @@
           <w:lang w:val="en-US"/>
         </w:rPr>
       </w:pPr>
+      <w:proofErr w:type="gramStart"/>
       <w:r>
         <w:rPr>
           <w:b/>
           <w:lang w:val="en-US"/>
         </w:rPr>
         <w:lastRenderedPageBreak/>
-        <w:t>Date :- 01-04-2026</w:t>
-      </w:r>
-      <w:r>
-        <w:rPr>
-          <w:b/>
-          <w:lang w:val="en-US"/>
-        </w:rPr>
-        <w:br/>
-        <w:t>Day :- Tuesday</w:t>
+        <w:t>Date :</w:t>
+      </w:r>
+      <w:proofErr w:type="gramEnd"/>
+      <w:r>
+        <w:rPr>
+          <w:b/>
+          <w:lang w:val="en-US"/>
+        </w:rPr>
+        <w:t>- 01-04-2026</w:t>
+      </w:r>
+      <w:r>
+        <w:rPr>
+          <w:b/>
+          <w:lang w:val="en-US"/>
+        </w:rPr>
+        <w:br/>
+      </w:r>
+      <w:proofErr w:type="gramStart"/>
+      <w:r>
+        <w:rPr>
+          <w:b/>
+          <w:lang w:val="en-US"/>
+        </w:rPr>
+        <w:t>Day :</w:t>
+      </w:r>
+      <w:proofErr w:type="gramEnd"/>
+      <w:r>
+        <w:rPr>
+          <w:b/>
+          <w:lang w:val="en-US"/>
+        </w:rPr>
+        <w:t>- Tuesday</w:t>
       </w:r>
     </w:p>
     <w:p>
@@ -487,6 +627,141 @@
           <w:lang w:val="en-US"/>
         </w:rPr>
         <w:t>.</w:t>
+      </w:r>
+    </w:p>
+    <w:p>
+      <w:pPr>
+        <w:rPr>
+          <w:lang w:val="en-US"/>
+        </w:rPr>
+      </w:pPr>
+    </w:p>
+    <w:p>
+      <w:pPr>
+        <w:spacing w:after="0"/>
+        <w:rPr>
+          <w:b/>
+          <w:bCs/>
+          <w:lang w:val="en-US"/>
+        </w:rPr>
+      </w:pPr>
+      <w:proofErr w:type="gramStart"/>
+      <w:r>
+        <w:rPr>
+          <w:b/>
+          <w:bCs/>
+          <w:lang w:val="en-US"/>
+        </w:rPr>
+        <w:t>Date :</w:t>
+      </w:r>
+      <w:proofErr w:type="gramEnd"/>
+      <w:r>
+        <w:rPr>
+          <w:b/>
+          <w:bCs/>
+          <w:lang w:val="en-US"/>
+        </w:rPr>
+        <w:t xml:space="preserve"> 02-04-2026</w:t>
+      </w:r>
+    </w:p>
+    <w:p>
+      <w:pPr>
+        <w:spacing w:after="0"/>
+        <w:rPr>
+          <w:b/>
+          <w:bCs/>
+          <w:lang w:val="en-US"/>
+        </w:rPr>
+      </w:pPr>
+      <w:proofErr w:type="gramStart"/>
+      <w:r>
+        <w:rPr>
+          <w:b/>
+          <w:bCs/>
+          <w:lang w:val="en-US"/>
+        </w:rPr>
+        <w:t>Day :</w:t>
+      </w:r>
+      <w:proofErr w:type="gramEnd"/>
+      <w:r>
+        <w:rPr>
+          <w:b/>
+          <w:bCs/>
+          <w:lang w:val="en-US"/>
+        </w:rPr>
+        <w:t xml:space="preserve"> Wednesday</w:t>
+      </w:r>
+    </w:p>
+    <w:p>
+      <w:pPr>
+        <w:spacing w:after="0"/>
+        <w:rPr>
+          <w:lang w:val="en-US"/>
+        </w:rPr>
+      </w:pPr>
+    </w:p>
+    <w:p>
+      <w:pPr>
+        <w:rPr>
+          <w:lang w:val="en-US"/>
+        </w:rPr>
+      </w:pPr>
+      <w:r>
+        <w:rPr>
+          <w:lang w:val="en-US"/>
+        </w:rPr>
+        <w:t>1] Compete Time hours of unwanted route 1</w:t>
+      </w:r>
+      <w:r>
+        <w:rPr>
+          <w:vertAlign w:val="superscript"/>
+          <w:lang w:val="en-US"/>
+        </w:rPr>
+        <w:t>st</w:t>
+      </w:r>
+      <w:r>
+        <w:rPr>
+          <w:lang w:val="en-US"/>
+        </w:rPr>
+        <w:t xml:space="preserve"> sub-task</w:t>
+      </w:r>
+    </w:p>
+    <w:p>
+      <w:pPr>
+        <w:rPr>
+          <w:lang w:val="en-US"/>
+        </w:rPr>
+      </w:pPr>
+      <w:r>
+        <w:rPr>
+          <w:lang w:val="en-US"/>
+        </w:rPr>
+        <w:t>2] Give Time hours of analytics subtask 1</w:t>
+      </w:r>
+      <w:r>
+        <w:rPr>
+          <w:lang w:val="en-US"/>
+        </w:rPr>
+        <w:t xml:space="preserve"> </w:t>
+      </w:r>
+    </w:p>
+    <w:p>
+      <w:pPr>
+        <w:rPr>
+          <w:lang w:val="en-US"/>
+        </w:rPr>
+      </w:pPr>
+      <w:r>
+        <w:rPr>
+          <w:lang w:val="en-US"/>
+        </w:rPr>
+        <w:t xml:space="preserve">3] Complete ticket card of </w:t>
+      </w:r>
+      <w:r>
+        <w:rPr>
+          <w:lang w:val="en-US"/>
+        </w:rPr>
+        <w:t>second subtask for unwanted routes</w:t>
       </w:r>
     </w:p>
     <w:p>

--- a/Daily Work Progess Updates.docx
+++ b/Daily Work Progess Updates.docx
@@ -1,6 +1,6 @@
 
 <file path=word/document.xml><?xml version="1.0" encoding="utf-8"?>
-<w:document xmlns:wpc="http://schemas.microsoft.com/office/word/2010/wordprocessingCanvas" xmlns:cx="http://schemas.microsoft.com/office/drawing/2014/chartex" xmlns:cx1="http://schemas.microsoft.com/office/drawing/2015/9/8/chartex" xmlns:cx2="http://schemas.microsoft.com/office/drawing/2015/10/21/chartex" xmlns:cx3="http://schemas.microsoft.com/office/drawing/2016/5/9/chartex" xmlns:cx4="http://schemas.microsoft.com/office/drawing/2016/5/10/chartex" xmlns:cx5="http://schemas.microsoft.com/office/drawing/2016/5/11/chartex" xmlns:cx6="http://schemas.microsoft.com/office/drawing/2016/5/12/chartex" xmlns:cx7="http://schemas.microsoft.com/office/drawing/2016/5/13/chartex" xmlns:cx8="http://schemas.microsoft.com/office/drawing/2016/5/14/chartex" xmlns:mc="http://schemas.openxmlformats.org/markup-compatibility/2006" xmlns:aink="http://schemas.microsoft.com/office/drawing/2016/ink" xmlns:am3d="http://schemas.microsoft.com/office/drawing/2017/model3d" xmlns:o="urn:schemas-microsoft-com:office:office" xmlns:oel="http://schemas.microsoft.com/office/2019/extlst" xmlns:r="http://schemas.openxmlformats.org/officeDocument/2006/relationships" xmlns:m="http://schemas.openxmlformats.org/officeDocument/2006/math" xmlns:v="urn:schemas-microsoft-com:vml" xmlns:wp14="http://schemas.microsoft.com/office/word/2010/wordprocessingDrawing" xmlns:wp="http://schemas.openxmlformats.org/drawingml/2006/wordprocessingDrawing" xmlns:w10="urn:schemas-microsoft-com:office:word" xmlns:w="http://schemas.openxmlformats.org/wordprocessingml/2006/main" xmlns:w14="http://schemas.microsoft.com/office/word/2010/wordml" xmlns:w15="http://schemas.microsoft.com/office/word/2012/wordml" xmlns:w16cex="http://schemas.microsoft.com/office/word/2018/wordml/cex" xmlns:w16cid="http://schemas.microsoft.com/office/word/2016/wordml/cid" xmlns:w16="http://schemas.microsoft.com/office/word/2018/wordml" xmlns:w16du="http://schemas.microsoft.com/office/word/2023/wordml/word16du" xmlns:w16sdtdh="http://schemas.microsoft.com/office/word/2020/wordml/sdtdatahash" xmlns:w16sdtfl="http://schemas.microsoft.com/office/word/2024/wordml/sdtformatlock" xmlns:w16se="http://schemas.microsoft.com/office/word/2015/wordml/symex" xmlns:wpg="http://schemas.microsoft.com/office/word/2010/wordprocessingGroup" xmlns:wpi="http://schemas.microsoft.com/office/word/2010/wordprocessingInk" xmlns:wne="http://schemas.microsoft.com/office/word/2006/wordml" xmlns:wps="http://schemas.microsoft.com/office/word/2010/wordprocessingShape" mc:Ignorable="w14 w15 w16se w16cid w16 w16cex w16sdtdh w16sdtfl w16du wp14">
+<w:document xmlns:wpc="http://schemas.microsoft.com/office/word/2010/wordprocessingCanvas" xmlns:cx="http://schemas.microsoft.com/office/drawing/2014/chartex" xmlns:cx1="http://schemas.microsoft.com/office/drawing/2015/9/8/chartex" xmlns:cx2="http://schemas.microsoft.com/office/drawing/2015/10/21/chartex" xmlns:cx3="http://schemas.microsoft.com/office/drawing/2016/5/9/chartex" xmlns:cx4="http://schemas.microsoft.com/office/drawing/2016/5/10/chartex" xmlns:cx5="http://schemas.microsoft.com/office/drawing/2016/5/11/chartex" xmlns:cx6="http://schemas.microsoft.com/office/drawing/2016/5/12/chartex" xmlns:cx7="http://schemas.microsoft.com/office/drawing/2016/5/13/chartex" xmlns:cx8="http://schemas.microsoft.com/office/drawing/2016/5/14/chartex" xmlns:mc="http://schemas.openxmlformats.org/markup-compatibility/2006" xmlns:aink="http://schemas.microsoft.com/office/drawing/2016/ink" xmlns:am3d="http://schemas.microsoft.com/office/drawing/2017/model3d" xmlns:o="urn:schemas-microsoft-com:office:office" xmlns:r="http://schemas.openxmlformats.org/officeDocument/2006/relationships" xmlns:m="http://schemas.openxmlformats.org/officeDocument/2006/math" xmlns:v="urn:schemas-microsoft-com:vml" xmlns:wp14="http://schemas.microsoft.com/office/word/2010/wordprocessingDrawing" xmlns:wp="http://schemas.openxmlformats.org/drawingml/2006/wordprocessingDrawing" xmlns:w10="urn:schemas-microsoft-com:office:word" xmlns:w="http://schemas.openxmlformats.org/wordprocessingml/2006/main" xmlns:w14="http://schemas.microsoft.com/office/word/2010/wordml" xmlns:w15="http://schemas.microsoft.com/office/word/2012/wordml" xmlns:w16cid="http://schemas.microsoft.com/office/word/2016/wordml/cid" xmlns:w16se="http://schemas.microsoft.com/office/word/2015/wordml/symex" xmlns:wpg="http://schemas.microsoft.com/office/word/2010/wordprocessingGroup" xmlns:wpi="http://schemas.microsoft.com/office/word/2010/wordprocessingInk" xmlns:wne="http://schemas.microsoft.com/office/word/2006/wordml" xmlns:wps="http://schemas.microsoft.com/office/word/2010/wordprocessingShape" mc:Ignorable="w14 w15 w16se w16cid wp14">
   <w:body>
     <w:p>
       <w:pPr>
@@ -453,22 +453,7 @@
           <w:lang w:val="en-US"/>
         </w:rPr>
         <w:br/>
-      </w:r>
-      <w:proofErr w:type="gramStart"/>
-      <w:r>
-        <w:rPr>
-          <w:b/>
-          <w:lang w:val="en-US"/>
-        </w:rPr>
-        <w:t>Day :</w:t>
-      </w:r>
-      <w:proofErr w:type="gramEnd"/>
-      <w:r>
-        <w:rPr>
-          <w:b/>
-          <w:lang w:val="en-US"/>
-        </w:rPr>
-        <w:t>- Tuesday</w:t>
+        <w:t>Day :- Tuesday</w:t>
       </w:r>
     </w:p>
     <w:p>
@@ -566,11 +551,103 @@
           <w:lang w:val="en-US"/>
         </w:rPr>
         <w:br/>
-      </w:r>
+        <w:t>Day :- Tuesday</w:t>
+      </w:r>
+    </w:p>
+    <w:p>
+      <w:pPr>
+        <w:rPr>
+          <w:lang w:val="en-US"/>
+        </w:rPr>
+      </w:pPr>
+      <w:r>
+        <w:rPr>
+          <w:lang w:val="en-US"/>
+        </w:rPr>
+        <w:t>1] Complete open ticket Bug card</w:t>
+      </w:r>
+    </w:p>
+    <w:p>
+      <w:pPr>
+        <w:rPr>
+          <w:lang w:val="en-US"/>
+        </w:rPr>
+      </w:pPr>
+      <w:r>
+        <w:rPr>
+          <w:lang w:val="en-US"/>
+        </w:rPr>
+        <w:t>2] Give Time hours for second subtask for unwanted routes</w:t>
+      </w:r>
+    </w:p>
+    <w:p>
+      <w:pPr>
+        <w:rPr>
+          <w:lang w:val="en-US"/>
+        </w:rPr>
+      </w:pPr>
+      <w:r>
+        <w:rPr>
+          <w:lang w:val="en-US"/>
+        </w:rPr>
+        <w:t>3] R &amp; D of celery in our project with in-details</w:t>
+      </w:r>
+      <w:r>
+        <w:rPr>
+          <w:lang w:val="en-US"/>
+        </w:rPr>
+        <w:t>.</w:t>
+      </w:r>
+    </w:p>
+    <w:p>
+      <w:pPr>
+        <w:rPr>
+          <w:lang w:val="en-US"/>
+        </w:rPr>
+      </w:pPr>
+    </w:p>
+    <w:p>
+      <w:pPr>
+        <w:spacing w:after="0"/>
+        <w:rPr>
+          <w:b/>
+          <w:bCs/>
+          <w:lang w:val="en-US"/>
+        </w:rPr>
+      </w:pPr>
       <w:proofErr w:type="gramStart"/>
       <w:r>
         <w:rPr>
           <w:b/>
+          <w:bCs/>
+          <w:lang w:val="en-US"/>
+        </w:rPr>
+        <w:t>Date :</w:t>
+      </w:r>
+      <w:proofErr w:type="gramEnd"/>
+      <w:r>
+        <w:rPr>
+          <w:b/>
+          <w:bCs/>
+          <w:lang w:val="en-US"/>
+        </w:rPr>
+        <w:t xml:space="preserve"> 02-04-2026</w:t>
+      </w:r>
+    </w:p>
+    <w:p>
+      <w:pPr>
+        <w:spacing w:after="0"/>
+        <w:rPr>
+          <w:b/>
+          <w:bCs/>
+          <w:lang w:val="en-US"/>
+        </w:rPr>
+      </w:pPr>
+      <w:proofErr w:type="gramStart"/>
+      <w:r>
+        <w:rPr>
+          <w:b/>
+          <w:bCs/>
           <w:lang w:val="en-US"/>
         </w:rPr>
         <w:t>Day :</w:t>
@@ -579,48 +656,44 @@
       <w:r>
         <w:rPr>
           <w:b/>
-          <w:lang w:val="en-US"/>
-        </w:rPr>
-        <w:t>- Tuesday</w:t>
-      </w:r>
-    </w:p>
-    <w:p>
-      <w:pPr>
-        <w:rPr>
-          <w:lang w:val="en-US"/>
-        </w:rPr>
-      </w:pPr>
-      <w:r>
-        <w:rPr>
-          <w:lang w:val="en-US"/>
-        </w:rPr>
-        <w:t>1] Complete open ticket Bug card</w:t>
-      </w:r>
-    </w:p>
-    <w:p>
-      <w:pPr>
-        <w:rPr>
-          <w:lang w:val="en-US"/>
-        </w:rPr>
-      </w:pPr>
-      <w:r>
-        <w:rPr>
-          <w:lang w:val="en-US"/>
-        </w:rPr>
-        <w:t>2] Give Time hours for second subtask for unwanted routes</w:t>
-      </w:r>
-    </w:p>
-    <w:p>
-      <w:pPr>
-        <w:rPr>
-          <w:lang w:val="en-US"/>
-        </w:rPr>
-      </w:pPr>
-      <w:r>
-        <w:rPr>
-          <w:lang w:val="en-US"/>
-        </w:rPr>
-        <w:t>3] R &amp; D of celery in our project with in-details</w:t>
+          <w:bCs/>
+          <w:lang w:val="en-US"/>
+        </w:rPr>
+        <w:t xml:space="preserve"> Wednesday</w:t>
+      </w:r>
+    </w:p>
+    <w:p>
+      <w:pPr>
+        <w:spacing w:after="0"/>
+        <w:rPr>
+          <w:lang w:val="en-US"/>
+        </w:rPr>
+      </w:pPr>
+    </w:p>
+    <w:p>
+      <w:pPr>
+        <w:rPr>
+          <w:lang w:val="en-US"/>
+        </w:rPr>
+      </w:pPr>
+      <w:r>
+        <w:rPr>
+          <w:lang w:val="en-US"/>
+        </w:rPr>
+        <w:t>1] Compete Time hours of unwanted route 1</w:t>
+      </w:r>
+      <w:r>
+        <w:rPr>
+          <w:vertAlign w:val="superscript"/>
+          <w:lang w:val="en-US"/>
+        </w:rPr>
+        <w:t>st</w:t>
+      </w:r>
+      <w:r>
+        <w:rPr>
+          <w:lang w:val="en-US"/>
+        </w:rPr>
+        <w:t xml:space="preserve"> sub-task</w:t>
       </w:r>
       <w:r>
         <w:rPr>
@@ -635,21 +708,66 @@
           <w:lang w:val="en-US"/>
         </w:rPr>
       </w:pPr>
-    </w:p>
-    <w:p>
-      <w:pPr>
-        <w:spacing w:after="0"/>
-        <w:rPr>
-          <w:b/>
-          <w:bCs/>
-          <w:lang w:val="en-US"/>
-        </w:rPr>
-      </w:pPr>
+      <w:r>
+        <w:rPr>
+          <w:lang w:val="en-US"/>
+        </w:rPr>
+        <w:t>2] Give Time hours of analytics subtask 1</w:t>
+      </w:r>
+      <w:r>
+        <w:rPr>
+          <w:lang w:val="en-US"/>
+        </w:rPr>
+        <w:t>.</w:t>
+      </w:r>
+      <w:r>
+        <w:rPr>
+          <w:lang w:val="en-US"/>
+        </w:rPr>
+        <w:t xml:space="preserve"> </w:t>
+      </w:r>
+      <w:r>
+        <w:rPr>
+          <w:rFonts w:ascii="Segoe UI Emoji" w:hAnsi="Segoe UI Emoji" w:cs="Segoe UI Emoji"/>
+          <w:lang w:val="en-US"/>
+        </w:rPr>
+        <w:t>✅</w:t>
+      </w:r>
+    </w:p>
+    <w:p>
+      <w:pPr>
+        <w:rPr>
+          <w:lang w:val="en-US"/>
+        </w:rPr>
+      </w:pPr>
+      <w:r>
+        <w:rPr>
+          <w:lang w:val="en-US"/>
+        </w:rPr>
+        <w:t>3] Complete ticket card of second subtask for unwanted routes</w:t>
+      </w:r>
+      <w:r>
+        <w:rPr>
+          <w:lang w:val="en-US"/>
+        </w:rPr>
+        <w:t>.</w:t>
+      </w:r>
+      <w:r>
+        <w:rPr>
+          <w:lang w:val="en-US"/>
+        </w:rPr>
+        <w:br/>
+      </w:r>
+      <w:r>
+        <w:rPr>
+          <w:lang w:val="en-US"/>
+        </w:rPr>
+        <w:br/>
+      </w:r>
       <w:proofErr w:type="gramStart"/>
       <w:r>
         <w:rPr>
           <w:b/>
-          <w:bCs/>
           <w:lang w:val="en-US"/>
         </w:rPr>
         <w:t>Date :</w:t>
@@ -658,111 +776,161 @@
       <w:r>
         <w:rPr>
           <w:b/>
-          <w:bCs/>
-          <w:lang w:val="en-US"/>
-        </w:rPr>
-        <w:t xml:space="preserve"> 02-04-2026</w:t>
-      </w:r>
-    </w:p>
-    <w:p>
-      <w:pPr>
-        <w:spacing w:after="0"/>
-        <w:rPr>
-          <w:b/>
-          <w:bCs/>
-          <w:lang w:val="en-US"/>
-        </w:rPr>
-      </w:pPr>
-      <w:proofErr w:type="gramStart"/>
-      <w:r>
-        <w:rPr>
-          <w:b/>
-          <w:bCs/>
-          <w:lang w:val="en-US"/>
-        </w:rPr>
-        <w:t>Day :</w:t>
-      </w:r>
-      <w:proofErr w:type="gramEnd"/>
-      <w:r>
-        <w:rPr>
-          <w:b/>
-          <w:bCs/>
-          <w:lang w:val="en-US"/>
-        </w:rPr>
-        <w:t xml:space="preserve"> Wednesday</w:t>
-      </w:r>
-    </w:p>
-    <w:p>
-      <w:pPr>
-        <w:spacing w:after="0"/>
-        <w:rPr>
-          <w:lang w:val="en-US"/>
-        </w:rPr>
-      </w:pPr>
-    </w:p>
-    <w:p>
-      <w:pPr>
-        <w:rPr>
-          <w:lang w:val="en-US"/>
-        </w:rPr>
-      </w:pPr>
-      <w:r>
-        <w:rPr>
-          <w:lang w:val="en-US"/>
-        </w:rPr>
-        <w:t>1] Compete Time hours of unwanted route 1</w:t>
-      </w:r>
-      <w:r>
-        <w:rPr>
-          <w:vertAlign w:val="superscript"/>
-          <w:lang w:val="en-US"/>
-        </w:rPr>
-        <w:t>st</w:t>
-      </w:r>
-      <w:r>
-        <w:rPr>
-          <w:lang w:val="en-US"/>
-        </w:rPr>
-        <w:t xml:space="preserve"> sub-task</w:t>
-      </w:r>
-    </w:p>
-    <w:p>
-      <w:pPr>
-        <w:rPr>
-          <w:lang w:val="en-US"/>
-        </w:rPr>
-      </w:pPr>
-      <w:r>
-        <w:rPr>
-          <w:lang w:val="en-US"/>
-        </w:rPr>
-        <w:t>2] Give Time hours of analytics subtask 1</w:t>
-      </w:r>
-      <w:r>
-        <w:rPr>
+          <w:lang w:val="en-US"/>
+        </w:rPr>
+        <w:t>- 0</w:t>
+      </w:r>
+      <w:r>
+        <w:rPr>
+          <w:b/>
+          <w:lang w:val="en-US"/>
+        </w:rPr>
+        <w:t>3</w:t>
+      </w:r>
+      <w:r>
+        <w:rPr>
+          <w:b/>
+          <w:lang w:val="en-US"/>
+        </w:rPr>
+        <w:t xml:space="preserve"> -04-2026</w:t>
+      </w:r>
+      <w:r>
+        <w:rPr>
+          <w:b/>
+          <w:lang w:val="en-US"/>
+        </w:rPr>
+        <w:br/>
+        <w:t>Day :- Thu</w:t>
+      </w:r>
+      <w:r>
+        <w:rPr>
+          <w:b/>
+          <w:lang w:val="en-US"/>
+        </w:rPr>
+        <w:br/>
+      </w:r>
+      <w:r>
+        <w:rPr>
+          <w:lang w:val="en-US"/>
+        </w:rPr>
+        <w:t>1]</w:t>
+      </w:r>
+      <w:r>
+        <w:rPr>
+          <w:b/>
           <w:lang w:val="en-US"/>
         </w:rPr>
         <w:t xml:space="preserve"> </w:t>
       </w:r>
-    </w:p>
-    <w:p>
-      <w:pPr>
-        <w:rPr>
-          <w:lang w:val="en-US"/>
-        </w:rPr>
-      </w:pPr>
-      <w:r>
-        <w:rPr>
-          <w:lang w:val="en-US"/>
-        </w:rPr>
-        <w:t xml:space="preserve">3] Complete ticket card of </w:t>
-      </w:r>
-      <w:r>
-        <w:rPr>
-          <w:lang w:val="en-US"/>
-        </w:rPr>
-        <w:t>second subtask for unwanted routes</w:t>
-      </w:r>
+      <w:r>
+        <w:rPr>
+          <w:lang w:val="en-US"/>
+        </w:rPr>
+        <w:t>complete</w:t>
+      </w:r>
+      <w:r>
+        <w:rPr>
+          <w:lang w:val="en-US"/>
+        </w:rPr>
+        <w:t xml:space="preserve"> </w:t>
+      </w:r>
+      <w:r>
+        <w:rPr>
+          <w:lang w:val="en-US"/>
+        </w:rPr>
+        <w:t>Time hours of analytics subtask 1</w:t>
+      </w:r>
+      <w:r>
+        <w:rPr>
+          <w:lang w:val="en-US"/>
+        </w:rPr>
+        <w:t>.</w:t>
+      </w:r>
+      <w:r>
+        <w:rPr>
+          <w:lang w:val="en-US"/>
+        </w:rPr>
+        <w:br/>
+        <w:t xml:space="preserve">2] </w:t>
+      </w:r>
+      <w:r>
+        <w:rPr>
+          <w:lang w:val="en-US"/>
+        </w:rPr>
+        <w:t xml:space="preserve"> </w:t>
+      </w:r>
+      <w:r>
+        <w:rPr>
+          <w:lang w:val="en-US"/>
+        </w:rPr>
+        <w:t>complete</w:t>
+      </w:r>
+      <w:r>
+        <w:rPr>
+          <w:lang w:val="en-US"/>
+        </w:rPr>
+        <w:t xml:space="preserve"> </w:t>
+      </w:r>
+      <w:r>
+        <w:rPr>
+          <w:lang w:val="en-US"/>
+        </w:rPr>
+        <w:t>Time hours for second subtask for unwanted routes</w:t>
+      </w:r>
+      <w:r>
+        <w:rPr>
+          <w:lang w:val="en-US"/>
+        </w:rPr>
+        <w:t>.</w:t>
+      </w:r>
+      <w:r>
+        <w:rPr>
+          <w:lang w:val="en-US"/>
+        </w:rPr>
+        <w:br/>
+        <w:t xml:space="preserve">3] Give Time hours </w:t>
+      </w:r>
+      <w:r>
+        <w:rPr>
+          <w:lang w:val="en-US"/>
+        </w:rPr>
+        <w:t xml:space="preserve"> SPOG </w:t>
+      </w:r>
+      <w:bookmarkStart w:id="0" w:name="_GoBack"/>
+      <w:bookmarkEnd w:id="0"/>
+      <w:r>
+        <w:rPr>
+          <w:lang w:val="en-US"/>
+        </w:rPr>
+        <w:t xml:space="preserve">Usage / </w:t>
+      </w:r>
+      <w:proofErr w:type="spellStart"/>
+      <w:r>
+        <w:rPr>
+          <w:lang w:val="en-US"/>
+        </w:rPr>
+        <w:t>Usablity</w:t>
+      </w:r>
+      <w:proofErr w:type="spellEnd"/>
+      <w:r>
+        <w:rPr>
+          <w:lang w:val="en-US"/>
+        </w:rPr>
+        <w:t xml:space="preserve"> Analytic. </w:t>
+      </w:r>
+      <w:r>
+        <w:rPr>
+          <w:lang w:val="en-US"/>
+        </w:rPr>
+        <w:br/>
+      </w:r>
+    </w:p>
+    <w:p>
+      <w:pPr>
+        <w:rPr>
+          <w:lang w:val="en-US"/>
+        </w:rPr>
+      </w:pPr>
     </w:p>
     <w:p>
       <w:pPr>
@@ -827,7 +995,7 @@
 </file>
 
 <file path=word/styles.xml><?xml version="1.0" encoding="utf-8"?>
-<w:styles xmlns:mc="http://schemas.openxmlformats.org/markup-compatibility/2006" xmlns:r="http://schemas.openxmlformats.org/officeDocument/2006/relationships" xmlns:w="http://schemas.openxmlformats.org/wordprocessingml/2006/main" xmlns:w14="http://schemas.microsoft.com/office/word/2010/wordml" xmlns:w15="http://schemas.microsoft.com/office/word/2012/wordml" xmlns:w16cex="http://schemas.microsoft.com/office/word/2018/wordml/cex" xmlns:w16cid="http://schemas.microsoft.com/office/word/2016/wordml/cid" xmlns:w16="http://schemas.microsoft.com/office/word/2018/wordml" xmlns:w16du="http://schemas.microsoft.com/office/word/2023/wordml/word16du" xmlns:w16sdtdh="http://schemas.microsoft.com/office/word/2020/wordml/sdtdatahash" xmlns:w16sdtfl="http://schemas.microsoft.com/office/word/2024/wordml/sdtformatlock" xmlns:w16se="http://schemas.microsoft.com/office/word/2015/wordml/symex" mc:Ignorable="w14 w15 w16se w16cid w16 w16cex w16sdtdh w16sdtfl w16du">
+<w:styles xmlns:mc="http://schemas.openxmlformats.org/markup-compatibility/2006" xmlns:r="http://schemas.openxmlformats.org/officeDocument/2006/relationships" xmlns:w="http://schemas.openxmlformats.org/wordprocessingml/2006/main" xmlns:w14="http://schemas.microsoft.com/office/word/2010/wordml" xmlns:w15="http://schemas.microsoft.com/office/word/2012/wordml" xmlns:w16cid="http://schemas.microsoft.com/office/word/2016/wordml/cid" xmlns:w16se="http://schemas.microsoft.com/office/word/2015/wordml/symex" mc:Ignorable="w14 w15 w16se w16cid">
   <w:docDefaults>
     <w:rPrDefault>
       <w:rPr>
@@ -843,7 +1011,7 @@
       </w:pPr>
     </w:pPrDefault>
   </w:docDefaults>
-  <w:latentStyles w:defLockedState="0" w:defUIPriority="99" w:defSemiHidden="0" w:defUnhideWhenUsed="0" w:defQFormat="0" w:count="376">
+  <w:latentStyles w:defLockedState="0" w:defUIPriority="99" w:defSemiHidden="0" w:defUnhideWhenUsed="0" w:defQFormat="0" w:count="375">
     <w:lsdException w:name="Normal" w:uiPriority="0" w:qFormat="1"/>
     <w:lsdException w:name="heading 1" w:uiPriority="9" w:qFormat="1"/>
     <w:lsdException w:name="heading 2" w:semiHidden="1" w:uiPriority="9" w:unhideWhenUsed="1" w:qFormat="1"/>
@@ -1219,7 +1387,6 @@
     <w:lsdException w:name="Smart Hyperlink" w:semiHidden="1" w:unhideWhenUsed="1"/>
     <w:lsdException w:name="Hashtag" w:semiHidden="1" w:unhideWhenUsed="1"/>
     <w:lsdException w:name="Unresolved Mention" w:semiHidden="1" w:unhideWhenUsed="1"/>
-    <w:lsdException w:name="Smart Link" w:semiHidden="1" w:unhideWhenUsed="1"/>
   </w:latentStyles>
   <w:style w:type="paragraph" w:default="1" w:styleId="Normal">
     <w:name w:val="Normal"/>

--- a/Daily Work Progess Updates.docx
+++ b/Daily Work Progess Updates.docx
@@ -1,6 +1,6 @@
 
 <file path=word/document.xml><?xml version="1.0" encoding="utf-8"?>
-<w:document xmlns:wpc="http://schemas.microsoft.com/office/word/2010/wordprocessingCanvas" xmlns:cx="http://schemas.microsoft.com/office/drawing/2014/chartex" xmlns:cx1="http://schemas.microsoft.com/office/drawing/2015/9/8/chartex" xmlns:cx2="http://schemas.microsoft.com/office/drawing/2015/10/21/chartex" xmlns:cx3="http://schemas.microsoft.com/office/drawing/2016/5/9/chartex" xmlns:cx4="http://schemas.microsoft.com/office/drawing/2016/5/10/chartex" xmlns:cx5="http://schemas.microsoft.com/office/drawing/2016/5/11/chartex" xmlns:cx6="http://schemas.microsoft.com/office/drawing/2016/5/12/chartex" xmlns:cx7="http://schemas.microsoft.com/office/drawing/2016/5/13/chartex" xmlns:cx8="http://schemas.microsoft.com/office/drawing/2016/5/14/chartex" xmlns:mc="http://schemas.openxmlformats.org/markup-compatibility/2006" xmlns:aink="http://schemas.microsoft.com/office/drawing/2016/ink" xmlns:am3d="http://schemas.microsoft.com/office/drawing/2017/model3d" xmlns:o="urn:schemas-microsoft-com:office:office" xmlns:r="http://schemas.openxmlformats.org/officeDocument/2006/relationships" xmlns:m="http://schemas.openxmlformats.org/officeDocument/2006/math" xmlns:v="urn:schemas-microsoft-com:vml" xmlns:wp14="http://schemas.microsoft.com/office/word/2010/wordprocessingDrawing" xmlns:wp="http://schemas.openxmlformats.org/drawingml/2006/wordprocessingDrawing" xmlns:w10="urn:schemas-microsoft-com:office:word" xmlns:w="http://schemas.openxmlformats.org/wordprocessingml/2006/main" xmlns:w14="http://schemas.microsoft.com/office/word/2010/wordml" xmlns:w15="http://schemas.microsoft.com/office/word/2012/wordml" xmlns:w16cid="http://schemas.microsoft.com/office/word/2016/wordml/cid" xmlns:w16se="http://schemas.microsoft.com/office/word/2015/wordml/symex" xmlns:wpg="http://schemas.microsoft.com/office/word/2010/wordprocessingGroup" xmlns:wpi="http://schemas.microsoft.com/office/word/2010/wordprocessingInk" xmlns:wne="http://schemas.microsoft.com/office/word/2006/wordml" xmlns:wps="http://schemas.microsoft.com/office/word/2010/wordprocessingShape" mc:Ignorable="w14 w15 w16se w16cid wp14">
+<w:document xmlns:wpc="http://schemas.microsoft.com/office/word/2010/wordprocessingCanvas" xmlns:cx="http://schemas.microsoft.com/office/drawing/2014/chartex" xmlns:cx1="http://schemas.microsoft.com/office/drawing/2015/9/8/chartex" xmlns:cx2="http://schemas.microsoft.com/office/drawing/2015/10/21/chartex" xmlns:cx3="http://schemas.microsoft.com/office/drawing/2016/5/9/chartex" xmlns:cx4="http://schemas.microsoft.com/office/drawing/2016/5/10/chartex" xmlns:cx5="http://schemas.microsoft.com/office/drawing/2016/5/11/chartex" xmlns:cx6="http://schemas.microsoft.com/office/drawing/2016/5/12/chartex" xmlns:cx7="http://schemas.microsoft.com/office/drawing/2016/5/13/chartex" xmlns:cx8="http://schemas.microsoft.com/office/drawing/2016/5/14/chartex" xmlns:mc="http://schemas.openxmlformats.org/markup-compatibility/2006" xmlns:aink="http://schemas.microsoft.com/office/drawing/2016/ink" xmlns:am3d="http://schemas.microsoft.com/office/drawing/2017/model3d" xmlns:o="urn:schemas-microsoft-com:office:office" xmlns:oel="http://schemas.microsoft.com/office/2019/extlst" xmlns:r="http://schemas.openxmlformats.org/officeDocument/2006/relationships" xmlns:m="http://schemas.openxmlformats.org/officeDocument/2006/math" xmlns:v="urn:schemas-microsoft-com:vml" xmlns:wp14="http://schemas.microsoft.com/office/word/2010/wordprocessingDrawing" xmlns:wp="http://schemas.openxmlformats.org/drawingml/2006/wordprocessingDrawing" xmlns:w10="urn:schemas-microsoft-com:office:word" xmlns:w="http://schemas.openxmlformats.org/wordprocessingml/2006/main" xmlns:w14="http://schemas.microsoft.com/office/word/2010/wordml" xmlns:w15="http://schemas.microsoft.com/office/word/2012/wordml" xmlns:w16cex="http://schemas.microsoft.com/office/word/2018/wordml/cex" xmlns:w16cid="http://schemas.microsoft.com/office/word/2016/wordml/cid" xmlns:w16="http://schemas.microsoft.com/office/word/2018/wordml" xmlns:w16du="http://schemas.microsoft.com/office/word/2023/wordml/word16du" xmlns:w16sdtdh="http://schemas.microsoft.com/office/word/2020/wordml/sdtdatahash" xmlns:w16sdtfl="http://schemas.microsoft.com/office/word/2024/wordml/sdtformatlock" xmlns:w16se="http://schemas.microsoft.com/office/word/2015/wordml/symex" xmlns:wpg="http://schemas.microsoft.com/office/word/2010/wordprocessingGroup" xmlns:wpi="http://schemas.microsoft.com/office/word/2010/wordprocessingInk" xmlns:wne="http://schemas.microsoft.com/office/word/2006/wordml" xmlns:wps="http://schemas.microsoft.com/office/word/2010/wordprocessingShape" mc:Ignorable="w14 w15 w16se w16cid w16 w16cex w16sdtdh w16sdtfl w16du wp14">
   <w:body>
     <w:p>
       <w:pPr>
@@ -67,65 +67,555 @@
           <w:lang w:val="en-US"/>
         </w:rPr>
         <w:br/>
-        <w:t xml:space="preserve">1]Ticket create on </w:t>
-      </w:r>
-      <w:proofErr w:type="spellStart"/>
-      <w:r>
-        <w:rPr>
-          <w:lang w:val="en-US"/>
-        </w:rPr>
-        <w:t>opan</w:t>
-      </w:r>
-      <w:proofErr w:type="spellEnd"/>
-      <w:r>
-        <w:rPr>
-          <w:lang w:val="en-US"/>
-        </w:rPr>
-        <w:t xml:space="preserve"> ticket create email </w:t>
-      </w:r>
-      <w:r>
-        <w:rPr>
-          <w:lang w:val="en-US"/>
-        </w:rPr>
-        <w:br/>
-        <w:t xml:space="preserve">2] </w:t>
-      </w:r>
-      <w:proofErr w:type="spellStart"/>
-      <w:r>
-        <w:rPr>
-          <w:lang w:val="en-US"/>
-        </w:rPr>
-        <w:t>implneted</w:t>
-      </w:r>
-      <w:proofErr w:type="spellEnd"/>
+        <w:t xml:space="preserve">1]Ticket create on opan ticket create email </w:t>
+      </w:r>
+      <w:r>
+        <w:rPr>
+          <w:lang w:val="en-US"/>
+        </w:rPr>
+        <w:br/>
+        <w:t>2] implneted requerment unwanted routes issue resovle.</w:t>
+      </w:r>
+      <w:r>
+        <w:rPr>
+          <w:lang w:val="en-US"/>
+        </w:rPr>
+        <w:br/>
+        <w:t>--------------------------------------------------------------------------------------------------</w:t>
+      </w:r>
+      <w:r>
+        <w:rPr>
+          <w:lang w:val="en-US"/>
+        </w:rPr>
+        <w:br/>
+      </w:r>
+      <w:r>
+        <w:rPr>
+          <w:lang w:val="en-US"/>
+        </w:rPr>
+        <w:br/>
+      </w:r>
+      <w:r>
+        <w:rPr>
+          <w:b/>
+          <w:lang w:val="en-US"/>
+        </w:rPr>
+        <w:t>Date</w:t>
+      </w:r>
+      <w:r>
+        <w:rPr>
+          <w:b/>
+          <w:lang w:val="en-US"/>
+        </w:rPr>
+        <w:t>:-</w:t>
+      </w:r>
+      <w:r>
+        <w:rPr>
+          <w:b/>
+          <w:lang w:val="en-US"/>
+        </w:rPr>
+        <w:t xml:space="preserve"> 25-03-2026</w:t>
+      </w:r>
+      <w:r>
+        <w:rPr>
+          <w:b/>
+          <w:lang w:val="en-US"/>
+        </w:rPr>
+        <w:br/>
+        <w:t>Day:- Wednesday</w:t>
+      </w:r>
+      <w:r>
+        <w:rPr>
+          <w:lang w:val="en-US"/>
+        </w:rPr>
+        <w:br/>
+        <w:t>1] project use celery and why use to Django backend studay</w:t>
+      </w:r>
+      <w:r>
+        <w:rPr>
+          <w:lang w:val="en-US"/>
+        </w:rPr>
+        <w:br/>
+        <w:t>2]Soc Analytic tab Implemented new changes. Reusable component for Dialog box.</w:t>
+      </w:r>
+      <w:r>
+        <w:rPr>
+          <w:lang w:val="en-US"/>
+        </w:rPr>
+        <w:br/>
+        <w:t xml:space="preserve">3] </w:t>
+      </w:r>
+      <w:r>
+        <w:rPr>
+          <w:lang w:val="en-US"/>
+        </w:rPr>
+        <w:t>Overview tab bug find open ticket scroll lock</w:t>
+      </w:r>
+      <w:r>
+        <w:rPr>
+          <w:lang w:val="en-US"/>
+        </w:rPr>
+        <w:t>.</w:t>
+      </w:r>
+      <w:r>
+        <w:rPr>
+          <w:lang w:val="en-US"/>
+        </w:rPr>
+        <w:br/>
+        <w:t>------------------------------------------------------------------------------------------------</w:t>
+      </w:r>
+      <w:r>
+        <w:rPr>
+          <w:lang w:val="en-US"/>
+        </w:rPr>
+        <w:br/>
+      </w:r>
+      <w:r>
+        <w:rPr>
+          <w:lang w:val="en-US"/>
+        </w:rPr>
+        <w:br/>
+      </w:r>
+      <w:r>
+        <w:rPr>
+          <w:b/>
+          <w:lang w:val="en-US"/>
+        </w:rPr>
+        <w:t>Date:- 26-03-2026</w:t>
+      </w:r>
+      <w:r>
+        <w:rPr>
+          <w:b/>
+          <w:lang w:val="en-US"/>
+        </w:rPr>
+        <w:br/>
+        <w:t>Day:- Thu</w:t>
+      </w:r>
+      <w:r>
+        <w:rPr>
+          <w:b/>
+          <w:lang w:val="en-US"/>
+        </w:rPr>
+        <w:t>rsday</w:t>
+      </w:r>
+      <w:r>
+        <w:rPr>
+          <w:b/>
+          <w:lang w:val="en-US"/>
+        </w:rPr>
+        <w:br/>
+      </w:r>
+      <w:r>
+        <w:rPr>
+          <w:lang w:val="en-US"/>
+        </w:rPr>
+        <w:t xml:space="preserve">1]Routes rework point Issue Resovle </w:t>
+      </w:r>
+      <w:r>
+        <w:rPr>
+          <w:lang w:val="en-US"/>
+        </w:rPr>
+        <w:br/>
+      </w:r>
+      <w:r>
+        <w:rPr>
+          <w:lang w:val="en-US"/>
+        </w:rPr>
+        <w:br/>
+      </w:r>
+      <w:r>
+        <w:rPr>
+          <w:lang w:val="en-US"/>
+        </w:rPr>
+        <w:br/>
+      </w:r>
+      <w:r>
+        <w:rPr>
+          <w:lang w:val="en-US"/>
+        </w:rPr>
+        <w:br/>
+        <w:t>---------------------------------------------------------------------------------------------------------------------------------------</w:t>
+      </w:r>
+      <w:r>
+        <w:rPr>
+          <w:lang w:val="en-US"/>
+        </w:rPr>
+        <w:br/>
+      </w:r>
+      <w:r>
+        <w:rPr>
+          <w:b/>
+          <w:lang w:val="en-US"/>
+        </w:rPr>
+        <w:t>Date :- 27-03-2026</w:t>
+      </w:r>
+      <w:r>
+        <w:rPr>
+          <w:b/>
+          <w:lang w:val="en-US"/>
+        </w:rPr>
+        <w:br/>
+        <w:t xml:space="preserve">Day :- Friday </w:t>
+      </w:r>
+      <w:r>
+        <w:rPr>
+          <w:b/>
+          <w:lang w:val="en-US"/>
+        </w:rPr>
+        <w:br/>
+      </w:r>
+      <w:r>
+        <w:rPr>
+          <w:lang w:val="en-US"/>
+        </w:rPr>
+        <w:t xml:space="preserve">Bug find </w:t>
+      </w:r>
+      <w:r>
+        <w:rPr>
+          <w:lang w:val="en-US"/>
+        </w:rPr>
+        <w:br/>
+        <w:t xml:space="preserve">1] Open Ticket scrolling bar Bug Resovle </w:t>
+      </w:r>
+      <w:r>
+        <w:rPr>
+          <w:lang w:val="en-US"/>
+        </w:rPr>
+        <w:br/>
+        <w:t>--------------------------------------------------------------------------------------------------------------------------------------</w:t>
+      </w:r>
+      <w:r>
+        <w:rPr>
+          <w:lang w:val="en-US"/>
+        </w:rPr>
+        <w:br/>
+      </w:r>
+      <w:r>
+        <w:rPr>
+          <w:b/>
+          <w:lang w:val="en-US"/>
+        </w:rPr>
+        <w:t>Date :- 30-03-2026</w:t>
+      </w:r>
+      <w:r>
+        <w:rPr>
+          <w:b/>
+          <w:lang w:val="en-US"/>
+        </w:rPr>
+        <w:br/>
+        <w:t>Day :- Monday</w:t>
+      </w:r>
+      <w:r>
+        <w:rPr>
+          <w:lang w:val="en-US"/>
+        </w:rPr>
+        <w:br/>
+        <w:t>1] Give Time Hours for subtask unwanted routes issue comments</w:t>
+      </w:r>
+    </w:p>
+    <w:p>
+      <w:pPr>
+        <w:rPr>
+          <w:lang w:val="en-US"/>
+        </w:rPr>
+      </w:pPr>
+    </w:p>
+    <w:p>
+      <w:pPr>
+        <w:rPr>
+          <w:lang w:val="en-US"/>
+        </w:rPr>
+      </w:pPr>
+      <w:r>
+        <w:rPr>
+          <w:lang w:val="en-US"/>
+        </w:rPr>
+        <w:br/>
+        <w:t>------------------------------------------------------------------------------------------</w:t>
+      </w:r>
+      <w:r>
+        <w:rPr>
+          <w:lang w:val="en-US"/>
+        </w:rPr>
+        <w:br/>
+      </w:r>
+      <w:r>
+        <w:rPr>
+          <w:b/>
+          <w:lang w:val="en-US"/>
+        </w:rPr>
+        <w:t>Date :- 31-03-2026</w:t>
+      </w:r>
+      <w:r>
+        <w:rPr>
+          <w:b/>
+          <w:lang w:val="en-US"/>
+        </w:rPr>
+        <w:br/>
+        <w:t>Day :- Tuesday</w:t>
+      </w:r>
+    </w:p>
+    <w:p>
+      <w:pPr>
+        <w:rPr>
+          <w:lang w:val="en-US"/>
+        </w:rPr>
+      </w:pPr>
+      <w:r>
+        <w:rPr>
+          <w:lang w:val="en-US"/>
+        </w:rPr>
+        <w:t>1] Give Time Hours for Open Ticket Bug</w:t>
+      </w:r>
+    </w:p>
+    <w:p>
+      <w:pPr>
+        <w:rPr>
+          <w:lang w:val="en-US"/>
+        </w:rPr>
+      </w:pPr>
+      <w:r>
+        <w:rPr>
+          <w:lang w:val="en-US"/>
+        </w:rPr>
+        <w:t>2] Raise PR for Open Ticket Scrolling Bug Solve</w:t>
+      </w:r>
+    </w:p>
+    <w:p>
+      <w:pPr>
+        <w:rPr>
+          <w:lang w:val="en-US"/>
+        </w:rPr>
+      </w:pPr>
+      <w:r>
+        <w:rPr>
+          <w:lang w:val="en-US"/>
+        </w:rPr>
+        <w:t>3] Solve All issues from Michael PR comments</w:t>
+      </w:r>
+    </w:p>
+    <w:p>
+      <w:pPr>
+        <w:rPr>
+          <w:lang w:val="en-US"/>
+        </w:rPr>
+      </w:pPr>
+      <w:r>
+        <w:rPr>
+          <w:lang w:val="en-US"/>
+        </w:rPr>
+        <w:t>4] Create a sub-card for unwanted routes issue from Michael comments</w:t>
+      </w:r>
+    </w:p>
+    <w:p>
+      <w:pPr>
+        <w:rPr>
+          <w:lang w:val="en-US"/>
+        </w:rPr>
+      </w:pPr>
+      <w:r>
+        <w:rPr>
+          <w:lang w:val="en-US"/>
+        </w:rPr>
+        <w:t>5] Remove unwanted stash list</w:t>
+      </w:r>
+    </w:p>
+    <w:p>
+      <w:pPr>
+        <w:rPr>
+          <w:b/>
+          <w:lang w:val="en-US"/>
+        </w:rPr>
+      </w:pPr>
+      <w:r>
+        <w:rPr>
+          <w:b/>
+          <w:lang w:val="en-US"/>
+        </w:rPr>
+        <w:lastRenderedPageBreak/>
+        <w:t>Date :- 01-04-2026</w:t>
+      </w:r>
+      <w:r>
+        <w:rPr>
+          <w:b/>
+          <w:lang w:val="en-US"/>
+        </w:rPr>
+        <w:br/>
+        <w:t>Day :- Tuesday</w:t>
+      </w:r>
+    </w:p>
+    <w:p>
+      <w:pPr>
+        <w:rPr>
+          <w:lang w:val="en-US"/>
+        </w:rPr>
+      </w:pPr>
+      <w:r>
+        <w:rPr>
+          <w:lang w:val="en-US"/>
+        </w:rPr>
+        <w:t>1] Complete open ticket Bug card</w:t>
+      </w:r>
+    </w:p>
+    <w:p>
+      <w:pPr>
+        <w:rPr>
+          <w:lang w:val="en-US"/>
+        </w:rPr>
+      </w:pPr>
+      <w:r>
+        <w:rPr>
+          <w:lang w:val="en-US"/>
+        </w:rPr>
+        <w:t>2] Give Time hours for second subtask for unwanted routes</w:t>
+      </w:r>
+    </w:p>
+    <w:p>
+      <w:pPr>
+        <w:rPr>
+          <w:lang w:val="en-US"/>
+        </w:rPr>
+      </w:pPr>
+      <w:r>
+        <w:rPr>
+          <w:lang w:val="en-US"/>
+        </w:rPr>
+        <w:t>3] R &amp; D of celery in our project with in-details</w:t>
+      </w:r>
+      <w:r>
+        <w:rPr>
+          <w:lang w:val="en-US"/>
+        </w:rPr>
+        <w:t>.</w:t>
+      </w:r>
+    </w:p>
+    <w:p>
+      <w:pPr>
+        <w:rPr>
+          <w:lang w:val="en-US"/>
+        </w:rPr>
+      </w:pPr>
+    </w:p>
+    <w:p>
+      <w:pPr>
+        <w:spacing w:after="0"/>
+        <w:rPr>
+          <w:b/>
+          <w:bCs/>
+          <w:lang w:val="en-US"/>
+        </w:rPr>
+      </w:pPr>
+      <w:r>
+        <w:rPr>
+          <w:b/>
+          <w:bCs/>
+          <w:lang w:val="en-US"/>
+        </w:rPr>
+        <w:t>Date : 02-04-2026</w:t>
+      </w:r>
+    </w:p>
+    <w:p>
+      <w:pPr>
+        <w:spacing w:after="0"/>
+        <w:rPr>
+          <w:b/>
+          <w:bCs/>
+          <w:lang w:val="en-US"/>
+        </w:rPr>
+      </w:pPr>
+      <w:r>
+        <w:rPr>
+          <w:b/>
+          <w:bCs/>
+          <w:lang w:val="en-US"/>
+        </w:rPr>
+        <w:t>Day : Wednesday</w:t>
+      </w:r>
+    </w:p>
+    <w:p>
+      <w:pPr>
+        <w:spacing w:after="0"/>
+        <w:rPr>
+          <w:lang w:val="en-US"/>
+        </w:rPr>
+      </w:pPr>
+    </w:p>
+    <w:p>
+      <w:pPr>
+        <w:rPr>
+          <w:lang w:val="en-US"/>
+        </w:rPr>
+      </w:pPr>
+      <w:r>
+        <w:rPr>
+          <w:lang w:val="en-US"/>
+        </w:rPr>
+        <w:t>1] Compete Time hours of unwanted route 1</w:t>
+      </w:r>
+      <w:r>
+        <w:rPr>
+          <w:vertAlign w:val="superscript"/>
+          <w:lang w:val="en-US"/>
+        </w:rPr>
+        <w:t>st</w:t>
+      </w:r>
+      <w:r>
+        <w:rPr>
+          <w:lang w:val="en-US"/>
+        </w:rPr>
+        <w:t xml:space="preserve"> sub-task</w:t>
+      </w:r>
+      <w:r>
+        <w:rPr>
+          <w:lang w:val="en-US"/>
+        </w:rPr>
+        <w:t>.</w:t>
+      </w:r>
+    </w:p>
+    <w:p>
+      <w:pPr>
+        <w:rPr>
+          <w:lang w:val="en-US"/>
+        </w:rPr>
+      </w:pPr>
+      <w:r>
+        <w:rPr>
+          <w:lang w:val="en-US"/>
+        </w:rPr>
+        <w:t>2] Give Time hours of analytics subtask 1</w:t>
+      </w:r>
+      <w:r>
+        <w:rPr>
+          <w:lang w:val="en-US"/>
+        </w:rPr>
+        <w:t>.</w:t>
+      </w:r>
       <w:r>
         <w:rPr>
           <w:lang w:val="en-US"/>
         </w:rPr>
         <w:t xml:space="preserve"> </w:t>
       </w:r>
-      <w:proofErr w:type="spellStart"/>
-      <w:r>
-        <w:rPr>
-          <w:lang w:val="en-US"/>
-        </w:rPr>
-        <w:t>requerment</w:t>
-      </w:r>
-      <w:proofErr w:type="spellEnd"/>
-      <w:r>
-        <w:rPr>
-          <w:lang w:val="en-US"/>
-        </w:rPr>
-        <w:t xml:space="preserve"> unwanted routes issue </w:t>
-      </w:r>
-      <w:proofErr w:type="spellStart"/>
-      <w:r>
-        <w:rPr>
-          <w:lang w:val="en-US"/>
-        </w:rPr>
-        <w:t>resovle</w:t>
-      </w:r>
-      <w:proofErr w:type="spellEnd"/>
+      <w:r>
+        <w:rPr>
+          <w:rFonts w:ascii="Segoe UI Emoji" w:hAnsi="Segoe UI Emoji" w:cs="Segoe UI Emoji"/>
+          <w:lang w:val="en-US"/>
+        </w:rPr>
+        <w:t>✅</w:t>
+      </w:r>
+    </w:p>
+    <w:p>
+      <w:pPr>
+        <w:rPr>
+          <w:lang w:val="en-US"/>
+        </w:rPr>
+      </w:pPr>
+      <w:r>
+        <w:rPr>
+          <w:lang w:val="en-US"/>
+        </w:rPr>
+        <w:t>3] Complete ticket card of second subtask for unwanted routes</w:t>
+      </w:r>
       <w:r>
         <w:rPr>
           <w:lang w:val="en-US"/>
@@ -137,83 +627,80 @@
           <w:lang w:val="en-US"/>
         </w:rPr>
         <w:br/>
-        <w:t>--------------------------------------------------------------------------------------------------</w:t>
-      </w:r>
-      <w:r>
-        <w:rPr>
-          <w:lang w:val="en-US"/>
-        </w:rPr>
-        <w:br/>
-      </w:r>
-      <w:r>
-        <w:rPr>
-          <w:lang w:val="en-US"/>
-        </w:rPr>
-        <w:br/>
-      </w:r>
-      <w:r>
-        <w:rPr>
-          <w:b/>
-          <w:lang w:val="en-US"/>
-        </w:rPr>
-        <w:t>Date</w:t>
-      </w:r>
-      <w:r>
-        <w:rPr>
-          <w:b/>
-          <w:lang w:val="en-US"/>
-        </w:rPr>
-        <w:t>:-</w:t>
-      </w:r>
-      <w:r>
-        <w:rPr>
-          <w:b/>
-          <w:lang w:val="en-US"/>
-        </w:rPr>
-        <w:t xml:space="preserve"> 25-03-2026</w:t>
-      </w:r>
-      <w:r>
-        <w:rPr>
-          <w:b/>
-          <w:lang w:val="en-US"/>
-        </w:rPr>
-        <w:br/>
-        <w:t>Day:- Wednesday</w:t>
-      </w:r>
-      <w:r>
-        <w:rPr>
-          <w:lang w:val="en-US"/>
-        </w:rPr>
-        <w:br/>
-        <w:t xml:space="preserve">1] project use celery and why use to Django backend </w:t>
-      </w:r>
-      <w:proofErr w:type="spellStart"/>
-      <w:r>
-        <w:rPr>
-          <w:lang w:val="en-US"/>
-        </w:rPr>
-        <w:t>studay</w:t>
-      </w:r>
-      <w:proofErr w:type="spellEnd"/>
-      <w:r>
-        <w:rPr>
-          <w:lang w:val="en-US"/>
-        </w:rPr>
-        <w:br/>
-        <w:t>2]Soc Analytic tab Implemented new changes. Reusable component for Dialog box.</w:t>
-      </w:r>
-      <w:r>
-        <w:rPr>
-          <w:lang w:val="en-US"/>
-        </w:rPr>
-        <w:br/>
-        <w:t xml:space="preserve">3] </w:t>
-      </w:r>
-      <w:r>
-        <w:rPr>
-          <w:lang w:val="en-US"/>
-        </w:rPr>
-        <w:t>Overview tab bug find open ticket scroll lock</w:t>
+      </w:r>
+      <w:r>
+        <w:rPr>
+          <w:lang w:val="en-US"/>
+        </w:rPr>
+        <w:br/>
+      </w:r>
+      <w:r>
+        <w:rPr>
+          <w:b/>
+          <w:lang w:val="en-US"/>
+        </w:rPr>
+        <w:t>Date :- 0</w:t>
+      </w:r>
+      <w:r>
+        <w:rPr>
+          <w:b/>
+          <w:lang w:val="en-US"/>
+        </w:rPr>
+        <w:t>3</w:t>
+      </w:r>
+      <w:r>
+        <w:rPr>
+          <w:b/>
+          <w:lang w:val="en-US"/>
+        </w:rPr>
+        <w:t xml:space="preserve"> -04-2026</w:t>
+      </w:r>
+      <w:r>
+        <w:rPr>
+          <w:b/>
+          <w:lang w:val="en-US"/>
+        </w:rPr>
+        <w:br/>
+        <w:t>Day :- Thu</w:t>
+      </w:r>
+      <w:r>
+        <w:rPr>
+          <w:b/>
+          <w:lang w:val="en-US"/>
+        </w:rPr>
+        <w:t>rsday</w:t>
+      </w:r>
+      <w:r>
+        <w:rPr>
+          <w:b/>
+          <w:lang w:val="en-US"/>
+        </w:rPr>
+        <w:br/>
+      </w:r>
+      <w:r>
+        <w:rPr>
+          <w:lang w:val="en-US"/>
+        </w:rPr>
+        <w:t>1]</w:t>
+      </w:r>
+      <w:r>
+        <w:rPr>
+          <w:b/>
+          <w:lang w:val="en-US"/>
+        </w:rPr>
+        <w:t xml:space="preserve"> </w:t>
+      </w:r>
+      <w:r>
+        <w:rPr>
+          <w:lang w:val="en-US"/>
+        </w:rPr>
+        <w:t xml:space="preserve">complete </w:t>
+      </w:r>
+      <w:r>
+        <w:rPr>
+          <w:lang w:val="en-US"/>
+        </w:rPr>
+        <w:t>Time hours of analytics subtask 1</w:t>
       </w:r>
       <w:r>
         <w:rPr>
@@ -226,371 +713,19 @@
           <w:lang w:val="en-US"/>
         </w:rPr>
         <w:br/>
-        <w:t>------------------------------------------------------------------------------------------------</w:t>
-      </w:r>
-      <w:r>
-        <w:rPr>
-          <w:lang w:val="en-US"/>
-        </w:rPr>
-        <w:br/>
-      </w:r>
-      <w:r>
-        <w:rPr>
-          <w:lang w:val="en-US"/>
-        </w:rPr>
-        <w:br/>
-      </w:r>
-      <w:r>
-        <w:rPr>
-          <w:b/>
-          <w:lang w:val="en-US"/>
-        </w:rPr>
-        <w:t>Date:- 26-03-2026</w:t>
-      </w:r>
-      <w:r>
-        <w:rPr>
-          <w:b/>
-          <w:lang w:val="en-US"/>
-        </w:rPr>
-        <w:br/>
-        <w:t>Day:- Thu</w:t>
-      </w:r>
-      <w:r>
-        <w:rPr>
-          <w:b/>
-          <w:lang w:val="en-US"/>
-        </w:rPr>
-        <w:t>rsday</w:t>
-      </w:r>
-      <w:r>
-        <w:rPr>
-          <w:b/>
-          <w:lang w:val="en-US"/>
-        </w:rPr>
-        <w:br/>
-      </w:r>
-      <w:r>
-        <w:rPr>
-          <w:lang w:val="en-US"/>
-        </w:rPr>
-        <w:t xml:space="preserve">1]Routes rework point Issue </w:t>
-      </w:r>
-      <w:proofErr w:type="spellStart"/>
-      <w:r>
-        <w:rPr>
-          <w:lang w:val="en-US"/>
-        </w:rPr>
-        <w:t>Resovle</w:t>
-      </w:r>
-      <w:proofErr w:type="spellEnd"/>
-      <w:r>
-        <w:rPr>
-          <w:lang w:val="en-US"/>
-        </w:rPr>
-        <w:t xml:space="preserve"> </w:t>
-      </w:r>
-      <w:r>
-        <w:rPr>
-          <w:lang w:val="en-US"/>
-        </w:rPr>
-        <w:br/>
-      </w:r>
-      <w:r>
-        <w:rPr>
-          <w:lang w:val="en-US"/>
-        </w:rPr>
-        <w:br/>
-      </w:r>
-      <w:r>
-        <w:rPr>
-          <w:lang w:val="en-US"/>
-        </w:rPr>
-        <w:br/>
-      </w:r>
-      <w:r>
-        <w:rPr>
-          <w:lang w:val="en-US"/>
-        </w:rPr>
-        <w:br/>
-        <w:t>---------------------------------------------------------------------------------------------------------------------------------------</w:t>
-      </w:r>
-      <w:r>
-        <w:rPr>
-          <w:lang w:val="en-US"/>
-        </w:rPr>
-        <w:br/>
-      </w:r>
-      <w:r>
-        <w:rPr>
-          <w:b/>
-          <w:lang w:val="en-US"/>
-        </w:rPr>
-        <w:t>Date :- 27-03-2026</w:t>
-      </w:r>
-      <w:r>
-        <w:rPr>
-          <w:b/>
-          <w:lang w:val="en-US"/>
-        </w:rPr>
-        <w:br/>
-        <w:t xml:space="preserve">Day :- Friday </w:t>
-      </w:r>
-      <w:r>
-        <w:rPr>
-          <w:b/>
-          <w:lang w:val="en-US"/>
-        </w:rPr>
-        <w:br/>
-      </w:r>
-      <w:r>
-        <w:rPr>
-          <w:lang w:val="en-US"/>
-        </w:rPr>
-        <w:t xml:space="preserve">Bug find </w:t>
-      </w:r>
-      <w:r>
-        <w:rPr>
-          <w:lang w:val="en-US"/>
-        </w:rPr>
-        <w:br/>
-        <w:t xml:space="preserve">1] Open Ticket scrolling bar Bug </w:t>
-      </w:r>
-      <w:proofErr w:type="spellStart"/>
-      <w:r>
-        <w:rPr>
-          <w:lang w:val="en-US"/>
-        </w:rPr>
-        <w:t>Resovle</w:t>
-      </w:r>
-      <w:proofErr w:type="spellEnd"/>
-      <w:r>
-        <w:rPr>
-          <w:lang w:val="en-US"/>
-        </w:rPr>
-        <w:t xml:space="preserve"> </w:t>
-      </w:r>
-      <w:r>
-        <w:rPr>
-          <w:lang w:val="en-US"/>
-        </w:rPr>
-        <w:br/>
-        <w:t>--------------------------------------------------------------------------------------------------------------------------------------</w:t>
-      </w:r>
-      <w:r>
-        <w:rPr>
-          <w:lang w:val="en-US"/>
-        </w:rPr>
-        <w:br/>
-      </w:r>
-      <w:r>
-        <w:rPr>
-          <w:b/>
-          <w:lang w:val="en-US"/>
-        </w:rPr>
-        <w:t>Date :- 30-03-2026</w:t>
-      </w:r>
-      <w:r>
-        <w:rPr>
-          <w:b/>
-          <w:lang w:val="en-US"/>
-        </w:rPr>
-        <w:br/>
-        <w:t>Day :- Monday</w:t>
-      </w:r>
-      <w:r>
-        <w:rPr>
-          <w:lang w:val="en-US"/>
-        </w:rPr>
-        <w:br/>
-        <w:t>1] Give Time Hours for subtask unwanted routes issue comments</w:t>
-      </w:r>
-    </w:p>
-    <w:p>
-      <w:pPr>
-        <w:rPr>
-          <w:lang w:val="en-US"/>
-        </w:rPr>
-      </w:pPr>
-    </w:p>
-    <w:p>
-      <w:pPr>
-        <w:rPr>
-          <w:lang w:val="en-US"/>
-        </w:rPr>
-      </w:pPr>
-      <w:r>
-        <w:rPr>
-          <w:lang w:val="en-US"/>
-        </w:rPr>
-        <w:br/>
-        <w:t>------------------------------------------------------------------------------------------</w:t>
-      </w:r>
-      <w:r>
-        <w:rPr>
-          <w:lang w:val="en-US"/>
-        </w:rPr>
-        <w:br/>
-      </w:r>
-      <w:proofErr w:type="gramStart"/>
-      <w:r>
-        <w:rPr>
-          <w:b/>
-          <w:lang w:val="en-US"/>
-        </w:rPr>
-        <w:t>Date :</w:t>
-      </w:r>
-      <w:proofErr w:type="gramEnd"/>
-      <w:r>
-        <w:rPr>
-          <w:b/>
-          <w:lang w:val="en-US"/>
-        </w:rPr>
-        <w:t>- 31-03-2026</w:t>
-      </w:r>
-      <w:r>
-        <w:rPr>
-          <w:b/>
-          <w:lang w:val="en-US"/>
-        </w:rPr>
-        <w:br/>
-        <w:t>Day :- Tuesday</w:t>
-      </w:r>
-    </w:p>
-    <w:p>
-      <w:pPr>
-        <w:rPr>
-          <w:lang w:val="en-US"/>
-        </w:rPr>
-      </w:pPr>
-      <w:r>
-        <w:rPr>
-          <w:lang w:val="en-US"/>
-        </w:rPr>
-        <w:t>1] Give Time Hours for Open Ticket Bug</w:t>
-      </w:r>
-    </w:p>
-    <w:p>
-      <w:pPr>
-        <w:rPr>
-          <w:lang w:val="en-US"/>
-        </w:rPr>
-      </w:pPr>
-      <w:r>
-        <w:rPr>
-          <w:lang w:val="en-US"/>
-        </w:rPr>
-        <w:t>2] Raise PR for Open Ticket Scrolling Bug Solve</w:t>
-      </w:r>
-    </w:p>
-    <w:p>
-      <w:pPr>
-        <w:rPr>
-          <w:lang w:val="en-US"/>
-        </w:rPr>
-      </w:pPr>
-      <w:r>
-        <w:rPr>
-          <w:lang w:val="en-US"/>
-        </w:rPr>
-        <w:t>3] Solve All issues from Michael PR comments</w:t>
-      </w:r>
-    </w:p>
-    <w:p>
-      <w:pPr>
-        <w:rPr>
-          <w:lang w:val="en-US"/>
-        </w:rPr>
-      </w:pPr>
-      <w:r>
-        <w:rPr>
-          <w:lang w:val="en-US"/>
-        </w:rPr>
-        <w:t>4] Create a sub-card for unwanted routes issue from Michael comments</w:t>
-      </w:r>
-    </w:p>
-    <w:p>
-      <w:pPr>
-        <w:rPr>
-          <w:lang w:val="en-US"/>
-        </w:rPr>
-      </w:pPr>
-      <w:r>
-        <w:rPr>
-          <w:lang w:val="en-US"/>
-        </w:rPr>
-        <w:t>5] Remove unwanted stash list</w:t>
-      </w:r>
-    </w:p>
-    <w:p>
-      <w:pPr>
-        <w:rPr>
-          <w:b/>
-          <w:lang w:val="en-US"/>
-        </w:rPr>
-      </w:pPr>
-      <w:proofErr w:type="gramStart"/>
-      <w:r>
-        <w:rPr>
-          <w:b/>
-          <w:lang w:val="en-US"/>
-        </w:rPr>
-        <w:lastRenderedPageBreak/>
-        <w:t>Date :</w:t>
-      </w:r>
-      <w:proofErr w:type="gramEnd"/>
-      <w:r>
-        <w:rPr>
-          <w:b/>
-          <w:lang w:val="en-US"/>
-        </w:rPr>
-        <w:t>- 01-04-2026</w:t>
-      </w:r>
-      <w:r>
-        <w:rPr>
-          <w:b/>
-          <w:lang w:val="en-US"/>
-        </w:rPr>
-        <w:br/>
-        <w:t>Day :- Tuesday</w:t>
-      </w:r>
-    </w:p>
-    <w:p>
-      <w:pPr>
-        <w:rPr>
-          <w:lang w:val="en-US"/>
-        </w:rPr>
-      </w:pPr>
-      <w:r>
-        <w:rPr>
-          <w:lang w:val="en-US"/>
-        </w:rPr>
-        <w:t>1] Complete open ticket Bug card</w:t>
-      </w:r>
-    </w:p>
-    <w:p>
-      <w:pPr>
-        <w:rPr>
-          <w:lang w:val="en-US"/>
-        </w:rPr>
-      </w:pPr>
-      <w:r>
-        <w:rPr>
-          <w:lang w:val="en-US"/>
-        </w:rPr>
-        <w:t>2] Give Time hours for second subtask for unwanted routes</w:t>
-      </w:r>
-    </w:p>
-    <w:p>
-      <w:pPr>
-        <w:rPr>
-          <w:lang w:val="en-US"/>
-        </w:rPr>
-      </w:pPr>
-      <w:r>
-        <w:rPr>
-          <w:lang w:val="en-US"/>
-        </w:rPr>
-        <w:t>3] R &amp; D of celery in our project with in-details</w:t>
+        <w:t xml:space="preserve">2]  </w:t>
+      </w:r>
+      <w:r>
+        <w:rPr>
+          <w:lang w:val="en-US"/>
+        </w:rPr>
+        <w:t xml:space="preserve">complete </w:t>
+      </w:r>
+      <w:r>
+        <w:rPr>
+          <w:lang w:val="en-US"/>
+        </w:rPr>
+        <w:t>Time hours for second subtask for unwanted routes</w:t>
       </w:r>
       <w:r>
         <w:rPr>
@@ -598,291 +733,6 @@
         </w:rPr>
         <w:t>.</w:t>
       </w:r>
-    </w:p>
-    <w:p>
-      <w:pPr>
-        <w:rPr>
-          <w:lang w:val="en-US"/>
-        </w:rPr>
-      </w:pPr>
-    </w:p>
-    <w:p>
-      <w:pPr>
-        <w:spacing w:after="0"/>
-        <w:rPr>
-          <w:b/>
-          <w:bCs/>
-          <w:lang w:val="en-US"/>
-        </w:rPr>
-      </w:pPr>
-      <w:proofErr w:type="gramStart"/>
-      <w:r>
-        <w:rPr>
-          <w:b/>
-          <w:bCs/>
-          <w:lang w:val="en-US"/>
-        </w:rPr>
-        <w:t>Date :</w:t>
-      </w:r>
-      <w:proofErr w:type="gramEnd"/>
-      <w:r>
-        <w:rPr>
-          <w:b/>
-          <w:bCs/>
-          <w:lang w:val="en-US"/>
-        </w:rPr>
-        <w:t xml:space="preserve"> 02-04-2026</w:t>
-      </w:r>
-    </w:p>
-    <w:p>
-      <w:pPr>
-        <w:spacing w:after="0"/>
-        <w:rPr>
-          <w:b/>
-          <w:bCs/>
-          <w:lang w:val="en-US"/>
-        </w:rPr>
-      </w:pPr>
-      <w:proofErr w:type="gramStart"/>
-      <w:r>
-        <w:rPr>
-          <w:b/>
-          <w:bCs/>
-          <w:lang w:val="en-US"/>
-        </w:rPr>
-        <w:t>Day :</w:t>
-      </w:r>
-      <w:proofErr w:type="gramEnd"/>
-      <w:r>
-        <w:rPr>
-          <w:b/>
-          <w:bCs/>
-          <w:lang w:val="en-US"/>
-        </w:rPr>
-        <w:t xml:space="preserve"> Wednesday</w:t>
-      </w:r>
-    </w:p>
-    <w:p>
-      <w:pPr>
-        <w:spacing w:after="0"/>
-        <w:rPr>
-          <w:lang w:val="en-US"/>
-        </w:rPr>
-      </w:pPr>
-    </w:p>
-    <w:p>
-      <w:pPr>
-        <w:rPr>
-          <w:lang w:val="en-US"/>
-        </w:rPr>
-      </w:pPr>
-      <w:r>
-        <w:rPr>
-          <w:lang w:val="en-US"/>
-        </w:rPr>
-        <w:t>1] Compete Time hours of unwanted route 1</w:t>
-      </w:r>
-      <w:r>
-        <w:rPr>
-          <w:vertAlign w:val="superscript"/>
-          <w:lang w:val="en-US"/>
-        </w:rPr>
-        <w:t>st</w:t>
-      </w:r>
-      <w:r>
-        <w:rPr>
-          <w:lang w:val="en-US"/>
-        </w:rPr>
-        <w:t xml:space="preserve"> sub-task</w:t>
-      </w:r>
-      <w:r>
-        <w:rPr>
-          <w:lang w:val="en-US"/>
-        </w:rPr>
-        <w:t>.</w:t>
-      </w:r>
-    </w:p>
-    <w:p>
-      <w:pPr>
-        <w:rPr>
-          <w:lang w:val="en-US"/>
-        </w:rPr>
-      </w:pPr>
-      <w:r>
-        <w:rPr>
-          <w:lang w:val="en-US"/>
-        </w:rPr>
-        <w:t>2] Give Time hours of analytics subtask 1</w:t>
-      </w:r>
-      <w:r>
-        <w:rPr>
-          <w:lang w:val="en-US"/>
-        </w:rPr>
-        <w:t>.</w:t>
-      </w:r>
-      <w:r>
-        <w:rPr>
-          <w:lang w:val="en-US"/>
-        </w:rPr>
-        <w:t xml:space="preserve"> </w:t>
-      </w:r>
-      <w:r>
-        <w:rPr>
-          <w:rFonts w:ascii="Segoe UI Emoji" w:hAnsi="Segoe UI Emoji" w:cs="Segoe UI Emoji"/>
-          <w:lang w:val="en-US"/>
-        </w:rPr>
-        <w:t>✅</w:t>
-      </w:r>
-    </w:p>
-    <w:p>
-      <w:pPr>
-        <w:rPr>
-          <w:lang w:val="en-US"/>
-        </w:rPr>
-      </w:pPr>
-      <w:r>
-        <w:rPr>
-          <w:lang w:val="en-US"/>
-        </w:rPr>
-        <w:t>3] Complete ticket card of second subtask for unwanted routes</w:t>
-      </w:r>
-      <w:r>
-        <w:rPr>
-          <w:lang w:val="en-US"/>
-        </w:rPr>
-        <w:t>.</w:t>
-      </w:r>
-      <w:r>
-        <w:rPr>
-          <w:lang w:val="en-US"/>
-        </w:rPr>
-        <w:br/>
-      </w:r>
-      <w:r>
-        <w:rPr>
-          <w:lang w:val="en-US"/>
-        </w:rPr>
-        <w:br/>
-      </w:r>
-      <w:proofErr w:type="gramStart"/>
-      <w:r>
-        <w:rPr>
-          <w:b/>
-          <w:lang w:val="en-US"/>
-        </w:rPr>
-        <w:t>Date :</w:t>
-      </w:r>
-      <w:proofErr w:type="gramEnd"/>
-      <w:r>
-        <w:rPr>
-          <w:b/>
-          <w:lang w:val="en-US"/>
-        </w:rPr>
-        <w:t>- 0</w:t>
-      </w:r>
-      <w:r>
-        <w:rPr>
-          <w:b/>
-          <w:lang w:val="en-US"/>
-        </w:rPr>
-        <w:t>3</w:t>
-      </w:r>
-      <w:r>
-        <w:rPr>
-          <w:b/>
-          <w:lang w:val="en-US"/>
-        </w:rPr>
-        <w:t xml:space="preserve"> -04-2026</w:t>
-      </w:r>
-      <w:r>
-        <w:rPr>
-          <w:b/>
-          <w:lang w:val="en-US"/>
-        </w:rPr>
-        <w:br/>
-        <w:t>Day :- Thu</w:t>
-      </w:r>
-      <w:r>
-        <w:rPr>
-          <w:b/>
-          <w:lang w:val="en-US"/>
-        </w:rPr>
-        <w:br/>
-      </w:r>
-      <w:r>
-        <w:rPr>
-          <w:lang w:val="en-US"/>
-        </w:rPr>
-        <w:t>1]</w:t>
-      </w:r>
-      <w:r>
-        <w:rPr>
-          <w:b/>
-          <w:lang w:val="en-US"/>
-        </w:rPr>
-        <w:t xml:space="preserve"> </w:t>
-      </w:r>
-      <w:r>
-        <w:rPr>
-          <w:lang w:val="en-US"/>
-        </w:rPr>
-        <w:t>complete</w:t>
-      </w:r>
-      <w:r>
-        <w:rPr>
-          <w:lang w:val="en-US"/>
-        </w:rPr>
-        <w:t xml:space="preserve"> </w:t>
-      </w:r>
-      <w:r>
-        <w:rPr>
-          <w:lang w:val="en-US"/>
-        </w:rPr>
-        <w:t>Time hours of analytics subtask 1</w:t>
-      </w:r>
-      <w:r>
-        <w:rPr>
-          <w:lang w:val="en-US"/>
-        </w:rPr>
-        <w:t>.</w:t>
-      </w:r>
-      <w:r>
-        <w:rPr>
-          <w:lang w:val="en-US"/>
-        </w:rPr>
-        <w:br/>
-        <w:t xml:space="preserve">2] </w:t>
-      </w:r>
-      <w:r>
-        <w:rPr>
-          <w:lang w:val="en-US"/>
-        </w:rPr>
-        <w:t xml:space="preserve"> </w:t>
-      </w:r>
-      <w:r>
-        <w:rPr>
-          <w:lang w:val="en-US"/>
-        </w:rPr>
-        <w:t>complete</w:t>
-      </w:r>
-      <w:r>
-        <w:rPr>
-          <w:lang w:val="en-US"/>
-        </w:rPr>
-        <w:t xml:space="preserve"> </w:t>
-      </w:r>
-      <w:r>
-        <w:rPr>
-          <w:lang w:val="en-US"/>
-        </w:rPr>
-        <w:t>Time hours for second subtask for unwanted routes</w:t>
-      </w:r>
-      <w:r>
-        <w:rPr>
-          <w:lang w:val="en-US"/>
-        </w:rPr>
-        <w:t>.</w:t>
-      </w:r>
       <w:r>
         <w:rPr>
           <w:lang w:val="en-US"/>
@@ -896,27 +746,11 @@
         </w:rPr>
         <w:t xml:space="preserve"> SPOG </w:t>
       </w:r>
-      <w:bookmarkStart w:id="0" w:name="_GoBack"/>
-      <w:bookmarkEnd w:id="0"/>
-      <w:r>
-        <w:rPr>
-          <w:lang w:val="en-US"/>
-        </w:rPr>
-        <w:t xml:space="preserve">Usage / </w:t>
-      </w:r>
-      <w:proofErr w:type="spellStart"/>
-      <w:r>
-        <w:rPr>
-          <w:lang w:val="en-US"/>
-        </w:rPr>
-        <w:t>Usablity</w:t>
-      </w:r>
-      <w:proofErr w:type="spellEnd"/>
-      <w:r>
-        <w:rPr>
-          <w:lang w:val="en-US"/>
-        </w:rPr>
-        <w:t xml:space="preserve"> Analytic. </w:t>
+      <w:r>
+        <w:rPr>
+          <w:lang w:val="en-US"/>
+        </w:rPr>
+        <w:t xml:space="preserve">Usage / Usablity Analytic. </w:t>
       </w:r>
       <w:r>
         <w:rPr>
@@ -995,7 +829,7 @@
 </file>
 
 <file path=word/styles.xml><?xml version="1.0" encoding="utf-8"?>
-<w:styles xmlns:mc="http://schemas.openxmlformats.org/markup-compatibility/2006" xmlns:r="http://schemas.openxmlformats.org/officeDocument/2006/relationships" xmlns:w="http://schemas.openxmlformats.org/wordprocessingml/2006/main" xmlns:w14="http://schemas.microsoft.com/office/word/2010/wordml" xmlns:w15="http://schemas.microsoft.com/office/word/2012/wordml" xmlns:w16cid="http://schemas.microsoft.com/office/word/2016/wordml/cid" xmlns:w16se="http://schemas.microsoft.com/office/word/2015/wordml/symex" mc:Ignorable="w14 w15 w16se w16cid">
+<w:styles xmlns:mc="http://schemas.openxmlformats.org/markup-compatibility/2006" xmlns:r="http://schemas.openxmlformats.org/officeDocument/2006/relationships" xmlns:w="http://schemas.openxmlformats.org/wordprocessingml/2006/main" xmlns:w14="http://schemas.microsoft.com/office/word/2010/wordml" xmlns:w15="http://schemas.microsoft.com/office/word/2012/wordml" xmlns:w16cex="http://schemas.microsoft.com/office/word/2018/wordml/cex" xmlns:w16cid="http://schemas.microsoft.com/office/word/2016/wordml/cid" xmlns:w16="http://schemas.microsoft.com/office/word/2018/wordml" xmlns:w16du="http://schemas.microsoft.com/office/word/2023/wordml/word16du" xmlns:w16sdtdh="http://schemas.microsoft.com/office/word/2020/wordml/sdtdatahash" xmlns:w16sdtfl="http://schemas.microsoft.com/office/word/2024/wordml/sdtformatlock" xmlns:w16se="http://schemas.microsoft.com/office/word/2015/wordml/symex" mc:Ignorable="w14 w15 w16se w16cid w16 w16cex w16sdtdh w16sdtfl w16du">
   <w:docDefaults>
     <w:rPrDefault>
       <w:rPr>
@@ -1011,7 +845,7 @@
       </w:pPr>
     </w:pPrDefault>
   </w:docDefaults>
-  <w:latentStyles w:defLockedState="0" w:defUIPriority="99" w:defSemiHidden="0" w:defUnhideWhenUsed="0" w:defQFormat="0" w:count="375">
+  <w:latentStyles w:defLockedState="0" w:defUIPriority="99" w:defSemiHidden="0" w:defUnhideWhenUsed="0" w:defQFormat="0" w:count="376">
     <w:lsdException w:name="Normal" w:uiPriority="0" w:qFormat="1"/>
     <w:lsdException w:name="heading 1" w:uiPriority="9" w:qFormat="1"/>
     <w:lsdException w:name="heading 2" w:semiHidden="1" w:uiPriority="9" w:unhideWhenUsed="1" w:qFormat="1"/>
@@ -1387,6 +1221,7 @@
     <w:lsdException w:name="Smart Hyperlink" w:semiHidden="1" w:unhideWhenUsed="1"/>
     <w:lsdException w:name="Hashtag" w:semiHidden="1" w:unhideWhenUsed="1"/>
     <w:lsdException w:name="Unresolved Mention" w:semiHidden="1" w:unhideWhenUsed="1"/>
+    <w:lsdException w:name="Smart Link" w:semiHidden="1" w:unhideWhenUsed="1"/>
   </w:latentStyles>
   <w:style w:type="paragraph" w:default="1" w:styleId="Normal">
     <w:name w:val="Normal"/>

--- a/Daily Work Progess Updates.docx
+++ b/Daily Work Progess Updates.docx
@@ -67,14 +67,70 @@
           <w:lang w:val="en-US"/>
         </w:rPr>
         <w:br/>
-        <w:t xml:space="preserve">1]Ticket create on opan ticket create email </w:t>
-      </w:r>
-      <w:r>
-        <w:rPr>
-          <w:lang w:val="en-US"/>
-        </w:rPr>
-        <w:br/>
-        <w:t>2] implneted requerment unwanted routes issue resovle.</w:t>
+        <w:t xml:space="preserve">1]Ticket create on </w:t>
+      </w:r>
+      <w:proofErr w:type="spellStart"/>
+      <w:r>
+        <w:rPr>
+          <w:lang w:val="en-US"/>
+        </w:rPr>
+        <w:t>opan</w:t>
+      </w:r>
+      <w:proofErr w:type="spellEnd"/>
+      <w:r>
+        <w:rPr>
+          <w:lang w:val="en-US"/>
+        </w:rPr>
+        <w:t xml:space="preserve"> ticket create email </w:t>
+      </w:r>
+      <w:r>
+        <w:rPr>
+          <w:lang w:val="en-US"/>
+        </w:rPr>
+        <w:br/>
+        <w:t xml:space="preserve">2] </w:t>
+      </w:r>
+      <w:proofErr w:type="spellStart"/>
+      <w:r>
+        <w:rPr>
+          <w:lang w:val="en-US"/>
+        </w:rPr>
+        <w:t>implneted</w:t>
+      </w:r>
+      <w:proofErr w:type="spellEnd"/>
+      <w:r>
+        <w:rPr>
+          <w:lang w:val="en-US"/>
+        </w:rPr>
+        <w:t xml:space="preserve"> </w:t>
+      </w:r>
+      <w:proofErr w:type="spellStart"/>
+      <w:r>
+        <w:rPr>
+          <w:lang w:val="en-US"/>
+        </w:rPr>
+        <w:t>requerment</w:t>
+      </w:r>
+      <w:proofErr w:type="spellEnd"/>
+      <w:r>
+        <w:rPr>
+          <w:lang w:val="en-US"/>
+        </w:rPr>
+        <w:t xml:space="preserve"> unwanted routes issue </w:t>
+      </w:r>
+      <w:proofErr w:type="spellStart"/>
+      <w:r>
+        <w:rPr>
+          <w:lang w:val="en-US"/>
+        </w:rPr>
+        <w:t>resovle</w:t>
+      </w:r>
+      <w:proofErr w:type="spellEnd"/>
+      <w:r>
+        <w:rPr>
+          <w:lang w:val="en-US"/>
+        </w:rPr>
+        <w:t>.</w:t>
       </w:r>
       <w:r>
         <w:rPr>
@@ -129,8 +185,16 @@
           <w:lang w:val="en-US"/>
         </w:rPr>
         <w:br/>
-        <w:t>1] project use celery and why use to Django backend studay</w:t>
-      </w:r>
+        <w:t xml:space="preserve">1] project use celery and why use to Django backend </w:t>
+      </w:r>
+      <w:proofErr w:type="spellStart"/>
+      <w:r>
+        <w:rPr>
+          <w:lang w:val="en-US"/>
+        </w:rPr>
+        <w:t>studay</w:t>
+      </w:r>
+      <w:proofErr w:type="spellEnd"/>
       <w:r>
         <w:rPr>
           <w:lang w:val="en-US"/>
@@ -209,7 +273,21 @@
         <w:rPr>
           <w:lang w:val="en-US"/>
         </w:rPr>
-        <w:t xml:space="preserve">1]Routes rework point Issue Resovle </w:t>
+        <w:t xml:space="preserve">1]Routes rework point Issue </w:t>
+      </w:r>
+      <w:proofErr w:type="spellStart"/>
+      <w:r>
+        <w:rPr>
+          <w:lang w:val="en-US"/>
+        </w:rPr>
+        <w:t>Resovle</w:t>
+      </w:r>
+      <w:proofErr w:type="spellEnd"/>
+      <w:r>
+        <w:rPr>
+          <w:lang w:val="en-US"/>
+        </w:rPr>
+        <w:t xml:space="preserve"> </w:t>
       </w:r>
       <w:r>
         <w:rPr>
@@ -275,7 +353,21 @@
           <w:lang w:val="en-US"/>
         </w:rPr>
         <w:br/>
-        <w:t xml:space="preserve">1] Open Ticket scrolling bar Bug Resovle </w:t>
+        <w:t xml:space="preserve">1] Open Ticket scrolling bar Bug </w:t>
+      </w:r>
+      <w:proofErr w:type="spellStart"/>
+      <w:r>
+        <w:rPr>
+          <w:lang w:val="en-US"/>
+        </w:rPr>
+        <w:t>Resovle</w:t>
+      </w:r>
+      <w:proofErr w:type="spellEnd"/>
+      <w:r>
+        <w:rPr>
+          <w:lang w:val="en-US"/>
+        </w:rPr>
+        <w:t xml:space="preserve"> </w:t>
       </w:r>
       <w:r>
         <w:rPr>
@@ -339,20 +431,44 @@
         </w:rPr>
         <w:br/>
       </w:r>
-      <w:r>
-        <w:rPr>
-          <w:b/>
-          <w:lang w:val="en-US"/>
-        </w:rPr>
-        <w:t>Date :- 31-03-2026</w:t>
-      </w:r>
-      <w:r>
-        <w:rPr>
-          <w:b/>
-          <w:lang w:val="en-US"/>
-        </w:rPr>
-        <w:br/>
-        <w:t>Day :- Tuesday</w:t>
+      <w:proofErr w:type="gramStart"/>
+      <w:r>
+        <w:rPr>
+          <w:b/>
+          <w:lang w:val="en-US"/>
+        </w:rPr>
+        <w:t>Date :</w:t>
+      </w:r>
+      <w:proofErr w:type="gramEnd"/>
+      <w:r>
+        <w:rPr>
+          <w:b/>
+          <w:lang w:val="en-US"/>
+        </w:rPr>
+        <w:t>- 31-03-2026</w:t>
+      </w:r>
+      <w:r>
+        <w:rPr>
+          <w:b/>
+          <w:lang w:val="en-US"/>
+        </w:rPr>
+        <w:br/>
+      </w:r>
+      <w:proofErr w:type="gramStart"/>
+      <w:r>
+        <w:rPr>
+          <w:b/>
+          <w:lang w:val="en-US"/>
+        </w:rPr>
+        <w:t>Day :</w:t>
+      </w:r>
+      <w:proofErr w:type="gramEnd"/>
+      <w:r>
+        <w:rPr>
+          <w:b/>
+          <w:lang w:val="en-US"/>
+        </w:rPr>
+        <w:t>- Tuesday</w:t>
       </w:r>
     </w:p>
     <w:p>
@@ -427,21 +543,45 @@
           <w:lang w:val="en-US"/>
         </w:rPr>
       </w:pPr>
+      <w:proofErr w:type="gramStart"/>
       <w:r>
         <w:rPr>
           <w:b/>
           <w:lang w:val="en-US"/>
         </w:rPr>
         <w:lastRenderedPageBreak/>
-        <w:t>Date :- 01-04-2026</w:t>
-      </w:r>
-      <w:r>
-        <w:rPr>
-          <w:b/>
-          <w:lang w:val="en-US"/>
-        </w:rPr>
-        <w:br/>
-        <w:t>Day :- Tuesday</w:t>
+        <w:t>Date :</w:t>
+      </w:r>
+      <w:proofErr w:type="gramEnd"/>
+      <w:r>
+        <w:rPr>
+          <w:b/>
+          <w:lang w:val="en-US"/>
+        </w:rPr>
+        <w:t>- 01-04-2026</w:t>
+      </w:r>
+      <w:r>
+        <w:rPr>
+          <w:b/>
+          <w:lang w:val="en-US"/>
+        </w:rPr>
+        <w:br/>
+      </w:r>
+      <w:proofErr w:type="gramStart"/>
+      <w:r>
+        <w:rPr>
+          <w:b/>
+          <w:lang w:val="en-US"/>
+        </w:rPr>
+        <w:t>Day :</w:t>
+      </w:r>
+      <w:proofErr w:type="gramEnd"/>
+      <w:r>
+        <w:rPr>
+          <w:b/>
+          <w:lang w:val="en-US"/>
+        </w:rPr>
+        <w:t>- Tuesday</w:t>
       </w:r>
     </w:p>
     <w:p>
@@ -505,13 +645,23 @@
           <w:lang w:val="en-US"/>
         </w:rPr>
       </w:pPr>
+      <w:proofErr w:type="gramStart"/>
       <w:r>
         <w:rPr>
           <w:b/>
           <w:bCs/>
           <w:lang w:val="en-US"/>
         </w:rPr>
-        <w:t>Date : 02-04-2026</w:t>
+        <w:t>Date :</w:t>
+      </w:r>
+      <w:proofErr w:type="gramEnd"/>
+      <w:r>
+        <w:rPr>
+          <w:b/>
+          <w:bCs/>
+          <w:lang w:val="en-US"/>
+        </w:rPr>
+        <w:t xml:space="preserve"> 02-04-2026</w:t>
       </w:r>
     </w:p>
     <w:p>
@@ -523,13 +673,23 @@
           <w:lang w:val="en-US"/>
         </w:rPr>
       </w:pPr>
+      <w:proofErr w:type="gramStart"/>
       <w:r>
         <w:rPr>
           <w:b/>
           <w:bCs/>
           <w:lang w:val="en-US"/>
         </w:rPr>
-        <w:t>Day : Wednesday</w:t>
+        <w:t>Day :</w:t>
+      </w:r>
+      <w:proofErr w:type="gramEnd"/>
+      <w:r>
+        <w:rPr>
+          <w:b/>
+          <w:bCs/>
+          <w:lang w:val="en-US"/>
+        </w:rPr>
+        <w:t xml:space="preserve"> Wednesday</w:t>
       </w:r>
     </w:p>
     <w:p>
@@ -606,6 +766,7 @@
     </w:p>
     <w:p>
       <w:pPr>
+        <w:spacing w:after="0"/>
         <w:rPr>
           <w:lang w:val="en-US"/>
         </w:rPr>
@@ -634,12 +795,21 @@
         </w:rPr>
         <w:br/>
       </w:r>
-      <w:r>
-        <w:rPr>
-          <w:b/>
-          <w:lang w:val="en-US"/>
-        </w:rPr>
-        <w:t>Date :- 0</w:t>
+      <w:proofErr w:type="gramStart"/>
+      <w:r>
+        <w:rPr>
+          <w:b/>
+          <w:lang w:val="en-US"/>
+        </w:rPr>
+        <w:t>Date :</w:t>
+      </w:r>
+      <w:proofErr w:type="gramEnd"/>
+      <w:r>
+        <w:rPr>
+          <w:b/>
+          <w:lang w:val="en-US"/>
+        </w:rPr>
+        <w:t>- 0</w:t>
       </w:r>
       <w:r>
         <w:rPr>
@@ -661,7 +831,22 @@
           <w:lang w:val="en-US"/>
         </w:rPr>
         <w:br/>
-        <w:t>Day :- Thu</w:t>
+      </w:r>
+      <w:proofErr w:type="gramStart"/>
+      <w:r>
+        <w:rPr>
+          <w:b/>
+          <w:lang w:val="en-US"/>
+        </w:rPr>
+        <w:t>Day :</w:t>
+      </w:r>
+      <w:proofErr w:type="gramEnd"/>
+      <w:r>
+        <w:rPr>
+          <w:b/>
+          <w:lang w:val="en-US"/>
+        </w:rPr>
+        <w:t>- Thu</w:t>
       </w:r>
       <w:r>
         <w:rPr>
@@ -713,13 +898,27 @@
           <w:lang w:val="en-US"/>
         </w:rPr>
         <w:br/>
-        <w:t xml:space="preserve">2]  </w:t>
-      </w:r>
-      <w:r>
-        <w:rPr>
-          <w:lang w:val="en-US"/>
-        </w:rPr>
-        <w:t xml:space="preserve">complete </w:t>
+        <w:t>2</w:t>
+      </w:r>
+      <w:proofErr w:type="gramStart"/>
+      <w:r>
+        <w:rPr>
+          <w:lang w:val="en-US"/>
+        </w:rPr>
+        <w:t xml:space="preserve">]  </w:t>
+      </w:r>
+      <w:r>
+        <w:rPr>
+          <w:lang w:val="en-US"/>
+        </w:rPr>
+        <w:t>complete</w:t>
+      </w:r>
+      <w:proofErr w:type="gramEnd"/>
+      <w:r>
+        <w:rPr>
+          <w:lang w:val="en-US"/>
+        </w:rPr>
+        <w:t xml:space="preserve"> </w:t>
       </w:r>
       <w:r>
         <w:rPr>
@@ -750,7 +949,35 @@
         <w:rPr>
           <w:lang w:val="en-US"/>
         </w:rPr>
-        <w:t xml:space="preserve">Usage / Usablity Analytic. </w:t>
+        <w:t xml:space="preserve">Usage / </w:t>
+      </w:r>
+      <w:proofErr w:type="spellStart"/>
+      <w:r>
+        <w:rPr>
+          <w:lang w:val="en-US"/>
+        </w:rPr>
+        <w:t>Usablity</w:t>
+      </w:r>
+      <w:proofErr w:type="spellEnd"/>
+      <w:r>
+        <w:rPr>
+          <w:lang w:val="en-US"/>
+        </w:rPr>
+        <w:t xml:space="preserve"> Analytic. </w:t>
+      </w:r>
+    </w:p>
+    <w:p>
+      <w:pPr>
+        <w:spacing w:after="0"/>
+        <w:rPr>
+          <w:lang w:val="en-US"/>
+        </w:rPr>
+      </w:pPr>
+      <w:r>
+        <w:rPr>
+          <w:lang w:val="en-US"/>
+        </w:rPr>
+        <w:t>4] Check Backend Epics and start the development</w:t>
       </w:r>
       <w:r>
         <w:rPr>

--- a/Daily Work Progess Updates.docx
+++ b/Daily Work Progess Updates.docx
@@ -1,6 +1,6 @@
 
 <file path=word/document.xml><?xml version="1.0" encoding="utf-8"?>
-<w:document xmlns:wpc="http://schemas.microsoft.com/office/word/2010/wordprocessingCanvas" xmlns:cx="http://schemas.microsoft.com/office/drawing/2014/chartex" xmlns:cx1="http://schemas.microsoft.com/office/drawing/2015/9/8/chartex" xmlns:cx2="http://schemas.microsoft.com/office/drawing/2015/10/21/chartex" xmlns:cx3="http://schemas.microsoft.com/office/drawing/2016/5/9/chartex" xmlns:cx4="http://schemas.microsoft.com/office/drawing/2016/5/10/chartex" xmlns:cx5="http://schemas.microsoft.com/office/drawing/2016/5/11/chartex" xmlns:cx6="http://schemas.microsoft.com/office/drawing/2016/5/12/chartex" xmlns:cx7="http://schemas.microsoft.com/office/drawing/2016/5/13/chartex" xmlns:cx8="http://schemas.microsoft.com/office/drawing/2016/5/14/chartex" xmlns:mc="http://schemas.openxmlformats.org/markup-compatibility/2006" xmlns:aink="http://schemas.microsoft.com/office/drawing/2016/ink" xmlns:am3d="http://schemas.microsoft.com/office/drawing/2017/model3d" xmlns:o="urn:schemas-microsoft-com:office:office" xmlns:oel="http://schemas.microsoft.com/office/2019/extlst" xmlns:r="http://schemas.openxmlformats.org/officeDocument/2006/relationships" xmlns:m="http://schemas.openxmlformats.org/officeDocument/2006/math" xmlns:v="urn:schemas-microsoft-com:vml" xmlns:wp14="http://schemas.microsoft.com/office/word/2010/wordprocessingDrawing" xmlns:wp="http://schemas.openxmlformats.org/drawingml/2006/wordprocessingDrawing" xmlns:w10="urn:schemas-microsoft-com:office:word" xmlns:w="http://schemas.openxmlformats.org/wordprocessingml/2006/main" xmlns:w14="http://schemas.microsoft.com/office/word/2010/wordml" xmlns:w15="http://schemas.microsoft.com/office/word/2012/wordml" xmlns:w16cex="http://schemas.microsoft.com/office/word/2018/wordml/cex" xmlns:w16cid="http://schemas.microsoft.com/office/word/2016/wordml/cid" xmlns:w16="http://schemas.microsoft.com/office/word/2018/wordml" xmlns:w16du="http://schemas.microsoft.com/office/word/2023/wordml/word16du" xmlns:w16sdtdh="http://schemas.microsoft.com/office/word/2020/wordml/sdtdatahash" xmlns:w16sdtfl="http://schemas.microsoft.com/office/word/2024/wordml/sdtformatlock" xmlns:w16se="http://schemas.microsoft.com/office/word/2015/wordml/symex" xmlns:wpg="http://schemas.microsoft.com/office/word/2010/wordprocessingGroup" xmlns:wpi="http://schemas.microsoft.com/office/word/2010/wordprocessingInk" xmlns:wne="http://schemas.microsoft.com/office/word/2006/wordml" xmlns:wps="http://schemas.microsoft.com/office/word/2010/wordprocessingShape" mc:Ignorable="w14 w15 w16se w16cid w16 w16cex w16sdtdh w16sdtfl w16du wp14">
+<w:document xmlns:wpc="http://schemas.microsoft.com/office/word/2010/wordprocessingCanvas" xmlns:cx="http://schemas.microsoft.com/office/drawing/2014/chartex" xmlns:cx1="http://schemas.microsoft.com/office/drawing/2015/9/8/chartex" xmlns:cx2="http://schemas.microsoft.com/office/drawing/2015/10/21/chartex" xmlns:cx3="http://schemas.microsoft.com/office/drawing/2016/5/9/chartex" xmlns:cx4="http://schemas.microsoft.com/office/drawing/2016/5/10/chartex" xmlns:cx5="http://schemas.microsoft.com/office/drawing/2016/5/11/chartex" xmlns:cx6="http://schemas.microsoft.com/office/drawing/2016/5/12/chartex" xmlns:cx7="http://schemas.microsoft.com/office/drawing/2016/5/13/chartex" xmlns:cx8="http://schemas.microsoft.com/office/drawing/2016/5/14/chartex" xmlns:mc="http://schemas.openxmlformats.org/markup-compatibility/2006" xmlns:aink="http://schemas.microsoft.com/office/drawing/2016/ink" xmlns:am3d="http://schemas.microsoft.com/office/drawing/2017/model3d" xmlns:o="urn:schemas-microsoft-com:office:office" xmlns:r="http://schemas.openxmlformats.org/officeDocument/2006/relationships" xmlns:m="http://schemas.openxmlformats.org/officeDocument/2006/math" xmlns:v="urn:schemas-microsoft-com:vml" xmlns:wp14="http://schemas.microsoft.com/office/word/2010/wordprocessingDrawing" xmlns:wp="http://schemas.openxmlformats.org/drawingml/2006/wordprocessingDrawing" xmlns:w10="urn:schemas-microsoft-com:office:word" xmlns:w="http://schemas.openxmlformats.org/wordprocessingml/2006/main" xmlns:w14="http://schemas.microsoft.com/office/word/2010/wordml" xmlns:w15="http://schemas.microsoft.com/office/word/2012/wordml" xmlns:w16cid="http://schemas.microsoft.com/office/word/2016/wordml/cid" xmlns:w16se="http://schemas.microsoft.com/office/word/2015/wordml/symex" xmlns:wpg="http://schemas.microsoft.com/office/word/2010/wordprocessingGroup" xmlns:wpi="http://schemas.microsoft.com/office/word/2010/wordprocessingInk" xmlns:wne="http://schemas.microsoft.com/office/word/2006/wordml" xmlns:wps="http://schemas.microsoft.com/office/word/2010/wordprocessingShape" mc:Ignorable="w14 w15 w16se w16cid wp14">
   <w:body>
     <w:p>
       <w:pPr>
@@ -453,22 +453,7 @@
           <w:lang w:val="en-US"/>
         </w:rPr>
         <w:br/>
-      </w:r>
-      <w:proofErr w:type="gramStart"/>
-      <w:r>
-        <w:rPr>
-          <w:b/>
-          <w:lang w:val="en-US"/>
-        </w:rPr>
-        <w:t>Day :</w:t>
-      </w:r>
-      <w:proofErr w:type="gramEnd"/>
-      <w:r>
-        <w:rPr>
-          <w:b/>
-          <w:lang w:val="en-US"/>
-        </w:rPr>
-        <w:t>- Tuesday</w:t>
+        <w:t>Day :- Tuesday</w:t>
       </w:r>
     </w:p>
     <w:p>
@@ -566,11 +551,103 @@
           <w:lang w:val="en-US"/>
         </w:rPr>
         <w:br/>
-      </w:r>
+        <w:t>Day :- Tuesday</w:t>
+      </w:r>
+    </w:p>
+    <w:p>
+      <w:pPr>
+        <w:rPr>
+          <w:lang w:val="en-US"/>
+        </w:rPr>
+      </w:pPr>
+      <w:r>
+        <w:rPr>
+          <w:lang w:val="en-US"/>
+        </w:rPr>
+        <w:t>1] Complete open ticket Bug card</w:t>
+      </w:r>
+    </w:p>
+    <w:p>
+      <w:pPr>
+        <w:rPr>
+          <w:lang w:val="en-US"/>
+        </w:rPr>
+      </w:pPr>
+      <w:r>
+        <w:rPr>
+          <w:lang w:val="en-US"/>
+        </w:rPr>
+        <w:t>2] Give Time hours for second subtask for unwanted routes</w:t>
+      </w:r>
+    </w:p>
+    <w:p>
+      <w:pPr>
+        <w:rPr>
+          <w:lang w:val="en-US"/>
+        </w:rPr>
+      </w:pPr>
+      <w:r>
+        <w:rPr>
+          <w:lang w:val="en-US"/>
+        </w:rPr>
+        <w:t>3] R &amp; D of celery in our project with in-details</w:t>
+      </w:r>
+      <w:r>
+        <w:rPr>
+          <w:lang w:val="en-US"/>
+        </w:rPr>
+        <w:t>.</w:t>
+      </w:r>
+    </w:p>
+    <w:p>
+      <w:pPr>
+        <w:rPr>
+          <w:lang w:val="en-US"/>
+        </w:rPr>
+      </w:pPr>
+    </w:p>
+    <w:p>
+      <w:pPr>
+        <w:spacing w:after="0"/>
+        <w:rPr>
+          <w:b/>
+          <w:bCs/>
+          <w:lang w:val="en-US"/>
+        </w:rPr>
+      </w:pPr>
       <w:proofErr w:type="gramStart"/>
       <w:r>
         <w:rPr>
           <w:b/>
+          <w:bCs/>
+          <w:lang w:val="en-US"/>
+        </w:rPr>
+        <w:t>Date :</w:t>
+      </w:r>
+      <w:proofErr w:type="gramEnd"/>
+      <w:r>
+        <w:rPr>
+          <w:b/>
+          <w:bCs/>
+          <w:lang w:val="en-US"/>
+        </w:rPr>
+        <w:t xml:space="preserve"> 02-04-2026</w:t>
+      </w:r>
+    </w:p>
+    <w:p>
+      <w:pPr>
+        <w:spacing w:after="0"/>
+        <w:rPr>
+          <w:b/>
+          <w:bCs/>
+          <w:lang w:val="en-US"/>
+        </w:rPr>
+      </w:pPr>
+      <w:proofErr w:type="gramStart"/>
+      <w:r>
+        <w:rPr>
+          <w:b/>
+          <w:bCs/>
           <w:lang w:val="en-US"/>
         </w:rPr>
         <w:t>Day :</w:t>
@@ -579,48 +656,44 @@
       <w:r>
         <w:rPr>
           <w:b/>
-          <w:lang w:val="en-US"/>
-        </w:rPr>
-        <w:t>- Tuesday</w:t>
-      </w:r>
-    </w:p>
-    <w:p>
-      <w:pPr>
-        <w:rPr>
-          <w:lang w:val="en-US"/>
-        </w:rPr>
-      </w:pPr>
-      <w:r>
-        <w:rPr>
-          <w:lang w:val="en-US"/>
-        </w:rPr>
-        <w:t>1] Complete open ticket Bug card</w:t>
-      </w:r>
-    </w:p>
-    <w:p>
-      <w:pPr>
-        <w:rPr>
-          <w:lang w:val="en-US"/>
-        </w:rPr>
-      </w:pPr>
-      <w:r>
-        <w:rPr>
-          <w:lang w:val="en-US"/>
-        </w:rPr>
-        <w:t>2] Give Time hours for second subtask for unwanted routes</w:t>
-      </w:r>
-    </w:p>
-    <w:p>
-      <w:pPr>
-        <w:rPr>
-          <w:lang w:val="en-US"/>
-        </w:rPr>
-      </w:pPr>
-      <w:r>
-        <w:rPr>
-          <w:lang w:val="en-US"/>
-        </w:rPr>
-        <w:t>3] R &amp; D of celery in our project with in-details</w:t>
+          <w:bCs/>
+          <w:lang w:val="en-US"/>
+        </w:rPr>
+        <w:t xml:space="preserve"> Wednesday</w:t>
+      </w:r>
+    </w:p>
+    <w:p>
+      <w:pPr>
+        <w:spacing w:after="0"/>
+        <w:rPr>
+          <w:lang w:val="en-US"/>
+        </w:rPr>
+      </w:pPr>
+    </w:p>
+    <w:p>
+      <w:pPr>
+        <w:rPr>
+          <w:lang w:val="en-US"/>
+        </w:rPr>
+      </w:pPr>
+      <w:r>
+        <w:rPr>
+          <w:lang w:val="en-US"/>
+        </w:rPr>
+        <w:t>1] Compete Time hours of unwanted route 1</w:t>
+      </w:r>
+      <w:r>
+        <w:rPr>
+          <w:vertAlign w:val="superscript"/>
+          <w:lang w:val="en-US"/>
+        </w:rPr>
+        <w:t>st</w:t>
+      </w:r>
+      <w:r>
+        <w:rPr>
+          <w:lang w:val="en-US"/>
+        </w:rPr>
+        <w:t xml:space="preserve"> sub-task</w:t>
       </w:r>
       <w:r>
         <w:rPr>
@@ -635,21 +708,67 @@
           <w:lang w:val="en-US"/>
         </w:rPr>
       </w:pPr>
+      <w:r>
+        <w:rPr>
+          <w:lang w:val="en-US"/>
+        </w:rPr>
+        <w:t>2] Give Time hours of analytics subtask 1</w:t>
+      </w:r>
+      <w:r>
+        <w:rPr>
+          <w:lang w:val="en-US"/>
+        </w:rPr>
+        <w:t>.</w:t>
+      </w:r>
+      <w:r>
+        <w:rPr>
+          <w:lang w:val="en-US"/>
+        </w:rPr>
+        <w:t xml:space="preserve"> </w:t>
+      </w:r>
+      <w:r>
+        <w:rPr>
+          <w:rFonts w:ascii="Segoe UI Emoji" w:hAnsi="Segoe UI Emoji" w:cs="Segoe UI Emoji"/>
+          <w:lang w:val="en-US"/>
+        </w:rPr>
+        <w:t>✅</w:t>
+      </w:r>
     </w:p>
     <w:p>
       <w:pPr>
         <w:spacing w:after="0"/>
         <w:rPr>
-          <w:b/>
-          <w:bCs/>
-          <w:lang w:val="en-US"/>
-        </w:rPr>
-      </w:pPr>
+          <w:lang w:val="en-US"/>
+        </w:rPr>
+      </w:pPr>
+      <w:r>
+        <w:rPr>
+          <w:lang w:val="en-US"/>
+        </w:rPr>
+        <w:t>3] Complete ticket card of second subtask for unwanted routes</w:t>
+      </w:r>
+      <w:r>
+        <w:rPr>
+          <w:lang w:val="en-US"/>
+        </w:rPr>
+        <w:t>.</w:t>
+      </w:r>
+      <w:r>
+        <w:rPr>
+          <w:lang w:val="en-US"/>
+        </w:rPr>
+        <w:br/>
+      </w:r>
+      <w:r>
+        <w:rPr>
+          <w:lang w:val="en-US"/>
+        </w:rPr>
+        <w:br/>
+      </w:r>
       <w:proofErr w:type="gramStart"/>
       <w:r>
         <w:rPr>
           <w:b/>
-          <w:bCs/>
           <w:lang w:val="en-US"/>
         </w:rPr>
         <w:t>Date :</w:t>
@@ -658,333 +777,209 @@
       <w:r>
         <w:rPr>
           <w:b/>
-          <w:bCs/>
-          <w:lang w:val="en-US"/>
-        </w:rPr>
-        <w:t xml:space="preserve"> 02-04-2026</w:t>
+          <w:lang w:val="en-US"/>
+        </w:rPr>
+        <w:t>- 0</w:t>
+      </w:r>
+      <w:r>
+        <w:rPr>
+          <w:b/>
+          <w:lang w:val="en-US"/>
+        </w:rPr>
+        <w:t>3</w:t>
+      </w:r>
+      <w:r>
+        <w:rPr>
+          <w:b/>
+          <w:lang w:val="en-US"/>
+        </w:rPr>
+        <w:t xml:space="preserve"> -04-2026</w:t>
+      </w:r>
+      <w:r>
+        <w:rPr>
+          <w:b/>
+          <w:lang w:val="en-US"/>
+        </w:rPr>
+        <w:br/>
+        <w:t>Day :- Thu</w:t>
+      </w:r>
+      <w:r>
+        <w:rPr>
+          <w:b/>
+          <w:lang w:val="en-US"/>
+        </w:rPr>
+        <w:t>rsday</w:t>
+      </w:r>
+      <w:r>
+        <w:rPr>
+          <w:b/>
+          <w:lang w:val="en-US"/>
+        </w:rPr>
+        <w:br/>
+      </w:r>
+      <w:r>
+        <w:rPr>
+          <w:lang w:val="en-US"/>
+        </w:rPr>
+        <w:t>1]</w:t>
+      </w:r>
+      <w:r>
+        <w:rPr>
+          <w:b/>
+          <w:lang w:val="en-US"/>
+        </w:rPr>
+        <w:t xml:space="preserve"> </w:t>
+      </w:r>
+      <w:r>
+        <w:rPr>
+          <w:lang w:val="en-US"/>
+        </w:rPr>
+        <w:t xml:space="preserve">complete </w:t>
+      </w:r>
+      <w:r>
+        <w:rPr>
+          <w:lang w:val="en-US"/>
+        </w:rPr>
+        <w:t>Time hours of analytics subtask 1</w:t>
+      </w:r>
+      <w:r>
+        <w:rPr>
+          <w:lang w:val="en-US"/>
+        </w:rPr>
+        <w:t>.</w:t>
+      </w:r>
+      <w:r>
+        <w:rPr>
+          <w:lang w:val="en-US"/>
+        </w:rPr>
+        <w:br/>
+        <w:t xml:space="preserve">2]  </w:t>
+      </w:r>
+      <w:r>
+        <w:rPr>
+          <w:lang w:val="en-US"/>
+        </w:rPr>
+        <w:t xml:space="preserve">complete </w:t>
+      </w:r>
+      <w:r>
+        <w:rPr>
+          <w:lang w:val="en-US"/>
+        </w:rPr>
+        <w:t>Time hours for second subtask for unwanted routes</w:t>
+      </w:r>
+      <w:r>
+        <w:rPr>
+          <w:lang w:val="en-US"/>
+        </w:rPr>
+        <w:t>.</w:t>
+      </w:r>
+      <w:r>
+        <w:rPr>
+          <w:lang w:val="en-US"/>
+        </w:rPr>
+        <w:br/>
+        <w:t xml:space="preserve">3] Give Time hours </w:t>
+      </w:r>
+      <w:r>
+        <w:rPr>
+          <w:lang w:val="en-US"/>
+        </w:rPr>
+        <w:t xml:space="preserve"> SPOG </w:t>
+      </w:r>
+      <w:r>
+        <w:rPr>
+          <w:lang w:val="en-US"/>
+        </w:rPr>
+        <w:t xml:space="preserve">Usage / </w:t>
+      </w:r>
+      <w:proofErr w:type="spellStart"/>
+      <w:r>
+        <w:rPr>
+          <w:lang w:val="en-US"/>
+        </w:rPr>
+        <w:t>Usablity</w:t>
+      </w:r>
+      <w:proofErr w:type="spellEnd"/>
+      <w:r>
+        <w:rPr>
+          <w:lang w:val="en-US"/>
+        </w:rPr>
+        <w:t xml:space="preserve"> Analytic. </w:t>
       </w:r>
     </w:p>
     <w:p>
       <w:pPr>
         <w:spacing w:after="0"/>
         <w:rPr>
-          <w:b/>
-          <w:bCs/>
-          <w:lang w:val="en-US"/>
-        </w:rPr>
-      </w:pPr>
+          <w:lang w:val="en-US"/>
+        </w:rPr>
+      </w:pPr>
+      <w:r>
+        <w:rPr>
+          <w:lang w:val="en-US"/>
+        </w:rPr>
+        <w:t>4] Check Backend Epics and start the development</w:t>
+      </w:r>
+      <w:r>
+        <w:rPr>
+          <w:lang w:val="en-US"/>
+        </w:rPr>
+        <w:t>.</w:t>
+      </w:r>
+      <w:r>
+        <w:rPr>
+          <w:lang w:val="en-US"/>
+        </w:rPr>
+        <w:br/>
+        <w:t xml:space="preserve">5] </w:t>
+      </w:r>
+      <w:r>
+        <w:t xml:space="preserve">Add an </w:t>
+      </w:r>
+      <w:r>
+        <w:rPr>
+          <w:rStyle w:val="Strong"/>
+        </w:rPr>
+        <w:t>Overview Analytics</w:t>
+      </w:r>
+      <w:r>
+        <w:t xml:space="preserve"> button. When clicked, it should open a dialog box that displays all the data from the overview page.</w:t>
+      </w:r>
+      <w:r>
+        <w:br/>
+      </w:r>
       <w:proofErr w:type="gramStart"/>
       <w:r>
-        <w:rPr>
-          <w:b/>
-          <w:bCs/>
-          <w:lang w:val="en-US"/>
-        </w:rPr>
-        <w:t>Day :</w:t>
+        <w:t>6]</w:t>
+      </w:r>
+      <w:r>
+        <w:t>Created</w:t>
       </w:r>
       <w:proofErr w:type="gramEnd"/>
       <w:r>
-        <w:rPr>
-          <w:b/>
-          <w:bCs/>
-          <w:lang w:val="en-US"/>
-        </w:rPr>
-        <w:t xml:space="preserve"> Wednesday</w:t>
-      </w:r>
-    </w:p>
-    <w:p>
-      <w:pPr>
-        <w:spacing w:after="0"/>
-        <w:rPr>
-          <w:lang w:val="en-US"/>
-        </w:rPr>
-      </w:pPr>
-    </w:p>
-    <w:p>
-      <w:pPr>
-        <w:rPr>
-          <w:lang w:val="en-US"/>
-        </w:rPr>
-      </w:pPr>
-      <w:r>
-        <w:rPr>
-          <w:lang w:val="en-US"/>
-        </w:rPr>
-        <w:t>1] Compete Time hours of unwanted route 1</w:t>
-      </w:r>
-      <w:r>
-        <w:rPr>
-          <w:vertAlign w:val="superscript"/>
-          <w:lang w:val="en-US"/>
-        </w:rPr>
-        <w:t>st</w:t>
-      </w:r>
-      <w:r>
-        <w:rPr>
-          <w:lang w:val="en-US"/>
-        </w:rPr>
-        <w:t xml:space="preserve"> sub-task</w:t>
-      </w:r>
-      <w:r>
-        <w:rPr>
-          <w:lang w:val="en-US"/>
-        </w:rPr>
+        <w:t xml:space="preserve"> a Jira ticket for the Overview Analytics button and dialog box</w:t>
+      </w:r>
+      <w:r>
         <w:t>.</w:t>
       </w:r>
-    </w:p>
-    <w:p>
-      <w:pPr>
-        <w:rPr>
-          <w:lang w:val="en-US"/>
-        </w:rPr>
-      </w:pPr>
-      <w:r>
-        <w:rPr>
-          <w:lang w:val="en-US"/>
-        </w:rPr>
-        <w:t>2] Give Time hours of analytics subtask 1</w:t>
-      </w:r>
-      <w:r>
-        <w:rPr>
-          <w:lang w:val="en-US"/>
-        </w:rPr>
-        <w:t>.</w:t>
-      </w:r>
-      <w:r>
-        <w:rPr>
-          <w:lang w:val="en-US"/>
-        </w:rPr>
-        <w:t xml:space="preserve"> </w:t>
-      </w:r>
-      <w:r>
-        <w:rPr>
-          <w:rFonts w:ascii="Segoe UI Emoji" w:hAnsi="Segoe UI Emoji" w:cs="Segoe UI Emoji"/>
-          <w:lang w:val="en-US"/>
-        </w:rPr>
-        <w:t>✅</w:t>
-      </w:r>
-    </w:p>
-    <w:p>
-      <w:pPr>
-        <w:spacing w:after="0"/>
-        <w:rPr>
-          <w:lang w:val="en-US"/>
-        </w:rPr>
-      </w:pPr>
-      <w:r>
-        <w:rPr>
-          <w:lang w:val="en-US"/>
-        </w:rPr>
-        <w:t>3] Complete ticket card of second subtask for unwanted routes</w:t>
-      </w:r>
-      <w:r>
-        <w:rPr>
-          <w:lang w:val="en-US"/>
-        </w:rPr>
-        <w:t>.</w:t>
-      </w:r>
-      <w:r>
-        <w:rPr>
-          <w:lang w:val="en-US"/>
-        </w:rPr>
-        <w:br/>
-      </w:r>
-      <w:r>
-        <w:rPr>
-          <w:lang w:val="en-US"/>
-        </w:rPr>
-        <w:br/>
-      </w:r>
-      <w:proofErr w:type="gramStart"/>
-      <w:r>
-        <w:rPr>
-          <w:b/>
-          <w:lang w:val="en-US"/>
-        </w:rPr>
-        <w:t>Date :</w:t>
-      </w:r>
-      <w:proofErr w:type="gramEnd"/>
-      <w:r>
-        <w:rPr>
-          <w:b/>
-          <w:lang w:val="en-US"/>
-        </w:rPr>
-        <w:t>- 0</w:t>
-      </w:r>
-      <w:r>
-        <w:rPr>
-          <w:b/>
-          <w:lang w:val="en-US"/>
-        </w:rPr>
-        <w:t>3</w:t>
-      </w:r>
-      <w:r>
-        <w:rPr>
-          <w:b/>
-          <w:lang w:val="en-US"/>
-        </w:rPr>
-        <w:t xml:space="preserve"> -04-2026</w:t>
-      </w:r>
-      <w:r>
-        <w:rPr>
-          <w:b/>
-          <w:lang w:val="en-US"/>
-        </w:rPr>
-        <w:br/>
-      </w:r>
-      <w:proofErr w:type="gramStart"/>
-      <w:r>
-        <w:rPr>
-          <w:b/>
-          <w:lang w:val="en-US"/>
-        </w:rPr>
-        <w:t>Day :</w:t>
-      </w:r>
-      <w:proofErr w:type="gramEnd"/>
-      <w:r>
-        <w:rPr>
-          <w:b/>
-          <w:lang w:val="en-US"/>
-        </w:rPr>
-        <w:t>- Thu</w:t>
-      </w:r>
-      <w:r>
-        <w:rPr>
-          <w:b/>
-          <w:lang w:val="en-US"/>
-        </w:rPr>
-        <w:t>rsday</w:t>
-      </w:r>
-      <w:r>
-        <w:rPr>
-          <w:b/>
-          <w:lang w:val="en-US"/>
-        </w:rPr>
-        <w:br/>
-      </w:r>
-      <w:r>
-        <w:rPr>
-          <w:lang w:val="en-US"/>
-        </w:rPr>
-        <w:t>1]</w:t>
-      </w:r>
-      <w:r>
-        <w:rPr>
-          <w:b/>
-          <w:lang w:val="en-US"/>
-        </w:rPr>
-        <w:t xml:space="preserve"> </w:t>
-      </w:r>
-      <w:r>
-        <w:rPr>
-          <w:lang w:val="en-US"/>
-        </w:rPr>
-        <w:t xml:space="preserve">complete </w:t>
-      </w:r>
-      <w:r>
-        <w:rPr>
-          <w:lang w:val="en-US"/>
-        </w:rPr>
-        <w:t>Time hours of analytics subtask 1</w:t>
-      </w:r>
-      <w:r>
-        <w:rPr>
-          <w:lang w:val="en-US"/>
-        </w:rPr>
-        <w:t>.</w:t>
-      </w:r>
-      <w:r>
-        <w:rPr>
-          <w:lang w:val="en-US"/>
-        </w:rPr>
-        <w:br/>
-        <w:t>2</w:t>
-      </w:r>
-      <w:proofErr w:type="gramStart"/>
-      <w:r>
-        <w:rPr>
-          <w:lang w:val="en-US"/>
-        </w:rPr>
-        <w:t xml:space="preserve">]  </w:t>
-      </w:r>
-      <w:r>
-        <w:rPr>
-          <w:lang w:val="en-US"/>
-        </w:rPr>
-        <w:t>complete</w:t>
-      </w:r>
-      <w:proofErr w:type="gramEnd"/>
-      <w:r>
-        <w:rPr>
-          <w:lang w:val="en-US"/>
-        </w:rPr>
-        <w:t xml:space="preserve"> </w:t>
-      </w:r>
-      <w:r>
-        <w:rPr>
-          <w:lang w:val="en-US"/>
-        </w:rPr>
-        <w:t>Time hours for second subtask for unwanted routes</w:t>
-      </w:r>
-      <w:r>
-        <w:rPr>
-          <w:lang w:val="en-US"/>
-        </w:rPr>
-        <w:t>.</w:t>
-      </w:r>
-      <w:r>
-        <w:rPr>
-          <w:lang w:val="en-US"/>
-        </w:rPr>
-        <w:br/>
-        <w:t xml:space="preserve">3] Give Time hours </w:t>
-      </w:r>
-      <w:r>
-        <w:rPr>
-          <w:lang w:val="en-US"/>
-        </w:rPr>
-        <w:t xml:space="preserve"> SPOG </w:t>
-      </w:r>
-      <w:r>
-        <w:rPr>
-          <w:lang w:val="en-US"/>
-        </w:rPr>
-        <w:t xml:space="preserve">Usage / </w:t>
-      </w:r>
-      <w:proofErr w:type="spellStart"/>
-      <w:r>
-        <w:rPr>
-          <w:lang w:val="en-US"/>
-        </w:rPr>
-        <w:t>Usablity</w:t>
-      </w:r>
-      <w:proofErr w:type="spellEnd"/>
-      <w:r>
-        <w:rPr>
-          <w:lang w:val="en-US"/>
-        </w:rPr>
-        <w:t xml:space="preserve"> Analytic. </w:t>
-      </w:r>
-    </w:p>
-    <w:p>
-      <w:pPr>
-        <w:spacing w:after="0"/>
-        <w:rPr>
-          <w:lang w:val="en-US"/>
-        </w:rPr>
-      </w:pPr>
-      <w:r>
-        <w:rPr>
-          <w:lang w:val="en-US"/>
-        </w:rPr>
-        <w:t>4] Check Backend Epics and start the development</w:t>
-      </w:r>
-      <w:r>
-        <w:rPr>
-          <w:lang w:val="en-US"/>
-        </w:rPr>
-        <w:br/>
-      </w:r>
+      <w:r>
+        <w:br/>
+      </w:r>
+      <w:bookmarkStart w:id="0" w:name="_GoBack"/>
+      <w:bookmarkEnd w:id="0"/>
+      <w:r>
+        <w:rPr>
+          <w:lang w:val="en-US"/>
+        </w:rPr>
+        <w:br/>
+      </w:r>
+    </w:p>
+    <w:p>
+      <w:pPr>
+        <w:rPr>
+          <w:lang w:val="en-US"/>
+        </w:rPr>
+      </w:pPr>
     </w:p>
     <w:p>
       <w:pPr>
@@ -1056,7 +1051,7 @@
 </file>
 
 <file path=word/styles.xml><?xml version="1.0" encoding="utf-8"?>
-<w:styles xmlns:mc="http://schemas.openxmlformats.org/markup-compatibility/2006" xmlns:r="http://schemas.openxmlformats.org/officeDocument/2006/relationships" xmlns:w="http://schemas.openxmlformats.org/wordprocessingml/2006/main" xmlns:w14="http://schemas.microsoft.com/office/word/2010/wordml" xmlns:w15="http://schemas.microsoft.com/office/word/2012/wordml" xmlns:w16cex="http://schemas.microsoft.com/office/word/2018/wordml/cex" xmlns:w16cid="http://schemas.microsoft.com/office/word/2016/wordml/cid" xmlns:w16="http://schemas.microsoft.com/office/word/2018/wordml" xmlns:w16du="http://schemas.microsoft.com/office/word/2023/wordml/word16du" xmlns:w16sdtdh="http://schemas.microsoft.com/office/word/2020/wordml/sdtdatahash" xmlns:w16sdtfl="http://schemas.microsoft.com/office/word/2024/wordml/sdtformatlock" xmlns:w16se="http://schemas.microsoft.com/office/word/2015/wordml/symex" mc:Ignorable="w14 w15 w16se w16cid w16 w16cex w16sdtdh w16sdtfl w16du">
+<w:styles xmlns:mc="http://schemas.openxmlformats.org/markup-compatibility/2006" xmlns:r="http://schemas.openxmlformats.org/officeDocument/2006/relationships" xmlns:w="http://schemas.openxmlformats.org/wordprocessingml/2006/main" xmlns:w14="http://schemas.microsoft.com/office/word/2010/wordml" xmlns:w15="http://schemas.microsoft.com/office/word/2012/wordml" xmlns:w16cid="http://schemas.microsoft.com/office/word/2016/wordml/cid" xmlns:w16se="http://schemas.microsoft.com/office/word/2015/wordml/symex" mc:Ignorable="w14 w15 w16se w16cid">
   <w:docDefaults>
     <w:rPrDefault>
       <w:rPr>
@@ -1072,7 +1067,7 @@
       </w:pPr>
     </w:pPrDefault>
   </w:docDefaults>
-  <w:latentStyles w:defLockedState="0" w:defUIPriority="99" w:defSemiHidden="0" w:defUnhideWhenUsed="0" w:defQFormat="0" w:count="376">
+  <w:latentStyles w:defLockedState="0" w:defUIPriority="99" w:defSemiHidden="0" w:defUnhideWhenUsed="0" w:defQFormat="0" w:count="375">
     <w:lsdException w:name="Normal" w:uiPriority="0" w:qFormat="1"/>
     <w:lsdException w:name="heading 1" w:uiPriority="9" w:qFormat="1"/>
     <w:lsdException w:name="heading 2" w:semiHidden="1" w:uiPriority="9" w:unhideWhenUsed="1" w:qFormat="1"/>
@@ -1448,7 +1443,6 @@
     <w:lsdException w:name="Smart Hyperlink" w:semiHidden="1" w:unhideWhenUsed="1"/>
     <w:lsdException w:name="Hashtag" w:semiHidden="1" w:unhideWhenUsed="1"/>
     <w:lsdException w:name="Unresolved Mention" w:semiHidden="1" w:unhideWhenUsed="1"/>
-    <w:lsdException w:name="Smart Link" w:semiHidden="1" w:unhideWhenUsed="1"/>
   </w:latentStyles>
   <w:style w:type="paragraph" w:default="1" w:styleId="Normal">
     <w:name w:val="Normal"/>
@@ -1480,6 +1474,17 @@
     <w:uiPriority w:val="99"/>
     <w:semiHidden/>
     <w:unhideWhenUsed/>
+  </w:style>
+  <w:style w:type="character" w:styleId="Strong">
+    <w:name w:val="Strong"/>
+    <w:basedOn w:val="DefaultParagraphFont"/>
+    <w:uiPriority w:val="22"/>
+    <w:qFormat/>
+    <w:rsid w:val="00EE424D"/>
+    <w:rPr>
+      <w:b/>
+      <w:bCs/>
+    </w:rPr>
   </w:style>
 </w:styles>
 </file>

--- a/Daily Work Progess Updates.docx
+++ b/Daily Work Progess Updates.docx
@@ -950,23 +950,266 @@
       </w:r>
       <w:proofErr w:type="gramStart"/>
       <w:r>
-        <w:t>6]</w:t>
-      </w:r>
-      <w:r>
-        <w:t>Created</w:t>
+        <w:t>6]Created</w:t>
       </w:r>
       <w:proofErr w:type="gramEnd"/>
       <w:r>
-        <w:t xml:space="preserve"> a Jira ticket for the Overview Analytics button and dialog box</w:t>
-      </w:r>
-      <w:r>
-        <w:t>.</w:t>
-      </w:r>
-      <w:r>
-        <w:br/>
-      </w:r>
-      <w:bookmarkStart w:id="0" w:name="_GoBack"/>
+        <w:t xml:space="preserve"> a Jira ticket for the Overview Analytics button and dialog box.</w:t>
+      </w:r>
+      <w:r>
+        <w:br/>
+      </w:r>
+      <w:r>
+        <w:rPr>
+          <w:lang w:val="en-US"/>
+        </w:rPr>
+        <w:br/>
+      </w:r>
+      <w:bookmarkStart w:id="0" w:name="_Hlk226385197"/>
+      <w:bookmarkStart w:id="1" w:name="_GoBack"/>
+      <w:r>
+        <w:rPr>
+          <w:lang w:val="en-US"/>
+        </w:rPr>
+        <w:br/>
+      </w:r>
+      <w:r>
+        <w:rPr>
+          <w:b/>
+          <w:lang w:val="en-US"/>
+        </w:rPr>
+        <w:t>Date:- 06-04-2026</w:t>
+      </w:r>
+      <w:r>
+        <w:rPr>
+          <w:b/>
+          <w:lang w:val="en-US"/>
+        </w:rPr>
+        <w:br/>
+        <w:t>Day:- Monday</w:t>
+      </w:r>
+      <w:r>
+        <w:rPr>
+          <w:b/>
+          <w:lang w:val="en-US"/>
+        </w:rPr>
+        <w:br/>
+      </w:r>
+      <w:r>
+        <w:rPr>
+          <w:lang w:val="en-US"/>
+        </w:rPr>
+        <w:br/>
+        <w:t xml:space="preserve">1] </w:t>
+      </w:r>
+      <w:proofErr w:type="spellStart"/>
+      <w:r>
+        <w:rPr>
+          <w:lang w:val="en-US"/>
+        </w:rPr>
+        <w:t>Opean</w:t>
+      </w:r>
+      <w:proofErr w:type="spellEnd"/>
+      <w:r>
+        <w:rPr>
+          <w:lang w:val="en-US"/>
+        </w:rPr>
+        <w:t xml:space="preserve"> ticket email sending. Testing </w:t>
+      </w:r>
+      <w:r>
+        <w:rPr>
+          <w:lang w:val="en-US"/>
+        </w:rPr>
+        <w:br/>
+        <w:t xml:space="preserve">2] Feedback button </w:t>
+      </w:r>
+      <w:proofErr w:type="spellStart"/>
+      <w:r>
+        <w:rPr>
+          <w:lang w:val="en-US"/>
+        </w:rPr>
+        <w:t>jira</w:t>
+      </w:r>
+      <w:proofErr w:type="spellEnd"/>
+      <w:r>
+        <w:rPr>
+          <w:lang w:val="en-US"/>
+        </w:rPr>
+        <w:t xml:space="preserve"> card </w:t>
+      </w:r>
+      <w:proofErr w:type="gramStart"/>
+      <w:r>
+        <w:rPr>
+          <w:lang w:val="en-US"/>
+        </w:rPr>
+        <w:t>create.—</w:t>
+      </w:r>
+      <w:proofErr w:type="gramEnd"/>
+      <w:r>
+        <w:rPr>
+          <w:lang w:val="en-US"/>
+        </w:rPr>
+        <w:t>Remove</w:t>
+      </w:r>
+      <w:r>
+        <w:rPr>
+          <w:lang w:val="en-US"/>
+        </w:rPr>
+        <w:br/>
+        <w:t xml:space="preserve">3] client </w:t>
+      </w:r>
+      <w:proofErr w:type="spellStart"/>
+      <w:r>
+        <w:rPr>
+          <w:lang w:val="en-US"/>
+        </w:rPr>
+        <w:t>saide</w:t>
+      </w:r>
+      <w:proofErr w:type="spellEnd"/>
+      <w:r>
+        <w:rPr>
+          <w:lang w:val="en-US"/>
+        </w:rPr>
+        <w:t xml:space="preserve"> feedback button create only frontend create.</w:t>
+      </w:r>
+      <w:r>
+        <w:rPr>
+          <w:lang w:val="en-US"/>
+        </w:rPr>
+        <w:br/>
+        <w:t>4] Search bar add client id.</w:t>
+      </w:r>
+      <w:r>
+        <w:rPr>
+          <w:lang w:val="en-US"/>
+        </w:rPr>
+        <w:br/>
+        <w:t xml:space="preserve">5] </w:t>
+      </w:r>
+      <w:r>
+        <w:rPr>
+          <w:lang w:val="en-US"/>
+        </w:rPr>
+        <w:br/>
+      </w:r>
+      <w:r>
+        <w:rPr>
+          <w:lang w:val="en-US"/>
+        </w:rPr>
+        <w:br/>
+      </w:r>
+      <w:r>
+        <w:rPr>
+          <w:lang w:val="en-US"/>
+        </w:rPr>
+        <w:br/>
+      </w:r>
+      <w:r>
+        <w:rPr>
+          <w:lang w:val="en-US"/>
+        </w:rPr>
+        <w:br/>
+      </w:r>
+      <w:r>
+        <w:rPr>
+          <w:b/>
+          <w:lang w:val="en-US"/>
+        </w:rPr>
+        <w:t>Date – 07-04-2026</w:t>
+      </w:r>
+      <w:r>
+        <w:rPr>
+          <w:b/>
+          <w:lang w:val="en-US"/>
+        </w:rPr>
+        <w:br/>
+        <w:t xml:space="preserve">Day :- </w:t>
+      </w:r>
+      <w:r>
+        <w:rPr>
+          <w:b/>
+          <w:lang w:val="en-US"/>
+        </w:rPr>
+        <w:t>Tuesday</w:t>
+      </w:r>
+      <w:r>
+        <w:rPr>
+          <w:lang w:val="en-US"/>
+        </w:rPr>
+        <w:br/>
+      </w:r>
+      <w:r>
+        <w:rPr>
+          <w:lang w:val="en-US"/>
+        </w:rPr>
+        <w:br/>
+        <w:t xml:space="preserve">1]Give Time  </w:t>
+      </w:r>
+      <w:r>
+        <w:rPr>
+          <w:lang w:val="en-US"/>
+        </w:rPr>
+        <w:t>hours</w:t>
+      </w:r>
+      <w:r>
+        <w:rPr>
+          <w:lang w:val="en-US"/>
+        </w:rPr>
+        <w:t xml:space="preserve"> Add search client Id.</w:t>
+      </w:r>
+      <w:r>
+        <w:rPr>
+          <w:lang w:val="en-US"/>
+        </w:rPr>
+        <w:br/>
+      </w:r>
+      <w:r>
+        <w:rPr>
+          <w:lang w:val="en-US"/>
+        </w:rPr>
+        <w:br/>
+      </w:r>
+      <w:r>
+        <w:rPr>
+          <w:lang w:val="en-US"/>
+        </w:rPr>
+        <w:br/>
+        <w:t>Date :- 08-04-2026</w:t>
+      </w:r>
+      <w:r>
+        <w:rPr>
+          <w:lang w:val="en-US"/>
+        </w:rPr>
+        <w:br/>
+        <w:t>Day:-</w:t>
+      </w:r>
+      <w:r>
+        <w:rPr>
+          <w:lang w:val="en-US"/>
+        </w:rPr>
+        <w:br/>
+      </w:r>
+      <w:r>
+        <w:rPr>
+          <w:lang w:val="en-US"/>
+        </w:rPr>
+        <w:lastRenderedPageBreak/>
+        <w:t>1]</w:t>
+      </w:r>
+      <w:r>
+        <w:rPr>
+          <w:lang w:val="en-US"/>
+        </w:rPr>
+        <w:t xml:space="preserve"> </w:t>
+      </w:r>
+      <w:r>
+        <w:rPr>
+          <w:lang w:val="en-US"/>
+        </w:rPr>
+        <w:t xml:space="preserve">2] give Time hours on Easy button.    </w:t>
+      </w:r>
       <w:bookmarkEnd w:id="0"/>
+      <w:bookmarkEnd w:id="1"/>
       <w:r>
         <w:rPr>
           <w:lang w:val="en-US"/>

--- a/Daily Work Progess Updates.docx
+++ b/Daily Work Progess Updates.docx
@@ -1,6 +1,6 @@
 
 <file path=word/document.xml><?xml version="1.0" encoding="utf-8"?>
-<w:document xmlns:wpc="http://schemas.microsoft.com/office/word/2010/wordprocessingCanvas" xmlns:cx="http://schemas.microsoft.com/office/drawing/2014/chartex" xmlns:cx1="http://schemas.microsoft.com/office/drawing/2015/9/8/chartex" xmlns:cx2="http://schemas.microsoft.com/office/drawing/2015/10/21/chartex" xmlns:cx3="http://schemas.microsoft.com/office/drawing/2016/5/9/chartex" xmlns:cx4="http://schemas.microsoft.com/office/drawing/2016/5/10/chartex" xmlns:cx5="http://schemas.microsoft.com/office/drawing/2016/5/11/chartex" xmlns:cx6="http://schemas.microsoft.com/office/drawing/2016/5/12/chartex" xmlns:cx7="http://schemas.microsoft.com/office/drawing/2016/5/13/chartex" xmlns:cx8="http://schemas.microsoft.com/office/drawing/2016/5/14/chartex" xmlns:mc="http://schemas.openxmlformats.org/markup-compatibility/2006" xmlns:aink="http://schemas.microsoft.com/office/drawing/2016/ink" xmlns:am3d="http://schemas.microsoft.com/office/drawing/2017/model3d" xmlns:o="urn:schemas-microsoft-com:office:office" xmlns:r="http://schemas.openxmlformats.org/officeDocument/2006/relationships" xmlns:m="http://schemas.openxmlformats.org/officeDocument/2006/math" xmlns:v="urn:schemas-microsoft-com:vml" xmlns:wp14="http://schemas.microsoft.com/office/word/2010/wordprocessingDrawing" xmlns:wp="http://schemas.openxmlformats.org/drawingml/2006/wordprocessingDrawing" xmlns:w10="urn:schemas-microsoft-com:office:word" xmlns:w="http://schemas.openxmlformats.org/wordprocessingml/2006/main" xmlns:w14="http://schemas.microsoft.com/office/word/2010/wordml" xmlns:w15="http://schemas.microsoft.com/office/word/2012/wordml" xmlns:w16cid="http://schemas.microsoft.com/office/word/2016/wordml/cid" xmlns:w16se="http://schemas.microsoft.com/office/word/2015/wordml/symex" xmlns:wpg="http://schemas.microsoft.com/office/word/2010/wordprocessingGroup" xmlns:wpi="http://schemas.microsoft.com/office/word/2010/wordprocessingInk" xmlns:wne="http://schemas.microsoft.com/office/word/2006/wordml" xmlns:wps="http://schemas.microsoft.com/office/word/2010/wordprocessingShape" mc:Ignorable="w14 w15 w16se w16cid wp14">
+<w:document xmlns:wpc="http://schemas.microsoft.com/office/word/2010/wordprocessingCanvas" xmlns:cx="http://schemas.microsoft.com/office/drawing/2014/chartex" xmlns:cx1="http://schemas.microsoft.com/office/drawing/2015/9/8/chartex" xmlns:cx2="http://schemas.microsoft.com/office/drawing/2015/10/21/chartex" xmlns:cx3="http://schemas.microsoft.com/office/drawing/2016/5/9/chartex" xmlns:cx4="http://schemas.microsoft.com/office/drawing/2016/5/10/chartex" xmlns:cx5="http://schemas.microsoft.com/office/drawing/2016/5/11/chartex" xmlns:cx6="http://schemas.microsoft.com/office/drawing/2016/5/12/chartex" xmlns:cx7="http://schemas.microsoft.com/office/drawing/2016/5/13/chartex" xmlns:cx8="http://schemas.microsoft.com/office/drawing/2016/5/14/chartex" xmlns:mc="http://schemas.openxmlformats.org/markup-compatibility/2006" xmlns:aink="http://schemas.microsoft.com/office/drawing/2016/ink" xmlns:am3d="http://schemas.microsoft.com/office/drawing/2017/model3d" xmlns:o="urn:schemas-microsoft-com:office:office" xmlns:oel="http://schemas.microsoft.com/office/2019/extlst" xmlns:r="http://schemas.openxmlformats.org/officeDocument/2006/relationships" xmlns:m="http://schemas.openxmlformats.org/officeDocument/2006/math" xmlns:v="urn:schemas-microsoft-com:vml" xmlns:wp14="http://schemas.microsoft.com/office/word/2010/wordprocessingDrawing" xmlns:wp="http://schemas.openxmlformats.org/drawingml/2006/wordprocessingDrawing" xmlns:w10="urn:schemas-microsoft-com:office:word" xmlns:w="http://schemas.openxmlformats.org/wordprocessingml/2006/main" xmlns:w14="http://schemas.microsoft.com/office/word/2010/wordml" xmlns:w15="http://schemas.microsoft.com/office/word/2012/wordml" xmlns:w16cex="http://schemas.microsoft.com/office/word/2018/wordml/cex" xmlns:w16cid="http://schemas.microsoft.com/office/word/2016/wordml/cid" xmlns:w16="http://schemas.microsoft.com/office/word/2018/wordml" xmlns:w16du="http://schemas.microsoft.com/office/word/2023/wordml/word16du" xmlns:w16sdtdh="http://schemas.microsoft.com/office/word/2020/wordml/sdtdatahash" xmlns:w16sdtfl="http://schemas.microsoft.com/office/word/2024/wordml/sdtformatlock" xmlns:w16se="http://schemas.microsoft.com/office/word/2015/wordml/symex" xmlns:wpg="http://schemas.microsoft.com/office/word/2010/wordprocessingGroup" xmlns:wpi="http://schemas.microsoft.com/office/word/2010/wordprocessingInk" xmlns:wne="http://schemas.microsoft.com/office/word/2006/wordml" xmlns:wps="http://schemas.microsoft.com/office/word/2010/wordprocessingShape" mc:Ignorable="w14 w15 w16se w16cid w16 w16cex w16sdtdh w16sdtfl w16du wp14">
   <w:body>
     <w:p>
       <w:pPr>
@@ -156,21 +156,7 @@
           <w:b/>
           <w:lang w:val="en-US"/>
         </w:rPr>
-        <w:t>Date</w:t>
-      </w:r>
-      <w:r>
-        <w:rPr>
-          <w:b/>
-          <w:lang w:val="en-US"/>
-        </w:rPr>
-        <w:t>:-</w:t>
-      </w:r>
-      <w:r>
-        <w:rPr>
-          <w:b/>
-          <w:lang w:val="en-US"/>
-        </w:rPr>
-        <w:t xml:space="preserve"> 25-03-2026</w:t>
+        <w:t>Date:- 25-03-2026</w:t>
       </w:r>
       <w:r>
         <w:rPr>
@@ -207,19 +193,7 @@
           <w:lang w:val="en-US"/>
         </w:rPr>
         <w:br/>
-        <w:t xml:space="preserve">3] </w:t>
-      </w:r>
-      <w:r>
-        <w:rPr>
-          <w:lang w:val="en-US"/>
-        </w:rPr>
-        <w:t>Overview tab bug find open ticket scroll lock</w:t>
-      </w:r>
-      <w:r>
-        <w:rPr>
-          <w:lang w:val="en-US"/>
-        </w:rPr>
-        <w:t>.</w:t>
+        <w:t>3] Overview tab bug find open ticket scroll lock.</w:t>
       </w:r>
       <w:r>
         <w:rPr>
@@ -453,7 +427,22 @@
           <w:lang w:val="en-US"/>
         </w:rPr>
         <w:br/>
-        <w:t>Day :- Tuesday</w:t>
+      </w:r>
+      <w:proofErr w:type="gramStart"/>
+      <w:r>
+        <w:rPr>
+          <w:b/>
+          <w:lang w:val="en-US"/>
+        </w:rPr>
+        <w:t>Day :</w:t>
+      </w:r>
+      <w:proofErr w:type="gramEnd"/>
+      <w:r>
+        <w:rPr>
+          <w:b/>
+          <w:lang w:val="en-US"/>
+        </w:rPr>
+        <w:t>- Tuesday</w:t>
       </w:r>
     </w:p>
     <w:p>
@@ -551,7 +540,30 @@
           <w:lang w:val="en-US"/>
         </w:rPr>
         <w:br/>
-        <w:t>Day :- Tuesday</w:t>
+      </w:r>
+      <w:proofErr w:type="gramStart"/>
+      <w:r>
+        <w:rPr>
+          <w:b/>
+          <w:lang w:val="en-US"/>
+        </w:rPr>
+        <w:t>Day :</w:t>
+      </w:r>
+      <w:proofErr w:type="gramEnd"/>
+      <w:r>
+        <w:rPr>
+          <w:b/>
+          <w:lang w:val="en-US"/>
+        </w:rPr>
+        <w:t xml:space="preserve">- </w:t>
+      </w:r>
+      <w:r>
+        <w:rPr>
+          <w:b/>
+          <w:bCs/>
+          <w:lang w:val="en-US"/>
+        </w:rPr>
+        <w:t>Wednesday</w:t>
       </w:r>
     </w:p>
     <w:p>
@@ -590,13 +602,7 @@
         <w:rPr>
           <w:lang w:val="en-US"/>
         </w:rPr>
-        <w:t>3] R &amp; D of celery in our project with in-details</w:t>
-      </w:r>
-      <w:r>
-        <w:rPr>
-          <w:lang w:val="en-US"/>
-        </w:rPr>
-        <w:t>.</w:t>
+        <w:t>3] R &amp; D of celery in our project with in-details.</w:t>
       </w:r>
     </w:p>
     <w:p>
@@ -659,7 +665,15 @@
           <w:bCs/>
           <w:lang w:val="en-US"/>
         </w:rPr>
-        <w:t xml:space="preserve"> Wednesday</w:t>
+        <w:t xml:space="preserve"> </w:t>
+      </w:r>
+      <w:r>
+        <w:rPr>
+          <w:b/>
+          <w:bCs/>
+          <w:lang w:val="en-US"/>
+        </w:rPr>
+        <w:t>Thursday</w:t>
       </w:r>
     </w:p>
     <w:p>
@@ -693,46 +707,203 @@
         <w:rPr>
           <w:lang w:val="en-US"/>
         </w:rPr>
-        <w:t xml:space="preserve"> sub-task</w:t>
-      </w:r>
-      <w:r>
-        <w:rPr>
-          <w:lang w:val="en-US"/>
-        </w:rPr>
-        <w:t>.</w:t>
-      </w:r>
-    </w:p>
-    <w:p>
-      <w:pPr>
-        <w:rPr>
-          <w:lang w:val="en-US"/>
-        </w:rPr>
-      </w:pPr>
-      <w:r>
-        <w:rPr>
-          <w:lang w:val="en-US"/>
-        </w:rPr>
-        <w:t>2] Give Time hours of analytics subtask 1</w:t>
-      </w:r>
-      <w:r>
-        <w:rPr>
-          <w:lang w:val="en-US"/>
-        </w:rPr>
-        <w:t>.</w:t>
-      </w:r>
-      <w:r>
-        <w:rPr>
+        <w:t xml:space="preserve"> sub-task.</w:t>
+      </w:r>
+    </w:p>
+    <w:p>
+      <w:pPr>
+        <w:rPr>
+          <w:lang w:val="en-US"/>
+        </w:rPr>
+      </w:pPr>
+      <w:r>
+        <w:rPr>
+          <w:lang w:val="en-US"/>
+        </w:rPr>
+        <w:t xml:space="preserve">2] Give Time hours of analytics subtask 1. </w:t>
+      </w:r>
+      <w:r>
+        <w:rPr>
+          <w:rFonts w:ascii="Segoe UI Emoji" w:hAnsi="Segoe UI Emoji" w:cs="Segoe UI Emoji"/>
+          <w:lang w:val="en-US"/>
+        </w:rPr>
+        <w:t>✅</w:t>
+      </w:r>
+    </w:p>
+    <w:p>
+      <w:pPr>
+        <w:spacing w:after="0"/>
+        <w:rPr>
+          <w:lang w:val="en-US"/>
+        </w:rPr>
+      </w:pPr>
+      <w:r>
+        <w:rPr>
+          <w:lang w:val="en-US"/>
+        </w:rPr>
+        <w:t>3] Complete ticket card of second subtask for unwanted routes.</w:t>
+      </w:r>
+      <w:r>
+        <w:rPr>
+          <w:lang w:val="en-US"/>
+        </w:rPr>
+        <w:br/>
+      </w:r>
+      <w:r>
+        <w:rPr>
+          <w:lang w:val="en-US"/>
+        </w:rPr>
+        <w:br/>
+      </w:r>
+      <w:proofErr w:type="gramStart"/>
+      <w:r>
+        <w:rPr>
+          <w:b/>
+          <w:lang w:val="en-US"/>
+        </w:rPr>
+        <w:t>Date :</w:t>
+      </w:r>
+      <w:proofErr w:type="gramEnd"/>
+      <w:r>
+        <w:rPr>
+          <w:b/>
+          <w:lang w:val="en-US"/>
+        </w:rPr>
+        <w:t>- 0</w:t>
+      </w:r>
+      <w:r>
+        <w:rPr>
+          <w:b/>
+          <w:lang w:val="en-US"/>
+        </w:rPr>
+        <w:t>3</w:t>
+      </w:r>
+      <w:r>
+        <w:rPr>
+          <w:b/>
+          <w:lang w:val="en-US"/>
+        </w:rPr>
+        <w:t xml:space="preserve"> -04-2026</w:t>
+      </w:r>
+      <w:r>
+        <w:rPr>
+          <w:b/>
+          <w:lang w:val="en-US"/>
+        </w:rPr>
+        <w:br/>
+      </w:r>
+      <w:proofErr w:type="gramStart"/>
+      <w:r>
+        <w:rPr>
+          <w:b/>
+          <w:lang w:val="en-US"/>
+        </w:rPr>
+        <w:t>Day :</w:t>
+      </w:r>
+      <w:proofErr w:type="gramEnd"/>
+      <w:r>
+        <w:rPr>
+          <w:b/>
+          <w:lang w:val="en-US"/>
+        </w:rPr>
+        <w:t xml:space="preserve">- </w:t>
+      </w:r>
+      <w:r>
+        <w:rPr>
+          <w:b/>
+          <w:lang w:val="en-US"/>
+        </w:rPr>
+        <w:t>Friday</w:t>
+      </w:r>
+      <w:r>
+        <w:rPr>
+          <w:b/>
+          <w:lang w:val="en-US"/>
+        </w:rPr>
+        <w:br/>
+      </w:r>
+      <w:r>
+        <w:rPr>
+          <w:lang w:val="en-US"/>
+        </w:rPr>
+        <w:t>1]</w:t>
+      </w:r>
+      <w:r>
+        <w:rPr>
+          <w:b/>
           <w:lang w:val="en-US"/>
         </w:rPr>
         <w:t xml:space="preserve"> </w:t>
       </w:r>
       <w:r>
         <w:rPr>
+          <w:lang w:val="en-US"/>
+        </w:rPr>
+        <w:t xml:space="preserve">complete Time hours of analytics subtask 1. </w:t>
+      </w:r>
+      <w:r>
+        <w:rPr>
           <w:rFonts w:ascii="Segoe UI Emoji" w:hAnsi="Segoe UI Emoji" w:cs="Segoe UI Emoji"/>
           <w:lang w:val="en-US"/>
         </w:rPr>
         <w:t>✅</w:t>
       </w:r>
+      <w:r>
+        <w:rPr>
+          <w:lang w:val="en-US"/>
+        </w:rPr>
+        <w:br/>
+        <w:t>2</w:t>
+      </w:r>
+      <w:proofErr w:type="gramStart"/>
+      <w:r>
+        <w:rPr>
+          <w:lang w:val="en-US"/>
+        </w:rPr>
+        <w:t>]  complete</w:t>
+      </w:r>
+      <w:proofErr w:type="gramEnd"/>
+      <w:r>
+        <w:rPr>
+          <w:lang w:val="en-US"/>
+        </w:rPr>
+        <w:t xml:space="preserve"> Time hours for second subtask for unwanted routes.</w:t>
+      </w:r>
+      <w:r>
+        <w:rPr>
+          <w:lang w:val="en-US"/>
+        </w:rPr>
+        <w:br/>
+        <w:t xml:space="preserve">3] Give Time </w:t>
+      </w:r>
+      <w:proofErr w:type="gramStart"/>
+      <w:r>
+        <w:rPr>
+          <w:lang w:val="en-US"/>
+        </w:rPr>
+        <w:t>hours  SPOG</w:t>
+      </w:r>
+      <w:proofErr w:type="gramEnd"/>
+      <w:r>
+        <w:rPr>
+          <w:lang w:val="en-US"/>
+        </w:rPr>
+        <w:t xml:space="preserve"> Usage / </w:t>
+      </w:r>
+      <w:proofErr w:type="spellStart"/>
+      <w:r>
+        <w:rPr>
+          <w:lang w:val="en-US"/>
+        </w:rPr>
+        <w:t>Usablity</w:t>
+      </w:r>
+      <w:proofErr w:type="spellEnd"/>
+      <w:r>
+        <w:rPr>
+          <w:lang w:val="en-US"/>
+        </w:rPr>
+        <w:t xml:space="preserve"> Analytic. </w:t>
+      </w:r>
     </w:p>
     <w:p>
       <w:pPr>
@@ -745,166 +916,447 @@
         <w:rPr>
           <w:lang w:val="en-US"/>
         </w:rPr>
-        <w:t>3] Complete ticket card of second subtask for unwanted routes</w:t>
-      </w:r>
-      <w:r>
-        <w:rPr>
-          <w:lang w:val="en-US"/>
-        </w:rPr>
-        <w:t>.</w:t>
-      </w:r>
-      <w:r>
-        <w:rPr>
-          <w:lang w:val="en-US"/>
-        </w:rPr>
-        <w:br/>
-      </w:r>
-      <w:r>
-        <w:rPr>
-          <w:lang w:val="en-US"/>
-        </w:rPr>
-        <w:br/>
+        <w:t xml:space="preserve">4] </w:t>
+      </w:r>
+      <w:r>
+        <w:t xml:space="preserve">Add an </w:t>
+      </w:r>
+      <w:r>
+        <w:rPr>
+          <w:rStyle w:val="Strong"/>
+        </w:rPr>
+        <w:t>Overview Analytics</w:t>
+      </w:r>
+      <w:r>
+        <w:t xml:space="preserve"> button. When clicked, it should open a dialog box that displays all the data from the overview page.</w:t>
+      </w:r>
+      <w:r>
+        <w:br/>
+        <w:t>5]Created a Jira ticket for the Overview Analytics button and dialog box.</w:t>
+      </w:r>
+      <w:r>
+        <w:br/>
+        <w:t xml:space="preserve">6]  Created  document by  </w:t>
+      </w:r>
+      <w:r>
+        <w:rPr>
+          <w:lang w:val="en-US"/>
+        </w:rPr>
+        <w:t>Epics development.</w:t>
+      </w:r>
+      <w:r>
+        <w:br/>
+      </w:r>
+      <w:r>
+        <w:rPr>
+          <w:lang w:val="en-US"/>
+        </w:rPr>
+        <w:br/>
+      </w:r>
+      <w:r>
+        <w:rPr>
+          <w:lang w:val="en-US"/>
+        </w:rPr>
+        <w:br/>
+      </w:r>
+      <w:r>
+        <w:rPr>
+          <w:b/>
+          <w:lang w:val="en-US"/>
+        </w:rPr>
+        <w:t>Date:- 06-04-2026</w:t>
+      </w:r>
+      <w:r>
+        <w:rPr>
+          <w:b/>
+          <w:lang w:val="en-US"/>
+        </w:rPr>
+        <w:br/>
+        <w:t>Day:- Monday</w:t>
+      </w:r>
+      <w:r>
+        <w:rPr>
+          <w:b/>
+          <w:lang w:val="en-US"/>
+        </w:rPr>
+        <w:br/>
+      </w:r>
+      <w:r>
+        <w:t xml:space="preserve">1] give time </w:t>
+      </w:r>
+      <w:proofErr w:type="spellStart"/>
+      <w:r>
+        <w:t>houers</w:t>
+      </w:r>
+      <w:proofErr w:type="spellEnd"/>
+      <w:r>
+        <w:t xml:space="preserve"> for </w:t>
+      </w:r>
+      <w:proofErr w:type="spellStart"/>
+      <w:r>
+        <w:t>Overivew</w:t>
+      </w:r>
+      <w:proofErr w:type="spellEnd"/>
+      <w:r>
+        <w:t xml:space="preserve"> page button  Analytics task is…..pending</w:t>
+      </w:r>
+      <w:r>
+        <w:rPr>
+          <w:lang w:val="en-US"/>
+        </w:rPr>
+        <w:br/>
+        <w:t xml:space="preserve">2] Open ticket email sending. Testing </w:t>
+      </w:r>
+      <w:r>
+        <w:rPr>
+          <w:lang w:val="en-US"/>
+        </w:rPr>
+        <w:br/>
+        <w:t xml:space="preserve">3] Feedback button </w:t>
+      </w:r>
+      <w:proofErr w:type="spellStart"/>
+      <w:r>
+        <w:rPr>
+          <w:lang w:val="en-US"/>
+        </w:rPr>
+        <w:t>jira</w:t>
+      </w:r>
+      <w:proofErr w:type="spellEnd"/>
+      <w:r>
+        <w:rPr>
+          <w:lang w:val="en-US"/>
+        </w:rPr>
+        <w:t xml:space="preserve"> card </w:t>
       </w:r>
       <w:proofErr w:type="gramStart"/>
       <w:r>
         <w:rPr>
-          <w:b/>
-          <w:lang w:val="en-US"/>
-        </w:rPr>
+          <w:lang w:val="en-US"/>
+        </w:rPr>
+        <w:t>create.—</w:t>
+      </w:r>
+      <w:proofErr w:type="gramEnd"/>
+      <w:r>
+        <w:rPr>
+          <w:lang w:val="en-US"/>
+        </w:rPr>
+        <w:t>Remove</w:t>
+      </w:r>
+      <w:r>
+        <w:rPr>
+          <w:lang w:val="en-US"/>
+        </w:rPr>
+        <w:br/>
+        <w:t xml:space="preserve">4] client </w:t>
+      </w:r>
+      <w:proofErr w:type="spellStart"/>
+      <w:r>
+        <w:rPr>
+          <w:lang w:val="en-US"/>
+        </w:rPr>
+        <w:t>saide</w:t>
+      </w:r>
+      <w:proofErr w:type="spellEnd"/>
+      <w:r>
+        <w:rPr>
+          <w:lang w:val="en-US"/>
+        </w:rPr>
+        <w:t xml:space="preserve"> feedback button create only frontend create.</w:t>
+      </w:r>
+      <w:r>
+        <w:rPr>
+          <w:lang w:val="en-US"/>
+        </w:rPr>
+        <w:br/>
+        <w:t>5] client Search by client id.</w:t>
+      </w:r>
+      <w:r>
+        <w:rPr>
+          <w:lang w:val="en-US"/>
+        </w:rPr>
+        <w:br/>
+      </w:r>
+      <w:proofErr w:type="gramStart"/>
+      <w:r>
+        <w:rPr>
+          <w:lang w:val="en-US"/>
+        </w:rPr>
+        <w:t>6]Combine</w:t>
+      </w:r>
+      <w:proofErr w:type="gramEnd"/>
+      <w:r>
+        <w:rPr>
+          <w:lang w:val="en-US"/>
+        </w:rPr>
+        <w:t xml:space="preserve"> two features new demo </w:t>
+      </w:r>
+      <w:proofErr w:type="gramStart"/>
+      <w:r>
+        <w:rPr>
+          <w:lang w:val="en-US"/>
+        </w:rPr>
+        <w:t>branch :</w:t>
+      </w:r>
+      <w:proofErr w:type="gramEnd"/>
+      <w:r>
+        <w:rPr>
+          <w:lang w:val="en-US"/>
+        </w:rPr>
+        <w:t xml:space="preserve">- 1] Overview </w:t>
+      </w:r>
+      <w:proofErr w:type="spellStart"/>
+      <w:r>
+        <w:rPr>
+          <w:lang w:val="en-US"/>
+        </w:rPr>
+        <w:t>anyltices</w:t>
+      </w:r>
+      <w:proofErr w:type="spellEnd"/>
+      <w:r>
+        <w:rPr>
+          <w:lang w:val="en-US"/>
+        </w:rPr>
+        <w:t xml:space="preserve"> + search by </w:t>
+      </w:r>
+      <w:proofErr w:type="gramStart"/>
+      <w:r>
+        <w:rPr>
+          <w:lang w:val="en-US"/>
+        </w:rPr>
+        <w:t>client  Id.</w:t>
+      </w:r>
+      <w:proofErr w:type="gramEnd"/>
+    </w:p>
+    <w:p>
+      <w:pPr>
+        <w:spacing w:after="0"/>
+        <w:rPr>
+          <w:lang w:val="en-US"/>
+        </w:rPr>
+      </w:pPr>
+      <w:r>
+        <w:rPr>
+          <w:lang w:val="en-US"/>
+        </w:rPr>
+        <w:t xml:space="preserve">7] complete Time hours for SPOG Usage / </w:t>
+      </w:r>
+      <w:proofErr w:type="spellStart"/>
+      <w:r>
+        <w:rPr>
+          <w:lang w:val="en-US"/>
+        </w:rPr>
+        <w:t>Usablity</w:t>
+      </w:r>
+      <w:proofErr w:type="spellEnd"/>
+      <w:r>
+        <w:rPr>
+          <w:lang w:val="en-US"/>
+        </w:rPr>
+        <w:t xml:space="preserve"> Analytic.</w:t>
+      </w:r>
+      <w:r>
+        <w:rPr>
+          <w:lang w:val="en-US"/>
+        </w:rPr>
+        <w:br/>
+      </w:r>
+      <w:r>
+        <w:rPr>
+          <w:lang w:val="en-US"/>
+        </w:rPr>
+        <w:br/>
+      </w:r>
+      <w:r>
+        <w:rPr>
+          <w:lang w:val="en-US"/>
+        </w:rPr>
+        <w:br/>
+      </w:r>
+      <w:r>
+        <w:rPr>
+          <w:lang w:val="en-US"/>
+        </w:rPr>
+        <w:br/>
+      </w:r>
+      <w:r>
+        <w:rPr>
+          <w:lang w:val="en-US"/>
+        </w:rPr>
+        <w:br/>
+      </w:r>
+      <w:r>
+        <w:rPr>
+          <w:b/>
+          <w:lang w:val="en-US"/>
+        </w:rPr>
+        <w:t>Date – 07-04-2026</w:t>
+      </w:r>
+      <w:r>
+        <w:rPr>
+          <w:b/>
+          <w:lang w:val="en-US"/>
+        </w:rPr>
+        <w:br/>
+      </w:r>
+      <w:proofErr w:type="gramStart"/>
+      <w:r>
+        <w:rPr>
+          <w:b/>
+          <w:lang w:val="en-US"/>
+        </w:rPr>
+        <w:t>Day :</w:t>
+      </w:r>
+      <w:proofErr w:type="gramEnd"/>
+      <w:r>
+        <w:rPr>
+          <w:b/>
+          <w:lang w:val="en-US"/>
+        </w:rPr>
+        <w:t>- Tuesday</w:t>
+      </w:r>
+      <w:r>
+        <w:rPr>
+          <w:lang w:val="en-US"/>
+        </w:rPr>
+        <w:br/>
+      </w:r>
+      <w:r>
+        <w:rPr>
+          <w:lang w:val="en-US"/>
+        </w:rPr>
+        <w:br/>
+      </w:r>
+      <w:proofErr w:type="gramStart"/>
+      <w:r>
+        <w:rPr>
+          <w:lang w:val="en-US"/>
+        </w:rPr>
+        <w:t>1]Give</w:t>
+      </w:r>
+      <w:proofErr w:type="gramEnd"/>
+      <w:r>
+        <w:rPr>
+          <w:lang w:val="en-US"/>
+        </w:rPr>
+        <w:t xml:space="preserve"> </w:t>
+      </w:r>
+      <w:proofErr w:type="gramStart"/>
+      <w:r>
+        <w:rPr>
+          <w:lang w:val="en-US"/>
+        </w:rPr>
+        <w:t>Time  hours</w:t>
+      </w:r>
+      <w:proofErr w:type="gramEnd"/>
+      <w:r>
+        <w:rPr>
+          <w:lang w:val="en-US"/>
+        </w:rPr>
+        <w:t xml:space="preserve"> for Easy button.    </w:t>
+      </w:r>
+      <w:r>
+        <w:rPr>
+          <w:lang w:val="en-US"/>
+        </w:rPr>
+        <w:br/>
+      </w:r>
+    </w:p>
+    <w:p>
+      <w:pPr>
+        <w:spacing w:after="0"/>
+        <w:rPr>
+          <w:lang w:val="en-US"/>
+        </w:rPr>
+      </w:pPr>
+      <w:r>
+        <w:rPr>
+          <w:lang w:val="en-US"/>
+        </w:rPr>
+        <w:br/>
+      </w:r>
+      <w:r>
+        <w:rPr>
+          <w:lang w:val="en-US"/>
+        </w:rPr>
+        <w:br/>
+      </w:r>
+      <w:proofErr w:type="gramStart"/>
+      <w:r>
+        <w:rPr>
+          <w:lang w:val="en-US"/>
+        </w:rPr>
+        <w:lastRenderedPageBreak/>
         <w:t>Date :</w:t>
       </w:r>
       <w:proofErr w:type="gramEnd"/>
       <w:r>
         <w:rPr>
-          <w:b/>
-          <w:lang w:val="en-US"/>
-        </w:rPr>
-        <w:t>- 0</w:t>
-      </w:r>
-      <w:r>
-        <w:rPr>
-          <w:b/>
-          <w:lang w:val="en-US"/>
-        </w:rPr>
-        <w:t>3</w:t>
-      </w:r>
-      <w:r>
-        <w:rPr>
-          <w:b/>
-          <w:lang w:val="en-US"/>
-        </w:rPr>
-        <w:t xml:space="preserve"> -04-2026</w:t>
-      </w:r>
-      <w:r>
-        <w:rPr>
-          <w:b/>
-          <w:lang w:val="en-US"/>
-        </w:rPr>
-        <w:br/>
-        <w:t>Day :- Thu</w:t>
-      </w:r>
-      <w:r>
-        <w:rPr>
-          <w:b/>
-          <w:lang w:val="en-US"/>
-        </w:rPr>
-        <w:t>rsday</w:t>
-      </w:r>
-      <w:r>
-        <w:rPr>
-          <w:b/>
-          <w:lang w:val="en-US"/>
-        </w:rPr>
-        <w:br/>
-      </w:r>
-      <w:r>
-        <w:rPr>
-          <w:lang w:val="en-US"/>
-        </w:rPr>
-        <w:t>1]</w:t>
-      </w:r>
-      <w:r>
-        <w:rPr>
-          <w:b/>
+          <w:lang w:val="en-US"/>
+        </w:rPr>
+        <w:t>- 08-04-2026</w:t>
+      </w:r>
+      <w:r>
+        <w:rPr>
+          <w:lang w:val="en-US"/>
+        </w:rPr>
+        <w:br/>
+      </w:r>
+      <w:proofErr w:type="gramStart"/>
+      <w:r>
+        <w:rPr>
+          <w:lang w:val="en-US"/>
+        </w:rPr>
+        <w:t>Day:-</w:t>
+      </w:r>
+      <w:proofErr w:type="gramEnd"/>
+      <w:r>
+        <w:rPr>
           <w:lang w:val="en-US"/>
         </w:rPr>
         <w:t xml:space="preserve"> </w:t>
       </w:r>
       <w:r>
         <w:rPr>
-          <w:lang w:val="en-US"/>
-        </w:rPr>
-        <w:t xml:space="preserve">complete </w:t>
-      </w:r>
-      <w:r>
-        <w:rPr>
-          <w:lang w:val="en-US"/>
-        </w:rPr>
-        <w:t>Time hours of analytics subtask 1</w:t>
-      </w:r>
-      <w:r>
-        <w:rPr>
-          <w:lang w:val="en-US"/>
-        </w:rPr>
-        <w:t>.</w:t>
-      </w:r>
-      <w:r>
-        <w:rPr>
-          <w:lang w:val="en-US"/>
-        </w:rPr>
-        <w:br/>
-        <w:t xml:space="preserve">2]  </w:t>
-      </w:r>
-      <w:r>
-        <w:rPr>
-          <w:lang w:val="en-US"/>
-        </w:rPr>
-        <w:t xml:space="preserve">complete </w:t>
-      </w:r>
-      <w:r>
-        <w:rPr>
-          <w:lang w:val="en-US"/>
-        </w:rPr>
-        <w:t>Time hours for second subtask for unwanted routes</w:t>
-      </w:r>
-      <w:r>
-        <w:rPr>
-          <w:lang w:val="en-US"/>
-        </w:rPr>
-        <w:t>.</w:t>
-      </w:r>
-      <w:r>
-        <w:rPr>
-          <w:lang w:val="en-US"/>
-        </w:rPr>
-        <w:br/>
-        <w:t xml:space="preserve">3] Give Time hours </w:t>
-      </w:r>
-      <w:r>
-        <w:rPr>
-          <w:lang w:val="en-US"/>
-        </w:rPr>
-        <w:t xml:space="preserve"> SPOG </w:t>
-      </w:r>
-      <w:r>
-        <w:rPr>
-          <w:lang w:val="en-US"/>
-        </w:rPr>
-        <w:t xml:space="preserve">Usage / </w:t>
-      </w:r>
-      <w:proofErr w:type="spellStart"/>
-      <w:r>
-        <w:rPr>
-          <w:lang w:val="en-US"/>
-        </w:rPr>
-        <w:t>Usablity</w:t>
-      </w:r>
-      <w:proofErr w:type="spellEnd"/>
-      <w:r>
-        <w:rPr>
-          <w:lang w:val="en-US"/>
-        </w:rPr>
-        <w:t xml:space="preserve"> Analytic. </w:t>
+          <w:b/>
+          <w:bCs/>
+          <w:lang w:val="en-US"/>
+        </w:rPr>
+        <w:t>Wednesday</w:t>
+      </w:r>
+      <w:r>
+        <w:rPr>
+          <w:lang w:val="en-US"/>
+        </w:rPr>
+        <w:br/>
+        <w:t xml:space="preserve">1] </w:t>
+      </w:r>
+      <w:proofErr w:type="gramStart"/>
+      <w:r>
+        <w:rPr>
+          <w:lang w:val="en-US"/>
+        </w:rPr>
+        <w:t>1]Give</w:t>
+      </w:r>
+      <w:proofErr w:type="gramEnd"/>
+      <w:r>
+        <w:rPr>
+          <w:lang w:val="en-US"/>
+        </w:rPr>
+        <w:t xml:space="preserve"> </w:t>
+      </w:r>
+      <w:proofErr w:type="gramStart"/>
+      <w:r>
+        <w:rPr>
+          <w:lang w:val="en-US"/>
+        </w:rPr>
+        <w:t>Time  hours</w:t>
+      </w:r>
+      <w:proofErr w:type="gramEnd"/>
+      <w:r>
+        <w:rPr>
+          <w:lang w:val="en-US"/>
+        </w:rPr>
+        <w:t xml:space="preserve"> Add search client Id. </w:t>
       </w:r>
     </w:p>
     <w:p>
@@ -918,365 +1370,70 @@
         <w:rPr>
           <w:lang w:val="en-US"/>
         </w:rPr>
-        <w:t>4] Check Backend Epics and start the development</w:t>
-      </w:r>
-      <w:r>
-        <w:rPr>
-          <w:lang w:val="en-US"/>
-        </w:rPr>
-        <w:t>.</w:t>
-      </w:r>
-      <w:r>
-        <w:rPr>
-          <w:lang w:val="en-US"/>
-        </w:rPr>
-        <w:br/>
-        <w:t xml:space="preserve">5] </w:t>
-      </w:r>
-      <w:r>
-        <w:t xml:space="preserve">Add an </w:t>
-      </w:r>
-      <w:r>
-        <w:rPr>
-          <w:rStyle w:val="Strong"/>
-        </w:rPr>
-        <w:t>Overview Analytics</w:t>
-      </w:r>
-      <w:r>
-        <w:t xml:space="preserve"> button. When clicked, it should open a dialog box that displays all the data from the overview page.</w:t>
-      </w:r>
-      <w:r>
-        <w:br/>
-      </w:r>
-      <w:proofErr w:type="gramStart"/>
-      <w:r>
-        <w:t>6]Created</w:t>
-      </w:r>
-      <w:proofErr w:type="gramEnd"/>
-      <w:r>
-        <w:t xml:space="preserve"> a Jira ticket for the Overview Analytics button and dialog box.</w:t>
-      </w:r>
-      <w:r>
-        <w:br/>
-      </w:r>
-      <w:r>
-        <w:rPr>
-          <w:lang w:val="en-US"/>
-        </w:rPr>
-        <w:br/>
-      </w:r>
-      <w:bookmarkStart w:id="0" w:name="_Hlk226385197"/>
-      <w:bookmarkStart w:id="1" w:name="_GoBack"/>
-      <w:r>
-        <w:rPr>
-          <w:lang w:val="en-US"/>
-        </w:rPr>
-        <w:br/>
-      </w:r>
-      <w:r>
-        <w:rPr>
-          <w:b/>
-          <w:lang w:val="en-US"/>
-        </w:rPr>
-        <w:t>Date:- 06-04-2026</w:t>
-      </w:r>
-      <w:r>
-        <w:rPr>
-          <w:b/>
-          <w:lang w:val="en-US"/>
-        </w:rPr>
-        <w:br/>
-        <w:t>Day:- Monday</w:t>
-      </w:r>
-      <w:r>
-        <w:rPr>
-          <w:b/>
-          <w:lang w:val="en-US"/>
-        </w:rPr>
-        <w:br/>
-      </w:r>
-      <w:r>
-        <w:rPr>
-          <w:lang w:val="en-US"/>
-        </w:rPr>
-        <w:br/>
-        <w:t xml:space="preserve">1] </w:t>
-      </w:r>
-      <w:proofErr w:type="spellStart"/>
-      <w:r>
-        <w:rPr>
-          <w:lang w:val="en-US"/>
-        </w:rPr>
-        <w:t>Opean</w:t>
-      </w:r>
-      <w:proofErr w:type="spellEnd"/>
-      <w:r>
-        <w:rPr>
-          <w:lang w:val="en-US"/>
-        </w:rPr>
-        <w:t xml:space="preserve"> ticket email sending. Testing </w:t>
-      </w:r>
-      <w:r>
-        <w:rPr>
-          <w:lang w:val="en-US"/>
-        </w:rPr>
-        <w:br/>
-        <w:t xml:space="preserve">2] Feedback button </w:t>
-      </w:r>
-      <w:proofErr w:type="spellStart"/>
-      <w:r>
-        <w:rPr>
-          <w:lang w:val="en-US"/>
-        </w:rPr>
-        <w:t>jira</w:t>
-      </w:r>
-      <w:proofErr w:type="spellEnd"/>
-      <w:r>
-        <w:rPr>
-          <w:lang w:val="en-US"/>
-        </w:rPr>
-        <w:t xml:space="preserve"> card </w:t>
-      </w:r>
-      <w:proofErr w:type="gramStart"/>
-      <w:r>
-        <w:rPr>
-          <w:lang w:val="en-US"/>
-        </w:rPr>
-        <w:t>create.—</w:t>
-      </w:r>
-      <w:proofErr w:type="gramEnd"/>
-      <w:r>
-        <w:rPr>
-          <w:lang w:val="en-US"/>
-        </w:rPr>
-        <w:t>Remove</w:t>
-      </w:r>
-      <w:r>
-        <w:rPr>
-          <w:lang w:val="en-US"/>
-        </w:rPr>
-        <w:br/>
-        <w:t xml:space="preserve">3] client </w:t>
-      </w:r>
-      <w:proofErr w:type="spellStart"/>
-      <w:r>
-        <w:rPr>
-          <w:lang w:val="en-US"/>
-        </w:rPr>
-        <w:t>saide</w:t>
-      </w:r>
-      <w:proofErr w:type="spellEnd"/>
-      <w:r>
-        <w:rPr>
-          <w:lang w:val="en-US"/>
-        </w:rPr>
-        <w:t xml:space="preserve"> feedback button create only frontend create.</w:t>
-      </w:r>
-      <w:r>
-        <w:rPr>
-          <w:lang w:val="en-US"/>
-        </w:rPr>
-        <w:br/>
-        <w:t>4] Search bar add client id.</w:t>
-      </w:r>
-      <w:r>
-        <w:rPr>
-          <w:lang w:val="en-US"/>
-        </w:rPr>
-        <w:br/>
-        <w:t xml:space="preserve">5] </w:t>
-      </w:r>
-      <w:r>
-        <w:rPr>
-          <w:lang w:val="en-US"/>
-        </w:rPr>
-        <w:br/>
-      </w:r>
-      <w:r>
-        <w:rPr>
-          <w:lang w:val="en-US"/>
-        </w:rPr>
-        <w:br/>
-      </w:r>
-      <w:r>
-        <w:rPr>
-          <w:lang w:val="en-US"/>
-        </w:rPr>
-        <w:br/>
-      </w:r>
-      <w:r>
-        <w:rPr>
-          <w:lang w:val="en-US"/>
-        </w:rPr>
-        <w:br/>
-      </w:r>
-      <w:r>
-        <w:rPr>
-          <w:b/>
-          <w:lang w:val="en-US"/>
-        </w:rPr>
-        <w:t>Date – 07-04-2026</w:t>
-      </w:r>
-      <w:r>
-        <w:rPr>
-          <w:b/>
-          <w:lang w:val="en-US"/>
-        </w:rPr>
-        <w:br/>
-        <w:t xml:space="preserve">Day :- </w:t>
-      </w:r>
-      <w:r>
-        <w:rPr>
-          <w:b/>
-          <w:lang w:val="en-US"/>
-        </w:rPr>
-        <w:t>Tuesday</w:t>
-      </w:r>
-      <w:r>
-        <w:rPr>
-          <w:lang w:val="en-US"/>
-        </w:rPr>
-        <w:br/>
-      </w:r>
-      <w:r>
-        <w:rPr>
-          <w:lang w:val="en-US"/>
-        </w:rPr>
-        <w:br/>
-        <w:t xml:space="preserve">1]Give Time  </w:t>
-      </w:r>
-      <w:r>
-        <w:rPr>
-          <w:lang w:val="en-US"/>
-        </w:rPr>
-        <w:t>hours</w:t>
-      </w:r>
-      <w:r>
-        <w:rPr>
-          <w:lang w:val="en-US"/>
-        </w:rPr>
-        <w:t xml:space="preserve"> Add search client Id.</w:t>
-      </w:r>
-      <w:r>
-        <w:rPr>
-          <w:lang w:val="en-US"/>
-        </w:rPr>
-        <w:br/>
-      </w:r>
-      <w:r>
-        <w:rPr>
-          <w:lang w:val="en-US"/>
-        </w:rPr>
-        <w:br/>
-      </w:r>
-      <w:r>
-        <w:rPr>
-          <w:lang w:val="en-US"/>
-        </w:rPr>
-        <w:br/>
-        <w:t>Date :- 08-04-2026</w:t>
-      </w:r>
-      <w:r>
-        <w:rPr>
-          <w:lang w:val="en-US"/>
-        </w:rPr>
-        <w:br/>
-        <w:t>Day:-</w:t>
-      </w:r>
-      <w:r>
-        <w:rPr>
-          <w:lang w:val="en-US"/>
-        </w:rPr>
-        <w:br/>
-      </w:r>
-      <w:r>
-        <w:rPr>
-          <w:lang w:val="en-US"/>
-        </w:rPr>
-        <w:lastRenderedPageBreak/>
-        <w:t>1]</w:t>
-      </w:r>
-      <w:r>
-        <w:rPr>
-          <w:lang w:val="en-US"/>
-        </w:rPr>
-        <w:t xml:space="preserve"> </w:t>
-      </w:r>
-      <w:r>
-        <w:rPr>
-          <w:lang w:val="en-US"/>
-        </w:rPr>
-        <w:t xml:space="preserve">2] give Time hours on Easy button.    </w:t>
-      </w:r>
-      <w:bookmarkEnd w:id="0"/>
-      <w:bookmarkEnd w:id="1"/>
-      <w:r>
-        <w:rPr>
-          <w:lang w:val="en-US"/>
-        </w:rPr>
-        <w:br/>
-      </w:r>
-    </w:p>
-    <w:p>
-      <w:pPr>
-        <w:rPr>
-          <w:lang w:val="en-US"/>
-        </w:rPr>
-      </w:pPr>
-    </w:p>
-    <w:p>
-      <w:pPr>
-        <w:rPr>
-          <w:lang w:val="en-US"/>
-        </w:rPr>
-      </w:pPr>
-    </w:p>
-    <w:p>
-      <w:pPr>
-        <w:rPr>
-          <w:lang w:val="en-US"/>
-        </w:rPr>
-      </w:pPr>
-    </w:p>
-    <w:p>
-      <w:pPr>
-        <w:rPr>
-          <w:lang w:val="en-US"/>
-        </w:rPr>
-      </w:pPr>
-    </w:p>
-    <w:p>
-      <w:pPr>
-        <w:rPr>
-          <w:lang w:val="en-US"/>
-        </w:rPr>
-      </w:pPr>
-      <w:r>
-        <w:rPr>
-          <w:lang w:val="en-US"/>
-        </w:rPr>
-        <w:br/>
-      </w:r>
-      <w:r>
-        <w:rPr>
-          <w:lang w:val="en-US"/>
-        </w:rPr>
-        <w:br/>
-      </w:r>
-      <w:r>
-        <w:rPr>
-          <w:lang w:val="en-US"/>
-        </w:rPr>
-        <w:br/>
-      </w:r>
-    </w:p>
-    <w:p>
-      <w:pPr>
-        <w:rPr>
-          <w:lang w:val="en-US"/>
-        </w:rPr>
-      </w:pPr>
-    </w:p>
+        <w:t>2]</w:t>
+      </w:r>
+    </w:p>
+    <w:p>
+      <w:pPr>
+        <w:rPr>
+          <w:lang w:val="en-US"/>
+        </w:rPr>
+      </w:pPr>
+    </w:p>
+    <w:p>
+      <w:pPr>
+        <w:rPr>
+          <w:lang w:val="en-US"/>
+        </w:rPr>
+      </w:pPr>
+    </w:p>
+    <w:p>
+      <w:pPr>
+        <w:rPr>
+          <w:lang w:val="en-US"/>
+        </w:rPr>
+      </w:pPr>
+    </w:p>
+    <w:p>
+      <w:pPr>
+        <w:rPr>
+          <w:lang w:val="en-US"/>
+        </w:rPr>
+      </w:pPr>
+    </w:p>
+    <w:p>
+      <w:pPr>
+        <w:rPr>
+          <w:lang w:val="en-US"/>
+        </w:rPr>
+      </w:pPr>
+      <w:r>
+        <w:rPr>
+          <w:lang w:val="en-US"/>
+        </w:rPr>
+        <w:br/>
+      </w:r>
+      <w:r>
+        <w:rPr>
+          <w:lang w:val="en-US"/>
+        </w:rPr>
+        <w:br/>
+      </w:r>
+      <w:r>
+        <w:rPr>
+          <w:lang w:val="en-US"/>
+        </w:rPr>
+        <w:br/>
+      </w:r>
+    </w:p>
+    <w:p>
+      <w:pPr>
+        <w:rPr>
+          <w:lang w:val="en-US"/>
+        </w:rPr>
+      </w:pPr>
+    </w:p>
+    <w:p/>
     <w:sectPr>
       <w:pgSz w:w="11906" w:h="16838"/>
       <w:pgMar w:top="1440" w:right="1440" w:bottom="1440" w:left="1440" w:header="708" w:footer="708" w:gutter="0"/>
@@ -1294,7 +1451,7 @@
 </file>
 
 <file path=word/styles.xml><?xml version="1.0" encoding="utf-8"?>
-<w:styles xmlns:mc="http://schemas.openxmlformats.org/markup-compatibility/2006" xmlns:r="http://schemas.openxmlformats.org/officeDocument/2006/relationships" xmlns:w="http://schemas.openxmlformats.org/wordprocessingml/2006/main" xmlns:w14="http://schemas.microsoft.com/office/word/2010/wordml" xmlns:w15="http://schemas.microsoft.com/office/word/2012/wordml" xmlns:w16cid="http://schemas.microsoft.com/office/word/2016/wordml/cid" xmlns:w16se="http://schemas.microsoft.com/office/word/2015/wordml/symex" mc:Ignorable="w14 w15 w16se w16cid">
+<w:styles xmlns:mc="http://schemas.openxmlformats.org/markup-compatibility/2006" xmlns:r="http://schemas.openxmlformats.org/officeDocument/2006/relationships" xmlns:w="http://schemas.openxmlformats.org/wordprocessingml/2006/main" xmlns:w14="http://schemas.microsoft.com/office/word/2010/wordml" xmlns:w15="http://schemas.microsoft.com/office/word/2012/wordml" xmlns:w16cex="http://schemas.microsoft.com/office/word/2018/wordml/cex" xmlns:w16cid="http://schemas.microsoft.com/office/word/2016/wordml/cid" xmlns:w16="http://schemas.microsoft.com/office/word/2018/wordml" xmlns:w16du="http://schemas.microsoft.com/office/word/2023/wordml/word16du" xmlns:w16sdtdh="http://schemas.microsoft.com/office/word/2020/wordml/sdtdatahash" xmlns:w16sdtfl="http://schemas.microsoft.com/office/word/2024/wordml/sdtformatlock" xmlns:w16se="http://schemas.microsoft.com/office/word/2015/wordml/symex" mc:Ignorable="w14 w15 w16se w16cid w16 w16cex w16sdtdh w16sdtfl w16du">
   <w:docDefaults>
     <w:rPrDefault>
       <w:rPr>
@@ -1310,7 +1467,7 @@
       </w:pPr>
     </w:pPrDefault>
   </w:docDefaults>
-  <w:latentStyles w:defLockedState="0" w:defUIPriority="99" w:defSemiHidden="0" w:defUnhideWhenUsed="0" w:defQFormat="0" w:count="375">
+  <w:latentStyles w:defLockedState="0" w:defUIPriority="99" w:defSemiHidden="0" w:defUnhideWhenUsed="0" w:defQFormat="0" w:count="376">
     <w:lsdException w:name="Normal" w:uiPriority="0" w:qFormat="1"/>
     <w:lsdException w:name="heading 1" w:uiPriority="9" w:qFormat="1"/>
     <w:lsdException w:name="heading 2" w:semiHidden="1" w:uiPriority="9" w:unhideWhenUsed="1" w:qFormat="1"/>
@@ -1686,6 +1843,7 @@
     <w:lsdException w:name="Smart Hyperlink" w:semiHidden="1" w:unhideWhenUsed="1"/>
     <w:lsdException w:name="Hashtag" w:semiHidden="1" w:unhideWhenUsed="1"/>
     <w:lsdException w:name="Unresolved Mention" w:semiHidden="1" w:unhideWhenUsed="1"/>
+    <w:lsdException w:name="Smart Link" w:semiHidden="1" w:unhideWhenUsed="1"/>
   </w:latentStyles>
   <w:style w:type="paragraph" w:default="1" w:styleId="Normal">
     <w:name w:val="Normal"/>

--- a/Daily Work Progess Updates.docx
+++ b/Daily Work Progess Updates.docx
@@ -1,6 +1,6 @@
 
 <file path=word/document.xml><?xml version="1.0" encoding="utf-8"?>
-<w:document xmlns:wpc="http://schemas.microsoft.com/office/word/2010/wordprocessingCanvas" xmlns:cx="http://schemas.microsoft.com/office/drawing/2014/chartex" xmlns:cx1="http://schemas.microsoft.com/office/drawing/2015/9/8/chartex" xmlns:cx2="http://schemas.microsoft.com/office/drawing/2015/10/21/chartex" xmlns:cx3="http://schemas.microsoft.com/office/drawing/2016/5/9/chartex" xmlns:cx4="http://schemas.microsoft.com/office/drawing/2016/5/10/chartex" xmlns:cx5="http://schemas.microsoft.com/office/drawing/2016/5/11/chartex" xmlns:cx6="http://schemas.microsoft.com/office/drawing/2016/5/12/chartex" xmlns:cx7="http://schemas.microsoft.com/office/drawing/2016/5/13/chartex" xmlns:cx8="http://schemas.microsoft.com/office/drawing/2016/5/14/chartex" xmlns:mc="http://schemas.openxmlformats.org/markup-compatibility/2006" xmlns:aink="http://schemas.microsoft.com/office/drawing/2016/ink" xmlns:am3d="http://schemas.microsoft.com/office/drawing/2017/model3d" xmlns:o="urn:schemas-microsoft-com:office:office" xmlns:oel="http://schemas.microsoft.com/office/2019/extlst" xmlns:r="http://schemas.openxmlformats.org/officeDocument/2006/relationships" xmlns:m="http://schemas.openxmlformats.org/officeDocument/2006/math" xmlns:v="urn:schemas-microsoft-com:vml" xmlns:wp14="http://schemas.microsoft.com/office/word/2010/wordprocessingDrawing" xmlns:wp="http://schemas.openxmlformats.org/drawingml/2006/wordprocessingDrawing" xmlns:w10="urn:schemas-microsoft-com:office:word" xmlns:w="http://schemas.openxmlformats.org/wordprocessingml/2006/main" xmlns:w14="http://schemas.microsoft.com/office/word/2010/wordml" xmlns:w15="http://schemas.microsoft.com/office/word/2012/wordml" xmlns:w16cex="http://schemas.microsoft.com/office/word/2018/wordml/cex" xmlns:w16cid="http://schemas.microsoft.com/office/word/2016/wordml/cid" xmlns:w16="http://schemas.microsoft.com/office/word/2018/wordml" xmlns:w16du="http://schemas.microsoft.com/office/word/2023/wordml/word16du" xmlns:w16sdtdh="http://schemas.microsoft.com/office/word/2020/wordml/sdtdatahash" xmlns:w16sdtfl="http://schemas.microsoft.com/office/word/2024/wordml/sdtformatlock" xmlns:w16se="http://schemas.microsoft.com/office/word/2015/wordml/symex" xmlns:wpg="http://schemas.microsoft.com/office/word/2010/wordprocessingGroup" xmlns:wpi="http://schemas.microsoft.com/office/word/2010/wordprocessingInk" xmlns:wne="http://schemas.microsoft.com/office/word/2006/wordml" xmlns:wps="http://schemas.microsoft.com/office/word/2010/wordprocessingShape" mc:Ignorable="w14 w15 w16se w16cid w16 w16cex w16sdtdh w16sdtfl w16du wp14">
+<w:document xmlns:wpc="http://schemas.microsoft.com/office/word/2010/wordprocessingCanvas" xmlns:cx="http://schemas.microsoft.com/office/drawing/2014/chartex" xmlns:cx1="http://schemas.microsoft.com/office/drawing/2015/9/8/chartex" xmlns:cx2="http://schemas.microsoft.com/office/drawing/2015/10/21/chartex" xmlns:cx3="http://schemas.microsoft.com/office/drawing/2016/5/9/chartex" xmlns:cx4="http://schemas.microsoft.com/office/drawing/2016/5/10/chartex" xmlns:cx5="http://schemas.microsoft.com/office/drawing/2016/5/11/chartex" xmlns:cx6="http://schemas.microsoft.com/office/drawing/2016/5/12/chartex" xmlns:cx7="http://schemas.microsoft.com/office/drawing/2016/5/13/chartex" xmlns:cx8="http://schemas.microsoft.com/office/drawing/2016/5/14/chartex" xmlns:mc="http://schemas.openxmlformats.org/markup-compatibility/2006" xmlns:aink="http://schemas.microsoft.com/office/drawing/2016/ink" xmlns:am3d="http://schemas.microsoft.com/office/drawing/2017/model3d" xmlns:o="urn:schemas-microsoft-com:office:office" xmlns:r="http://schemas.openxmlformats.org/officeDocument/2006/relationships" xmlns:m="http://schemas.openxmlformats.org/officeDocument/2006/math" xmlns:v="urn:schemas-microsoft-com:vml" xmlns:wp14="http://schemas.microsoft.com/office/word/2010/wordprocessingDrawing" xmlns:wp="http://schemas.openxmlformats.org/drawingml/2006/wordprocessingDrawing" xmlns:w10="urn:schemas-microsoft-com:office:word" xmlns:w="http://schemas.openxmlformats.org/wordprocessingml/2006/main" xmlns:w14="http://schemas.microsoft.com/office/word/2010/wordml" xmlns:w15="http://schemas.microsoft.com/office/word/2012/wordml" xmlns:w16cid="http://schemas.microsoft.com/office/word/2016/wordml/cid" xmlns:w16se="http://schemas.microsoft.com/office/word/2015/wordml/symex" xmlns:wpg="http://schemas.microsoft.com/office/word/2010/wordprocessingGroup" xmlns:wpi="http://schemas.microsoft.com/office/word/2010/wordprocessingInk" xmlns:wne="http://schemas.microsoft.com/office/word/2006/wordml" xmlns:wps="http://schemas.microsoft.com/office/word/2010/wordprocessingShape" mc:Ignorable="w14 w15 w16se w16cid wp14">
   <w:body>
     <w:p>
       <w:pPr>
@@ -427,22 +427,7 @@
           <w:lang w:val="en-US"/>
         </w:rPr>
         <w:br/>
-      </w:r>
-      <w:proofErr w:type="gramStart"/>
-      <w:r>
-        <w:rPr>
-          <w:b/>
-          <w:lang w:val="en-US"/>
-        </w:rPr>
-        <w:t>Day :</w:t>
-      </w:r>
-      <w:proofErr w:type="gramEnd"/>
-      <w:r>
-        <w:rPr>
-          <w:b/>
-          <w:lang w:val="en-US"/>
-        </w:rPr>
-        <w:t>- Tuesday</w:t>
+        <w:t>Day :- Tuesday</w:t>
       </w:r>
     </w:p>
     <w:p>
@@ -540,11 +525,105 @@
           <w:lang w:val="en-US"/>
         </w:rPr>
         <w:br/>
-      </w:r>
+        <w:t xml:space="preserve">Day :- </w:t>
+      </w:r>
+      <w:r>
+        <w:rPr>
+          <w:b/>
+          <w:bCs/>
+          <w:lang w:val="en-US"/>
+        </w:rPr>
+        <w:t>Wednesday</w:t>
+      </w:r>
+    </w:p>
+    <w:p>
+      <w:pPr>
+        <w:rPr>
+          <w:lang w:val="en-US"/>
+        </w:rPr>
+      </w:pPr>
+      <w:r>
+        <w:rPr>
+          <w:lang w:val="en-US"/>
+        </w:rPr>
+        <w:t>1] Complete open ticket Bug card</w:t>
+      </w:r>
+    </w:p>
+    <w:p>
+      <w:pPr>
+        <w:rPr>
+          <w:lang w:val="en-US"/>
+        </w:rPr>
+      </w:pPr>
+      <w:r>
+        <w:rPr>
+          <w:lang w:val="en-US"/>
+        </w:rPr>
+        <w:t>2] Give Time hours for second subtask for unwanted routes</w:t>
+      </w:r>
+    </w:p>
+    <w:p>
+      <w:pPr>
+        <w:rPr>
+          <w:lang w:val="en-US"/>
+        </w:rPr>
+      </w:pPr>
+      <w:r>
+        <w:rPr>
+          <w:lang w:val="en-US"/>
+        </w:rPr>
+        <w:t>3] R &amp; D of celery in our project with in-details.</w:t>
+      </w:r>
+    </w:p>
+    <w:p>
+      <w:pPr>
+        <w:rPr>
+          <w:lang w:val="en-US"/>
+        </w:rPr>
+      </w:pPr>
+    </w:p>
+    <w:p>
+      <w:pPr>
+        <w:spacing w:after="0"/>
+        <w:rPr>
+          <w:b/>
+          <w:bCs/>
+          <w:lang w:val="en-US"/>
+        </w:rPr>
+      </w:pPr>
       <w:proofErr w:type="gramStart"/>
       <w:r>
         <w:rPr>
           <w:b/>
+          <w:bCs/>
+          <w:lang w:val="en-US"/>
+        </w:rPr>
+        <w:t>Date :</w:t>
+      </w:r>
+      <w:proofErr w:type="gramEnd"/>
+      <w:r>
+        <w:rPr>
+          <w:b/>
+          <w:bCs/>
+          <w:lang w:val="en-US"/>
+        </w:rPr>
+        <w:t xml:space="preserve"> 02-04-2026</w:t>
+      </w:r>
+    </w:p>
+    <w:p>
+      <w:pPr>
+        <w:spacing w:after="0"/>
+        <w:rPr>
+          <w:b/>
+          <w:bCs/>
+          <w:lang w:val="en-US"/>
+        </w:rPr>
+      </w:pPr>
+      <w:proofErr w:type="gramStart"/>
+      <w:r>
+        <w:rPr>
+          <w:b/>
+          <w:bCs/>
           <w:lang w:val="en-US"/>
         </w:rPr>
         <w:t>Day :</w:t>
@@ -553,810 +632,650 @@
       <w:r>
         <w:rPr>
           <w:b/>
-          <w:lang w:val="en-US"/>
-        </w:rPr>
-        <w:t xml:space="preserve">- </w:t>
-      </w:r>
-      <w:r>
-        <w:rPr>
-          <w:b/>
           <w:bCs/>
           <w:lang w:val="en-US"/>
         </w:rPr>
+        <w:t xml:space="preserve"> </w:t>
+      </w:r>
+      <w:r>
+        <w:rPr>
+          <w:b/>
+          <w:bCs/>
+          <w:lang w:val="en-US"/>
+        </w:rPr>
+        <w:t>Thursday</w:t>
+      </w:r>
+    </w:p>
+    <w:p>
+      <w:pPr>
+        <w:spacing w:after="0"/>
+        <w:rPr>
+          <w:lang w:val="en-US"/>
+        </w:rPr>
+      </w:pPr>
+    </w:p>
+    <w:p>
+      <w:pPr>
+        <w:rPr>
+          <w:lang w:val="en-US"/>
+        </w:rPr>
+      </w:pPr>
+      <w:r>
+        <w:rPr>
+          <w:lang w:val="en-US"/>
+        </w:rPr>
+        <w:t>1] Compete Time hours of unwanted route 1</w:t>
+      </w:r>
+      <w:r>
+        <w:rPr>
+          <w:vertAlign w:val="superscript"/>
+          <w:lang w:val="en-US"/>
+        </w:rPr>
+        <w:t>st</w:t>
+      </w:r>
+      <w:r>
+        <w:rPr>
+          <w:lang w:val="en-US"/>
+        </w:rPr>
+        <w:t xml:space="preserve"> sub-task.</w:t>
+      </w:r>
+    </w:p>
+    <w:p>
+      <w:pPr>
+        <w:rPr>
+          <w:lang w:val="en-US"/>
+        </w:rPr>
+      </w:pPr>
+      <w:r>
+        <w:rPr>
+          <w:lang w:val="en-US"/>
+        </w:rPr>
+        <w:t xml:space="preserve">2] Give Time hours of analytics subtask 1. </w:t>
+      </w:r>
+      <w:r>
+        <w:rPr>
+          <w:rFonts w:ascii="Segoe UI Emoji" w:hAnsi="Segoe UI Emoji" w:cs="Segoe UI Emoji"/>
+          <w:lang w:val="en-US"/>
+        </w:rPr>
+        <w:t>✅</w:t>
+      </w:r>
+    </w:p>
+    <w:p>
+      <w:pPr>
+        <w:spacing w:after="0"/>
+        <w:rPr>
+          <w:lang w:val="en-US"/>
+        </w:rPr>
+      </w:pPr>
+      <w:r>
+        <w:rPr>
+          <w:lang w:val="en-US"/>
+        </w:rPr>
+        <w:t>3] Complete ticket card of second subtask for unwanted routes.</w:t>
+      </w:r>
+      <w:r>
+        <w:rPr>
+          <w:lang w:val="en-US"/>
+        </w:rPr>
+        <w:br/>
+      </w:r>
+      <w:r>
+        <w:rPr>
+          <w:lang w:val="en-US"/>
+        </w:rPr>
+        <w:br/>
+      </w:r>
+      <w:proofErr w:type="gramStart"/>
+      <w:r>
+        <w:rPr>
+          <w:b/>
+          <w:lang w:val="en-US"/>
+        </w:rPr>
+        <w:t>Date :</w:t>
+      </w:r>
+      <w:proofErr w:type="gramEnd"/>
+      <w:r>
+        <w:rPr>
+          <w:b/>
+          <w:lang w:val="en-US"/>
+        </w:rPr>
+        <w:t>- 0</w:t>
+      </w:r>
+      <w:r>
+        <w:rPr>
+          <w:b/>
+          <w:lang w:val="en-US"/>
+        </w:rPr>
+        <w:t>3</w:t>
+      </w:r>
+      <w:r>
+        <w:rPr>
+          <w:b/>
+          <w:lang w:val="en-US"/>
+        </w:rPr>
+        <w:t xml:space="preserve"> -04-2026</w:t>
+      </w:r>
+      <w:r>
+        <w:rPr>
+          <w:b/>
+          <w:lang w:val="en-US"/>
+        </w:rPr>
+        <w:br/>
+        <w:t xml:space="preserve">Day :- </w:t>
+      </w:r>
+      <w:r>
+        <w:rPr>
+          <w:b/>
+          <w:lang w:val="en-US"/>
+        </w:rPr>
+        <w:t>Friday</w:t>
+      </w:r>
+      <w:r>
+        <w:rPr>
+          <w:b/>
+          <w:lang w:val="en-US"/>
+        </w:rPr>
+        <w:br/>
+      </w:r>
+      <w:r>
+        <w:rPr>
+          <w:lang w:val="en-US"/>
+        </w:rPr>
+        <w:t>1]</w:t>
+      </w:r>
+      <w:r>
+        <w:rPr>
+          <w:b/>
+          <w:lang w:val="en-US"/>
+        </w:rPr>
+        <w:t xml:space="preserve"> </w:t>
+      </w:r>
+      <w:r>
+        <w:rPr>
+          <w:lang w:val="en-US"/>
+        </w:rPr>
+        <w:t xml:space="preserve">complete Time hours of analytics subtask 1. </w:t>
+      </w:r>
+      <w:r>
+        <w:rPr>
+          <w:rFonts w:ascii="Segoe UI Emoji" w:hAnsi="Segoe UI Emoji" w:cs="Segoe UI Emoji"/>
+          <w:lang w:val="en-US"/>
+        </w:rPr>
+        <w:t>✅</w:t>
+      </w:r>
+      <w:r>
+        <w:rPr>
+          <w:lang w:val="en-US"/>
+        </w:rPr>
+        <w:br/>
+        <w:t>2]  complete Time hours for second subtask for unwanted routes.</w:t>
+      </w:r>
+      <w:r>
+        <w:rPr>
+          <w:lang w:val="en-US"/>
+        </w:rPr>
+        <w:br/>
+        <w:t xml:space="preserve">3] Give Time </w:t>
+      </w:r>
+      <w:proofErr w:type="gramStart"/>
+      <w:r>
+        <w:rPr>
+          <w:lang w:val="en-US"/>
+        </w:rPr>
+        <w:t>hours  SPOG</w:t>
+      </w:r>
+      <w:proofErr w:type="gramEnd"/>
+      <w:r>
+        <w:rPr>
+          <w:lang w:val="en-US"/>
+        </w:rPr>
+        <w:t xml:space="preserve"> Usage / </w:t>
+      </w:r>
+      <w:proofErr w:type="spellStart"/>
+      <w:r>
+        <w:rPr>
+          <w:lang w:val="en-US"/>
+        </w:rPr>
+        <w:t>Usablity</w:t>
+      </w:r>
+      <w:proofErr w:type="spellEnd"/>
+      <w:r>
+        <w:rPr>
+          <w:lang w:val="en-US"/>
+        </w:rPr>
+        <w:t xml:space="preserve"> Analytic. </w:t>
+      </w:r>
+    </w:p>
+    <w:p>
+      <w:pPr>
+        <w:spacing w:after="0"/>
+        <w:rPr>
+          <w:lang w:val="en-US"/>
+        </w:rPr>
+      </w:pPr>
+      <w:r>
+        <w:rPr>
+          <w:lang w:val="en-US"/>
+        </w:rPr>
+        <w:t xml:space="preserve">4] </w:t>
+      </w:r>
+      <w:r>
+        <w:t xml:space="preserve">Add an </w:t>
+      </w:r>
+      <w:r>
+        <w:rPr>
+          <w:rStyle w:val="Strong"/>
+        </w:rPr>
+        <w:t>Overview Analytics</w:t>
+      </w:r>
+      <w:r>
+        <w:t xml:space="preserve"> button. When clicked, it should open a dialog box that displays all the data from the overview page.</w:t>
+      </w:r>
+      <w:r>
+        <w:br/>
+        <w:t>5]Created a Jira ticket for the Overview Analytics button and dialog box.</w:t>
+      </w:r>
+      <w:r>
+        <w:br/>
+        <w:t xml:space="preserve">6]  Created  document by  </w:t>
+      </w:r>
+      <w:r>
+        <w:rPr>
+          <w:lang w:val="en-US"/>
+        </w:rPr>
+        <w:t>Epics development.</w:t>
+      </w:r>
+      <w:r>
+        <w:br/>
+      </w:r>
+      <w:r>
+        <w:rPr>
+          <w:lang w:val="en-US"/>
+        </w:rPr>
+        <w:br/>
+      </w:r>
+      <w:r>
+        <w:rPr>
+          <w:lang w:val="en-US"/>
+        </w:rPr>
+        <w:br/>
+      </w:r>
+      <w:r>
+        <w:rPr>
+          <w:b/>
+          <w:lang w:val="en-US"/>
+        </w:rPr>
+        <w:t>Date:- 06-04-2026</w:t>
+      </w:r>
+      <w:r>
+        <w:rPr>
+          <w:b/>
+          <w:lang w:val="en-US"/>
+        </w:rPr>
+        <w:br/>
+        <w:t>Day:- Monday</w:t>
+      </w:r>
+      <w:r>
+        <w:rPr>
+          <w:b/>
+          <w:lang w:val="en-US"/>
+        </w:rPr>
+        <w:br/>
+      </w:r>
+      <w:r>
+        <w:t xml:space="preserve">1] give time </w:t>
+      </w:r>
+      <w:proofErr w:type="spellStart"/>
+      <w:r>
+        <w:t>houers</w:t>
+      </w:r>
+      <w:proofErr w:type="spellEnd"/>
+      <w:r>
+        <w:t xml:space="preserve"> for </w:t>
+      </w:r>
+      <w:proofErr w:type="spellStart"/>
+      <w:r>
+        <w:t>Overivew</w:t>
+      </w:r>
+      <w:proofErr w:type="spellEnd"/>
+      <w:r>
+        <w:t xml:space="preserve"> page button  Analytics task is…..pending</w:t>
+      </w:r>
+      <w:r>
+        <w:rPr>
+          <w:lang w:val="en-US"/>
+        </w:rPr>
+        <w:br/>
+        <w:t xml:space="preserve">2] Open ticket email sending. Testing </w:t>
+      </w:r>
+      <w:r>
+        <w:rPr>
+          <w:lang w:val="en-US"/>
+        </w:rPr>
+        <w:br/>
+        <w:t xml:space="preserve">3] Feedback button </w:t>
+      </w:r>
+      <w:proofErr w:type="spellStart"/>
+      <w:r>
+        <w:rPr>
+          <w:lang w:val="en-US"/>
+        </w:rPr>
+        <w:t>jira</w:t>
+      </w:r>
+      <w:proofErr w:type="spellEnd"/>
+      <w:r>
+        <w:rPr>
+          <w:lang w:val="en-US"/>
+        </w:rPr>
+        <w:t xml:space="preserve"> card </w:t>
+      </w:r>
+      <w:proofErr w:type="gramStart"/>
+      <w:r>
+        <w:rPr>
+          <w:lang w:val="en-US"/>
+        </w:rPr>
+        <w:t>create.—</w:t>
+      </w:r>
+      <w:proofErr w:type="gramEnd"/>
+      <w:r>
+        <w:rPr>
+          <w:lang w:val="en-US"/>
+        </w:rPr>
+        <w:t>Remove</w:t>
+      </w:r>
+      <w:r>
+        <w:rPr>
+          <w:lang w:val="en-US"/>
+        </w:rPr>
+        <w:br/>
+        <w:t xml:space="preserve">4] client </w:t>
+      </w:r>
+      <w:proofErr w:type="spellStart"/>
+      <w:r>
+        <w:rPr>
+          <w:lang w:val="en-US"/>
+        </w:rPr>
+        <w:t>saide</w:t>
+      </w:r>
+      <w:proofErr w:type="spellEnd"/>
+      <w:r>
+        <w:rPr>
+          <w:lang w:val="en-US"/>
+        </w:rPr>
+        <w:t xml:space="preserve"> feedback button create only frontend create.</w:t>
+      </w:r>
+      <w:r>
+        <w:rPr>
+          <w:lang w:val="en-US"/>
+        </w:rPr>
+        <w:br/>
+        <w:t>5] client Search by client id.</w:t>
+      </w:r>
+      <w:r>
+        <w:rPr>
+          <w:lang w:val="en-US"/>
+        </w:rPr>
+        <w:br/>
+        <w:t xml:space="preserve">6]Combine two features new demo branch :- 1] Overview </w:t>
+      </w:r>
+      <w:proofErr w:type="spellStart"/>
+      <w:r>
+        <w:rPr>
+          <w:lang w:val="en-US"/>
+        </w:rPr>
+        <w:t>anyltices</w:t>
+      </w:r>
+      <w:proofErr w:type="spellEnd"/>
+      <w:r>
+        <w:rPr>
+          <w:lang w:val="en-US"/>
+        </w:rPr>
+        <w:t xml:space="preserve"> + search by client  Id.</w:t>
+      </w:r>
+    </w:p>
+    <w:p>
+      <w:pPr>
+        <w:spacing w:after="0"/>
+        <w:rPr>
+          <w:lang w:val="en-US"/>
+        </w:rPr>
+      </w:pPr>
+      <w:r>
+        <w:rPr>
+          <w:lang w:val="en-US"/>
+        </w:rPr>
+        <w:t xml:space="preserve">7] complete Time hours for SPOG Usage / </w:t>
+      </w:r>
+      <w:proofErr w:type="spellStart"/>
+      <w:r>
+        <w:rPr>
+          <w:lang w:val="en-US"/>
+        </w:rPr>
+        <w:t>Usablity</w:t>
+      </w:r>
+      <w:proofErr w:type="spellEnd"/>
+      <w:r>
+        <w:rPr>
+          <w:lang w:val="en-US"/>
+        </w:rPr>
+        <w:t xml:space="preserve"> Analytic.</w:t>
+      </w:r>
+      <w:r>
+        <w:rPr>
+          <w:lang w:val="en-US"/>
+        </w:rPr>
+        <w:br/>
+      </w:r>
+      <w:r>
+        <w:rPr>
+          <w:lang w:val="en-US"/>
+        </w:rPr>
+        <w:br/>
+      </w:r>
+      <w:r>
+        <w:rPr>
+          <w:lang w:val="en-US"/>
+        </w:rPr>
+        <w:br/>
+      </w:r>
+      <w:r>
+        <w:rPr>
+          <w:lang w:val="en-US"/>
+        </w:rPr>
+        <w:br/>
+      </w:r>
+      <w:r>
+        <w:rPr>
+          <w:lang w:val="en-US"/>
+        </w:rPr>
+        <w:br/>
+      </w:r>
+      <w:r>
+        <w:rPr>
+          <w:b/>
+          <w:lang w:val="en-US"/>
+        </w:rPr>
+        <w:t>Date – 07-04-2026</w:t>
+      </w:r>
+      <w:r>
+        <w:rPr>
+          <w:b/>
+          <w:lang w:val="en-US"/>
+        </w:rPr>
+        <w:br/>
+      </w:r>
+      <w:proofErr w:type="gramStart"/>
+      <w:r>
+        <w:rPr>
+          <w:b/>
+          <w:lang w:val="en-US"/>
+        </w:rPr>
+        <w:t>Day :</w:t>
+      </w:r>
+      <w:proofErr w:type="gramEnd"/>
+      <w:r>
+        <w:rPr>
+          <w:b/>
+          <w:lang w:val="en-US"/>
+        </w:rPr>
+        <w:t>- Tuesday</w:t>
+      </w:r>
+      <w:r>
+        <w:rPr>
+          <w:lang w:val="en-US"/>
+        </w:rPr>
+        <w:br/>
+      </w:r>
+      <w:r>
+        <w:rPr>
+          <w:lang w:val="en-US"/>
+        </w:rPr>
+        <w:br/>
+        <w:t xml:space="preserve">1]Give Time  hours for Easy button.    </w:t>
+      </w:r>
+      <w:r>
+        <w:rPr>
+          <w:rFonts w:ascii="Segoe UI Emoji" w:hAnsi="Segoe UI Emoji" w:cs="Segoe UI Emoji"/>
+          <w:lang w:val="en-US"/>
+        </w:rPr>
+        <w:t>✅</w:t>
+      </w:r>
+      <w:r>
+        <w:rPr>
+          <w:lang w:val="en-US"/>
+        </w:rPr>
+        <w:br/>
+      </w:r>
+      <w:r>
+        <w:rPr>
+          <w:lang w:val="en-US"/>
+        </w:rPr>
+        <w:t xml:space="preserve">2]  2 card </w:t>
+      </w:r>
+      <w:proofErr w:type="gramStart"/>
+      <w:r>
+        <w:rPr>
+          <w:lang w:val="en-US"/>
+        </w:rPr>
+        <w:t>description  check</w:t>
+      </w:r>
+      <w:proofErr w:type="gramEnd"/>
+      <w:r>
+        <w:rPr>
+          <w:lang w:val="en-US"/>
+        </w:rPr>
+        <w:t>.</w:t>
+      </w:r>
+      <w:r>
+        <w:rPr>
+          <w:lang w:val="en-US"/>
+        </w:rPr>
+        <w:br/>
+      </w:r>
+      <w:r>
+        <w:rPr>
+          <w:lang w:val="en-US"/>
+        </w:rPr>
+        <w:lastRenderedPageBreak/>
+        <w:t xml:space="preserve">3] change meta data  </w:t>
+      </w:r>
+      <w:r>
+        <w:rPr>
+          <w:lang w:val="en-US"/>
+        </w:rPr>
+        <w:t>description</w:t>
+      </w:r>
+      <w:r>
+        <w:rPr>
+          <w:lang w:val="en-US"/>
+        </w:rPr>
+        <w:t xml:space="preserve"> to describe </w:t>
+      </w:r>
+      <w:proofErr w:type="spellStart"/>
+      <w:r>
+        <w:rPr>
+          <w:lang w:val="en-US"/>
+        </w:rPr>
+        <w:t>onview</w:t>
+      </w:r>
+      <w:proofErr w:type="spellEnd"/>
+      <w:r>
+        <w:rPr>
+          <w:lang w:val="en-US"/>
+        </w:rPr>
+        <w:t xml:space="preserve">  </w:t>
+      </w:r>
+      <w:r>
+        <w:rPr>
+          <w:rFonts w:ascii="Segoe UI Emoji" w:hAnsi="Segoe UI Emoji" w:cs="Segoe UI Emoji"/>
+          <w:lang w:val="en-US"/>
+        </w:rPr>
+        <w:t>✅</w:t>
+      </w:r>
+      <w:r>
+        <w:rPr>
+          <w:rFonts w:ascii="Segoe UI Emoji" w:hAnsi="Segoe UI Emoji" w:cs="Segoe UI Emoji"/>
+          <w:lang w:val="en-US"/>
+        </w:rPr>
+        <w:br/>
+      </w:r>
+      <w:bookmarkStart w:id="0" w:name="_GoBack"/>
+      <w:bookmarkEnd w:id="0"/>
+    </w:p>
+    <w:p>
+      <w:pPr>
+        <w:spacing w:after="0"/>
+        <w:rPr>
+          <w:lang w:val="en-US"/>
+        </w:rPr>
+      </w:pPr>
+      <w:r>
+        <w:rPr>
+          <w:lang w:val="en-US"/>
+        </w:rPr>
+        <w:br/>
+      </w:r>
+      <w:r>
+        <w:rPr>
+          <w:lang w:val="en-US"/>
+        </w:rPr>
+        <w:br/>
+      </w:r>
+      <w:proofErr w:type="gramStart"/>
+      <w:r>
+        <w:rPr>
+          <w:lang w:val="en-US"/>
+        </w:rPr>
+        <w:t>Date :</w:t>
+      </w:r>
+      <w:proofErr w:type="gramEnd"/>
+      <w:r>
+        <w:rPr>
+          <w:lang w:val="en-US"/>
+        </w:rPr>
+        <w:t>- 08-04-2026</w:t>
+      </w:r>
+      <w:r>
+        <w:rPr>
+          <w:lang w:val="en-US"/>
+        </w:rPr>
+        <w:br/>
+        <w:t xml:space="preserve">Day:- </w:t>
+      </w:r>
+      <w:r>
+        <w:rPr>
+          <w:b/>
+          <w:bCs/>
+          <w:lang w:val="en-US"/>
+        </w:rPr>
         <w:t>Wednesday</w:t>
       </w:r>
-    </w:p>
-    <w:p>
-      <w:pPr>
-        <w:rPr>
-          <w:lang w:val="en-US"/>
-        </w:rPr>
-      </w:pPr>
-      <w:r>
-        <w:rPr>
-          <w:lang w:val="en-US"/>
-        </w:rPr>
-        <w:t>1] Complete open ticket Bug card</w:t>
-      </w:r>
-    </w:p>
-    <w:p>
-      <w:pPr>
-        <w:rPr>
-          <w:lang w:val="en-US"/>
-        </w:rPr>
-      </w:pPr>
-      <w:r>
-        <w:rPr>
-          <w:lang w:val="en-US"/>
-        </w:rPr>
-        <w:t>2] Give Time hours for second subtask for unwanted routes</w:t>
-      </w:r>
-    </w:p>
-    <w:p>
-      <w:pPr>
-        <w:rPr>
-          <w:lang w:val="en-US"/>
-        </w:rPr>
-      </w:pPr>
-      <w:r>
-        <w:rPr>
-          <w:lang w:val="en-US"/>
-        </w:rPr>
-        <w:t>3] R &amp; D of celery in our project with in-details.</w:t>
-      </w:r>
-    </w:p>
-    <w:p>
-      <w:pPr>
-        <w:rPr>
-          <w:lang w:val="en-US"/>
-        </w:rPr>
-      </w:pPr>
-    </w:p>
-    <w:p>
-      <w:pPr>
-        <w:spacing w:after="0"/>
-        <w:rPr>
-          <w:b/>
-          <w:bCs/>
-          <w:lang w:val="en-US"/>
-        </w:rPr>
-      </w:pPr>
-      <w:proofErr w:type="gramStart"/>
-      <w:r>
-        <w:rPr>
-          <w:b/>
-          <w:bCs/>
-          <w:lang w:val="en-US"/>
-        </w:rPr>
-        <w:t>Date :</w:t>
-      </w:r>
-      <w:proofErr w:type="gramEnd"/>
-      <w:r>
-        <w:rPr>
-          <w:b/>
-          <w:bCs/>
-          <w:lang w:val="en-US"/>
-        </w:rPr>
-        <w:t xml:space="preserve"> 02-04-2026</w:t>
-      </w:r>
-    </w:p>
-    <w:p>
-      <w:pPr>
-        <w:spacing w:after="0"/>
-        <w:rPr>
-          <w:b/>
-          <w:bCs/>
-          <w:lang w:val="en-US"/>
-        </w:rPr>
-      </w:pPr>
-      <w:proofErr w:type="gramStart"/>
-      <w:r>
-        <w:rPr>
-          <w:b/>
-          <w:bCs/>
-          <w:lang w:val="en-US"/>
-        </w:rPr>
-        <w:t>Day :</w:t>
-      </w:r>
-      <w:proofErr w:type="gramEnd"/>
-      <w:r>
-        <w:rPr>
-          <w:b/>
-          <w:bCs/>
-          <w:lang w:val="en-US"/>
-        </w:rPr>
-        <w:t xml:space="preserve"> </w:t>
-      </w:r>
-      <w:r>
-        <w:rPr>
-          <w:b/>
-          <w:bCs/>
-          <w:lang w:val="en-US"/>
-        </w:rPr>
-        <w:t>Thursday</w:t>
-      </w:r>
-    </w:p>
-    <w:p>
-      <w:pPr>
-        <w:spacing w:after="0"/>
-        <w:rPr>
-          <w:lang w:val="en-US"/>
-        </w:rPr>
-      </w:pPr>
-    </w:p>
-    <w:p>
-      <w:pPr>
-        <w:rPr>
-          <w:lang w:val="en-US"/>
-        </w:rPr>
-      </w:pPr>
-      <w:r>
-        <w:rPr>
-          <w:lang w:val="en-US"/>
-        </w:rPr>
-        <w:t>1] Compete Time hours of unwanted route 1</w:t>
-      </w:r>
-      <w:r>
-        <w:rPr>
-          <w:vertAlign w:val="superscript"/>
-          <w:lang w:val="en-US"/>
-        </w:rPr>
-        <w:t>st</w:t>
-      </w:r>
-      <w:r>
-        <w:rPr>
-          <w:lang w:val="en-US"/>
-        </w:rPr>
-        <w:t xml:space="preserve"> sub-task.</w:t>
-      </w:r>
-    </w:p>
-    <w:p>
-      <w:pPr>
-        <w:rPr>
-          <w:lang w:val="en-US"/>
-        </w:rPr>
-      </w:pPr>
-      <w:r>
-        <w:rPr>
-          <w:lang w:val="en-US"/>
-        </w:rPr>
-        <w:t xml:space="preserve">2] Give Time hours of analytics subtask 1. </w:t>
-      </w:r>
-      <w:r>
-        <w:rPr>
-          <w:rFonts w:ascii="Segoe UI Emoji" w:hAnsi="Segoe UI Emoji" w:cs="Segoe UI Emoji"/>
-          <w:lang w:val="en-US"/>
-        </w:rPr>
-        <w:t>✅</w:t>
-      </w:r>
-    </w:p>
-    <w:p>
-      <w:pPr>
-        <w:spacing w:after="0"/>
-        <w:rPr>
-          <w:lang w:val="en-US"/>
-        </w:rPr>
-      </w:pPr>
-      <w:r>
-        <w:rPr>
-          <w:lang w:val="en-US"/>
-        </w:rPr>
-        <w:t>3] Complete ticket card of second subtask for unwanted routes.</w:t>
-      </w:r>
-      <w:r>
-        <w:rPr>
-          <w:lang w:val="en-US"/>
-        </w:rPr>
-        <w:br/>
-      </w:r>
-      <w:r>
-        <w:rPr>
-          <w:lang w:val="en-US"/>
-        </w:rPr>
-        <w:br/>
-      </w:r>
-      <w:proofErr w:type="gramStart"/>
-      <w:r>
-        <w:rPr>
-          <w:b/>
-          <w:lang w:val="en-US"/>
-        </w:rPr>
-        <w:t>Date :</w:t>
-      </w:r>
-      <w:proofErr w:type="gramEnd"/>
-      <w:r>
-        <w:rPr>
-          <w:b/>
-          <w:lang w:val="en-US"/>
-        </w:rPr>
-        <w:t>- 0</w:t>
-      </w:r>
-      <w:r>
-        <w:rPr>
-          <w:b/>
-          <w:lang w:val="en-US"/>
-        </w:rPr>
-        <w:t>3</w:t>
-      </w:r>
-      <w:r>
-        <w:rPr>
-          <w:b/>
-          <w:lang w:val="en-US"/>
-        </w:rPr>
-        <w:t xml:space="preserve"> -04-2026</w:t>
-      </w:r>
-      <w:r>
-        <w:rPr>
-          <w:b/>
-          <w:lang w:val="en-US"/>
-        </w:rPr>
-        <w:br/>
-      </w:r>
-      <w:proofErr w:type="gramStart"/>
-      <w:r>
-        <w:rPr>
-          <w:b/>
-          <w:lang w:val="en-US"/>
-        </w:rPr>
-        <w:t>Day :</w:t>
-      </w:r>
-      <w:proofErr w:type="gramEnd"/>
-      <w:r>
-        <w:rPr>
-          <w:b/>
-          <w:lang w:val="en-US"/>
-        </w:rPr>
-        <w:t xml:space="preserve">- </w:t>
-      </w:r>
-      <w:r>
-        <w:rPr>
-          <w:b/>
-          <w:lang w:val="en-US"/>
-        </w:rPr>
-        <w:t>Friday</w:t>
-      </w:r>
-      <w:r>
-        <w:rPr>
-          <w:b/>
-          <w:lang w:val="en-US"/>
-        </w:rPr>
-        <w:br/>
-      </w:r>
-      <w:r>
-        <w:rPr>
-          <w:lang w:val="en-US"/>
-        </w:rPr>
-        <w:t>1]</w:t>
-      </w:r>
-      <w:r>
-        <w:rPr>
-          <w:b/>
-          <w:lang w:val="en-US"/>
-        </w:rPr>
-        <w:t xml:space="preserve"> </w:t>
-      </w:r>
-      <w:r>
-        <w:rPr>
-          <w:lang w:val="en-US"/>
-        </w:rPr>
-        <w:t xml:space="preserve">complete Time hours of analytics subtask 1. </w:t>
-      </w:r>
-      <w:r>
-        <w:rPr>
-          <w:rFonts w:ascii="Segoe UI Emoji" w:hAnsi="Segoe UI Emoji" w:cs="Segoe UI Emoji"/>
-          <w:lang w:val="en-US"/>
-        </w:rPr>
-        <w:t>✅</w:t>
-      </w:r>
-      <w:r>
-        <w:rPr>
-          <w:lang w:val="en-US"/>
-        </w:rPr>
-        <w:br/>
-        <w:t>2</w:t>
-      </w:r>
-      <w:proofErr w:type="gramStart"/>
-      <w:r>
-        <w:rPr>
-          <w:lang w:val="en-US"/>
-        </w:rPr>
-        <w:t>]  complete</w:t>
-      </w:r>
-      <w:proofErr w:type="gramEnd"/>
-      <w:r>
-        <w:rPr>
-          <w:lang w:val="en-US"/>
-        </w:rPr>
-        <w:t xml:space="preserve"> Time hours for second subtask for unwanted routes.</w:t>
-      </w:r>
-      <w:r>
-        <w:rPr>
-          <w:lang w:val="en-US"/>
-        </w:rPr>
-        <w:br/>
-        <w:t xml:space="preserve">3] Give Time </w:t>
-      </w:r>
-      <w:proofErr w:type="gramStart"/>
-      <w:r>
-        <w:rPr>
-          <w:lang w:val="en-US"/>
-        </w:rPr>
-        <w:t>hours  SPOG</w:t>
-      </w:r>
-      <w:proofErr w:type="gramEnd"/>
-      <w:r>
-        <w:rPr>
-          <w:lang w:val="en-US"/>
-        </w:rPr>
-        <w:t xml:space="preserve"> Usage / </w:t>
-      </w:r>
-      <w:proofErr w:type="spellStart"/>
-      <w:r>
-        <w:rPr>
-          <w:lang w:val="en-US"/>
-        </w:rPr>
-        <w:t>Usablity</w:t>
-      </w:r>
-      <w:proofErr w:type="spellEnd"/>
-      <w:r>
-        <w:rPr>
-          <w:lang w:val="en-US"/>
-        </w:rPr>
-        <w:t xml:space="preserve"> Analytic. </w:t>
-      </w:r>
-    </w:p>
-    <w:p>
-      <w:pPr>
-        <w:spacing w:after="0"/>
-        <w:rPr>
-          <w:lang w:val="en-US"/>
-        </w:rPr>
-      </w:pPr>
-      <w:r>
-        <w:rPr>
-          <w:lang w:val="en-US"/>
-        </w:rPr>
-        <w:t xml:space="preserve">4] </w:t>
-      </w:r>
-      <w:r>
-        <w:t xml:space="preserve">Add an </w:t>
-      </w:r>
-      <w:r>
-        <w:rPr>
-          <w:rStyle w:val="Strong"/>
-        </w:rPr>
-        <w:t>Overview Analytics</w:t>
-      </w:r>
-      <w:r>
-        <w:t xml:space="preserve"> button. When clicked, it should open a dialog box that displays all the data from the overview page.</w:t>
-      </w:r>
-      <w:r>
-        <w:br/>
-        <w:t>5]Created a Jira ticket for the Overview Analytics button and dialog box.</w:t>
-      </w:r>
-      <w:r>
-        <w:br/>
-        <w:t xml:space="preserve">6]  Created  document by  </w:t>
-      </w:r>
-      <w:r>
-        <w:rPr>
-          <w:lang w:val="en-US"/>
-        </w:rPr>
-        <w:t>Epics development.</w:t>
-      </w:r>
-      <w:r>
-        <w:br/>
-      </w:r>
-      <w:r>
-        <w:rPr>
-          <w:lang w:val="en-US"/>
-        </w:rPr>
-        <w:br/>
-      </w:r>
-      <w:r>
-        <w:rPr>
-          <w:lang w:val="en-US"/>
-        </w:rPr>
-        <w:br/>
-      </w:r>
-      <w:r>
-        <w:rPr>
-          <w:b/>
-          <w:lang w:val="en-US"/>
-        </w:rPr>
-        <w:t>Date:- 06-04-2026</w:t>
-      </w:r>
-      <w:r>
-        <w:rPr>
-          <w:b/>
-          <w:lang w:val="en-US"/>
-        </w:rPr>
-        <w:br/>
-        <w:t>Day:- Monday</w:t>
-      </w:r>
-      <w:r>
-        <w:rPr>
-          <w:b/>
-          <w:lang w:val="en-US"/>
-        </w:rPr>
-        <w:br/>
-      </w:r>
-      <w:r>
-        <w:t xml:space="preserve">1] give time </w:t>
-      </w:r>
-      <w:proofErr w:type="spellStart"/>
-      <w:r>
-        <w:t>houers</w:t>
-      </w:r>
-      <w:proofErr w:type="spellEnd"/>
-      <w:r>
-        <w:t xml:space="preserve"> for </w:t>
-      </w:r>
-      <w:proofErr w:type="spellStart"/>
-      <w:r>
-        <w:t>Overivew</w:t>
-      </w:r>
-      <w:proofErr w:type="spellEnd"/>
-      <w:r>
-        <w:t xml:space="preserve"> page button  Analytics task is…..pending</w:t>
-      </w:r>
-      <w:r>
-        <w:rPr>
-          <w:lang w:val="en-US"/>
-        </w:rPr>
-        <w:br/>
-        <w:t xml:space="preserve">2] Open ticket email sending. Testing </w:t>
-      </w:r>
-      <w:r>
-        <w:rPr>
-          <w:lang w:val="en-US"/>
-        </w:rPr>
-        <w:br/>
-        <w:t xml:space="preserve">3] Feedback button </w:t>
-      </w:r>
-      <w:proofErr w:type="spellStart"/>
-      <w:r>
-        <w:rPr>
-          <w:lang w:val="en-US"/>
-        </w:rPr>
-        <w:t>jira</w:t>
-      </w:r>
-      <w:proofErr w:type="spellEnd"/>
-      <w:r>
-        <w:rPr>
-          <w:lang w:val="en-US"/>
-        </w:rPr>
-        <w:t xml:space="preserve"> card </w:t>
-      </w:r>
-      <w:proofErr w:type="gramStart"/>
-      <w:r>
-        <w:rPr>
-          <w:lang w:val="en-US"/>
-        </w:rPr>
-        <w:t>create.—</w:t>
-      </w:r>
-      <w:proofErr w:type="gramEnd"/>
-      <w:r>
-        <w:rPr>
-          <w:lang w:val="en-US"/>
-        </w:rPr>
-        <w:t>Remove</w:t>
-      </w:r>
-      <w:r>
-        <w:rPr>
-          <w:lang w:val="en-US"/>
-        </w:rPr>
-        <w:br/>
-        <w:t xml:space="preserve">4] client </w:t>
-      </w:r>
-      <w:proofErr w:type="spellStart"/>
-      <w:r>
-        <w:rPr>
-          <w:lang w:val="en-US"/>
-        </w:rPr>
-        <w:t>saide</w:t>
-      </w:r>
-      <w:proofErr w:type="spellEnd"/>
-      <w:r>
-        <w:rPr>
-          <w:lang w:val="en-US"/>
-        </w:rPr>
-        <w:t xml:space="preserve"> feedback button create only frontend create.</w:t>
-      </w:r>
-      <w:r>
-        <w:rPr>
-          <w:lang w:val="en-US"/>
-        </w:rPr>
-        <w:br/>
-        <w:t>5] client Search by client id.</w:t>
-      </w:r>
-      <w:r>
-        <w:rPr>
-          <w:lang w:val="en-US"/>
-        </w:rPr>
-        <w:br/>
-      </w:r>
-      <w:proofErr w:type="gramStart"/>
-      <w:r>
-        <w:rPr>
-          <w:lang w:val="en-US"/>
-        </w:rPr>
-        <w:t>6]Combine</w:t>
-      </w:r>
-      <w:proofErr w:type="gramEnd"/>
-      <w:r>
-        <w:rPr>
-          <w:lang w:val="en-US"/>
-        </w:rPr>
-        <w:t xml:space="preserve"> two features new demo </w:t>
-      </w:r>
-      <w:proofErr w:type="gramStart"/>
-      <w:r>
-        <w:rPr>
-          <w:lang w:val="en-US"/>
-        </w:rPr>
-        <w:t>branch :</w:t>
-      </w:r>
-      <w:proofErr w:type="gramEnd"/>
-      <w:r>
-        <w:rPr>
-          <w:lang w:val="en-US"/>
-        </w:rPr>
-        <w:t xml:space="preserve">- 1] Overview </w:t>
-      </w:r>
-      <w:proofErr w:type="spellStart"/>
-      <w:r>
-        <w:rPr>
-          <w:lang w:val="en-US"/>
-        </w:rPr>
-        <w:t>anyltices</w:t>
-      </w:r>
-      <w:proofErr w:type="spellEnd"/>
-      <w:r>
-        <w:rPr>
-          <w:lang w:val="en-US"/>
-        </w:rPr>
-        <w:t xml:space="preserve"> + search by </w:t>
-      </w:r>
-      <w:proofErr w:type="gramStart"/>
-      <w:r>
-        <w:rPr>
-          <w:lang w:val="en-US"/>
-        </w:rPr>
-        <w:t>client  Id.</w:t>
-      </w:r>
-      <w:proofErr w:type="gramEnd"/>
-    </w:p>
-    <w:p>
-      <w:pPr>
-        <w:spacing w:after="0"/>
-        <w:rPr>
-          <w:lang w:val="en-US"/>
-        </w:rPr>
-      </w:pPr>
-      <w:r>
-        <w:rPr>
-          <w:lang w:val="en-US"/>
-        </w:rPr>
-        <w:t xml:space="preserve">7] complete Time hours for SPOG Usage / </w:t>
-      </w:r>
-      <w:proofErr w:type="spellStart"/>
-      <w:r>
-        <w:rPr>
-          <w:lang w:val="en-US"/>
-        </w:rPr>
-        <w:t>Usablity</w:t>
-      </w:r>
-      <w:proofErr w:type="spellEnd"/>
-      <w:r>
-        <w:rPr>
-          <w:lang w:val="en-US"/>
-        </w:rPr>
-        <w:t xml:space="preserve"> Analytic.</w:t>
-      </w:r>
-      <w:r>
-        <w:rPr>
-          <w:lang w:val="en-US"/>
-        </w:rPr>
-        <w:br/>
-      </w:r>
-      <w:r>
-        <w:rPr>
-          <w:lang w:val="en-US"/>
-        </w:rPr>
-        <w:br/>
-      </w:r>
-      <w:r>
-        <w:rPr>
-          <w:lang w:val="en-US"/>
-        </w:rPr>
-        <w:br/>
-      </w:r>
-      <w:r>
-        <w:rPr>
-          <w:lang w:val="en-US"/>
-        </w:rPr>
-        <w:br/>
-      </w:r>
-      <w:r>
-        <w:rPr>
-          <w:lang w:val="en-US"/>
-        </w:rPr>
-        <w:br/>
-      </w:r>
-      <w:r>
-        <w:rPr>
-          <w:b/>
-          <w:lang w:val="en-US"/>
-        </w:rPr>
-        <w:t>Date – 07-04-2026</w:t>
-      </w:r>
-      <w:r>
-        <w:rPr>
-          <w:b/>
-          <w:lang w:val="en-US"/>
-        </w:rPr>
-        <w:br/>
-      </w:r>
-      <w:proofErr w:type="gramStart"/>
-      <w:r>
-        <w:rPr>
-          <w:b/>
-          <w:lang w:val="en-US"/>
-        </w:rPr>
-        <w:t>Day :</w:t>
-      </w:r>
-      <w:proofErr w:type="gramEnd"/>
-      <w:r>
-        <w:rPr>
-          <w:b/>
-          <w:lang w:val="en-US"/>
-        </w:rPr>
-        <w:t>- Tuesday</w:t>
-      </w:r>
-      <w:r>
-        <w:rPr>
-          <w:lang w:val="en-US"/>
-        </w:rPr>
-        <w:br/>
-      </w:r>
-      <w:r>
-        <w:rPr>
-          <w:lang w:val="en-US"/>
-        </w:rPr>
-        <w:br/>
-      </w:r>
-      <w:proofErr w:type="gramStart"/>
-      <w:r>
-        <w:rPr>
-          <w:lang w:val="en-US"/>
-        </w:rPr>
-        <w:t>1]Give</w:t>
-      </w:r>
-      <w:proofErr w:type="gramEnd"/>
-      <w:r>
-        <w:rPr>
-          <w:lang w:val="en-US"/>
-        </w:rPr>
-        <w:t xml:space="preserve"> </w:t>
-      </w:r>
-      <w:proofErr w:type="gramStart"/>
-      <w:r>
-        <w:rPr>
-          <w:lang w:val="en-US"/>
-        </w:rPr>
-        <w:t>Time  hours</w:t>
-      </w:r>
-      <w:proofErr w:type="gramEnd"/>
-      <w:r>
-        <w:rPr>
-          <w:lang w:val="en-US"/>
-        </w:rPr>
-        <w:t xml:space="preserve"> for Easy button.    </w:t>
-      </w:r>
-      <w:r>
-        <w:rPr>
-          <w:lang w:val="en-US"/>
-        </w:rPr>
-        <w:br/>
-      </w:r>
-    </w:p>
-    <w:p>
-      <w:pPr>
-        <w:spacing w:after="0"/>
-        <w:rPr>
-          <w:lang w:val="en-US"/>
-        </w:rPr>
-      </w:pPr>
-      <w:r>
-        <w:rPr>
-          <w:lang w:val="en-US"/>
-        </w:rPr>
-        <w:br/>
-      </w:r>
-      <w:r>
-        <w:rPr>
-          <w:lang w:val="en-US"/>
-        </w:rPr>
-        <w:br/>
-      </w:r>
-      <w:proofErr w:type="gramStart"/>
-      <w:r>
-        <w:rPr>
-          <w:lang w:val="en-US"/>
-        </w:rPr>
-        <w:lastRenderedPageBreak/>
-        <w:t>Date :</w:t>
-      </w:r>
-      <w:proofErr w:type="gramEnd"/>
-      <w:r>
-        <w:rPr>
-          <w:lang w:val="en-US"/>
-        </w:rPr>
-        <w:t>- 08-04-2026</w:t>
-      </w:r>
-      <w:r>
-        <w:rPr>
-          <w:lang w:val="en-US"/>
-        </w:rPr>
-        <w:br/>
-      </w:r>
-      <w:proofErr w:type="gramStart"/>
-      <w:r>
-        <w:rPr>
-          <w:lang w:val="en-US"/>
-        </w:rPr>
-        <w:t>Day:-</w:t>
-      </w:r>
-      <w:proofErr w:type="gramEnd"/>
-      <w:r>
-        <w:rPr>
-          <w:lang w:val="en-US"/>
-        </w:rPr>
-        <w:t xml:space="preserve"> </w:t>
-      </w:r>
-      <w:r>
-        <w:rPr>
-          <w:b/>
-          <w:bCs/>
-          <w:lang w:val="en-US"/>
-        </w:rPr>
-        <w:t>Wednesday</w:t>
-      </w:r>
-      <w:r>
-        <w:rPr>
-          <w:lang w:val="en-US"/>
-        </w:rPr>
-        <w:br/>
-        <w:t xml:space="preserve">1] </w:t>
-      </w:r>
-      <w:proofErr w:type="gramStart"/>
-      <w:r>
-        <w:rPr>
-          <w:lang w:val="en-US"/>
-        </w:rPr>
-        <w:t>1]Give</w:t>
-      </w:r>
-      <w:proofErr w:type="gramEnd"/>
-      <w:r>
-        <w:rPr>
-          <w:lang w:val="en-US"/>
-        </w:rPr>
-        <w:t xml:space="preserve"> </w:t>
-      </w:r>
-      <w:proofErr w:type="gramStart"/>
-      <w:r>
-        <w:rPr>
-          <w:lang w:val="en-US"/>
-        </w:rPr>
-        <w:t>Time  hours</w:t>
-      </w:r>
-      <w:proofErr w:type="gramEnd"/>
-      <w:r>
-        <w:rPr>
-          <w:lang w:val="en-US"/>
-        </w:rPr>
-        <w:t xml:space="preserve"> Add search client Id. </w:t>
+      <w:r>
+        <w:rPr>
+          <w:lang w:val="en-US"/>
+        </w:rPr>
+        <w:br/>
+        <w:t xml:space="preserve">1] 1]Give Time  hours Add search client Id. </w:t>
       </w:r>
     </w:p>
     <w:p>
@@ -1451,7 +1370,7 @@
 </file>
 
 <file path=word/styles.xml><?xml version="1.0" encoding="utf-8"?>
-<w:styles xmlns:mc="http://schemas.openxmlformats.org/markup-compatibility/2006" xmlns:r="http://schemas.openxmlformats.org/officeDocument/2006/relationships" xmlns:w="http://schemas.openxmlformats.org/wordprocessingml/2006/main" xmlns:w14="http://schemas.microsoft.com/office/word/2010/wordml" xmlns:w15="http://schemas.microsoft.com/office/word/2012/wordml" xmlns:w16cex="http://schemas.microsoft.com/office/word/2018/wordml/cex" xmlns:w16cid="http://schemas.microsoft.com/office/word/2016/wordml/cid" xmlns:w16="http://schemas.microsoft.com/office/word/2018/wordml" xmlns:w16du="http://schemas.microsoft.com/office/word/2023/wordml/word16du" xmlns:w16sdtdh="http://schemas.microsoft.com/office/word/2020/wordml/sdtdatahash" xmlns:w16sdtfl="http://schemas.microsoft.com/office/word/2024/wordml/sdtformatlock" xmlns:w16se="http://schemas.microsoft.com/office/word/2015/wordml/symex" mc:Ignorable="w14 w15 w16se w16cid w16 w16cex w16sdtdh w16sdtfl w16du">
+<w:styles xmlns:mc="http://schemas.openxmlformats.org/markup-compatibility/2006" xmlns:r="http://schemas.openxmlformats.org/officeDocument/2006/relationships" xmlns:w="http://schemas.openxmlformats.org/wordprocessingml/2006/main" xmlns:w14="http://schemas.microsoft.com/office/word/2010/wordml" xmlns:w15="http://schemas.microsoft.com/office/word/2012/wordml" xmlns:w16cid="http://schemas.microsoft.com/office/word/2016/wordml/cid" xmlns:w16se="http://schemas.microsoft.com/office/word/2015/wordml/symex" mc:Ignorable="w14 w15 w16se w16cid">
   <w:docDefaults>
     <w:rPrDefault>
       <w:rPr>
@@ -1467,7 +1386,7 @@
       </w:pPr>
     </w:pPrDefault>
   </w:docDefaults>
-  <w:latentStyles w:defLockedState="0" w:defUIPriority="99" w:defSemiHidden="0" w:defUnhideWhenUsed="0" w:defQFormat="0" w:count="376">
+  <w:latentStyles w:defLockedState="0" w:defUIPriority="99" w:defSemiHidden="0" w:defUnhideWhenUsed="0" w:defQFormat="0" w:count="375">
     <w:lsdException w:name="Normal" w:uiPriority="0" w:qFormat="1"/>
     <w:lsdException w:name="heading 1" w:uiPriority="9" w:qFormat="1"/>
     <w:lsdException w:name="heading 2" w:semiHidden="1" w:uiPriority="9" w:unhideWhenUsed="1" w:qFormat="1"/>
@@ -1843,7 +1762,6 @@
     <w:lsdException w:name="Smart Hyperlink" w:semiHidden="1" w:unhideWhenUsed="1"/>
     <w:lsdException w:name="Hashtag" w:semiHidden="1" w:unhideWhenUsed="1"/>
     <w:lsdException w:name="Unresolved Mention" w:semiHidden="1" w:unhideWhenUsed="1"/>
-    <w:lsdException w:name="Smart Link" w:semiHidden="1" w:unhideWhenUsed="1"/>
   </w:latentStyles>
   <w:style w:type="paragraph" w:default="1" w:styleId="Normal">
     <w:name w:val="Normal"/>

--- a/Daily Work Progess Updates.docx
+++ b/Daily Work Progess Updates.docx
@@ -1065,6 +1065,34 @@
           <w:lang w:val="en-US"/>
         </w:rPr>
         <w:br/>
+        <w:t xml:space="preserve">8] feedback button </w:t>
+      </w:r>
+      <w:proofErr w:type="gramStart"/>
+      <w:r>
+        <w:rPr>
+          <w:lang w:val="en-US"/>
+        </w:rPr>
+        <w:t>add</w:t>
+      </w:r>
+      <w:proofErr w:type="gramEnd"/>
+      <w:r>
+        <w:rPr>
+          <w:lang w:val="en-US"/>
+        </w:rPr>
+        <w:t xml:space="preserve"> time hours. </w:t>
+      </w:r>
+      <w:r>
+        <w:rPr>
+          <w:rFonts w:ascii="Segoe UI Emoji" w:hAnsi="Segoe UI Emoji" w:cs="Segoe UI Emoji"/>
+          <w:lang w:val="en-US"/>
+        </w:rPr>
+        <w:t>✅</w:t>
+      </w:r>
+      <w:r>
+        <w:rPr>
+          <w:lang w:val="en-US"/>
+        </w:rPr>
+        <w:br/>
       </w:r>
       <w:r>
         <w:rPr>
@@ -1142,85 +1170,123 @@
       </w:r>
       <w:r>
         <w:rPr>
-          <w:lang w:val="en-US"/>
-        </w:rPr>
-        <w:br/>
-      </w:r>
-      <w:r>
-        <w:rPr>
-          <w:lang w:val="en-US"/>
-        </w:rPr>
-        <w:t xml:space="preserve">2]  2 card </w:t>
-      </w:r>
-      <w:proofErr w:type="gramStart"/>
-      <w:r>
-        <w:rPr>
-          <w:lang w:val="en-US"/>
-        </w:rPr>
-        <w:t>description  check</w:t>
-      </w:r>
-      <w:proofErr w:type="gramEnd"/>
-      <w:r>
-        <w:rPr>
-          <w:lang w:val="en-US"/>
-        </w:rPr>
-        <w:t>.</w:t>
-      </w:r>
-      <w:r>
-        <w:rPr>
-          <w:lang w:val="en-US"/>
-        </w:rPr>
-        <w:br/>
-      </w:r>
-      <w:r>
-        <w:rPr>
-          <w:lang w:val="en-US"/>
-        </w:rPr>
-        <w:lastRenderedPageBreak/>
-        <w:t xml:space="preserve">3] change meta data  </w:t>
-      </w:r>
-      <w:r>
-        <w:rPr>
-          <w:lang w:val="en-US"/>
-        </w:rPr>
-        <w:t>description</w:t>
-      </w:r>
-      <w:r>
-        <w:rPr>
-          <w:lang w:val="en-US"/>
-        </w:rPr>
-        <w:t xml:space="preserve"> to describe </w:t>
-      </w:r>
-      <w:proofErr w:type="spellStart"/>
-      <w:r>
-        <w:rPr>
-          <w:lang w:val="en-US"/>
-        </w:rPr>
-        <w:t>onview</w:t>
-      </w:r>
-      <w:proofErr w:type="spellEnd"/>
-      <w:r>
-        <w:rPr>
-          <w:lang w:val="en-US"/>
-        </w:rPr>
-        <w:t xml:space="preserve">  </w:t>
-      </w:r>
-      <w:r>
-        <w:rPr>
           <w:rFonts w:ascii="Segoe UI Emoji" w:hAnsi="Segoe UI Emoji" w:cs="Segoe UI Emoji"/>
           <w:lang w:val="en-US"/>
         </w:rPr>
-        <w:t>✅</w:t>
-      </w:r>
-      <w:r>
-        <w:rPr>
-          <w:rFonts w:ascii="Segoe UI Emoji" w:hAnsi="Segoe UI Emoji" w:cs="Segoe UI Emoji"/>
-          <w:lang w:val="en-US"/>
-        </w:rPr>
-        <w:br/>
+        <w:br/>
+        <w:t>2] Toddy’s card</w:t>
       </w:r>
       <w:bookmarkStart w:id="0" w:name="_GoBack"/>
       <w:bookmarkEnd w:id="0"/>
+      <w:r>
+        <w:rPr>
+          <w:rFonts w:ascii="Segoe UI Emoji" w:hAnsi="Segoe UI Emoji" w:cs="Segoe UI Emoji"/>
+          <w:lang w:val="en-US"/>
+        </w:rPr>
+        <w:t xml:space="preserve"> complete </w:t>
+      </w:r>
+      <w:r>
+        <w:rPr>
+          <w:lang w:val="en-US"/>
+        </w:rPr>
+        <w:t xml:space="preserve">feedback button add time hours. </w:t>
+      </w:r>
+      <w:r>
+        <w:rPr>
+          <w:rFonts w:ascii="Segoe UI Emoji" w:hAnsi="Segoe UI Emoji" w:cs="Segoe UI Emoji"/>
+          <w:lang w:val="en-US"/>
+        </w:rPr>
+        <w:t xml:space="preserve"> </w:t>
+      </w:r>
+      <w:r>
+        <w:rPr>
+          <w:lang w:val="en-US"/>
+        </w:rPr>
+        <w:br/>
+      </w:r>
+      <w:r>
+        <w:rPr>
+          <w:lang w:val="en-US"/>
+        </w:rPr>
+        <w:lastRenderedPageBreak/>
+        <w:t>3</w:t>
+      </w:r>
+      <w:r>
+        <w:rPr>
+          <w:lang w:val="en-US"/>
+        </w:rPr>
+        <w:t xml:space="preserve">]  2 card </w:t>
+      </w:r>
+      <w:proofErr w:type="gramStart"/>
+      <w:r>
+        <w:rPr>
+          <w:lang w:val="en-US"/>
+        </w:rPr>
+        <w:t>description  check</w:t>
+      </w:r>
+      <w:proofErr w:type="gramEnd"/>
+      <w:r>
+        <w:rPr>
+          <w:lang w:val="en-US"/>
+        </w:rPr>
+        <w:t>.</w:t>
+      </w:r>
+      <w:r>
+        <w:rPr>
+          <w:lang w:val="en-US"/>
+        </w:rPr>
+        <w:br/>
+      </w:r>
+      <w:r>
+        <w:rPr>
+          <w:lang w:val="en-US"/>
+        </w:rPr>
+        <w:t>4</w:t>
+      </w:r>
+      <w:r>
+        <w:rPr>
+          <w:lang w:val="en-US"/>
+        </w:rPr>
+        <w:t xml:space="preserve">] change meta data  description to describe </w:t>
+      </w:r>
+      <w:r>
+        <w:rPr>
+          <w:lang w:val="en-US"/>
+        </w:rPr>
+        <w:t>OneView</w:t>
+      </w:r>
+      <w:r>
+        <w:rPr>
+          <w:lang w:val="en-US"/>
+        </w:rPr>
+        <w:t xml:space="preserve"> </w:t>
+      </w:r>
+      <w:r>
+        <w:rPr>
+          <w:lang w:val="en-US"/>
+        </w:rPr>
+        <w:t>.</w:t>
+      </w:r>
+      <w:r>
+        <w:rPr>
+          <w:lang w:val="en-US"/>
+        </w:rPr>
+        <w:t xml:space="preserve"> </w:t>
+      </w:r>
+      <w:r>
+        <w:rPr>
+          <w:rFonts w:ascii="Segoe UI Emoji" w:hAnsi="Segoe UI Emoji" w:cs="Segoe UI Emoji"/>
+          <w:lang w:val="en-US"/>
+        </w:rPr>
+        <w:t>✅</w:t>
+      </w:r>
+      <w:r>
+        <w:rPr>
+          <w:rFonts w:ascii="Segoe UI Emoji" w:hAnsi="Segoe UI Emoji" w:cs="Segoe UI Emoji"/>
+          <w:lang w:val="en-US"/>
+        </w:rPr>
+        <w:br/>
+      </w:r>
     </w:p>
     <w:p>
       <w:pPr>
@@ -1295,9 +1361,105 @@
     <w:p>
       <w:pPr>
         <w:rPr>
-          <w:lang w:val="en-US"/>
-        </w:rPr>
-      </w:pPr>
+          <w:b/>
+          <w:lang w:val="en-US"/>
+        </w:rPr>
+      </w:pPr>
+      <w:r>
+        <w:rPr>
+          <w:lang w:val="en-US"/>
+        </w:rPr>
+        <w:br/>
+      </w:r>
+      <w:r>
+        <w:rPr>
+          <w:lang w:val="en-US"/>
+        </w:rPr>
+        <w:br/>
+      </w:r>
+      <w:r>
+        <w:rPr>
+          <w:lang w:val="en-US"/>
+        </w:rPr>
+        <w:br/>
+      </w:r>
+      <w:r>
+        <w:rPr>
+          <w:lang w:val="en-US"/>
+        </w:rPr>
+        <w:br/>
+      </w:r>
+      <w:proofErr w:type="gramStart"/>
+      <w:r>
+        <w:rPr>
+          <w:b/>
+          <w:lang w:val="en-US"/>
+        </w:rPr>
+        <w:t>Date :</w:t>
+      </w:r>
+      <w:proofErr w:type="gramEnd"/>
+      <w:r>
+        <w:rPr>
+          <w:b/>
+          <w:lang w:val="en-US"/>
+        </w:rPr>
+        <w:t>- 09-04-2026</w:t>
+      </w:r>
+      <w:r>
+        <w:rPr>
+          <w:b/>
+          <w:lang w:val="en-US"/>
+        </w:rPr>
+        <w:br/>
+        <w:t xml:space="preserve">Day :- </w:t>
+      </w:r>
+      <w:r>
+        <w:rPr>
+          <w:b/>
+          <w:bCs/>
+          <w:lang w:val="en-US"/>
+        </w:rPr>
+        <w:t>Thursday</w:t>
+      </w:r>
+    </w:p>
+    <w:p>
+      <w:pPr>
+        <w:rPr>
+          <w:lang w:val="en-US"/>
+        </w:rPr>
+      </w:pPr>
+      <w:r>
+        <w:rPr>
+          <w:lang w:val="en-US"/>
+        </w:rPr>
+        <w:t xml:space="preserve">1] Give </w:t>
+      </w:r>
+      <w:proofErr w:type="gramStart"/>
+      <w:r>
+        <w:rPr>
+          <w:lang w:val="en-US"/>
+        </w:rPr>
+        <w:t>Time  hours</w:t>
+      </w:r>
+      <w:proofErr w:type="gramEnd"/>
+      <w:r>
+        <w:rPr>
+          <w:lang w:val="en-US"/>
+        </w:rPr>
+        <w:t xml:space="preserve"> </w:t>
+      </w:r>
+      <w:r>
+        <w:rPr>
+          <w:lang w:val="en-US"/>
+        </w:rPr>
+        <w:t>change meta data  description to describe OneView</w:t>
+      </w:r>
+      <w:r>
+        <w:rPr>
+          <w:lang w:val="en-US"/>
+        </w:rPr>
+        <w:t>.</w:t>
+      </w:r>
     </w:p>
     <w:p>
       <w:pPr>

--- a/Daily Work Progess Updates.docx
+++ b/Daily Work Progess Updates.docx
@@ -1,6 +1,6 @@
 
 <file path=word/document.xml><?xml version="1.0" encoding="utf-8"?>
-<w:document xmlns:wpc="http://schemas.microsoft.com/office/word/2010/wordprocessingCanvas" xmlns:cx="http://schemas.microsoft.com/office/drawing/2014/chartex" xmlns:cx1="http://schemas.microsoft.com/office/drawing/2015/9/8/chartex" xmlns:cx2="http://schemas.microsoft.com/office/drawing/2015/10/21/chartex" xmlns:cx3="http://schemas.microsoft.com/office/drawing/2016/5/9/chartex" xmlns:cx4="http://schemas.microsoft.com/office/drawing/2016/5/10/chartex" xmlns:cx5="http://schemas.microsoft.com/office/drawing/2016/5/11/chartex" xmlns:cx6="http://schemas.microsoft.com/office/drawing/2016/5/12/chartex" xmlns:cx7="http://schemas.microsoft.com/office/drawing/2016/5/13/chartex" xmlns:cx8="http://schemas.microsoft.com/office/drawing/2016/5/14/chartex" xmlns:mc="http://schemas.openxmlformats.org/markup-compatibility/2006" xmlns:aink="http://schemas.microsoft.com/office/drawing/2016/ink" xmlns:am3d="http://schemas.microsoft.com/office/drawing/2017/model3d" xmlns:o="urn:schemas-microsoft-com:office:office" xmlns:oel="http://schemas.microsoft.com/office/2019/extlst" xmlns:r="http://schemas.openxmlformats.org/officeDocument/2006/relationships" xmlns:m="http://schemas.openxmlformats.org/officeDocument/2006/math" xmlns:v="urn:schemas-microsoft-com:vml" xmlns:wp14="http://schemas.microsoft.com/office/word/2010/wordprocessingDrawing" xmlns:wp="http://schemas.openxmlformats.org/drawingml/2006/wordprocessingDrawing" xmlns:w10="urn:schemas-microsoft-com:office:word" xmlns:w="http://schemas.openxmlformats.org/wordprocessingml/2006/main" xmlns:w14="http://schemas.microsoft.com/office/word/2010/wordml" xmlns:w15="http://schemas.microsoft.com/office/word/2012/wordml" xmlns:w16cex="http://schemas.microsoft.com/office/word/2018/wordml/cex" xmlns:w16cid="http://schemas.microsoft.com/office/word/2016/wordml/cid" xmlns:w16="http://schemas.microsoft.com/office/word/2018/wordml" xmlns:w16du="http://schemas.microsoft.com/office/word/2023/wordml/word16du" xmlns:w16sdtdh="http://schemas.microsoft.com/office/word/2020/wordml/sdtdatahash" xmlns:w16sdtfl="http://schemas.microsoft.com/office/word/2024/wordml/sdtformatlock" xmlns:w16se="http://schemas.microsoft.com/office/word/2015/wordml/symex" xmlns:wpg="http://schemas.microsoft.com/office/word/2010/wordprocessingGroup" xmlns:wpi="http://schemas.microsoft.com/office/word/2010/wordprocessingInk" xmlns:wne="http://schemas.microsoft.com/office/word/2006/wordml" xmlns:wps="http://schemas.microsoft.com/office/word/2010/wordprocessingShape" mc:Ignorable="w14 w15 w16se w16cid w16 w16cex w16sdtdh w16sdtfl w16du wp14">
+<w:document xmlns:wpc="http://schemas.microsoft.com/office/word/2010/wordprocessingCanvas" xmlns:cx="http://schemas.microsoft.com/office/drawing/2014/chartex" xmlns:cx1="http://schemas.microsoft.com/office/drawing/2015/9/8/chartex" xmlns:cx2="http://schemas.microsoft.com/office/drawing/2015/10/21/chartex" xmlns:cx3="http://schemas.microsoft.com/office/drawing/2016/5/9/chartex" xmlns:cx4="http://schemas.microsoft.com/office/drawing/2016/5/10/chartex" xmlns:cx5="http://schemas.microsoft.com/office/drawing/2016/5/11/chartex" xmlns:cx6="http://schemas.microsoft.com/office/drawing/2016/5/12/chartex" xmlns:cx7="http://schemas.microsoft.com/office/drawing/2016/5/13/chartex" xmlns:cx8="http://schemas.microsoft.com/office/drawing/2016/5/14/chartex" xmlns:mc="http://schemas.openxmlformats.org/markup-compatibility/2006" xmlns:aink="http://schemas.microsoft.com/office/drawing/2016/ink" xmlns:am3d="http://schemas.microsoft.com/office/drawing/2017/model3d" xmlns:o="urn:schemas-microsoft-com:office:office" xmlns:r="http://schemas.openxmlformats.org/officeDocument/2006/relationships" xmlns:m="http://schemas.openxmlformats.org/officeDocument/2006/math" xmlns:v="urn:schemas-microsoft-com:vml" xmlns:wp14="http://schemas.microsoft.com/office/word/2010/wordprocessingDrawing" xmlns:wp="http://schemas.openxmlformats.org/drawingml/2006/wordprocessingDrawing" xmlns:w10="urn:schemas-microsoft-com:office:word" xmlns:w="http://schemas.openxmlformats.org/wordprocessingml/2006/main" xmlns:w14="http://schemas.microsoft.com/office/word/2010/wordml" xmlns:w15="http://schemas.microsoft.com/office/word/2012/wordml" xmlns:w16cid="http://schemas.microsoft.com/office/word/2016/wordml/cid" xmlns:w16se="http://schemas.microsoft.com/office/word/2015/wordml/symex" xmlns:wpg="http://schemas.microsoft.com/office/word/2010/wordprocessingGroup" xmlns:wpi="http://schemas.microsoft.com/office/word/2010/wordprocessingInk" xmlns:wne="http://schemas.microsoft.com/office/word/2006/wordml" xmlns:wps="http://schemas.microsoft.com/office/word/2010/wordprocessingShape" mc:Ignorable="w14 w15 w16se w16cid wp14">
   <w:body>
     <w:p>
       <w:pPr>
@@ -67,14 +67,62 @@
           <w:lang w:val="en-US"/>
         </w:rPr>
         <w:br/>
-        <w:t xml:space="preserve">1]Ticket create on opan ticket create email </w:t>
-      </w:r>
-      <w:r>
-        <w:rPr>
-          <w:lang w:val="en-US"/>
-        </w:rPr>
-        <w:br/>
-        <w:t>2] implneted requerment unwanted routes issue resovle.</w:t>
+        <w:t xml:space="preserve">1]Ticket create on </w:t>
+      </w:r>
+      <w:r>
+        <w:rPr>
+          <w:lang w:val="en-US"/>
+        </w:rPr>
+        <w:t>open</w:t>
+      </w:r>
+      <w:r>
+        <w:rPr>
+          <w:lang w:val="en-US"/>
+        </w:rPr>
+        <w:t xml:space="preserve"> ticket create email </w:t>
+      </w:r>
+      <w:r>
+        <w:rPr>
+          <w:lang w:val="en-US"/>
+        </w:rPr>
+        <w:br/>
+        <w:t xml:space="preserve">2] </w:t>
+      </w:r>
+      <w:r>
+        <w:rPr>
+          <w:lang w:val="en-US"/>
+        </w:rPr>
+        <w:t>implanted</w:t>
+      </w:r>
+      <w:r>
+        <w:rPr>
+          <w:lang w:val="en-US"/>
+        </w:rPr>
+        <w:t xml:space="preserve"> </w:t>
+      </w:r>
+      <w:r>
+        <w:rPr>
+          <w:lang w:val="en-US"/>
+        </w:rPr>
+        <w:t>requirement</w:t>
+      </w:r>
+      <w:r>
+        <w:rPr>
+          <w:lang w:val="en-US"/>
+        </w:rPr>
+        <w:t xml:space="preserve"> unwanted routes issue </w:t>
+      </w:r>
+      <w:r>
+        <w:rPr>
+          <w:lang w:val="en-US"/>
+        </w:rPr>
+        <w:t>resolve</w:t>
+      </w:r>
+      <w:r>
+        <w:rPr>
+          <w:lang w:val="en-US"/>
+        </w:rPr>
+        <w:t>.</w:t>
       </w:r>
       <w:r>
         <w:rPr>
@@ -115,7 +163,13 @@
           <w:lang w:val="en-US"/>
         </w:rPr>
         <w:br/>
-        <w:t>1] project use celery and why use to Django backend studay</w:t>
+        <w:t xml:space="preserve">1] project use celery and why use to Django backend </w:t>
+      </w:r>
+      <w:r>
+        <w:rPr>
+          <w:lang w:val="en-US"/>
+        </w:rPr>
+        <w:t>study</w:t>
       </w:r>
       <w:r>
         <w:rPr>
@@ -183,7 +237,19 @@
         <w:rPr>
           <w:lang w:val="en-US"/>
         </w:rPr>
-        <w:t xml:space="preserve">1]Routes rework point Issue Resovle </w:t>
+        <w:t xml:space="preserve">1]Routes rework point Issue </w:t>
+      </w:r>
+      <w:r>
+        <w:rPr>
+          <w:lang w:val="en-US"/>
+        </w:rPr>
+        <w:t>Resolve</w:t>
+      </w:r>
+      <w:r>
+        <w:rPr>
+          <w:lang w:val="en-US"/>
+        </w:rPr>
+        <w:t xml:space="preserve"> </w:t>
       </w:r>
       <w:r>
         <w:rPr>
@@ -249,7 +315,19 @@
           <w:lang w:val="en-US"/>
         </w:rPr>
         <w:br/>
-        <w:t xml:space="preserve">1] Open Ticket scrolling bar Bug Resovle </w:t>
+        <w:t xml:space="preserve">1] Open Ticket scrolling bar Bug </w:t>
+      </w:r>
+      <w:r>
+        <w:rPr>
+          <w:lang w:val="en-US"/>
+        </w:rPr>
+        <w:t>Resolve</w:t>
+      </w:r>
+      <w:r>
+        <w:rPr>
+          <w:lang w:val="en-US"/>
+        </w:rPr>
+        <w:t xml:space="preserve"> </w:t>
       </w:r>
       <w:r>
         <w:rPr>
@@ -313,12 +391,21 @@
         </w:rPr>
         <w:br/>
       </w:r>
-      <w:r>
-        <w:rPr>
-          <w:b/>
-          <w:lang w:val="en-US"/>
-        </w:rPr>
-        <w:t>Date :- 31-03-2026</w:t>
+      <w:proofErr w:type="gramStart"/>
+      <w:r>
+        <w:rPr>
+          <w:b/>
+          <w:lang w:val="en-US"/>
+        </w:rPr>
+        <w:t>Date :</w:t>
+      </w:r>
+      <w:proofErr w:type="gramEnd"/>
+      <w:r>
+        <w:rPr>
+          <w:b/>
+          <w:lang w:val="en-US"/>
+        </w:rPr>
+        <w:t>- 31-03-2026</w:t>
       </w:r>
       <w:r>
         <w:rPr>
@@ -401,13 +488,22 @@
           <w:lang w:val="en-US"/>
         </w:rPr>
       </w:pPr>
+      <w:proofErr w:type="gramStart"/>
       <w:r>
         <w:rPr>
           <w:b/>
           <w:lang w:val="en-US"/>
         </w:rPr>
         <w:lastRenderedPageBreak/>
-        <w:t>Date :- 01-04-2026</w:t>
+        <w:t>Date :</w:t>
+      </w:r>
+      <w:proofErr w:type="gramEnd"/>
+      <w:r>
+        <w:rPr>
+          <w:b/>
+          <w:lang w:val="en-US"/>
+        </w:rPr>
+        <w:t>- 01-04-2026</w:t>
       </w:r>
       <w:r>
         <w:rPr>
@@ -481,13 +577,23 @@
           <w:lang w:val="en-US"/>
         </w:rPr>
       </w:pPr>
+      <w:proofErr w:type="gramStart"/>
       <w:r>
         <w:rPr>
           <w:b/>
           <w:bCs/>
           <w:lang w:val="en-US"/>
         </w:rPr>
-        <w:t>Date : 02-04-2026</w:t>
+        <w:t>Date :</w:t>
+      </w:r>
+      <w:proofErr w:type="gramEnd"/>
+      <w:r>
+        <w:rPr>
+          <w:b/>
+          <w:bCs/>
+          <w:lang w:val="en-US"/>
+        </w:rPr>
+        <w:t xml:space="preserve"> 02-04-2026</w:t>
       </w:r>
     </w:p>
     <w:p>
@@ -499,20 +605,30 @@
           <w:lang w:val="en-US"/>
         </w:rPr>
       </w:pPr>
+      <w:proofErr w:type="gramStart"/>
       <w:r>
         <w:rPr>
           <w:b/>
           <w:bCs/>
           <w:lang w:val="en-US"/>
         </w:rPr>
-        <w:t xml:space="preserve">Day : </w:t>
-      </w:r>
+        <w:t>Day :</w:t>
+      </w:r>
+      <w:proofErr w:type="gramEnd"/>
       <w:r>
         <w:rPr>
           <w:b/>
           <w:bCs/>
           <w:lang w:val="en-US"/>
         </w:rPr>
+        <w:t xml:space="preserve"> </w:t>
+      </w:r>
+      <w:r>
+        <w:rPr>
+          <w:b/>
+          <w:bCs/>
+          <w:lang w:val="en-US"/>
+        </w:rPr>
         <w:t>Thursday</w:t>
       </w:r>
     </w:p>
@@ -595,12 +711,21 @@
         </w:rPr>
         <w:br/>
       </w:r>
-      <w:r>
-        <w:rPr>
-          <w:b/>
-          <w:lang w:val="en-US"/>
-        </w:rPr>
-        <w:t>Date :- 0</w:t>
+      <w:proofErr w:type="gramStart"/>
+      <w:r>
+        <w:rPr>
+          <w:b/>
+          <w:lang w:val="en-US"/>
+        </w:rPr>
+        <w:t>Date :</w:t>
+      </w:r>
+      <w:proofErr w:type="gramEnd"/>
+      <w:r>
+        <w:rPr>
+          <w:b/>
+          <w:lang w:val="en-US"/>
+        </w:rPr>
+        <w:t>- 0</w:t>
       </w:r>
       <w:r>
         <w:rPr>
@@ -676,7 +801,35 @@
           <w:lang w:val="en-US"/>
         </w:rPr>
         <w:br/>
-        <w:t xml:space="preserve">3] Give Time hours  SPOG Usage / Usablity Analytic. </w:t>
+        <w:t xml:space="preserve">3] Give Time </w:t>
+      </w:r>
+      <w:proofErr w:type="gramStart"/>
+      <w:r>
+        <w:rPr>
+          <w:lang w:val="en-US"/>
+        </w:rPr>
+        <w:t>hours  SPOG</w:t>
+      </w:r>
+      <w:proofErr w:type="gramEnd"/>
+      <w:r>
+        <w:rPr>
+          <w:lang w:val="en-US"/>
+        </w:rPr>
+        <w:t xml:space="preserve"> Usage / </w:t>
+      </w:r>
+      <w:proofErr w:type="spellStart"/>
+      <w:r>
+        <w:rPr>
+          <w:lang w:val="en-US"/>
+        </w:rPr>
+        <w:t>Usablity</w:t>
+      </w:r>
+      <w:proofErr w:type="spellEnd"/>
+      <w:r>
+        <w:rPr>
+          <w:lang w:val="en-US"/>
+        </w:rPr>
+        <w:t xml:space="preserve"> Analytic. </w:t>
       </w:r>
     </w:p>
     <w:p>
@@ -706,7 +859,14 @@
       </w:r>
       <w:r>
         <w:br/>
-        <w:t>5]Created a Jira ticket for the Overview Analytics button and dialog box.</w:t>
+      </w:r>
+      <w:proofErr w:type="gramStart"/>
+      <w:r>
+        <w:t>5]Created</w:t>
+      </w:r>
+      <w:proofErr w:type="gramEnd"/>
+      <w:r>
+        <w:t xml:space="preserve"> a Jira ticket for the Overview Analytics button and dialog box.</w:t>
       </w:r>
       <w:r>
         <w:br/>
@@ -756,7 +916,19 @@
         <w:br/>
       </w:r>
       <w:r>
-        <w:t>1] give time houers for Overivew page button  Analytics task is…..pending</w:t>
+        <w:t xml:space="preserve">1] give time </w:t>
+      </w:r>
+      <w:r>
+        <w:t>hours</w:t>
+      </w:r>
+      <w:r>
+        <w:t xml:space="preserve"> for </w:t>
+      </w:r>
+      <w:r>
+        <w:t>Overview</w:t>
+      </w:r>
+      <w:r>
+        <w:t xml:space="preserve"> page button  Analytics task is…..pending</w:t>
       </w:r>
       <w:r>
         <w:rPr>
@@ -770,14 +942,40 @@
           <w:lang w:val="en-US"/>
         </w:rPr>
         <w:br/>
-        <w:t>3] Feedback button jira card create.—Remove</w:t>
-      </w:r>
-      <w:r>
-        <w:rPr>
-          <w:lang w:val="en-US"/>
-        </w:rPr>
-        <w:br/>
-        <w:t>4] client saide feedback button create only frontend create.</w:t>
+        <w:t xml:space="preserve">3] Feedback button </w:t>
+      </w:r>
+      <w:r>
+        <w:rPr>
+          <w:lang w:val="en-US"/>
+        </w:rPr>
+        <w:t>Jira</w:t>
+      </w:r>
+      <w:bookmarkStart w:id="0" w:name="_GoBack"/>
+      <w:bookmarkEnd w:id="0"/>
+      <w:r>
+        <w:rPr>
+          <w:lang w:val="en-US"/>
+        </w:rPr>
+        <w:t xml:space="preserve"> card create.—Remove</w:t>
+      </w:r>
+      <w:r>
+        <w:rPr>
+          <w:lang w:val="en-US"/>
+        </w:rPr>
+        <w:br/>
+        <w:t xml:space="preserve">4] client </w:t>
+      </w:r>
+      <w:r>
+        <w:rPr>
+          <w:lang w:val="en-US"/>
+        </w:rPr>
+        <w:t>said</w:t>
+      </w:r>
+      <w:r>
+        <w:rPr>
+          <w:lang w:val="en-US"/>
+        </w:rPr>
+        <w:t xml:space="preserve"> feedback button create only frontend create.</w:t>
       </w:r>
       <w:r>
         <w:rPr>
@@ -791,7 +989,19 @@
           <w:lang w:val="en-US"/>
         </w:rPr>
         <w:br/>
-        <w:t>6]Combine two features new demo branch :- 1] Overview anyltices + search by client  Id.</w:t>
+        <w:t xml:space="preserve">6]Combine two features new demo branch :- 1] Overview </w:t>
+      </w:r>
+      <w:r>
+        <w:rPr>
+          <w:lang w:val="en-US"/>
+        </w:rPr>
+        <w:t>analytics</w:t>
+      </w:r>
+      <w:r>
+        <w:rPr>
+          <w:lang w:val="en-US"/>
+        </w:rPr>
+        <w:t xml:space="preserve"> + search by client  Id.</w:t>
       </w:r>
     </w:p>
     <w:p>
@@ -805,14 +1015,40 @@
         <w:rPr>
           <w:lang w:val="en-US"/>
         </w:rPr>
-        <w:t>7] complete Time hours for SPOG Usage / Usablity Analytic.</w:t>
-      </w:r>
-      <w:r>
-        <w:rPr>
-          <w:lang w:val="en-US"/>
-        </w:rPr>
-        <w:br/>
-        <w:t xml:space="preserve">8] feedback button add time hours. </w:t>
+        <w:t xml:space="preserve">7] complete Time hours for SPOG Usage / </w:t>
+      </w:r>
+      <w:r>
+        <w:rPr>
+          <w:lang w:val="en-US"/>
+        </w:rPr>
+        <w:t>Usability</w:t>
+      </w:r>
+      <w:r>
+        <w:rPr>
+          <w:lang w:val="en-US"/>
+        </w:rPr>
+        <w:t xml:space="preserve"> Analytic.</w:t>
+      </w:r>
+      <w:r>
+        <w:rPr>
+          <w:lang w:val="en-US"/>
+        </w:rPr>
+        <w:br/>
+        <w:t xml:space="preserve">8] feedback button </w:t>
+      </w:r>
+      <w:proofErr w:type="gramStart"/>
+      <w:r>
+        <w:rPr>
+          <w:lang w:val="en-US"/>
+        </w:rPr>
+        <w:t>add</w:t>
+      </w:r>
+      <w:proofErr w:type="gramEnd"/>
+      <w:r>
+        <w:rPr>
+          <w:lang w:val="en-US"/>
+        </w:rPr>
+        <w:t xml:space="preserve"> time hours. </w:t>
       </w:r>
       <w:r>
         <w:rPr>
@@ -864,7 +1100,22 @@
           <w:lang w:val="en-US"/>
         </w:rPr>
         <w:br/>
-        <w:t>Day :- Tuesday</w:t>
+      </w:r>
+      <w:proofErr w:type="gramStart"/>
+      <w:r>
+        <w:rPr>
+          <w:b/>
+          <w:lang w:val="en-US"/>
+        </w:rPr>
+        <w:t>Day :</w:t>
+      </w:r>
+      <w:proofErr w:type="gramEnd"/>
+      <w:r>
+        <w:rPr>
+          <w:b/>
+          <w:lang w:val="en-US"/>
+        </w:rPr>
+        <w:t>- Tuesday</w:t>
       </w:r>
       <w:r>
         <w:rPr>
@@ -912,7 +1163,21 @@
         <w:rPr>
           <w:lang w:val="en-US"/>
         </w:rPr>
-        <w:t xml:space="preserve">feedback button add time hours. </w:t>
+        <w:t xml:space="preserve">feedback button </w:t>
+      </w:r>
+      <w:proofErr w:type="gramStart"/>
+      <w:r>
+        <w:rPr>
+          <w:lang w:val="en-US"/>
+        </w:rPr>
+        <w:t>add</w:t>
+      </w:r>
+      <w:proofErr w:type="gramEnd"/>
+      <w:r>
+        <w:rPr>
+          <w:lang w:val="en-US"/>
+        </w:rPr>
+        <w:t xml:space="preserve"> time hours. </w:t>
       </w:r>
       <w:r>
         <w:rPr>
@@ -950,7 +1215,21 @@
         <w:rPr>
           <w:lang w:val="en-US"/>
         </w:rPr>
-        <w:t xml:space="preserve"> card description  check.</w:t>
+        <w:t xml:space="preserve"> card </w:t>
+      </w:r>
+      <w:proofErr w:type="gramStart"/>
+      <w:r>
+        <w:rPr>
+          <w:lang w:val="en-US"/>
+        </w:rPr>
+        <w:t>description  check</w:t>
+      </w:r>
+      <w:proofErr w:type="gramEnd"/>
+      <w:r>
+        <w:rPr>
+          <w:lang w:val="en-US"/>
+        </w:rPr>
+        <w:t>.</w:t>
       </w:r>
       <w:r>
         <w:rPr>
@@ -1027,7 +1306,20 @@
           <w:lang w:val="en-US"/>
         </w:rPr>
         <w:br/>
-        <w:t>Date :- 08-04-2026</w:t>
+      </w:r>
+      <w:proofErr w:type="gramStart"/>
+      <w:r>
+        <w:rPr>
+          <w:lang w:val="en-US"/>
+        </w:rPr>
+        <w:t>Date :</w:t>
+      </w:r>
+      <w:proofErr w:type="gramEnd"/>
+      <w:r>
+        <w:rPr>
+          <w:lang w:val="en-US"/>
+        </w:rPr>
+        <w:t>- 08-04-2026</w:t>
       </w:r>
       <w:r>
         <w:rPr>
@@ -1097,12 +1389,21 @@
         </w:rPr>
         <w:br/>
       </w:r>
-      <w:r>
-        <w:rPr>
-          <w:b/>
-          <w:lang w:val="en-US"/>
-        </w:rPr>
-        <w:t>Date :- 09-04-2026</w:t>
+      <w:proofErr w:type="gramStart"/>
+      <w:r>
+        <w:rPr>
+          <w:b/>
+          <w:lang w:val="en-US"/>
+        </w:rPr>
+        <w:t>Date :</w:t>
+      </w:r>
+      <w:proofErr w:type="gramEnd"/>
+      <w:r>
+        <w:rPr>
+          <w:b/>
+          <w:lang w:val="en-US"/>
+        </w:rPr>
+        <w:t>- 09-04-2026</w:t>
       </w:r>
       <w:r>
         <w:rPr>
@@ -1131,7 +1432,21 @@
         <w:rPr>
           <w:lang w:val="en-US"/>
         </w:rPr>
-        <w:t>1] Give Time  hours change meta data  description to describe OneView.</w:t>
+        <w:t xml:space="preserve">1] Give </w:t>
+      </w:r>
+      <w:proofErr w:type="gramStart"/>
+      <w:r>
+        <w:rPr>
+          <w:lang w:val="en-US"/>
+        </w:rPr>
+        <w:t>Time  hours</w:t>
+      </w:r>
+      <w:proofErr w:type="gramEnd"/>
+      <w:r>
+        <w:rPr>
+          <w:lang w:val="en-US"/>
+        </w:rPr>
+        <w:t xml:space="preserve"> change meta data  description to describe OneView.</w:t>
       </w:r>
     </w:p>
     <w:p>
@@ -1205,7 +1520,7 @@
 </file>
 
 <file path=word/styles.xml><?xml version="1.0" encoding="utf-8"?>
-<w:styles xmlns:mc="http://schemas.openxmlformats.org/markup-compatibility/2006" xmlns:r="http://schemas.openxmlformats.org/officeDocument/2006/relationships" xmlns:w="http://schemas.openxmlformats.org/wordprocessingml/2006/main" xmlns:w14="http://schemas.microsoft.com/office/word/2010/wordml" xmlns:w15="http://schemas.microsoft.com/office/word/2012/wordml" xmlns:w16cex="http://schemas.microsoft.com/office/word/2018/wordml/cex" xmlns:w16cid="http://schemas.microsoft.com/office/word/2016/wordml/cid" xmlns:w16="http://schemas.microsoft.com/office/word/2018/wordml" xmlns:w16du="http://schemas.microsoft.com/office/word/2023/wordml/word16du" xmlns:w16sdtdh="http://schemas.microsoft.com/office/word/2020/wordml/sdtdatahash" xmlns:w16sdtfl="http://schemas.microsoft.com/office/word/2024/wordml/sdtformatlock" xmlns:w16se="http://schemas.microsoft.com/office/word/2015/wordml/symex" mc:Ignorable="w14 w15 w16se w16cid w16 w16cex w16sdtdh w16sdtfl w16du">
+<w:styles xmlns:mc="http://schemas.openxmlformats.org/markup-compatibility/2006" xmlns:r="http://schemas.openxmlformats.org/officeDocument/2006/relationships" xmlns:w="http://schemas.openxmlformats.org/wordprocessingml/2006/main" xmlns:w14="http://schemas.microsoft.com/office/word/2010/wordml" xmlns:w15="http://schemas.microsoft.com/office/word/2012/wordml" xmlns:w16cid="http://schemas.microsoft.com/office/word/2016/wordml/cid" xmlns:w16se="http://schemas.microsoft.com/office/word/2015/wordml/symex" mc:Ignorable="w14 w15 w16se w16cid">
   <w:docDefaults>
     <w:rPrDefault>
       <w:rPr>
@@ -1221,7 +1536,7 @@
       </w:pPr>
     </w:pPrDefault>
   </w:docDefaults>
-  <w:latentStyles w:defLockedState="0" w:defUIPriority="99" w:defSemiHidden="0" w:defUnhideWhenUsed="0" w:defQFormat="0" w:count="376">
+  <w:latentStyles w:defLockedState="0" w:defUIPriority="99" w:defSemiHidden="0" w:defUnhideWhenUsed="0" w:defQFormat="0" w:count="375">
     <w:lsdException w:name="Normal" w:uiPriority="0" w:qFormat="1"/>
     <w:lsdException w:name="heading 1" w:uiPriority="9" w:qFormat="1"/>
     <w:lsdException w:name="heading 2" w:semiHidden="1" w:uiPriority="9" w:unhideWhenUsed="1" w:qFormat="1"/>
@@ -1597,7 +1912,6 @@
     <w:lsdException w:name="Smart Hyperlink" w:semiHidden="1" w:unhideWhenUsed="1"/>
     <w:lsdException w:name="Hashtag" w:semiHidden="1" w:unhideWhenUsed="1"/>
     <w:lsdException w:name="Unresolved Mention" w:semiHidden="1" w:unhideWhenUsed="1"/>
-    <w:lsdException w:name="Smart Link" w:semiHidden="1" w:unhideWhenUsed="1"/>
   </w:latentStyles>
   <w:style w:type="paragraph" w:default="1" w:styleId="Normal">
     <w:name w:val="Normal"/>

--- a/Daily Work Progess Updates.docx
+++ b/Daily Work Progess Updates.docx
@@ -67,14 +67,70 @@
           <w:lang w:val="en-US"/>
         </w:rPr>
         <w:br/>
-        <w:t xml:space="preserve">1]Ticket create on opan ticket create email </w:t>
-      </w:r>
-      <w:r>
-        <w:rPr>
-          <w:lang w:val="en-US"/>
-        </w:rPr>
-        <w:br/>
-        <w:t>2] implneted requerment unwanted routes issue resovle.</w:t>
+        <w:t xml:space="preserve">1]Ticket create on </w:t>
+      </w:r>
+      <w:proofErr w:type="spellStart"/>
+      <w:r>
+        <w:rPr>
+          <w:lang w:val="en-US"/>
+        </w:rPr>
+        <w:t>opan</w:t>
+      </w:r>
+      <w:proofErr w:type="spellEnd"/>
+      <w:r>
+        <w:rPr>
+          <w:lang w:val="en-US"/>
+        </w:rPr>
+        <w:t xml:space="preserve"> ticket create email </w:t>
+      </w:r>
+      <w:r>
+        <w:rPr>
+          <w:lang w:val="en-US"/>
+        </w:rPr>
+        <w:br/>
+        <w:t xml:space="preserve">2] </w:t>
+      </w:r>
+      <w:proofErr w:type="spellStart"/>
+      <w:r>
+        <w:rPr>
+          <w:lang w:val="en-US"/>
+        </w:rPr>
+        <w:t>implneted</w:t>
+      </w:r>
+      <w:proofErr w:type="spellEnd"/>
+      <w:r>
+        <w:rPr>
+          <w:lang w:val="en-US"/>
+        </w:rPr>
+        <w:t xml:space="preserve"> </w:t>
+      </w:r>
+      <w:proofErr w:type="spellStart"/>
+      <w:r>
+        <w:rPr>
+          <w:lang w:val="en-US"/>
+        </w:rPr>
+        <w:t>requerment</w:t>
+      </w:r>
+      <w:proofErr w:type="spellEnd"/>
+      <w:r>
+        <w:rPr>
+          <w:lang w:val="en-US"/>
+        </w:rPr>
+        <w:t xml:space="preserve"> unwanted routes issue </w:t>
+      </w:r>
+      <w:proofErr w:type="spellStart"/>
+      <w:r>
+        <w:rPr>
+          <w:lang w:val="en-US"/>
+        </w:rPr>
+        <w:t>resovle</w:t>
+      </w:r>
+      <w:proofErr w:type="spellEnd"/>
+      <w:r>
+        <w:rPr>
+          <w:lang w:val="en-US"/>
+        </w:rPr>
+        <w:t>.</w:t>
       </w:r>
       <w:r>
         <w:rPr>
@@ -115,8 +171,16 @@
           <w:lang w:val="en-US"/>
         </w:rPr>
         <w:br/>
-        <w:t>1] project use celery and why use to Django backend studay</w:t>
-      </w:r>
+        <w:t xml:space="preserve">1] project use celery and why use to Django backend </w:t>
+      </w:r>
+      <w:proofErr w:type="spellStart"/>
+      <w:r>
+        <w:rPr>
+          <w:lang w:val="en-US"/>
+        </w:rPr>
+        <w:t>studay</w:t>
+      </w:r>
+      <w:proofErr w:type="spellEnd"/>
       <w:r>
         <w:rPr>
           <w:lang w:val="en-US"/>
@@ -183,7 +247,21 @@
         <w:rPr>
           <w:lang w:val="en-US"/>
         </w:rPr>
-        <w:t xml:space="preserve">1]Routes rework point Issue Resovle </w:t>
+        <w:t xml:space="preserve">1]Routes rework point Issue </w:t>
+      </w:r>
+      <w:proofErr w:type="spellStart"/>
+      <w:r>
+        <w:rPr>
+          <w:lang w:val="en-US"/>
+        </w:rPr>
+        <w:t>Resovle</w:t>
+      </w:r>
+      <w:proofErr w:type="spellEnd"/>
+      <w:r>
+        <w:rPr>
+          <w:lang w:val="en-US"/>
+        </w:rPr>
+        <w:t xml:space="preserve"> </w:t>
       </w:r>
       <w:r>
         <w:rPr>
@@ -249,7 +327,21 @@
           <w:lang w:val="en-US"/>
         </w:rPr>
         <w:br/>
-        <w:t xml:space="preserve">1] Open Ticket scrolling bar Bug Resovle </w:t>
+        <w:t xml:space="preserve">1] Open Ticket scrolling bar Bug </w:t>
+      </w:r>
+      <w:proofErr w:type="spellStart"/>
+      <w:r>
+        <w:rPr>
+          <w:lang w:val="en-US"/>
+        </w:rPr>
+        <w:t>Resovle</w:t>
+      </w:r>
+      <w:proofErr w:type="spellEnd"/>
+      <w:r>
+        <w:rPr>
+          <w:lang w:val="en-US"/>
+        </w:rPr>
+        <w:t xml:space="preserve"> </w:t>
       </w:r>
       <w:r>
         <w:rPr>
@@ -313,20 +405,44 @@
         </w:rPr>
         <w:br/>
       </w:r>
-      <w:r>
-        <w:rPr>
-          <w:b/>
-          <w:lang w:val="en-US"/>
-        </w:rPr>
-        <w:t>Date :- 31-03-2026</w:t>
-      </w:r>
-      <w:r>
-        <w:rPr>
-          <w:b/>
-          <w:lang w:val="en-US"/>
-        </w:rPr>
-        <w:br/>
-        <w:t>Day :- Tuesday</w:t>
+      <w:proofErr w:type="gramStart"/>
+      <w:r>
+        <w:rPr>
+          <w:b/>
+          <w:lang w:val="en-US"/>
+        </w:rPr>
+        <w:t>Date :</w:t>
+      </w:r>
+      <w:proofErr w:type="gramEnd"/>
+      <w:r>
+        <w:rPr>
+          <w:b/>
+          <w:lang w:val="en-US"/>
+        </w:rPr>
+        <w:t>- 31-03-2026</w:t>
+      </w:r>
+      <w:r>
+        <w:rPr>
+          <w:b/>
+          <w:lang w:val="en-US"/>
+        </w:rPr>
+        <w:br/>
+      </w:r>
+      <w:proofErr w:type="gramStart"/>
+      <w:r>
+        <w:rPr>
+          <w:b/>
+          <w:lang w:val="en-US"/>
+        </w:rPr>
+        <w:t>Day :</w:t>
+      </w:r>
+      <w:proofErr w:type="gramEnd"/>
+      <w:r>
+        <w:rPr>
+          <w:b/>
+          <w:lang w:val="en-US"/>
+        </w:rPr>
+        <w:t>- Tuesday</w:t>
       </w:r>
     </w:p>
     <w:p>
@@ -401,21 +517,45 @@
           <w:lang w:val="en-US"/>
         </w:rPr>
       </w:pPr>
+      <w:proofErr w:type="gramStart"/>
       <w:r>
         <w:rPr>
           <w:b/>
           <w:lang w:val="en-US"/>
         </w:rPr>
         <w:lastRenderedPageBreak/>
-        <w:t>Date :- 01-04-2026</w:t>
-      </w:r>
-      <w:r>
-        <w:rPr>
-          <w:b/>
-          <w:lang w:val="en-US"/>
-        </w:rPr>
-        <w:br/>
-        <w:t xml:space="preserve">Day :- </w:t>
+        <w:t>Date :</w:t>
+      </w:r>
+      <w:proofErr w:type="gramEnd"/>
+      <w:r>
+        <w:rPr>
+          <w:b/>
+          <w:lang w:val="en-US"/>
+        </w:rPr>
+        <w:t>- 01-04-2026</w:t>
+      </w:r>
+      <w:r>
+        <w:rPr>
+          <w:b/>
+          <w:lang w:val="en-US"/>
+        </w:rPr>
+        <w:br/>
+      </w:r>
+      <w:proofErr w:type="gramStart"/>
+      <w:r>
+        <w:rPr>
+          <w:b/>
+          <w:lang w:val="en-US"/>
+        </w:rPr>
+        <w:t>Day :</w:t>
+      </w:r>
+      <w:proofErr w:type="gramEnd"/>
+      <w:r>
+        <w:rPr>
+          <w:b/>
+          <w:lang w:val="en-US"/>
+        </w:rPr>
+        <w:t xml:space="preserve">- </w:t>
       </w:r>
       <w:r>
         <w:rPr>
@@ -481,13 +621,23 @@
           <w:lang w:val="en-US"/>
         </w:rPr>
       </w:pPr>
+      <w:proofErr w:type="gramStart"/>
       <w:r>
         <w:rPr>
           <w:b/>
           <w:bCs/>
           <w:lang w:val="en-US"/>
         </w:rPr>
-        <w:t>Date : 02-04-2026</w:t>
+        <w:t>Date :</w:t>
+      </w:r>
+      <w:proofErr w:type="gramEnd"/>
+      <w:r>
+        <w:rPr>
+          <w:b/>
+          <w:bCs/>
+          <w:lang w:val="en-US"/>
+        </w:rPr>
+        <w:t xml:space="preserve"> 02-04-2026</w:t>
       </w:r>
     </w:p>
     <w:p>
@@ -499,20 +649,30 @@
           <w:lang w:val="en-US"/>
         </w:rPr>
       </w:pPr>
+      <w:proofErr w:type="gramStart"/>
       <w:r>
         <w:rPr>
           <w:b/>
           <w:bCs/>
           <w:lang w:val="en-US"/>
         </w:rPr>
-        <w:t xml:space="preserve">Day : </w:t>
-      </w:r>
+        <w:t>Day :</w:t>
+      </w:r>
+      <w:proofErr w:type="gramEnd"/>
       <w:r>
         <w:rPr>
           <w:b/>
           <w:bCs/>
           <w:lang w:val="en-US"/>
         </w:rPr>
+        <w:t xml:space="preserve"> </w:t>
+      </w:r>
+      <w:r>
+        <w:rPr>
+          <w:b/>
+          <w:bCs/>
+          <w:lang w:val="en-US"/>
+        </w:rPr>
         <w:t>Thursday</w:t>
       </w:r>
     </w:p>
@@ -595,12 +755,21 @@
         </w:rPr>
         <w:br/>
       </w:r>
-      <w:r>
-        <w:rPr>
-          <w:b/>
-          <w:lang w:val="en-US"/>
-        </w:rPr>
-        <w:t>Date :- 0</w:t>
+      <w:proofErr w:type="gramStart"/>
+      <w:r>
+        <w:rPr>
+          <w:b/>
+          <w:lang w:val="en-US"/>
+        </w:rPr>
+        <w:t>Date :</w:t>
+      </w:r>
+      <w:proofErr w:type="gramEnd"/>
+      <w:r>
+        <w:rPr>
+          <w:b/>
+          <w:lang w:val="en-US"/>
+        </w:rPr>
+        <w:t>- 0</w:t>
       </w:r>
       <w:r>
         <w:rPr>
@@ -622,7 +791,22 @@
           <w:lang w:val="en-US"/>
         </w:rPr>
         <w:br/>
-        <w:t xml:space="preserve">Day :- </w:t>
+      </w:r>
+      <w:proofErr w:type="gramStart"/>
+      <w:r>
+        <w:rPr>
+          <w:b/>
+          <w:lang w:val="en-US"/>
+        </w:rPr>
+        <w:t>Day :</w:t>
+      </w:r>
+      <w:proofErr w:type="gramEnd"/>
+      <w:r>
+        <w:rPr>
+          <w:b/>
+          <w:lang w:val="en-US"/>
+        </w:rPr>
+        <w:t xml:space="preserve">- </w:t>
       </w:r>
       <w:r>
         <w:rPr>
@@ -669,14 +853,56 @@
           <w:lang w:val="en-US"/>
         </w:rPr>
         <w:br/>
-        <w:t>2]  complete Time hours for second subtask for unwanted routes.</w:t>
-      </w:r>
-      <w:r>
-        <w:rPr>
-          <w:lang w:val="en-US"/>
-        </w:rPr>
-        <w:br/>
-        <w:t xml:space="preserve">3] Give Time hours  SPOG Usage / Usablity Analytic. </w:t>
+        <w:t>2</w:t>
+      </w:r>
+      <w:proofErr w:type="gramStart"/>
+      <w:r>
+        <w:rPr>
+          <w:lang w:val="en-US"/>
+        </w:rPr>
+        <w:t>]  complete</w:t>
+      </w:r>
+      <w:proofErr w:type="gramEnd"/>
+      <w:r>
+        <w:rPr>
+          <w:lang w:val="en-US"/>
+        </w:rPr>
+        <w:t xml:space="preserve"> Time hours for second subtask for unwanted routes.</w:t>
+      </w:r>
+      <w:r>
+        <w:rPr>
+          <w:lang w:val="en-US"/>
+        </w:rPr>
+        <w:br/>
+        <w:t xml:space="preserve">3] Give Time </w:t>
+      </w:r>
+      <w:proofErr w:type="gramStart"/>
+      <w:r>
+        <w:rPr>
+          <w:lang w:val="en-US"/>
+        </w:rPr>
+        <w:t>hours  SPOG</w:t>
+      </w:r>
+      <w:proofErr w:type="gramEnd"/>
+      <w:r>
+        <w:rPr>
+          <w:lang w:val="en-US"/>
+        </w:rPr>
+        <w:t xml:space="preserve"> Usage / </w:t>
+      </w:r>
+      <w:proofErr w:type="spellStart"/>
+      <w:r>
+        <w:rPr>
+          <w:lang w:val="en-US"/>
+        </w:rPr>
+        <w:t>Usablity</w:t>
+      </w:r>
+      <w:proofErr w:type="spellEnd"/>
+      <w:r>
+        <w:rPr>
+          <w:lang w:val="en-US"/>
+        </w:rPr>
+        <w:t xml:space="preserve"> Analytic. </w:t>
       </w:r>
     </w:p>
     <w:p>
@@ -756,7 +982,19 @@
         <w:br/>
       </w:r>
       <w:r>
-        <w:t>1] give time houers for Overivew page button  Analytics task is…..pending</w:t>
+        <w:t xml:space="preserve">1] give time </w:t>
+      </w:r>
+      <w:r>
+        <w:t>hours</w:t>
+      </w:r>
+      <w:r>
+        <w:t xml:space="preserve"> for </w:t>
+      </w:r>
+      <w:r>
+        <w:t>Overview</w:t>
+      </w:r>
+      <w:r>
+        <w:t xml:space="preserve"> page button  Analytics task is…..pending</w:t>
       </w:r>
       <w:r>
         <w:rPr>
@@ -770,14 +1008,94 @@
           <w:lang w:val="en-US"/>
         </w:rPr>
         <w:br/>
-        <w:t>3] Feedback button jira card create.—Remove</w:t>
-      </w:r>
-      <w:r>
-        <w:rPr>
-          <w:lang w:val="en-US"/>
-        </w:rPr>
-        <w:br/>
-        <w:t>4] client saide feedback button create only frontend create.</w:t>
+        <w:t xml:space="preserve">3] Feedback button </w:t>
+      </w:r>
+      <w:r>
+        <w:rPr>
+          <w:lang w:val="en-US"/>
+        </w:rPr>
+        <w:t>Jira</w:t>
+      </w:r>
+      <w:r>
+        <w:rPr>
+          <w:lang w:val="en-US"/>
+        </w:rPr>
+        <w:t xml:space="preserve"> card </w:t>
+      </w:r>
+      <w:proofErr w:type="gramStart"/>
+      <w:r>
+        <w:rPr>
+          <w:lang w:val="en-US"/>
+        </w:rPr>
+        <w:t>create</w:t>
+      </w:r>
+      <w:proofErr w:type="gramEnd"/>
+      <w:r>
+        <w:rPr>
+          <w:lang w:val="en-US"/>
+        </w:rPr>
+        <w:t>. —</w:t>
+      </w:r>
+      <w:r>
+        <w:rPr>
+          <w:lang w:val="en-US"/>
+        </w:rPr>
+        <w:t>Remove</w:t>
+      </w:r>
+      <w:r>
+        <w:rPr>
+          <w:lang w:val="en-US"/>
+        </w:rPr>
+        <w:br/>
+        <w:t xml:space="preserve">4] </w:t>
+      </w:r>
+      <w:r>
+        <w:rPr>
+          <w:lang w:val="en-US"/>
+        </w:rPr>
+        <w:t>F</w:t>
+      </w:r>
+      <w:r>
+        <w:rPr>
+          <w:lang w:val="en-US"/>
+        </w:rPr>
+        <w:t>eedback button</w:t>
+      </w:r>
+      <w:r>
+        <w:rPr>
+          <w:lang w:val="en-US"/>
+        </w:rPr>
+        <w:t xml:space="preserve"> added for client users and</w:t>
+      </w:r>
+      <w:r>
+        <w:rPr>
+          <w:lang w:val="en-US"/>
+        </w:rPr>
+        <w:t xml:space="preserve"> create</w:t>
+      </w:r>
+      <w:r>
+        <w:rPr>
+          <w:lang w:val="en-US"/>
+        </w:rPr>
+        <w:t>d</w:t>
+      </w:r>
+      <w:r>
+        <w:rPr>
+          <w:lang w:val="en-US"/>
+        </w:rPr>
+        <w:t xml:space="preserve"> only frontend </w:t>
+      </w:r>
+      <w:r>
+        <w:rPr>
+          <w:lang w:val="en-US"/>
+        </w:rPr>
+        <w:t>part</w:t>
+      </w:r>
+      <w:r>
+        <w:rPr>
+          <w:lang w:val="en-US"/>
+        </w:rPr>
+        <w:t>.</w:t>
       </w:r>
       <w:r>
         <w:rPr>
@@ -791,28 +1109,106 @@
           <w:lang w:val="en-US"/>
         </w:rPr>
         <w:br/>
-        <w:t>6]Combine two features new demo branch :- 1] Overview anyltices + search by client  Id.</w:t>
-      </w:r>
+      </w:r>
+      <w:proofErr w:type="gramStart"/>
+      <w:r>
+        <w:rPr>
+          <w:lang w:val="en-US"/>
+        </w:rPr>
+        <w:t>6]Combine</w:t>
+      </w:r>
+      <w:proofErr w:type="gramEnd"/>
+      <w:r>
+        <w:rPr>
+          <w:lang w:val="en-US"/>
+        </w:rPr>
+        <w:t xml:space="preserve"> two features new demo </w:t>
+      </w:r>
+      <w:proofErr w:type="gramStart"/>
+      <w:r>
+        <w:rPr>
+          <w:lang w:val="en-US"/>
+        </w:rPr>
+        <w:t>branch :</w:t>
+      </w:r>
+      <w:proofErr w:type="gramEnd"/>
+      <w:r>
+        <w:rPr>
+          <w:lang w:val="en-US"/>
+        </w:rPr>
+        <w:t xml:space="preserve">- 1] Overview </w:t>
+      </w:r>
+      <w:proofErr w:type="spellStart"/>
+      <w:r>
+        <w:rPr>
+          <w:lang w:val="en-US"/>
+        </w:rPr>
+        <w:t>anyltices</w:t>
+      </w:r>
+      <w:proofErr w:type="spellEnd"/>
+      <w:r>
+        <w:rPr>
+          <w:lang w:val="en-US"/>
+        </w:rPr>
+        <w:t xml:space="preserve"> + search by </w:t>
+      </w:r>
+      <w:proofErr w:type="gramStart"/>
+      <w:r>
+        <w:rPr>
+          <w:lang w:val="en-US"/>
+        </w:rPr>
+        <w:t>client  Id.</w:t>
+      </w:r>
+      <w:proofErr w:type="gramEnd"/>
     </w:p>
     <w:p>
       <w:pPr>
         <w:spacing w:after="0"/>
         <w:rPr>
-          <w:lang w:val="en-US"/>
-        </w:rPr>
-      </w:pPr>
-      <w:r>
-        <w:rPr>
-          <w:lang w:val="en-US"/>
-        </w:rPr>
-        <w:t>7] complete Time hours for SPOG Usage / Usablity Analytic.</w:t>
-      </w:r>
-      <w:r>
-        <w:rPr>
-          <w:lang w:val="en-US"/>
-        </w:rPr>
-        <w:br/>
-        <w:t xml:space="preserve">8] feedback button add time hours. </w:t>
+          <w:b/>
+          <w:lang w:val="en-US"/>
+        </w:rPr>
+      </w:pPr>
+      <w:r>
+        <w:rPr>
+          <w:lang w:val="en-US"/>
+        </w:rPr>
+        <w:t xml:space="preserve">7] complete Time hours for SPOG Usage / </w:t>
+      </w:r>
+      <w:proofErr w:type="spellStart"/>
+      <w:r>
+        <w:rPr>
+          <w:lang w:val="en-US"/>
+        </w:rPr>
+        <w:t>Usablity</w:t>
+      </w:r>
+      <w:proofErr w:type="spellEnd"/>
+      <w:r>
+        <w:rPr>
+          <w:lang w:val="en-US"/>
+        </w:rPr>
+        <w:t xml:space="preserve"> Analytic.</w:t>
+      </w:r>
+      <w:r>
+        <w:rPr>
+          <w:lang w:val="en-US"/>
+        </w:rPr>
+        <w:br/>
+        <w:t xml:space="preserve">8] feedback button </w:t>
+      </w:r>
+      <w:proofErr w:type="gramStart"/>
+      <w:r>
+        <w:rPr>
+          <w:lang w:val="en-US"/>
+        </w:rPr>
+        <w:t>add</w:t>
+      </w:r>
+      <w:proofErr w:type="gramEnd"/>
+      <w:r>
+        <w:rPr>
+          <w:lang w:val="en-US"/>
+        </w:rPr>
+        <w:t xml:space="preserve"> time hours. </w:t>
       </w:r>
       <w:r>
         <w:rPr>
@@ -851,11 +1247,57 @@
         </w:rPr>
         <w:br/>
       </w:r>
-      <w:r>
-        <w:rPr>
-          <w:b/>
-          <w:lang w:val="en-US"/>
-        </w:rPr>
+    </w:p>
+    <w:p>
+      <w:pPr>
+        <w:spacing w:after="0"/>
+        <w:rPr>
+          <w:b/>
+          <w:lang w:val="en-US"/>
+        </w:rPr>
+      </w:pPr>
+    </w:p>
+    <w:p>
+      <w:pPr>
+        <w:spacing w:after="0"/>
+        <w:rPr>
+          <w:b/>
+          <w:lang w:val="en-US"/>
+        </w:rPr>
+      </w:pPr>
+    </w:p>
+    <w:p>
+      <w:pPr>
+        <w:spacing w:after="0"/>
+        <w:rPr>
+          <w:b/>
+          <w:lang w:val="en-US"/>
+        </w:rPr>
+      </w:pPr>
+    </w:p>
+    <w:p>
+      <w:pPr>
+        <w:spacing w:after="0"/>
+        <w:rPr>
+          <w:b/>
+          <w:lang w:val="en-US"/>
+        </w:rPr>
+      </w:pPr>
+    </w:p>
+    <w:p>
+      <w:pPr>
+        <w:spacing w:after="0"/>
+        <w:rPr>
+          <w:rFonts w:ascii="Segoe UI Emoji" w:hAnsi="Segoe UI Emoji" w:cs="Segoe UI Emoji"/>
+          <w:lang w:val="en-US"/>
+        </w:rPr>
+      </w:pPr>
+      <w:r>
+        <w:rPr>
+          <w:b/>
+          <w:lang w:val="en-US"/>
+        </w:rPr>
+        <w:lastRenderedPageBreak/>
         <w:t>Date – 07-04-2026</w:t>
       </w:r>
       <w:r>
@@ -864,20 +1306,58 @@
           <w:lang w:val="en-US"/>
         </w:rPr>
         <w:br/>
-        <w:t>Day :- Tuesday</w:t>
-      </w:r>
-      <w:r>
-        <w:rPr>
-          <w:lang w:val="en-US"/>
-        </w:rPr>
-        <w:br/>
-      </w:r>
-      <w:r>
-        <w:rPr>
-          <w:lang w:val="en-US"/>
-        </w:rPr>
-        <w:br/>
-        <w:t xml:space="preserve">1]Give Time  hours for Easy button.    </w:t>
+      </w:r>
+      <w:proofErr w:type="gramStart"/>
+      <w:r>
+        <w:rPr>
+          <w:b/>
+          <w:lang w:val="en-US"/>
+        </w:rPr>
+        <w:t>Day :</w:t>
+      </w:r>
+      <w:proofErr w:type="gramEnd"/>
+      <w:r>
+        <w:rPr>
+          <w:b/>
+          <w:lang w:val="en-US"/>
+        </w:rPr>
+        <w:t>- Tuesday</w:t>
+      </w:r>
+      <w:r>
+        <w:rPr>
+          <w:lang w:val="en-US"/>
+        </w:rPr>
+        <w:br/>
+      </w:r>
+      <w:r>
+        <w:rPr>
+          <w:lang w:val="en-US"/>
+        </w:rPr>
+        <w:br/>
+      </w:r>
+      <w:r>
+        <w:rPr>
+          <w:lang w:val="en-US"/>
+        </w:rPr>
+        <w:t>1] Give</w:t>
+      </w:r>
+      <w:r>
+        <w:rPr>
+          <w:lang w:val="en-US"/>
+        </w:rPr>
+        <w:t xml:space="preserve"> </w:t>
+      </w:r>
+      <w:r>
+        <w:rPr>
+          <w:lang w:val="en-US"/>
+        </w:rPr>
+        <w:t>Time hours</w:t>
+      </w:r>
+      <w:r>
+        <w:rPr>
+          <w:lang w:val="en-US"/>
+        </w:rPr>
+        <w:t xml:space="preserve"> for Easy button.    </w:t>
       </w:r>
       <w:r>
         <w:rPr>
@@ -912,7 +1392,19 @@
         <w:rPr>
           <w:lang w:val="en-US"/>
         </w:rPr>
-        <w:t xml:space="preserve">feedback button add time hours. </w:t>
+        <w:t xml:space="preserve">feedback button </w:t>
+      </w:r>
+      <w:r>
+        <w:rPr>
+          <w:lang w:val="en-US"/>
+        </w:rPr>
+        <w:t>adds</w:t>
+      </w:r>
+      <w:r>
+        <w:rPr>
+          <w:lang w:val="en-US"/>
+        </w:rPr>
+        <w:t xml:space="preserve"> time hours. </w:t>
       </w:r>
       <w:r>
         <w:rPr>
@@ -931,26 +1423,37 @@
         <w:rPr>
           <w:lang w:val="en-US"/>
         </w:rPr>
-        <w:lastRenderedPageBreak/>
         <w:t>3</w:t>
       </w:r>
       <w:r>
         <w:rPr>
           <w:lang w:val="en-US"/>
         </w:rPr>
-        <w:t xml:space="preserve">]  </w:t>
-      </w:r>
-      <w:r>
-        <w:rPr>
-          <w:lang w:val="en-US"/>
-        </w:rPr>
-        <w:t>R&amp;D two</w:t>
-      </w:r>
-      <w:r>
-        <w:rPr>
-          <w:lang w:val="en-US"/>
-        </w:rPr>
-        <w:t xml:space="preserve"> card description  check.</w:t>
+        <w:t>] R</w:t>
+      </w:r>
+      <w:r>
+        <w:rPr>
+          <w:lang w:val="en-US"/>
+        </w:rPr>
+        <w:t>&amp;D two</w:t>
+      </w:r>
+      <w:r>
+        <w:rPr>
+          <w:lang w:val="en-US"/>
+        </w:rPr>
+        <w:t xml:space="preserve"> card </w:t>
+      </w:r>
+      <w:r>
+        <w:rPr>
+          <w:lang w:val="en-US"/>
+        </w:rPr>
+        <w:t>description check</w:t>
+      </w:r>
+      <w:r>
+        <w:rPr>
+          <w:lang w:val="en-US"/>
+        </w:rPr>
+        <w:t>.</w:t>
       </w:r>
       <w:r>
         <w:rPr>
@@ -968,13 +1471,25 @@
         <w:rPr>
           <w:lang w:val="en-US"/>
         </w:rPr>
-        <w:t xml:space="preserve">] change meta data  description to describe </w:t>
-      </w:r>
-      <w:r>
-        <w:rPr>
-          <w:lang w:val="en-US"/>
-        </w:rPr>
-        <w:t>OneView</w:t>
+        <w:t xml:space="preserve">] change meta </w:t>
+      </w:r>
+      <w:r>
+        <w:rPr>
+          <w:lang w:val="en-US"/>
+        </w:rPr>
+        <w:t>data description</w:t>
+      </w:r>
+      <w:r>
+        <w:rPr>
+          <w:lang w:val="en-US"/>
+        </w:rPr>
+        <w:t xml:space="preserve"> to describe </w:t>
+      </w:r>
+      <w:r>
+        <w:rPr>
+          <w:lang w:val="en-US"/>
+        </w:rPr>
+        <w:t>OneView.</w:t>
       </w:r>
       <w:r>
         <w:rPr>
@@ -984,57 +1499,235 @@
       </w:r>
       <w:r>
         <w:rPr>
-          <w:lang w:val="en-US"/>
-        </w:rPr>
-        <w:t>.</w:t>
-      </w:r>
-      <w:r>
-        <w:rPr>
+          <w:rFonts w:ascii="Segoe UI Emoji" w:hAnsi="Segoe UI Emoji" w:cs="Segoe UI Emoji"/>
+          <w:lang w:val="en-US"/>
+        </w:rPr>
+        <w:t>✅</w:t>
+      </w:r>
+    </w:p>
+    <w:p>
+      <w:pPr>
+        <w:spacing w:after="0"/>
+        <w:rPr>
+          <w:rFonts w:ascii="Segoe UI Emoji" w:hAnsi="Segoe UI Emoji" w:cs="Segoe UI Emoji"/>
+          <w:lang w:val="en-US"/>
+        </w:rPr>
+      </w:pPr>
+      <w:r>
+        <w:rPr>
+          <w:rFonts w:ascii="Segoe UI Emoji" w:hAnsi="Segoe UI Emoji" w:cs="Segoe UI Emoji"/>
+          <w:lang w:val="en-US"/>
+        </w:rPr>
+        <w:t xml:space="preserve">5] Investigate Sentinel-One Apis </w:t>
+      </w:r>
+    </w:p>
+    <w:p>
+      <w:pPr>
+        <w:spacing w:after="0"/>
+        <w:rPr>
+          <w:lang w:val="en-US"/>
+        </w:rPr>
+      </w:pPr>
+      <w:r>
+        <w:rPr>
+          <w:rFonts w:ascii="Segoe UI Emoji" w:hAnsi="Segoe UI Emoji" w:cs="Segoe UI Emoji"/>
+          <w:lang w:val="en-US"/>
+        </w:rPr>
+        <w:t>6] Easy button code added into demo session branch ✅</w:t>
+      </w:r>
+      <w:r>
+        <w:rPr>
+          <w:rFonts w:ascii="Segoe UI Emoji" w:hAnsi="Segoe UI Emoji" w:cs="Segoe UI Emoji"/>
+          <w:lang w:val="en-US"/>
+        </w:rPr>
+        <w:br/>
+      </w:r>
+    </w:p>
+    <w:p>
+      <w:pPr>
+        <w:spacing w:after="0"/>
+        <w:rPr>
+          <w:lang w:val="en-US"/>
+        </w:rPr>
+      </w:pPr>
+      <w:r>
+        <w:rPr>
+          <w:lang w:val="en-US"/>
+        </w:rPr>
+        <w:br/>
+      </w:r>
+      <w:r>
+        <w:rPr>
+          <w:lang w:val="en-US"/>
+        </w:rPr>
+        <w:br/>
+      </w:r>
+      <w:proofErr w:type="gramStart"/>
+      <w:r>
+        <w:rPr>
+          <w:b/>
+          <w:bCs/>
+          <w:lang w:val="en-US"/>
+        </w:rPr>
+        <w:t>Date :</w:t>
+      </w:r>
+      <w:proofErr w:type="gramEnd"/>
+      <w:r>
+        <w:rPr>
+          <w:b/>
+          <w:bCs/>
+          <w:lang w:val="en-US"/>
+        </w:rPr>
+        <w:t>- 08-04-2026</w:t>
+      </w:r>
+      <w:r>
+        <w:rPr>
+          <w:b/>
+          <w:bCs/>
+          <w:lang w:val="en-US"/>
+        </w:rPr>
+        <w:br/>
+      </w:r>
+      <w:proofErr w:type="gramStart"/>
+      <w:r>
+        <w:rPr>
+          <w:b/>
+          <w:bCs/>
+          <w:lang w:val="en-US"/>
+        </w:rPr>
+        <w:t>Day:-</w:t>
+      </w:r>
+      <w:proofErr w:type="gramEnd"/>
+      <w:r>
+        <w:rPr>
+          <w:b/>
+          <w:bCs/>
+          <w:lang w:val="en-US"/>
+        </w:rPr>
+        <w:t xml:space="preserve"> Wednesday</w:t>
+      </w:r>
+      <w:r>
+        <w:rPr>
+          <w:lang w:val="en-US"/>
+        </w:rPr>
+        <w:br/>
+      </w:r>
+      <w:r>
+        <w:rPr>
+          <w:lang w:val="en-US"/>
+        </w:rPr>
+        <w:t xml:space="preserve">1] Give </w:t>
+      </w:r>
+      <w:r>
+        <w:rPr>
+          <w:lang w:val="en-US"/>
+        </w:rPr>
+        <w:t>Time hours</w:t>
+      </w:r>
+      <w:r>
+        <w:rPr>
+          <w:lang w:val="en-US"/>
+        </w:rPr>
+        <w:t xml:space="preserve"> Add search client Id. </w:t>
+      </w:r>
+    </w:p>
+    <w:p>
+      <w:pPr>
+        <w:spacing w:after="0"/>
+        <w:rPr>
+          <w:lang w:val="en-US"/>
+        </w:rPr>
+      </w:pPr>
+      <w:r>
+        <w:rPr>
+          <w:lang w:val="en-US"/>
+        </w:rPr>
+        <w:t>2]</w:t>
+      </w:r>
+    </w:p>
+    <w:p>
+      <w:pPr>
+        <w:rPr>
+          <w:b/>
+          <w:lang w:val="en-US"/>
+        </w:rPr>
+      </w:pPr>
+      <w:r>
+        <w:rPr>
+          <w:lang w:val="en-US"/>
+        </w:rPr>
+        <w:br/>
+      </w:r>
+      <w:r>
+        <w:rPr>
+          <w:lang w:val="en-US"/>
+        </w:rPr>
+        <w:br/>
+      </w:r>
+      <w:r>
+        <w:rPr>
+          <w:lang w:val="en-US"/>
+        </w:rPr>
+        <w:br/>
+      </w:r>
+      <w:r>
+        <w:rPr>
+          <w:lang w:val="en-US"/>
+        </w:rPr>
+        <w:br/>
+      </w:r>
+      <w:proofErr w:type="gramStart"/>
+      <w:r>
+        <w:rPr>
+          <w:b/>
+          <w:lang w:val="en-US"/>
+        </w:rPr>
+        <w:t>Date :</w:t>
+      </w:r>
+      <w:proofErr w:type="gramEnd"/>
+      <w:r>
+        <w:rPr>
+          <w:b/>
+          <w:lang w:val="en-US"/>
+        </w:rPr>
+        <w:t>- 09-04-2026</w:t>
+      </w:r>
+      <w:r>
+        <w:rPr>
+          <w:b/>
+          <w:lang w:val="en-US"/>
+        </w:rPr>
+        <w:br/>
+      </w:r>
+      <w:proofErr w:type="gramStart"/>
+      <w:r>
+        <w:rPr>
+          <w:b/>
+          <w:lang w:val="en-US"/>
+        </w:rPr>
+        <w:t>Day</w:t>
+      </w:r>
+      <w:r>
+        <w:rPr>
+          <w:b/>
           <w:lang w:val="en-US"/>
         </w:rPr>
         <w:t xml:space="preserve"> </w:t>
       </w:r>
       <w:r>
         <w:rPr>
-          <w:rFonts w:ascii="Segoe UI Emoji" w:hAnsi="Segoe UI Emoji" w:cs="Segoe UI Emoji"/>
-          <w:lang w:val="en-US"/>
-        </w:rPr>
-        <w:t>✅</w:t>
-      </w:r>
-      <w:r>
-        <w:rPr>
-          <w:rFonts w:ascii="Segoe UI Emoji" w:hAnsi="Segoe UI Emoji" w:cs="Segoe UI Emoji"/>
-          <w:lang w:val="en-US"/>
-        </w:rPr>
-        <w:br/>
-      </w:r>
-    </w:p>
-    <w:p>
-      <w:pPr>
-        <w:spacing w:after="0"/>
-        <w:rPr>
-          <w:lang w:val="en-US"/>
-        </w:rPr>
-      </w:pPr>
-      <w:r>
-        <w:rPr>
-          <w:lang w:val="en-US"/>
-        </w:rPr>
-        <w:br/>
-      </w:r>
-      <w:r>
-        <w:rPr>
-          <w:lang w:val="en-US"/>
-        </w:rPr>
-        <w:br/>
-        <w:t>Date :- 08-04-2026</w:t>
-      </w:r>
-      <w:r>
-        <w:rPr>
-          <w:lang w:val="en-US"/>
-        </w:rPr>
-        <w:br/>
-        <w:t xml:space="preserve">Day:- </w:t>
+          <w:b/>
+          <w:lang w:val="en-US"/>
+        </w:rPr>
+        <w:t>:</w:t>
+      </w:r>
+      <w:proofErr w:type="gramEnd"/>
+      <w:r>
+        <w:rPr>
+          <w:b/>
+          <w:lang w:val="en-US"/>
+        </w:rPr>
+        <w:t xml:space="preserve">- </w:t>
       </w:r>
       <w:r>
         <w:rPr>
@@ -1042,82 +1735,6 @@
           <w:bCs/>
           <w:lang w:val="en-US"/>
         </w:rPr>
-        <w:t>Wednesday</w:t>
-      </w:r>
-      <w:r>
-        <w:rPr>
-          <w:lang w:val="en-US"/>
-        </w:rPr>
-        <w:br/>
-        <w:t xml:space="preserve">1] 1]Give Time  hours Add search client Id. </w:t>
-      </w:r>
-    </w:p>
-    <w:p>
-      <w:pPr>
-        <w:spacing w:after="0"/>
-        <w:rPr>
-          <w:lang w:val="en-US"/>
-        </w:rPr>
-      </w:pPr>
-      <w:r>
-        <w:rPr>
-          <w:lang w:val="en-US"/>
-        </w:rPr>
-        <w:t>2]</w:t>
-      </w:r>
-    </w:p>
-    <w:p>
-      <w:pPr>
-        <w:rPr>
-          <w:b/>
-          <w:lang w:val="en-US"/>
-        </w:rPr>
-      </w:pPr>
-      <w:r>
-        <w:rPr>
-          <w:lang w:val="en-US"/>
-        </w:rPr>
-        <w:br/>
-      </w:r>
-      <w:r>
-        <w:rPr>
-          <w:lang w:val="en-US"/>
-        </w:rPr>
-        <w:br/>
-      </w:r>
-      <w:r>
-        <w:rPr>
-          <w:lang w:val="en-US"/>
-        </w:rPr>
-        <w:br/>
-      </w:r>
-      <w:r>
-        <w:rPr>
-          <w:lang w:val="en-US"/>
-        </w:rPr>
-        <w:br/>
-      </w:r>
-      <w:r>
-        <w:rPr>
-          <w:b/>
-          <w:lang w:val="en-US"/>
-        </w:rPr>
-        <w:t>Date :- 09-04-2026</w:t>
-      </w:r>
-      <w:r>
-        <w:rPr>
-          <w:b/>
-          <w:lang w:val="en-US"/>
-        </w:rPr>
-        <w:br/>
-        <w:t xml:space="preserve">Day :- </w:t>
-      </w:r>
-      <w:r>
-        <w:rPr>
-          <w:b/>
-          <w:bCs/>
-          <w:lang w:val="en-US"/>
-        </w:rPr>
         <w:t>Thursday</w:t>
       </w:r>
     </w:p>
@@ -1131,7 +1748,47 @@
         <w:rPr>
           <w:lang w:val="en-US"/>
         </w:rPr>
-        <w:t>1] Give Time  hours change meta data  description to describe OneView.</w:t>
+        <w:t>1</w:t>
+      </w:r>
+      <w:proofErr w:type="gramStart"/>
+      <w:r>
+        <w:rPr>
+          <w:lang w:val="en-US"/>
+        </w:rPr>
+        <w:t>] Give</w:t>
+      </w:r>
+      <w:proofErr w:type="gramEnd"/>
+      <w:r>
+        <w:rPr>
+          <w:lang w:val="en-US"/>
+        </w:rPr>
+        <w:t xml:space="preserve"> </w:t>
+      </w:r>
+      <w:r>
+        <w:rPr>
+          <w:lang w:val="en-US"/>
+        </w:rPr>
+        <w:t>Time hours</w:t>
+      </w:r>
+      <w:r>
+        <w:rPr>
+          <w:lang w:val="en-US"/>
+        </w:rPr>
+        <w:t xml:space="preserve"> change meta </w:t>
+      </w:r>
+      <w:proofErr w:type="gramStart"/>
+      <w:r>
+        <w:rPr>
+          <w:lang w:val="en-US"/>
+        </w:rPr>
+        <w:t>data  description</w:t>
+      </w:r>
+      <w:proofErr w:type="gramEnd"/>
+      <w:r>
+        <w:rPr>
+          <w:lang w:val="en-US"/>
+        </w:rPr>
+        <w:t xml:space="preserve"> to describe OneView.</w:t>
       </w:r>
     </w:p>
     <w:p>

--- a/Daily Work Progess Updates.docx
+++ b/Daily Work Progess Updates.docx
@@ -1493,19 +1493,105 @@
         <w:rPr>
           <w:lang w:val="en-US"/>
         </w:rPr>
-        <w:t xml:space="preserve"> change meta </w:t>
-      </w:r>
-      <w:r>
-        <w:rPr>
-          <w:lang w:val="en-US"/>
-        </w:rPr>
-        <w:t>data description</w:t>
-      </w:r>
-      <w:r>
-        <w:rPr>
-          <w:lang w:val="en-US"/>
-        </w:rPr>
-        <w:t xml:space="preserve"> to describe OneView.</w:t>
+        <w:t xml:space="preserve"> </w:t>
+      </w:r>
+      <w:r>
+        <w:rPr>
+          <w:lang w:val="en-US"/>
+        </w:rPr>
+        <w:t>for search client by id</w:t>
+      </w:r>
+      <w:r>
+        <w:rPr>
+          <w:lang w:val="en-US"/>
+        </w:rPr>
+        <w:t>.</w:t>
+      </w:r>
+    </w:p>
+    <w:p>
+      <w:pPr>
+        <w:rPr>
+          <w:lang w:val="en-US"/>
+        </w:rPr>
+      </w:pPr>
+    </w:p>
+    <w:p>
+      <w:pPr>
+        <w:rPr>
+          <w:lang w:val="en-US"/>
+        </w:rPr>
+      </w:pPr>
+    </w:p>
+    <w:p>
+      <w:pPr>
+        <w:rPr>
+          <w:b/>
+          <w:lang w:val="en-US"/>
+        </w:rPr>
+      </w:pPr>
+      <w:r>
+        <w:rPr>
+          <w:b/>
+          <w:lang w:val="en-US"/>
+        </w:rPr>
+        <w:t xml:space="preserve">Date :- </w:t>
+      </w:r>
+      <w:r>
+        <w:rPr>
+          <w:b/>
+          <w:lang w:val="en-US"/>
+        </w:rPr>
+        <w:t>10</w:t>
+      </w:r>
+      <w:r>
+        <w:rPr>
+          <w:b/>
+          <w:lang w:val="en-US"/>
+        </w:rPr>
+        <w:t>-04-2026</w:t>
+      </w:r>
+      <w:r>
+        <w:rPr>
+          <w:b/>
+          <w:lang w:val="en-US"/>
+        </w:rPr>
+        <w:br/>
+        <w:t>Day</w:t>
+      </w:r>
+      <w:r>
+        <w:rPr>
+          <w:b/>
+          <w:lang w:val="en-US"/>
+        </w:rPr>
+        <w:t xml:space="preserve"> </w:t>
+      </w:r>
+      <w:r>
+        <w:rPr>
+          <w:b/>
+          <w:lang w:val="en-US"/>
+        </w:rPr>
+        <w:t xml:space="preserve">:- </w:t>
+      </w:r>
+      <w:r>
+        <w:rPr>
+          <w:b/>
+          <w:bCs/>
+          <w:lang w:val="en-US"/>
+        </w:rPr>
+        <w:t>Friday</w:t>
+      </w:r>
+    </w:p>
+    <w:p>
+      <w:pPr>
+        <w:rPr>
+          <w:lang w:val="en-US"/>
+        </w:rPr>
+      </w:pPr>
+      <w:r>
+        <w:rPr>
+          <w:lang w:val="en-US"/>
+        </w:rPr>
+        <w:t>1] Give Time hours change meta data description to describe OneView.</w:t>
       </w:r>
     </w:p>
     <w:p>

--- a/Daily Work Progess Updates.docx
+++ b/Daily Work Progess Updates.docx
@@ -67,14 +67,70 @@
           <w:lang w:val="en-US"/>
         </w:rPr>
         <w:br/>
-        <w:t xml:space="preserve">1]Ticket create on opan ticket create email </w:t>
-      </w:r>
-      <w:r>
-        <w:rPr>
-          <w:lang w:val="en-US"/>
-        </w:rPr>
-        <w:br/>
-        <w:t>2] implneted requerment unwanted routes issue resovle.</w:t>
+        <w:t xml:space="preserve">1]Ticket create on </w:t>
+      </w:r>
+      <w:proofErr w:type="spellStart"/>
+      <w:r>
+        <w:rPr>
+          <w:lang w:val="en-US"/>
+        </w:rPr>
+        <w:t>opan</w:t>
+      </w:r>
+      <w:proofErr w:type="spellEnd"/>
+      <w:r>
+        <w:rPr>
+          <w:lang w:val="en-US"/>
+        </w:rPr>
+        <w:t xml:space="preserve"> ticket create email </w:t>
+      </w:r>
+      <w:r>
+        <w:rPr>
+          <w:lang w:val="en-US"/>
+        </w:rPr>
+        <w:br/>
+        <w:t xml:space="preserve">2] </w:t>
+      </w:r>
+      <w:proofErr w:type="spellStart"/>
+      <w:r>
+        <w:rPr>
+          <w:lang w:val="en-US"/>
+        </w:rPr>
+        <w:t>implneted</w:t>
+      </w:r>
+      <w:proofErr w:type="spellEnd"/>
+      <w:r>
+        <w:rPr>
+          <w:lang w:val="en-US"/>
+        </w:rPr>
+        <w:t xml:space="preserve"> </w:t>
+      </w:r>
+      <w:proofErr w:type="spellStart"/>
+      <w:r>
+        <w:rPr>
+          <w:lang w:val="en-US"/>
+        </w:rPr>
+        <w:t>requerment</w:t>
+      </w:r>
+      <w:proofErr w:type="spellEnd"/>
+      <w:r>
+        <w:rPr>
+          <w:lang w:val="en-US"/>
+        </w:rPr>
+        <w:t xml:space="preserve"> unwanted routes issue </w:t>
+      </w:r>
+      <w:proofErr w:type="spellStart"/>
+      <w:r>
+        <w:rPr>
+          <w:lang w:val="en-US"/>
+        </w:rPr>
+        <w:t>resovle</w:t>
+      </w:r>
+      <w:proofErr w:type="spellEnd"/>
+      <w:r>
+        <w:rPr>
+          <w:lang w:val="en-US"/>
+        </w:rPr>
+        <w:t>.</w:t>
       </w:r>
       <w:r>
         <w:rPr>
@@ -115,8 +171,16 @@
           <w:lang w:val="en-US"/>
         </w:rPr>
         <w:br/>
-        <w:t>1] project use celery and why use to Django backend studay</w:t>
-      </w:r>
+        <w:t xml:space="preserve">1] project use celery and why use to Django backend </w:t>
+      </w:r>
+      <w:proofErr w:type="spellStart"/>
+      <w:r>
+        <w:rPr>
+          <w:lang w:val="en-US"/>
+        </w:rPr>
+        <w:t>studay</w:t>
+      </w:r>
+      <w:proofErr w:type="spellEnd"/>
       <w:r>
         <w:rPr>
           <w:lang w:val="en-US"/>
@@ -183,7 +247,21 @@
         <w:rPr>
           <w:lang w:val="en-US"/>
         </w:rPr>
-        <w:t xml:space="preserve">1]Routes rework point Issue Resovle </w:t>
+        <w:t xml:space="preserve">1]Routes rework point Issue </w:t>
+      </w:r>
+      <w:proofErr w:type="spellStart"/>
+      <w:r>
+        <w:rPr>
+          <w:lang w:val="en-US"/>
+        </w:rPr>
+        <w:t>Resovle</w:t>
+      </w:r>
+      <w:proofErr w:type="spellEnd"/>
+      <w:r>
+        <w:rPr>
+          <w:lang w:val="en-US"/>
+        </w:rPr>
+        <w:t xml:space="preserve"> </w:t>
       </w:r>
       <w:r>
         <w:rPr>
@@ -249,7 +327,21 @@
           <w:lang w:val="en-US"/>
         </w:rPr>
         <w:br/>
-        <w:t xml:space="preserve">1] Open Ticket scrolling bar Bug Resovle </w:t>
+        <w:t xml:space="preserve">1] Open Ticket scrolling bar Bug </w:t>
+      </w:r>
+      <w:proofErr w:type="spellStart"/>
+      <w:r>
+        <w:rPr>
+          <w:lang w:val="en-US"/>
+        </w:rPr>
+        <w:t>Resovle</w:t>
+      </w:r>
+      <w:proofErr w:type="spellEnd"/>
+      <w:r>
+        <w:rPr>
+          <w:lang w:val="en-US"/>
+        </w:rPr>
+        <w:t xml:space="preserve"> </w:t>
       </w:r>
       <w:r>
         <w:rPr>
@@ -313,20 +405,44 @@
         </w:rPr>
         <w:br/>
       </w:r>
-      <w:r>
-        <w:rPr>
-          <w:b/>
-          <w:lang w:val="en-US"/>
-        </w:rPr>
-        <w:t>Date :- 31-03-2026</w:t>
-      </w:r>
-      <w:r>
-        <w:rPr>
-          <w:b/>
-          <w:lang w:val="en-US"/>
-        </w:rPr>
-        <w:br/>
-        <w:t>Day :- Tuesday</w:t>
+      <w:proofErr w:type="gramStart"/>
+      <w:r>
+        <w:rPr>
+          <w:b/>
+          <w:lang w:val="en-US"/>
+        </w:rPr>
+        <w:t>Date :</w:t>
+      </w:r>
+      <w:proofErr w:type="gramEnd"/>
+      <w:r>
+        <w:rPr>
+          <w:b/>
+          <w:lang w:val="en-US"/>
+        </w:rPr>
+        <w:t>- 31-03-2026</w:t>
+      </w:r>
+      <w:r>
+        <w:rPr>
+          <w:b/>
+          <w:lang w:val="en-US"/>
+        </w:rPr>
+        <w:br/>
+      </w:r>
+      <w:proofErr w:type="gramStart"/>
+      <w:r>
+        <w:rPr>
+          <w:b/>
+          <w:lang w:val="en-US"/>
+        </w:rPr>
+        <w:t>Day :</w:t>
+      </w:r>
+      <w:proofErr w:type="gramEnd"/>
+      <w:r>
+        <w:rPr>
+          <w:b/>
+          <w:lang w:val="en-US"/>
+        </w:rPr>
+        <w:t>- Tuesday</w:t>
       </w:r>
     </w:p>
     <w:p>
@@ -401,21 +517,45 @@
           <w:lang w:val="en-US"/>
         </w:rPr>
       </w:pPr>
+      <w:proofErr w:type="gramStart"/>
       <w:r>
         <w:rPr>
           <w:b/>
           <w:lang w:val="en-US"/>
         </w:rPr>
         <w:lastRenderedPageBreak/>
-        <w:t>Date :- 01-04-2026</w:t>
-      </w:r>
-      <w:r>
-        <w:rPr>
-          <w:b/>
-          <w:lang w:val="en-US"/>
-        </w:rPr>
-        <w:br/>
-        <w:t xml:space="preserve">Day :- </w:t>
+        <w:t>Date :</w:t>
+      </w:r>
+      <w:proofErr w:type="gramEnd"/>
+      <w:r>
+        <w:rPr>
+          <w:b/>
+          <w:lang w:val="en-US"/>
+        </w:rPr>
+        <w:t>- 01-04-2026</w:t>
+      </w:r>
+      <w:r>
+        <w:rPr>
+          <w:b/>
+          <w:lang w:val="en-US"/>
+        </w:rPr>
+        <w:br/>
+      </w:r>
+      <w:proofErr w:type="gramStart"/>
+      <w:r>
+        <w:rPr>
+          <w:b/>
+          <w:lang w:val="en-US"/>
+        </w:rPr>
+        <w:t>Day :</w:t>
+      </w:r>
+      <w:proofErr w:type="gramEnd"/>
+      <w:r>
+        <w:rPr>
+          <w:b/>
+          <w:lang w:val="en-US"/>
+        </w:rPr>
+        <w:t xml:space="preserve">- </w:t>
       </w:r>
       <w:r>
         <w:rPr>
@@ -481,13 +621,23 @@
           <w:lang w:val="en-US"/>
         </w:rPr>
       </w:pPr>
+      <w:proofErr w:type="gramStart"/>
       <w:r>
         <w:rPr>
           <w:b/>
           <w:bCs/>
           <w:lang w:val="en-US"/>
         </w:rPr>
-        <w:t>Date : 02-04-2026</w:t>
+        <w:t>Date :</w:t>
+      </w:r>
+      <w:proofErr w:type="gramEnd"/>
+      <w:r>
+        <w:rPr>
+          <w:b/>
+          <w:bCs/>
+          <w:lang w:val="en-US"/>
+        </w:rPr>
+        <w:t xml:space="preserve"> 02-04-2026</w:t>
       </w:r>
     </w:p>
     <w:p>
@@ -499,20 +649,30 @@
           <w:lang w:val="en-US"/>
         </w:rPr>
       </w:pPr>
+      <w:proofErr w:type="gramStart"/>
       <w:r>
         <w:rPr>
           <w:b/>
           <w:bCs/>
           <w:lang w:val="en-US"/>
         </w:rPr>
-        <w:t xml:space="preserve">Day : </w:t>
-      </w:r>
+        <w:t>Day :</w:t>
+      </w:r>
+      <w:proofErr w:type="gramEnd"/>
       <w:r>
         <w:rPr>
           <w:b/>
           <w:bCs/>
           <w:lang w:val="en-US"/>
         </w:rPr>
+        <w:t xml:space="preserve"> </w:t>
+      </w:r>
+      <w:r>
+        <w:rPr>
+          <w:b/>
+          <w:bCs/>
+          <w:lang w:val="en-US"/>
+        </w:rPr>
         <w:t>Thursday</w:t>
       </w:r>
     </w:p>
@@ -595,12 +755,21 @@
         </w:rPr>
         <w:br/>
       </w:r>
-      <w:r>
-        <w:rPr>
-          <w:b/>
-          <w:lang w:val="en-US"/>
-        </w:rPr>
-        <w:t>Date :- 0</w:t>
+      <w:proofErr w:type="gramStart"/>
+      <w:r>
+        <w:rPr>
+          <w:b/>
+          <w:lang w:val="en-US"/>
+        </w:rPr>
+        <w:t>Date :</w:t>
+      </w:r>
+      <w:proofErr w:type="gramEnd"/>
+      <w:r>
+        <w:rPr>
+          <w:b/>
+          <w:lang w:val="en-US"/>
+        </w:rPr>
+        <w:t>- 0</w:t>
       </w:r>
       <w:r>
         <w:rPr>
@@ -622,7 +791,22 @@
           <w:lang w:val="en-US"/>
         </w:rPr>
         <w:br/>
-        <w:t xml:space="preserve">Day :- </w:t>
+      </w:r>
+      <w:proofErr w:type="gramStart"/>
+      <w:r>
+        <w:rPr>
+          <w:b/>
+          <w:lang w:val="en-US"/>
+        </w:rPr>
+        <w:t>Day :</w:t>
+      </w:r>
+      <w:proofErr w:type="gramEnd"/>
+      <w:r>
+        <w:rPr>
+          <w:b/>
+          <w:lang w:val="en-US"/>
+        </w:rPr>
+        <w:t xml:space="preserve">- </w:t>
       </w:r>
       <w:r>
         <w:rPr>
@@ -669,14 +853,56 @@
           <w:lang w:val="en-US"/>
         </w:rPr>
         <w:br/>
-        <w:t>2]  complete Time hours for second subtask for unwanted routes.</w:t>
-      </w:r>
-      <w:r>
-        <w:rPr>
-          <w:lang w:val="en-US"/>
-        </w:rPr>
-        <w:br/>
-        <w:t xml:space="preserve">3] Give Time hours  SPOG Usage / Usablity Analytic. </w:t>
+        <w:t>2</w:t>
+      </w:r>
+      <w:proofErr w:type="gramStart"/>
+      <w:r>
+        <w:rPr>
+          <w:lang w:val="en-US"/>
+        </w:rPr>
+        <w:t>]  complete</w:t>
+      </w:r>
+      <w:proofErr w:type="gramEnd"/>
+      <w:r>
+        <w:rPr>
+          <w:lang w:val="en-US"/>
+        </w:rPr>
+        <w:t xml:space="preserve"> Time hours for second subtask for unwanted routes.</w:t>
+      </w:r>
+      <w:r>
+        <w:rPr>
+          <w:lang w:val="en-US"/>
+        </w:rPr>
+        <w:br/>
+        <w:t xml:space="preserve">3] Give Time </w:t>
+      </w:r>
+      <w:proofErr w:type="gramStart"/>
+      <w:r>
+        <w:rPr>
+          <w:lang w:val="en-US"/>
+        </w:rPr>
+        <w:t>hours  SPOG</w:t>
+      </w:r>
+      <w:proofErr w:type="gramEnd"/>
+      <w:r>
+        <w:rPr>
+          <w:lang w:val="en-US"/>
+        </w:rPr>
+        <w:t xml:space="preserve"> Usage / </w:t>
+      </w:r>
+      <w:proofErr w:type="spellStart"/>
+      <w:r>
+        <w:rPr>
+          <w:lang w:val="en-US"/>
+        </w:rPr>
+        <w:t>Usablity</w:t>
+      </w:r>
+      <w:proofErr w:type="spellEnd"/>
+      <w:r>
+        <w:rPr>
+          <w:lang w:val="en-US"/>
+        </w:rPr>
+        <w:t xml:space="preserve"> Analytic. </w:t>
       </w:r>
     </w:p>
     <w:p>
@@ -796,11 +1022,19 @@
         </w:rPr>
         <w:t xml:space="preserve"> card </w:t>
       </w:r>
-      <w:r>
-        <w:rPr>
-          <w:lang w:val="en-US"/>
-        </w:rPr>
-        <w:t>create. —</w:t>
+      <w:proofErr w:type="gramStart"/>
+      <w:r>
+        <w:rPr>
+          <w:lang w:val="en-US"/>
+        </w:rPr>
+        <w:t>create</w:t>
+      </w:r>
+      <w:proofErr w:type="gramEnd"/>
+      <w:r>
+        <w:rPr>
+          <w:lang w:val="en-US"/>
+        </w:rPr>
+        <w:t>. —</w:t>
       </w:r>
       <w:r>
         <w:rPr>
@@ -875,8 +1109,57 @@
           <w:lang w:val="en-US"/>
         </w:rPr>
         <w:br/>
-        <w:t>6]Combine two features new demo branch :- 1] Overview anyltices + search by client  Id.</w:t>
-      </w:r>
+      </w:r>
+      <w:proofErr w:type="gramStart"/>
+      <w:r>
+        <w:rPr>
+          <w:lang w:val="en-US"/>
+        </w:rPr>
+        <w:t>6]Combine</w:t>
+      </w:r>
+      <w:proofErr w:type="gramEnd"/>
+      <w:r>
+        <w:rPr>
+          <w:lang w:val="en-US"/>
+        </w:rPr>
+        <w:t xml:space="preserve"> two features new demo </w:t>
+      </w:r>
+      <w:proofErr w:type="gramStart"/>
+      <w:r>
+        <w:rPr>
+          <w:lang w:val="en-US"/>
+        </w:rPr>
+        <w:t>branch :</w:t>
+      </w:r>
+      <w:proofErr w:type="gramEnd"/>
+      <w:r>
+        <w:rPr>
+          <w:lang w:val="en-US"/>
+        </w:rPr>
+        <w:t xml:space="preserve">- 1] Overview </w:t>
+      </w:r>
+      <w:proofErr w:type="spellStart"/>
+      <w:r>
+        <w:rPr>
+          <w:lang w:val="en-US"/>
+        </w:rPr>
+        <w:t>anyltices</w:t>
+      </w:r>
+      <w:proofErr w:type="spellEnd"/>
+      <w:r>
+        <w:rPr>
+          <w:lang w:val="en-US"/>
+        </w:rPr>
+        <w:t xml:space="preserve"> + search by </w:t>
+      </w:r>
+      <w:proofErr w:type="gramStart"/>
+      <w:r>
+        <w:rPr>
+          <w:lang w:val="en-US"/>
+        </w:rPr>
+        <w:t>client  Id.</w:t>
+      </w:r>
+      <w:proofErr w:type="gramEnd"/>
     </w:p>
     <w:p>
       <w:pPr>
@@ -890,14 +1173,42 @@
         <w:rPr>
           <w:lang w:val="en-US"/>
         </w:rPr>
-        <w:t>7] complete Time hours for SPOG Usage / Usablity Analytic.</w:t>
-      </w:r>
-      <w:r>
-        <w:rPr>
-          <w:lang w:val="en-US"/>
-        </w:rPr>
-        <w:br/>
-        <w:t xml:space="preserve">8] feedback button add time hours. </w:t>
+        <w:t xml:space="preserve">7] complete Time hours for SPOG Usage / </w:t>
+      </w:r>
+      <w:proofErr w:type="spellStart"/>
+      <w:r>
+        <w:rPr>
+          <w:lang w:val="en-US"/>
+        </w:rPr>
+        <w:t>Usablity</w:t>
+      </w:r>
+      <w:proofErr w:type="spellEnd"/>
+      <w:r>
+        <w:rPr>
+          <w:lang w:val="en-US"/>
+        </w:rPr>
+        <w:t xml:space="preserve"> Analytic.</w:t>
+      </w:r>
+      <w:r>
+        <w:rPr>
+          <w:lang w:val="en-US"/>
+        </w:rPr>
+        <w:br/>
+        <w:t xml:space="preserve">8] feedback button </w:t>
+      </w:r>
+      <w:proofErr w:type="gramStart"/>
+      <w:r>
+        <w:rPr>
+          <w:lang w:val="en-US"/>
+        </w:rPr>
+        <w:t>add</w:t>
+      </w:r>
+      <w:proofErr w:type="gramEnd"/>
+      <w:r>
+        <w:rPr>
+          <w:lang w:val="en-US"/>
+        </w:rPr>
+        <w:t xml:space="preserve"> time hours. </w:t>
       </w:r>
       <w:r>
         <w:rPr>
@@ -995,7 +1306,22 @@
           <w:lang w:val="en-US"/>
         </w:rPr>
         <w:br/>
-        <w:t>Day :- Tuesday</w:t>
+      </w:r>
+      <w:proofErr w:type="gramStart"/>
+      <w:r>
+        <w:rPr>
+          <w:b/>
+          <w:lang w:val="en-US"/>
+        </w:rPr>
+        <w:t>Day :</w:t>
+      </w:r>
+      <w:proofErr w:type="gramEnd"/>
+      <w:r>
+        <w:rPr>
+          <w:b/>
+          <w:lang w:val="en-US"/>
+        </w:rPr>
+        <w:t>- Tuesday</w:t>
       </w:r>
       <w:r>
         <w:rPr>
@@ -1236,22 +1562,49 @@
         </w:rPr>
         <w:br/>
       </w:r>
+      <w:proofErr w:type="gramStart"/>
       <w:r>
         <w:rPr>
           <w:b/>
           <w:bCs/>
           <w:lang w:val="en-US"/>
         </w:rPr>
-        <w:t>Date :- 08-04-2026</w:t>
-      </w:r>
+        <w:t>Date :</w:t>
+      </w:r>
+      <w:proofErr w:type="gramEnd"/>
       <w:r>
         <w:rPr>
           <w:b/>
           <w:bCs/>
           <w:lang w:val="en-US"/>
         </w:rPr>
-        <w:br/>
-        <w:t>Day:- Wednesday</w:t>
+        <w:t>- 08-04-2026</w:t>
+      </w:r>
+      <w:r>
+        <w:rPr>
+          <w:b/>
+          <w:bCs/>
+          <w:lang w:val="en-US"/>
+        </w:rPr>
+        <w:br/>
+      </w:r>
+      <w:proofErr w:type="gramStart"/>
+      <w:r>
+        <w:rPr>
+          <w:b/>
+          <w:bCs/>
+          <w:lang w:val="en-US"/>
+        </w:rPr>
+        <w:t>Day:-</w:t>
+      </w:r>
+      <w:proofErr w:type="gramEnd"/>
+      <w:r>
+        <w:rPr>
+          <w:b/>
+          <w:bCs/>
+          <w:lang w:val="en-US"/>
+        </w:rPr>
+        <w:t xml:space="preserve"> Wednesday</w:t>
       </w:r>
       <w:r>
         <w:rPr>
@@ -1378,7 +1731,64 @@
           <w:rFonts w:ascii="Segoe UI Emoji" w:hAnsi="Segoe UI Emoji" w:cs="Segoe UI Emoji"/>
           <w:lang w:val="en-US"/>
         </w:rPr>
-        <w:t>R &amp; D of How Django catche work in our project and if we replace Django catche to Redis what are the performance will improve explain in detail with examples. ✅</w:t>
+        <w:t xml:space="preserve">R &amp; D of How Django </w:t>
+      </w:r>
+      <w:proofErr w:type="spellStart"/>
+      <w:proofErr w:type="gramStart"/>
+      <w:r>
+        <w:rPr>
+          <w:rFonts w:ascii="Segoe UI Emoji" w:hAnsi="Segoe UI Emoji" w:cs="Segoe UI Emoji"/>
+          <w:lang w:val="en-US"/>
+        </w:rPr>
+        <w:t>catche</w:t>
+      </w:r>
+      <w:proofErr w:type="spellEnd"/>
+      <w:r>
+        <w:rPr>
+          <w:rFonts w:ascii="Segoe UI Emoji" w:hAnsi="Segoe UI Emoji" w:cs="Segoe UI Emoji"/>
+          <w:lang w:val="en-US"/>
+        </w:rPr>
+        <w:t xml:space="preserve"> work</w:t>
+      </w:r>
+      <w:proofErr w:type="gramEnd"/>
+      <w:r>
+        <w:rPr>
+          <w:rFonts w:ascii="Segoe UI Emoji" w:hAnsi="Segoe UI Emoji" w:cs="Segoe UI Emoji"/>
+          <w:lang w:val="en-US"/>
+        </w:rPr>
+        <w:t xml:space="preserve"> in our project and if we replace Django </w:t>
+      </w:r>
+      <w:proofErr w:type="spellStart"/>
+      <w:r>
+        <w:rPr>
+          <w:rFonts w:ascii="Segoe UI Emoji" w:hAnsi="Segoe UI Emoji" w:cs="Segoe UI Emoji"/>
+          <w:lang w:val="en-US"/>
+        </w:rPr>
+        <w:t>catche</w:t>
+      </w:r>
+      <w:proofErr w:type="spellEnd"/>
+      <w:r>
+        <w:rPr>
+          <w:rFonts w:ascii="Segoe UI Emoji" w:hAnsi="Segoe UI Emoji" w:cs="Segoe UI Emoji"/>
+          <w:lang w:val="en-US"/>
+        </w:rPr>
+        <w:t xml:space="preserve"> </w:t>
+      </w:r>
+      <w:proofErr w:type="gramStart"/>
+      <w:r>
+        <w:rPr>
+          <w:rFonts w:ascii="Segoe UI Emoji" w:hAnsi="Segoe UI Emoji" w:cs="Segoe UI Emoji"/>
+          <w:lang w:val="en-US"/>
+        </w:rPr>
+        <w:t>to</w:t>
+      </w:r>
+      <w:proofErr w:type="gramEnd"/>
+      <w:r>
+        <w:rPr>
+          <w:rFonts w:ascii="Segoe UI Emoji" w:hAnsi="Segoe UI Emoji" w:cs="Segoe UI Emoji"/>
+          <w:lang w:val="en-US"/>
+        </w:rPr>
+        <w:t xml:space="preserve"> Redis what are the performance will improve explain in detail with examples. ✅</w:t>
       </w:r>
     </w:p>
     <w:p>
@@ -1388,52 +1798,124 @@
           <w:lang w:val="en-US"/>
         </w:rPr>
       </w:pPr>
-    </w:p>
-    <w:p>
-      <w:pPr>
-        <w:rPr>
-          <w:b/>
-          <w:lang w:val="en-US"/>
-        </w:rPr>
-      </w:pPr>
-      <w:r>
-        <w:rPr>
-          <w:lang w:val="en-US"/>
-        </w:rPr>
-        <w:br/>
-      </w:r>
-      <w:r>
-        <w:rPr>
-          <w:lang w:val="en-US"/>
-        </w:rPr>
-        <w:br/>
-      </w:r>
-      <w:r>
-        <w:rPr>
-          <w:lang w:val="en-US"/>
-        </w:rPr>
-        <w:br/>
-      </w:r>
-      <w:r>
-        <w:rPr>
-          <w:lang w:val="en-US"/>
-        </w:rPr>
-        <w:br/>
-      </w:r>
-      <w:r>
-        <w:rPr>
-          <w:b/>
-          <w:lang w:val="en-US"/>
-        </w:rPr>
-        <w:t>Date :- 09-04-2026</w:t>
-      </w:r>
-      <w:r>
-        <w:rPr>
-          <w:b/>
-          <w:lang w:val="en-US"/>
-        </w:rPr>
-        <w:br/>
-      </w:r>
+      <w:r>
+        <w:rPr>
+          <w:lang w:val="en-US"/>
+        </w:rPr>
+        <w:t xml:space="preserve">5] created </w:t>
+      </w:r>
+      <w:proofErr w:type="spellStart"/>
+      <w:r>
+        <w:rPr>
+          <w:lang w:val="en-US"/>
+        </w:rPr>
+        <w:t>feeback</w:t>
+      </w:r>
+      <w:proofErr w:type="spellEnd"/>
+      <w:r>
+        <w:rPr>
+          <w:lang w:val="en-US"/>
+        </w:rPr>
+        <w:t xml:space="preserve"> table definition </w:t>
+      </w:r>
+      <w:r>
+        <w:rPr>
+          <w:rFonts w:ascii="Segoe UI Emoji" w:hAnsi="Segoe UI Emoji" w:cs="Segoe UI Emoji"/>
+          <w:lang w:val="en-US"/>
+        </w:rPr>
+        <w:t>✅</w:t>
+      </w:r>
+    </w:p>
+    <w:p>
+      <w:pPr>
+        <w:spacing w:after="0"/>
+        <w:rPr>
+          <w:lang w:val="en-US"/>
+        </w:rPr>
+      </w:pPr>
+      <w:r>
+        <w:rPr>
+          <w:lang w:val="en-US"/>
+        </w:rPr>
+        <w:t xml:space="preserve">6] push </w:t>
+      </w:r>
+      <w:proofErr w:type="gramStart"/>
+      <w:r>
+        <w:rPr>
+          <w:lang w:val="en-US"/>
+        </w:rPr>
+        <w:t>all  feedback</w:t>
+      </w:r>
+      <w:proofErr w:type="gramEnd"/>
+      <w:r>
+        <w:rPr>
+          <w:lang w:val="en-US"/>
+        </w:rPr>
+        <w:t xml:space="preserve"> table code </w:t>
+      </w:r>
+      <w:r>
+        <w:rPr>
+          <w:rFonts w:ascii="Segoe UI Emoji" w:hAnsi="Segoe UI Emoji" w:cs="Segoe UI Emoji"/>
+          <w:lang w:val="en-US"/>
+        </w:rPr>
+        <w:t>✅</w:t>
+      </w:r>
+    </w:p>
+    <w:p>
+      <w:pPr>
+        <w:rPr>
+          <w:b/>
+          <w:lang w:val="en-US"/>
+        </w:rPr>
+      </w:pPr>
+      <w:r>
+        <w:rPr>
+          <w:lang w:val="en-US"/>
+        </w:rPr>
+        <w:br/>
+      </w:r>
+      <w:r>
+        <w:rPr>
+          <w:lang w:val="en-US"/>
+        </w:rPr>
+        <w:br/>
+      </w:r>
+      <w:r>
+        <w:rPr>
+          <w:lang w:val="en-US"/>
+        </w:rPr>
+        <w:br/>
+      </w:r>
+      <w:r>
+        <w:rPr>
+          <w:lang w:val="en-US"/>
+        </w:rPr>
+        <w:br/>
+      </w:r>
+      <w:proofErr w:type="gramStart"/>
+      <w:r>
+        <w:rPr>
+          <w:b/>
+          <w:lang w:val="en-US"/>
+        </w:rPr>
+        <w:t>Date :</w:t>
+      </w:r>
+      <w:proofErr w:type="gramEnd"/>
+      <w:r>
+        <w:rPr>
+          <w:b/>
+          <w:lang w:val="en-US"/>
+        </w:rPr>
+        <w:t>- 09-04-2026</w:t>
+      </w:r>
+      <w:r>
+        <w:rPr>
+          <w:b/>
+          <w:lang w:val="en-US"/>
+        </w:rPr>
+        <w:br/>
+      </w:r>
+      <w:proofErr w:type="gramStart"/>
       <w:r>
         <w:rPr>
           <w:b/>
@@ -1455,6 +1937,7 @@
         </w:rPr>
         <w:t>:</w:t>
       </w:r>
+      <w:proofErr w:type="gramEnd"/>
       <w:r>
         <w:rPr>
           <w:b/>
@@ -1473,15 +1956,30 @@
     </w:p>
     <w:p>
       <w:pPr>
-        <w:rPr>
-          <w:lang w:val="en-US"/>
-        </w:rPr>
-      </w:pPr>
-      <w:r>
-        <w:rPr>
-          <w:lang w:val="en-US"/>
-        </w:rPr>
-        <w:t xml:space="preserve">1] Give </w:t>
+        <w:spacing w:after="0"/>
+        <w:rPr>
+          <w:lang w:val="en-US"/>
+        </w:rPr>
+      </w:pPr>
+      <w:r>
+        <w:rPr>
+          <w:lang w:val="en-US"/>
+        </w:rPr>
+        <w:t>1</w:t>
+      </w:r>
+      <w:proofErr w:type="gramStart"/>
+      <w:r>
+        <w:rPr>
+          <w:lang w:val="en-US"/>
+        </w:rPr>
+        <w:t>] Give</w:t>
+      </w:r>
+      <w:proofErr w:type="gramEnd"/>
+      <w:r>
+        <w:rPr>
+          <w:lang w:val="en-US"/>
+        </w:rPr>
+        <w:t xml:space="preserve"> </w:t>
       </w:r>
       <w:r>
         <w:rPr>
@@ -1507,34 +2005,98 @@
         </w:rPr>
         <w:t>.</w:t>
       </w:r>
-    </w:p>
-    <w:p>
-      <w:pPr>
-        <w:rPr>
-          <w:lang w:val="en-US"/>
-        </w:rPr>
-      </w:pPr>
-    </w:p>
-    <w:p>
-      <w:pPr>
-        <w:rPr>
-          <w:lang w:val="en-US"/>
-        </w:rPr>
-      </w:pPr>
-    </w:p>
-    <w:p>
-      <w:pPr>
-        <w:rPr>
-          <w:b/>
-          <w:lang w:val="en-US"/>
-        </w:rPr>
-      </w:pPr>
-      <w:r>
-        <w:rPr>
-          <w:b/>
-          <w:lang w:val="en-US"/>
-        </w:rPr>
-        <w:t xml:space="preserve">Date :- </w:t>
+      <w:r>
+        <w:rPr>
+          <w:lang w:val="en-US"/>
+        </w:rPr>
+        <w:t xml:space="preserve"> </w:t>
+      </w:r>
+      <w:r>
+        <w:rPr>
+          <w:rFonts w:ascii="Segoe UI Emoji" w:hAnsi="Segoe UI Emoji" w:cs="Segoe UI Emoji"/>
+          <w:lang w:val="en-US"/>
+        </w:rPr>
+        <w:t>✅</w:t>
+      </w:r>
+    </w:p>
+    <w:p>
+      <w:pPr>
+        <w:spacing w:after="0"/>
+        <w:rPr>
+          <w:lang w:val="en-US"/>
+        </w:rPr>
+      </w:pPr>
+      <w:r>
+        <w:rPr>
+          <w:lang w:val="en-US"/>
+        </w:rPr>
+        <w:t xml:space="preserve">2] Create a Jira Ticket for feedback table definition </w:t>
+      </w:r>
+      <w:r>
+        <w:rPr>
+          <w:rFonts w:ascii="Segoe UI Emoji" w:hAnsi="Segoe UI Emoji" w:cs="Segoe UI Emoji"/>
+          <w:lang w:val="en-US"/>
+        </w:rPr>
+        <w:t>✅</w:t>
+      </w:r>
+    </w:p>
+    <w:p>
+      <w:pPr>
+        <w:spacing w:after="0"/>
+        <w:rPr>
+          <w:lang w:val="en-US"/>
+        </w:rPr>
+      </w:pPr>
+      <w:r>
+        <w:rPr>
+          <w:lang w:val="en-US"/>
+        </w:rPr>
+        <w:t xml:space="preserve">3] Raised the PR for feedback table defination </w:t>
+      </w:r>
+      <w:r>
+        <w:rPr>
+          <w:rFonts w:ascii="Segoe UI Emoji" w:hAnsi="Segoe UI Emoji" w:cs="Segoe UI Emoji"/>
+          <w:lang w:val="en-US"/>
+        </w:rPr>
+        <w:t>✅</w:t>
+      </w:r>
+    </w:p>
+    <w:p>
+      <w:pPr>
+        <w:rPr>
+          <w:lang w:val="en-US"/>
+        </w:rPr>
+      </w:pPr>
+    </w:p>
+    <w:p>
+      <w:pPr>
+        <w:rPr>
+          <w:lang w:val="en-US"/>
+        </w:rPr>
+      </w:pPr>
+    </w:p>
+    <w:p>
+      <w:pPr>
+        <w:rPr>
+          <w:b/>
+          <w:lang w:val="en-US"/>
+        </w:rPr>
+      </w:pPr>
+      <w:proofErr w:type="gramStart"/>
+      <w:r>
+        <w:rPr>
+          <w:b/>
+          <w:lang w:val="en-US"/>
+        </w:rPr>
+        <w:t>Date :</w:t>
+      </w:r>
+      <w:proofErr w:type="gramEnd"/>
+      <w:r>
+        <w:rPr>
+          <w:b/>
+          <w:lang w:val="en-US"/>
+        </w:rPr>
+        <w:t xml:space="preserve">- </w:t>
       </w:r>
       <w:r>
         <w:rPr>
@@ -1556,6 +2118,13 @@
           <w:lang w:val="en-US"/>
         </w:rPr>
         <w:br/>
+      </w:r>
+      <w:proofErr w:type="gramStart"/>
+      <w:r>
+        <w:rPr>
+          <w:b/>
+          <w:lang w:val="en-US"/>
+        </w:rPr>
         <w:t>Day</w:t>
       </w:r>
       <w:r>
@@ -1570,7 +2139,15 @@
           <w:b/>
           <w:lang w:val="en-US"/>
         </w:rPr>
-        <w:t xml:space="preserve">:- </w:t>
+        <w:t>:</w:t>
+      </w:r>
+      <w:proofErr w:type="gramEnd"/>
+      <w:r>
+        <w:rPr>
+          <w:b/>
+          <w:lang w:val="en-US"/>
+        </w:rPr>
+        <w:t xml:space="preserve">- </w:t>
       </w:r>
       <w:r>
         <w:rPr>
@@ -1591,7 +2168,21 @@
         <w:rPr>
           <w:lang w:val="en-US"/>
         </w:rPr>
-        <w:t>1] Give Time hours change meta data description to describe OneView.</w:t>
+        <w:t>1</w:t>
+      </w:r>
+      <w:proofErr w:type="gramStart"/>
+      <w:r>
+        <w:rPr>
+          <w:lang w:val="en-US"/>
+        </w:rPr>
+        <w:t>] Give</w:t>
+      </w:r>
+      <w:proofErr w:type="gramEnd"/>
+      <w:r>
+        <w:rPr>
+          <w:lang w:val="en-US"/>
+        </w:rPr>
+        <w:t xml:space="preserve"> Time hours change meta data description to describe OneView.</w:t>
       </w:r>
     </w:p>
     <w:p>

--- a/Daily Work Progess Updates.docx
+++ b/Daily Work Progess Updates.docx
@@ -67,14 +67,70 @@
           <w:lang w:val="en-US"/>
         </w:rPr>
         <w:br/>
-        <w:t xml:space="preserve">1]Ticket create on opan ticket create email </w:t>
-      </w:r>
-      <w:r>
-        <w:rPr>
-          <w:lang w:val="en-US"/>
-        </w:rPr>
-        <w:br/>
-        <w:t>2] implneted requerment unwanted routes issue resovle.</w:t>
+        <w:t xml:space="preserve">1]Ticket create on </w:t>
+      </w:r>
+      <w:proofErr w:type="spellStart"/>
+      <w:r>
+        <w:rPr>
+          <w:lang w:val="en-US"/>
+        </w:rPr>
+        <w:t>opan</w:t>
+      </w:r>
+      <w:proofErr w:type="spellEnd"/>
+      <w:r>
+        <w:rPr>
+          <w:lang w:val="en-US"/>
+        </w:rPr>
+        <w:t xml:space="preserve"> ticket create email </w:t>
+      </w:r>
+      <w:r>
+        <w:rPr>
+          <w:lang w:val="en-US"/>
+        </w:rPr>
+        <w:br/>
+        <w:t xml:space="preserve">2] </w:t>
+      </w:r>
+      <w:proofErr w:type="spellStart"/>
+      <w:r>
+        <w:rPr>
+          <w:lang w:val="en-US"/>
+        </w:rPr>
+        <w:t>implneted</w:t>
+      </w:r>
+      <w:proofErr w:type="spellEnd"/>
+      <w:r>
+        <w:rPr>
+          <w:lang w:val="en-US"/>
+        </w:rPr>
+        <w:t xml:space="preserve"> </w:t>
+      </w:r>
+      <w:proofErr w:type="spellStart"/>
+      <w:r>
+        <w:rPr>
+          <w:lang w:val="en-US"/>
+        </w:rPr>
+        <w:t>requerment</w:t>
+      </w:r>
+      <w:proofErr w:type="spellEnd"/>
+      <w:r>
+        <w:rPr>
+          <w:lang w:val="en-US"/>
+        </w:rPr>
+        <w:t xml:space="preserve"> unwanted routes issue </w:t>
+      </w:r>
+      <w:proofErr w:type="spellStart"/>
+      <w:r>
+        <w:rPr>
+          <w:lang w:val="en-US"/>
+        </w:rPr>
+        <w:t>resovle</w:t>
+      </w:r>
+      <w:proofErr w:type="spellEnd"/>
+      <w:r>
+        <w:rPr>
+          <w:lang w:val="en-US"/>
+        </w:rPr>
+        <w:t>.</w:t>
       </w:r>
       <w:r>
         <w:rPr>
@@ -115,8 +171,16 @@
           <w:lang w:val="en-US"/>
         </w:rPr>
         <w:br/>
-        <w:t>1] project use celery and why use to Django backend studay</w:t>
-      </w:r>
+        <w:t xml:space="preserve">1] project use celery and why use to Django backend </w:t>
+      </w:r>
+      <w:proofErr w:type="spellStart"/>
+      <w:r>
+        <w:rPr>
+          <w:lang w:val="en-US"/>
+        </w:rPr>
+        <w:t>studay</w:t>
+      </w:r>
+      <w:proofErr w:type="spellEnd"/>
       <w:r>
         <w:rPr>
           <w:lang w:val="en-US"/>
@@ -183,7 +247,21 @@
         <w:rPr>
           <w:lang w:val="en-US"/>
         </w:rPr>
-        <w:t xml:space="preserve">1]Routes rework point Issue Resovle </w:t>
+        <w:t xml:space="preserve">1]Routes rework point Issue </w:t>
+      </w:r>
+      <w:proofErr w:type="spellStart"/>
+      <w:r>
+        <w:rPr>
+          <w:lang w:val="en-US"/>
+        </w:rPr>
+        <w:t>Resovle</w:t>
+      </w:r>
+      <w:proofErr w:type="spellEnd"/>
+      <w:r>
+        <w:rPr>
+          <w:lang w:val="en-US"/>
+        </w:rPr>
+        <w:t xml:space="preserve"> </w:t>
       </w:r>
       <w:r>
         <w:rPr>
@@ -249,7 +327,21 @@
           <w:lang w:val="en-US"/>
         </w:rPr>
         <w:br/>
-        <w:t xml:space="preserve">1] Open Ticket scrolling bar Bug Resovle </w:t>
+        <w:t xml:space="preserve">1] Open Ticket scrolling bar Bug </w:t>
+      </w:r>
+      <w:proofErr w:type="spellStart"/>
+      <w:r>
+        <w:rPr>
+          <w:lang w:val="en-US"/>
+        </w:rPr>
+        <w:t>Resovle</w:t>
+      </w:r>
+      <w:proofErr w:type="spellEnd"/>
+      <w:r>
+        <w:rPr>
+          <w:lang w:val="en-US"/>
+        </w:rPr>
+        <w:t xml:space="preserve"> </w:t>
       </w:r>
       <w:r>
         <w:rPr>
@@ -313,20 +405,44 @@
         </w:rPr>
         <w:br/>
       </w:r>
-      <w:r>
-        <w:rPr>
-          <w:b/>
-          <w:lang w:val="en-US"/>
-        </w:rPr>
-        <w:t>Date :- 31-03-2026</w:t>
-      </w:r>
-      <w:r>
-        <w:rPr>
-          <w:b/>
-          <w:lang w:val="en-US"/>
-        </w:rPr>
-        <w:br/>
-        <w:t>Day :- Tuesday</w:t>
+      <w:proofErr w:type="gramStart"/>
+      <w:r>
+        <w:rPr>
+          <w:b/>
+          <w:lang w:val="en-US"/>
+        </w:rPr>
+        <w:t>Date :</w:t>
+      </w:r>
+      <w:proofErr w:type="gramEnd"/>
+      <w:r>
+        <w:rPr>
+          <w:b/>
+          <w:lang w:val="en-US"/>
+        </w:rPr>
+        <w:t>- 31-03-2026</w:t>
+      </w:r>
+      <w:r>
+        <w:rPr>
+          <w:b/>
+          <w:lang w:val="en-US"/>
+        </w:rPr>
+        <w:br/>
+      </w:r>
+      <w:proofErr w:type="gramStart"/>
+      <w:r>
+        <w:rPr>
+          <w:b/>
+          <w:lang w:val="en-US"/>
+        </w:rPr>
+        <w:t>Day :</w:t>
+      </w:r>
+      <w:proofErr w:type="gramEnd"/>
+      <w:r>
+        <w:rPr>
+          <w:b/>
+          <w:lang w:val="en-US"/>
+        </w:rPr>
+        <w:t>- Tuesday</w:t>
       </w:r>
     </w:p>
     <w:p>
@@ -401,21 +517,45 @@
           <w:lang w:val="en-US"/>
         </w:rPr>
       </w:pPr>
+      <w:proofErr w:type="gramStart"/>
       <w:r>
         <w:rPr>
           <w:b/>
           <w:lang w:val="en-US"/>
         </w:rPr>
         <w:lastRenderedPageBreak/>
-        <w:t>Date :- 01-04-2026</w:t>
-      </w:r>
-      <w:r>
-        <w:rPr>
-          <w:b/>
-          <w:lang w:val="en-US"/>
-        </w:rPr>
-        <w:br/>
-        <w:t xml:space="preserve">Day :- </w:t>
+        <w:t>Date :</w:t>
+      </w:r>
+      <w:proofErr w:type="gramEnd"/>
+      <w:r>
+        <w:rPr>
+          <w:b/>
+          <w:lang w:val="en-US"/>
+        </w:rPr>
+        <w:t>- 01-04-2026</w:t>
+      </w:r>
+      <w:r>
+        <w:rPr>
+          <w:b/>
+          <w:lang w:val="en-US"/>
+        </w:rPr>
+        <w:br/>
+      </w:r>
+      <w:proofErr w:type="gramStart"/>
+      <w:r>
+        <w:rPr>
+          <w:b/>
+          <w:lang w:val="en-US"/>
+        </w:rPr>
+        <w:t>Day :</w:t>
+      </w:r>
+      <w:proofErr w:type="gramEnd"/>
+      <w:r>
+        <w:rPr>
+          <w:b/>
+          <w:lang w:val="en-US"/>
+        </w:rPr>
+        <w:t xml:space="preserve">- </w:t>
       </w:r>
       <w:r>
         <w:rPr>
@@ -481,38 +621,58 @@
           <w:lang w:val="en-US"/>
         </w:rPr>
       </w:pPr>
+      <w:proofErr w:type="gramStart"/>
       <w:r>
         <w:rPr>
           <w:b/>
           <w:bCs/>
           <w:lang w:val="en-US"/>
         </w:rPr>
-        <w:t>Date : 02-04-2026</w:t>
-      </w:r>
-    </w:p>
-    <w:p>
-      <w:pPr>
-        <w:spacing w:after="0"/>
+        <w:t>Date :</w:t>
+      </w:r>
+      <w:proofErr w:type="gramEnd"/>
+      <w:r>
         <w:rPr>
           <w:b/>
           <w:bCs/>
           <w:lang w:val="en-US"/>
         </w:rPr>
-      </w:pPr>
-      <w:r>
+        <w:t xml:space="preserve"> 02-04-2026</w:t>
+      </w:r>
+    </w:p>
+    <w:p>
+      <w:pPr>
+        <w:spacing w:after="0"/>
         <w:rPr>
           <w:b/>
           <w:bCs/>
           <w:lang w:val="en-US"/>
         </w:rPr>
-        <w:t xml:space="preserve">Day : </w:t>
-      </w:r>
+      </w:pPr>
+      <w:proofErr w:type="gramStart"/>
       <w:r>
         <w:rPr>
           <w:b/>
           <w:bCs/>
           <w:lang w:val="en-US"/>
         </w:rPr>
+        <w:t>Day :</w:t>
+      </w:r>
+      <w:proofErr w:type="gramEnd"/>
+      <w:r>
+        <w:rPr>
+          <w:b/>
+          <w:bCs/>
+          <w:lang w:val="en-US"/>
+        </w:rPr>
+        <w:t xml:space="preserve"> </w:t>
+      </w:r>
+      <w:r>
+        <w:rPr>
+          <w:b/>
+          <w:bCs/>
+          <w:lang w:val="en-US"/>
+        </w:rPr>
         <w:t>Thursday</w:t>
       </w:r>
     </w:p>
@@ -595,12 +755,21 @@
         </w:rPr>
         <w:br/>
       </w:r>
-      <w:r>
-        <w:rPr>
-          <w:b/>
-          <w:lang w:val="en-US"/>
-        </w:rPr>
-        <w:t>Date :- 0</w:t>
+      <w:proofErr w:type="gramStart"/>
+      <w:r>
+        <w:rPr>
+          <w:b/>
+          <w:lang w:val="en-US"/>
+        </w:rPr>
+        <w:t>Date :</w:t>
+      </w:r>
+      <w:proofErr w:type="gramEnd"/>
+      <w:r>
+        <w:rPr>
+          <w:b/>
+          <w:lang w:val="en-US"/>
+        </w:rPr>
+        <w:t>- 0</w:t>
       </w:r>
       <w:r>
         <w:rPr>
@@ -622,7 +791,22 @@
           <w:lang w:val="en-US"/>
         </w:rPr>
         <w:br/>
-        <w:t xml:space="preserve">Day :- </w:t>
+      </w:r>
+      <w:proofErr w:type="gramStart"/>
+      <w:r>
+        <w:rPr>
+          <w:b/>
+          <w:lang w:val="en-US"/>
+        </w:rPr>
+        <w:t>Day :</w:t>
+      </w:r>
+      <w:proofErr w:type="gramEnd"/>
+      <w:r>
+        <w:rPr>
+          <w:b/>
+          <w:lang w:val="en-US"/>
+        </w:rPr>
+        <w:t xml:space="preserve">- </w:t>
       </w:r>
       <w:r>
         <w:rPr>
@@ -669,14 +853,56 @@
           <w:lang w:val="en-US"/>
         </w:rPr>
         <w:br/>
-        <w:t>2]  complete Time hours for second subtask for unwanted routes.</w:t>
-      </w:r>
-      <w:r>
-        <w:rPr>
-          <w:lang w:val="en-US"/>
-        </w:rPr>
-        <w:br/>
-        <w:t xml:space="preserve">3] Give Time hours  SPOG Usage / Usablity Analytic. </w:t>
+        <w:t>2</w:t>
+      </w:r>
+      <w:proofErr w:type="gramStart"/>
+      <w:r>
+        <w:rPr>
+          <w:lang w:val="en-US"/>
+        </w:rPr>
+        <w:t>]  complete</w:t>
+      </w:r>
+      <w:proofErr w:type="gramEnd"/>
+      <w:r>
+        <w:rPr>
+          <w:lang w:val="en-US"/>
+        </w:rPr>
+        <w:t xml:space="preserve"> Time hours for second subtask for unwanted routes.</w:t>
+      </w:r>
+      <w:r>
+        <w:rPr>
+          <w:lang w:val="en-US"/>
+        </w:rPr>
+        <w:br/>
+        <w:t xml:space="preserve">3] Give Time </w:t>
+      </w:r>
+      <w:proofErr w:type="gramStart"/>
+      <w:r>
+        <w:rPr>
+          <w:lang w:val="en-US"/>
+        </w:rPr>
+        <w:t>hours  SPOG</w:t>
+      </w:r>
+      <w:proofErr w:type="gramEnd"/>
+      <w:r>
+        <w:rPr>
+          <w:lang w:val="en-US"/>
+        </w:rPr>
+        <w:t xml:space="preserve"> Usage / </w:t>
+      </w:r>
+      <w:proofErr w:type="spellStart"/>
+      <w:r>
+        <w:rPr>
+          <w:lang w:val="en-US"/>
+        </w:rPr>
+        <w:t>Usablity</w:t>
+      </w:r>
+      <w:proofErr w:type="spellEnd"/>
+      <w:r>
+        <w:rPr>
+          <w:lang w:val="en-US"/>
+        </w:rPr>
+        <w:t xml:space="preserve"> Analytic. </w:t>
       </w:r>
     </w:p>
     <w:p>
@@ -796,11 +1022,19 @@
         </w:rPr>
         <w:t xml:space="preserve"> card </w:t>
       </w:r>
-      <w:r>
-        <w:rPr>
-          <w:lang w:val="en-US"/>
-        </w:rPr>
-        <w:t>create. —</w:t>
+      <w:proofErr w:type="gramStart"/>
+      <w:r>
+        <w:rPr>
+          <w:lang w:val="en-US"/>
+        </w:rPr>
+        <w:t>create</w:t>
+      </w:r>
+      <w:proofErr w:type="gramEnd"/>
+      <w:r>
+        <w:rPr>
+          <w:lang w:val="en-US"/>
+        </w:rPr>
+        <w:t>. —</w:t>
       </w:r>
       <w:r>
         <w:rPr>
@@ -875,29 +1109,106 @@
           <w:lang w:val="en-US"/>
         </w:rPr>
         <w:br/>
-        <w:t>6]Combine two features new demo branch :- 1] Overview anyltices + search by client  Id.</w:t>
-      </w:r>
-    </w:p>
-    <w:p>
-      <w:pPr>
-        <w:spacing w:after="0"/>
-        <w:rPr>
-          <w:b/>
-          <w:lang w:val="en-US"/>
-        </w:rPr>
-      </w:pPr>
-      <w:r>
-        <w:rPr>
-          <w:lang w:val="en-US"/>
-        </w:rPr>
-        <w:t>7] complete Time hours for SPOG Usage / Usablity Analytic.</w:t>
-      </w:r>
-      <w:r>
-        <w:rPr>
-          <w:lang w:val="en-US"/>
-        </w:rPr>
-        <w:br/>
-        <w:t xml:space="preserve">8] feedback button add time hours. </w:t>
+      </w:r>
+      <w:proofErr w:type="gramStart"/>
+      <w:r>
+        <w:rPr>
+          <w:lang w:val="en-US"/>
+        </w:rPr>
+        <w:t>6]Combine</w:t>
+      </w:r>
+      <w:proofErr w:type="gramEnd"/>
+      <w:r>
+        <w:rPr>
+          <w:lang w:val="en-US"/>
+        </w:rPr>
+        <w:t xml:space="preserve"> two features new demo </w:t>
+      </w:r>
+      <w:proofErr w:type="gramStart"/>
+      <w:r>
+        <w:rPr>
+          <w:lang w:val="en-US"/>
+        </w:rPr>
+        <w:t>branch :</w:t>
+      </w:r>
+      <w:proofErr w:type="gramEnd"/>
+      <w:r>
+        <w:rPr>
+          <w:lang w:val="en-US"/>
+        </w:rPr>
+        <w:t xml:space="preserve">- 1] Overview </w:t>
+      </w:r>
+      <w:proofErr w:type="spellStart"/>
+      <w:r>
+        <w:rPr>
+          <w:lang w:val="en-US"/>
+        </w:rPr>
+        <w:t>anyltices</w:t>
+      </w:r>
+      <w:proofErr w:type="spellEnd"/>
+      <w:r>
+        <w:rPr>
+          <w:lang w:val="en-US"/>
+        </w:rPr>
+        <w:t xml:space="preserve"> + search by </w:t>
+      </w:r>
+      <w:proofErr w:type="gramStart"/>
+      <w:r>
+        <w:rPr>
+          <w:lang w:val="en-US"/>
+        </w:rPr>
+        <w:t>client  Id.</w:t>
+      </w:r>
+      <w:proofErr w:type="gramEnd"/>
+    </w:p>
+    <w:p>
+      <w:pPr>
+        <w:spacing w:after="0"/>
+        <w:rPr>
+          <w:b/>
+          <w:lang w:val="en-US"/>
+        </w:rPr>
+      </w:pPr>
+      <w:r>
+        <w:rPr>
+          <w:lang w:val="en-US"/>
+        </w:rPr>
+        <w:t xml:space="preserve">7] complete Time hours for SPOG Usage / </w:t>
+      </w:r>
+      <w:proofErr w:type="spellStart"/>
+      <w:r>
+        <w:rPr>
+          <w:lang w:val="en-US"/>
+        </w:rPr>
+        <w:t>Usablity</w:t>
+      </w:r>
+      <w:proofErr w:type="spellEnd"/>
+      <w:r>
+        <w:rPr>
+          <w:lang w:val="en-US"/>
+        </w:rPr>
+        <w:t xml:space="preserve"> Analytic.</w:t>
+      </w:r>
+      <w:r>
+        <w:rPr>
+          <w:lang w:val="en-US"/>
+        </w:rPr>
+        <w:br/>
+        <w:t xml:space="preserve">8] feedback button </w:t>
+      </w:r>
+      <w:proofErr w:type="gramStart"/>
+      <w:r>
+        <w:rPr>
+          <w:lang w:val="en-US"/>
+        </w:rPr>
+        <w:t>add</w:t>
+      </w:r>
+      <w:proofErr w:type="gramEnd"/>
+      <w:r>
+        <w:rPr>
+          <w:lang w:val="en-US"/>
+        </w:rPr>
+        <w:t xml:space="preserve"> time hours. </w:t>
       </w:r>
       <w:r>
         <w:rPr>
@@ -995,7 +1306,22 @@
           <w:lang w:val="en-US"/>
         </w:rPr>
         <w:br/>
-        <w:t>Day :- Tuesday</w:t>
+      </w:r>
+      <w:proofErr w:type="gramStart"/>
+      <w:r>
+        <w:rPr>
+          <w:b/>
+          <w:lang w:val="en-US"/>
+        </w:rPr>
+        <w:t>Day :</w:t>
+      </w:r>
+      <w:proofErr w:type="gramEnd"/>
+      <w:r>
+        <w:rPr>
+          <w:b/>
+          <w:lang w:val="en-US"/>
+        </w:rPr>
+        <w:t>- Tuesday</w:t>
       </w:r>
       <w:r>
         <w:rPr>
@@ -1236,22 +1562,49 @@
         </w:rPr>
         <w:br/>
       </w:r>
+      <w:proofErr w:type="gramStart"/>
       <w:r>
         <w:rPr>
           <w:b/>
           <w:bCs/>
           <w:lang w:val="en-US"/>
         </w:rPr>
-        <w:t>Date :- 08-04-2026</w:t>
-      </w:r>
+        <w:t>Date :</w:t>
+      </w:r>
+      <w:proofErr w:type="gramEnd"/>
       <w:r>
         <w:rPr>
           <w:b/>
           <w:bCs/>
           <w:lang w:val="en-US"/>
         </w:rPr>
-        <w:br/>
-        <w:t>Day:- Wednesday</w:t>
+        <w:t>- 08-04-2026</w:t>
+      </w:r>
+      <w:r>
+        <w:rPr>
+          <w:b/>
+          <w:bCs/>
+          <w:lang w:val="en-US"/>
+        </w:rPr>
+        <w:br/>
+      </w:r>
+      <w:proofErr w:type="gramStart"/>
+      <w:r>
+        <w:rPr>
+          <w:b/>
+          <w:bCs/>
+          <w:lang w:val="en-US"/>
+        </w:rPr>
+        <w:t>Day:-</w:t>
+      </w:r>
+      <w:proofErr w:type="gramEnd"/>
+      <w:r>
+        <w:rPr>
+          <w:b/>
+          <w:bCs/>
+          <w:lang w:val="en-US"/>
+        </w:rPr>
+        <w:t xml:space="preserve"> Wednesday</w:t>
       </w:r>
       <w:r>
         <w:rPr>
@@ -1378,21 +1731,92 @@
           <w:rFonts w:ascii="Segoe UI Emoji" w:hAnsi="Segoe UI Emoji" w:cs="Segoe UI Emoji"/>
           <w:lang w:val="en-US"/>
         </w:rPr>
-        <w:t>R &amp; D of How Django catche work in our project and if we replace Django catche to Redis what are the performance will improve explain in detail with examples. ✅</w:t>
-      </w:r>
-    </w:p>
-    <w:p>
-      <w:pPr>
-        <w:spacing w:after="0"/>
-        <w:rPr>
-          <w:lang w:val="en-US"/>
-        </w:rPr>
-      </w:pPr>
-      <w:r>
-        <w:rPr>
-          <w:lang w:val="en-US"/>
-        </w:rPr>
-        <w:t xml:space="preserve">5] created feeback table definition </w:t>
+        <w:t xml:space="preserve">R &amp; D of How Django </w:t>
+      </w:r>
+      <w:proofErr w:type="spellStart"/>
+      <w:proofErr w:type="gramStart"/>
+      <w:r>
+        <w:rPr>
+          <w:rFonts w:ascii="Segoe UI Emoji" w:hAnsi="Segoe UI Emoji" w:cs="Segoe UI Emoji"/>
+          <w:lang w:val="en-US"/>
+        </w:rPr>
+        <w:t>catche</w:t>
+      </w:r>
+      <w:proofErr w:type="spellEnd"/>
+      <w:r>
+        <w:rPr>
+          <w:rFonts w:ascii="Segoe UI Emoji" w:hAnsi="Segoe UI Emoji" w:cs="Segoe UI Emoji"/>
+          <w:lang w:val="en-US"/>
+        </w:rPr>
+        <w:t xml:space="preserve"> work</w:t>
+      </w:r>
+      <w:proofErr w:type="gramEnd"/>
+      <w:r>
+        <w:rPr>
+          <w:rFonts w:ascii="Segoe UI Emoji" w:hAnsi="Segoe UI Emoji" w:cs="Segoe UI Emoji"/>
+          <w:lang w:val="en-US"/>
+        </w:rPr>
+        <w:t xml:space="preserve"> in our project and if we replace Django </w:t>
+      </w:r>
+      <w:proofErr w:type="spellStart"/>
+      <w:r>
+        <w:rPr>
+          <w:rFonts w:ascii="Segoe UI Emoji" w:hAnsi="Segoe UI Emoji" w:cs="Segoe UI Emoji"/>
+          <w:lang w:val="en-US"/>
+        </w:rPr>
+        <w:t>catche</w:t>
+      </w:r>
+      <w:proofErr w:type="spellEnd"/>
+      <w:r>
+        <w:rPr>
+          <w:rFonts w:ascii="Segoe UI Emoji" w:hAnsi="Segoe UI Emoji" w:cs="Segoe UI Emoji"/>
+          <w:lang w:val="en-US"/>
+        </w:rPr>
+        <w:t xml:space="preserve"> </w:t>
+      </w:r>
+      <w:proofErr w:type="gramStart"/>
+      <w:r>
+        <w:rPr>
+          <w:rFonts w:ascii="Segoe UI Emoji" w:hAnsi="Segoe UI Emoji" w:cs="Segoe UI Emoji"/>
+          <w:lang w:val="en-US"/>
+        </w:rPr>
+        <w:t>to</w:t>
+      </w:r>
+      <w:proofErr w:type="gramEnd"/>
+      <w:r>
+        <w:rPr>
+          <w:rFonts w:ascii="Segoe UI Emoji" w:hAnsi="Segoe UI Emoji" w:cs="Segoe UI Emoji"/>
+          <w:lang w:val="en-US"/>
+        </w:rPr>
+        <w:t xml:space="preserve"> Redis what are the performance will improve explain in detail with examples. ✅</w:t>
+      </w:r>
+    </w:p>
+    <w:p>
+      <w:pPr>
+        <w:spacing w:after="0"/>
+        <w:rPr>
+          <w:lang w:val="en-US"/>
+        </w:rPr>
+      </w:pPr>
+      <w:r>
+        <w:rPr>
+          <w:lang w:val="en-US"/>
+        </w:rPr>
+        <w:t xml:space="preserve">5] created </w:t>
+      </w:r>
+      <w:proofErr w:type="spellStart"/>
+      <w:r>
+        <w:rPr>
+          <w:lang w:val="en-US"/>
+        </w:rPr>
+        <w:t>feeback</w:t>
+      </w:r>
+      <w:proofErr w:type="spellEnd"/>
+      <w:r>
+        <w:rPr>
+          <w:lang w:val="en-US"/>
+        </w:rPr>
+        <w:t xml:space="preserve"> table definition </w:t>
       </w:r>
       <w:r>
         <w:rPr>
@@ -1413,7 +1837,21 @@
         <w:rPr>
           <w:lang w:val="en-US"/>
         </w:rPr>
-        <w:t xml:space="preserve">6] push all  feedback table code </w:t>
+        <w:t xml:space="preserve">6] push </w:t>
+      </w:r>
+      <w:proofErr w:type="gramStart"/>
+      <w:r>
+        <w:rPr>
+          <w:lang w:val="en-US"/>
+        </w:rPr>
+        <w:t>all  feedback</w:t>
+      </w:r>
+      <w:proofErr w:type="gramEnd"/>
+      <w:r>
+        <w:rPr>
+          <w:lang w:val="en-US"/>
+        </w:rPr>
+        <w:t xml:space="preserve"> table code </w:t>
       </w:r>
       <w:r>
         <w:rPr>
@@ -1454,20 +1892,30 @@
         </w:rPr>
         <w:br/>
       </w:r>
-      <w:r>
-        <w:rPr>
-          <w:b/>
-          <w:lang w:val="en-US"/>
-        </w:rPr>
-        <w:t>Date :- 09-04-2026</w:t>
-      </w:r>
-      <w:r>
-        <w:rPr>
-          <w:b/>
-          <w:lang w:val="en-US"/>
-        </w:rPr>
-        <w:br/>
-      </w:r>
+      <w:proofErr w:type="gramStart"/>
+      <w:r>
+        <w:rPr>
+          <w:b/>
+          <w:lang w:val="en-US"/>
+        </w:rPr>
+        <w:t>Date :</w:t>
+      </w:r>
+      <w:proofErr w:type="gramEnd"/>
+      <w:r>
+        <w:rPr>
+          <w:b/>
+          <w:lang w:val="en-US"/>
+        </w:rPr>
+        <w:t>- 09-04-2026</w:t>
+      </w:r>
+      <w:r>
+        <w:rPr>
+          <w:b/>
+          <w:lang w:val="en-US"/>
+        </w:rPr>
+        <w:br/>
+      </w:r>
+      <w:proofErr w:type="gramStart"/>
       <w:r>
         <w:rPr>
           <w:b/>
@@ -1489,6 +1937,7 @@
         </w:rPr>
         <w:t>:</w:t>
       </w:r>
+      <w:proofErr w:type="gramEnd"/>
       <w:r>
         <w:rPr>
           <w:b/>
@@ -1516,7 +1965,21 @@
         <w:rPr>
           <w:lang w:val="en-US"/>
         </w:rPr>
-        <w:t xml:space="preserve">1] Give </w:t>
+        <w:t>1</w:t>
+      </w:r>
+      <w:proofErr w:type="gramStart"/>
+      <w:r>
+        <w:rPr>
+          <w:lang w:val="en-US"/>
+        </w:rPr>
+        <w:t>] Give</w:t>
+      </w:r>
+      <w:proofErr w:type="gramEnd"/>
+      <w:r>
+        <w:rPr>
+          <w:lang w:val="en-US"/>
+        </w:rPr>
+        <w:t xml:space="preserve"> </w:t>
       </w:r>
       <w:r>
         <w:rPr>
@@ -1588,7 +2051,21 @@
         <w:rPr>
           <w:lang w:val="en-US"/>
         </w:rPr>
-        <w:t xml:space="preserve">3] Raised the PR for feedback table defination </w:t>
+        <w:t xml:space="preserve">3] Raised the PR for feedback table </w:t>
+      </w:r>
+      <w:proofErr w:type="spellStart"/>
+      <w:r>
+        <w:rPr>
+          <w:lang w:val="en-US"/>
+        </w:rPr>
+        <w:t>defination</w:t>
+      </w:r>
+      <w:proofErr w:type="spellEnd"/>
+      <w:r>
+        <w:rPr>
+          <w:lang w:val="en-US"/>
+        </w:rPr>
+        <w:t xml:space="preserve"> </w:t>
       </w:r>
       <w:r>
         <w:rPr>
@@ -1619,12 +2096,21 @@
           <w:lang w:val="en-US"/>
         </w:rPr>
       </w:pPr>
-      <w:r>
-        <w:rPr>
-          <w:b/>
-          <w:lang w:val="en-US"/>
-        </w:rPr>
-        <w:t xml:space="preserve">Date :- </w:t>
+      <w:proofErr w:type="gramStart"/>
+      <w:r>
+        <w:rPr>
+          <w:b/>
+          <w:lang w:val="en-US"/>
+        </w:rPr>
+        <w:t>Date :</w:t>
+      </w:r>
+      <w:proofErr w:type="gramEnd"/>
+      <w:r>
+        <w:rPr>
+          <w:b/>
+          <w:lang w:val="en-US"/>
+        </w:rPr>
+        <w:t xml:space="preserve">- </w:t>
       </w:r>
       <w:r>
         <w:rPr>
@@ -1646,6 +2132,13 @@
           <w:lang w:val="en-US"/>
         </w:rPr>
         <w:br/>
+      </w:r>
+      <w:proofErr w:type="gramStart"/>
+      <w:r>
+        <w:rPr>
+          <w:b/>
+          <w:lang w:val="en-US"/>
+        </w:rPr>
         <w:t>Day</w:t>
       </w:r>
       <w:r>
@@ -1660,7 +2153,15 @@
           <w:b/>
           <w:lang w:val="en-US"/>
         </w:rPr>
-        <w:t xml:space="preserve">:- </w:t>
+        <w:t>:</w:t>
+      </w:r>
+      <w:proofErr w:type="gramEnd"/>
+      <w:r>
+        <w:rPr>
+          <w:b/>
+          <w:lang w:val="en-US"/>
+        </w:rPr>
+        <w:t xml:space="preserve">- </w:t>
       </w:r>
       <w:r>
         <w:rPr>
@@ -1682,7 +2183,28 @@
         <w:rPr>
           <w:lang w:val="en-US"/>
         </w:rPr>
-        <w:t>1] Give Time hours change meta data description to describe OneView.</w:t>
+        <w:t>1</w:t>
+      </w:r>
+      <w:proofErr w:type="gramStart"/>
+      <w:r>
+        <w:rPr>
+          <w:lang w:val="en-US"/>
+        </w:rPr>
+        <w:t>] Give</w:t>
+      </w:r>
+      <w:proofErr w:type="gramEnd"/>
+      <w:r>
+        <w:rPr>
+          <w:lang w:val="en-US"/>
+        </w:rPr>
+        <w:t xml:space="preserve"> Time hours change meta data description to describe </w:t>
+      </w:r>
+      <w:proofErr w:type="gramStart"/>
+      <w:r>
+        <w:rPr>
+          <w:lang w:val="en-US"/>
+        </w:rPr>
+        <w:t>OneView.</w:t>
       </w:r>
       <w:r>
         <w:rPr>
@@ -1690,6 +2212,7 @@
         </w:rPr>
         <w:t>.</w:t>
       </w:r>
+      <w:proofErr w:type="gramEnd"/>
       <w:r>
         <w:rPr>
           <w:rFonts w:ascii="Segoe UI Emoji" w:hAnsi="Segoe UI Emoji" w:cs="Segoe UI Emoji"/>
@@ -1710,7 +2233,23 @@
           <w:rFonts w:ascii="Segoe UI Emoji" w:hAnsi="Segoe UI Emoji" w:cs="Segoe UI Emoji"/>
           <w:lang w:val="en-US"/>
         </w:rPr>
-        <w:t>2] Resolve the Feedback table defination comment ✅ - &gt; pushed the code</w:t>
+        <w:t xml:space="preserve">2] Resolve the Feedback table </w:t>
+      </w:r>
+      <w:proofErr w:type="spellStart"/>
+      <w:r>
+        <w:rPr>
+          <w:rFonts w:ascii="Segoe UI Emoji" w:hAnsi="Segoe UI Emoji" w:cs="Segoe UI Emoji"/>
+          <w:lang w:val="en-US"/>
+        </w:rPr>
+        <w:t>defination</w:t>
+      </w:r>
+      <w:proofErr w:type="spellEnd"/>
+      <w:r>
+        <w:rPr>
+          <w:rFonts w:ascii="Segoe UI Emoji" w:hAnsi="Segoe UI Emoji" w:cs="Segoe UI Emoji"/>
+          <w:lang w:val="en-US"/>
+        </w:rPr>
+        <w:t xml:space="preserve"> comment ✅ - &gt; pushed the code</w:t>
       </w:r>
     </w:p>
     <w:p>
@@ -1762,6 +2301,7 @@
           <w:lang w:val="en-US"/>
         </w:rPr>
       </w:pPr>
+      <w:proofErr w:type="gramStart"/>
       <w:r>
         <w:rPr>
           <w:rFonts w:ascii="Segoe UI Emoji" w:hAnsi="Segoe UI Emoji" w:cs="Segoe UI Emoji"/>
@@ -1770,38 +2310,59 @@
           <w:lang w:val="en-US"/>
         </w:rPr>
         <w:lastRenderedPageBreak/>
-        <w:t>Date : 13-04-2026</w:t>
-      </w:r>
-    </w:p>
-    <w:p>
-      <w:pPr>
-        <w:spacing w:after="0"/>
+        <w:t>Date :</w:t>
+      </w:r>
+      <w:proofErr w:type="gramEnd"/>
+      <w:r>
         <w:rPr>
           <w:rFonts w:ascii="Segoe UI Emoji" w:hAnsi="Segoe UI Emoji" w:cs="Segoe UI Emoji"/>
           <w:b/>
           <w:bCs/>
           <w:lang w:val="en-US"/>
         </w:rPr>
-      </w:pPr>
-      <w:r>
+        <w:t xml:space="preserve"> 13-04-2026</w:t>
+      </w:r>
+    </w:p>
+    <w:p>
+      <w:pPr>
+        <w:spacing w:after="0"/>
         <w:rPr>
           <w:rFonts w:ascii="Segoe UI Emoji" w:hAnsi="Segoe UI Emoji" w:cs="Segoe UI Emoji"/>
           <w:b/>
           <w:bCs/>
           <w:lang w:val="en-US"/>
         </w:rPr>
-        <w:t>Day : Monday</w:t>
-      </w:r>
-    </w:p>
-    <w:p>
-      <w:pPr>
-        <w:spacing w:after="0"/>
+      </w:pPr>
+      <w:proofErr w:type="gramStart"/>
+      <w:r>
         <w:rPr>
           <w:rFonts w:ascii="Segoe UI Emoji" w:hAnsi="Segoe UI Emoji" w:cs="Segoe UI Emoji"/>
           <w:b/>
           <w:bCs/>
           <w:lang w:val="en-US"/>
         </w:rPr>
+        <w:t>Day :</w:t>
+      </w:r>
+      <w:proofErr w:type="gramEnd"/>
+      <w:r>
+        <w:rPr>
+          <w:rFonts w:ascii="Segoe UI Emoji" w:hAnsi="Segoe UI Emoji" w:cs="Segoe UI Emoji"/>
+          <w:b/>
+          <w:bCs/>
+          <w:lang w:val="en-US"/>
+        </w:rPr>
+        <w:t xml:space="preserve"> Monday</w:t>
+      </w:r>
+    </w:p>
+    <w:p>
+      <w:pPr>
+        <w:spacing w:after="0"/>
+        <w:rPr>
+          <w:rFonts w:ascii="Segoe UI Emoji" w:hAnsi="Segoe UI Emoji" w:cs="Segoe UI Emoji"/>
+          <w:b/>
+          <w:bCs/>
+          <w:lang w:val="en-US"/>
+        </w:rPr>
       </w:pPr>
     </w:p>
     <w:p>
@@ -1904,7 +2465,55 @@
           <w:rFonts w:ascii="Segoe UI Emoji" w:hAnsi="Segoe UI Emoji" w:cs="Segoe UI Emoji"/>
           <w:lang w:val="en-US"/>
         </w:rPr>
-        <w:t>6] created a list of jira tickets which is pending , merged</w:t>
+        <w:t xml:space="preserve">6] created a list of </w:t>
+      </w:r>
+      <w:proofErr w:type="spellStart"/>
+      <w:r>
+        <w:rPr>
+          <w:rFonts w:ascii="Segoe UI Emoji" w:hAnsi="Segoe UI Emoji" w:cs="Segoe UI Emoji"/>
+          <w:lang w:val="en-US"/>
+        </w:rPr>
+        <w:t>jira</w:t>
+      </w:r>
+      <w:proofErr w:type="spellEnd"/>
+      <w:r>
+        <w:rPr>
+          <w:rFonts w:ascii="Segoe UI Emoji" w:hAnsi="Segoe UI Emoji" w:cs="Segoe UI Emoji"/>
+          <w:lang w:val="en-US"/>
+        </w:rPr>
+        <w:t xml:space="preserve"> tickets which </w:t>
+      </w:r>
+      <w:proofErr w:type="gramStart"/>
+      <w:r>
+        <w:rPr>
+          <w:rFonts w:ascii="Segoe UI Emoji" w:hAnsi="Segoe UI Emoji" w:cs="Segoe UI Emoji"/>
+          <w:lang w:val="en-US"/>
+        </w:rPr>
+        <w:t>is</w:t>
+      </w:r>
+      <w:proofErr w:type="gramEnd"/>
+      <w:r>
+        <w:rPr>
+          <w:rFonts w:ascii="Segoe UI Emoji" w:hAnsi="Segoe UI Emoji" w:cs="Segoe UI Emoji"/>
+          <w:lang w:val="en-US"/>
+        </w:rPr>
+        <w:t xml:space="preserve"> </w:t>
+      </w:r>
+      <w:proofErr w:type="gramStart"/>
+      <w:r>
+        <w:rPr>
+          <w:rFonts w:ascii="Segoe UI Emoji" w:hAnsi="Segoe UI Emoji" w:cs="Segoe UI Emoji"/>
+          <w:lang w:val="en-US"/>
+        </w:rPr>
+        <w:t>pending ,</w:t>
+      </w:r>
+      <w:proofErr w:type="gramEnd"/>
+      <w:r>
+        <w:rPr>
+          <w:rFonts w:ascii="Segoe UI Emoji" w:hAnsi="Segoe UI Emoji" w:cs="Segoe UI Emoji"/>
+          <w:lang w:val="en-US"/>
+        </w:rPr>
+        <w:t xml:space="preserve"> merged</w:t>
       </w:r>
     </w:p>
     <w:p>
@@ -1928,6 +2537,165 @@
           <w:lang w:val="en-US"/>
         </w:rPr>
         <w:t>Resolve 5 comments from new open ticket model</w:t>
+      </w:r>
+    </w:p>
+    <w:p>
+      <w:pPr>
+        <w:spacing w:after="0"/>
+        <w:rPr>
+          <w:rFonts w:ascii="Segoe UI Emoji" w:hAnsi="Segoe UI Emoji" w:cs="Segoe UI Emoji"/>
+          <w:lang w:val="en-US"/>
+        </w:rPr>
+      </w:pPr>
+    </w:p>
+    <w:p>
+      <w:pPr>
+        <w:spacing w:after="0"/>
+        <w:rPr>
+          <w:rFonts w:ascii="Segoe UI Emoji" w:hAnsi="Segoe UI Emoji" w:cs="Segoe UI Emoji"/>
+          <w:lang w:val="en-US"/>
+        </w:rPr>
+      </w:pPr>
+      <w:r>
+        <w:rPr>
+          <w:rFonts w:ascii="Segoe UI Emoji" w:hAnsi="Segoe UI Emoji" w:cs="Segoe UI Emoji"/>
+          <w:lang w:val="en-US"/>
+        </w:rPr>
+        <w:t>Date : 14-04-2026</w:t>
+      </w:r>
+    </w:p>
+    <w:p>
+      <w:pPr>
+        <w:spacing w:after="0"/>
+        <w:rPr>
+          <w:rFonts w:ascii="Segoe UI Emoji" w:hAnsi="Segoe UI Emoji" w:cs="Segoe UI Emoji"/>
+          <w:lang w:val="en-US"/>
+        </w:rPr>
+      </w:pPr>
+      <w:r>
+        <w:rPr>
+          <w:rFonts w:ascii="Segoe UI Emoji" w:hAnsi="Segoe UI Emoji" w:cs="Segoe UI Emoji"/>
+          <w:lang w:val="en-US"/>
+        </w:rPr>
+        <w:t>Day : Tuesday</w:t>
+      </w:r>
+    </w:p>
+    <w:p>
+      <w:pPr>
+        <w:spacing w:after="0"/>
+        <w:rPr>
+          <w:rFonts w:ascii="Segoe UI Emoji" w:hAnsi="Segoe UI Emoji" w:cs="Segoe UI Emoji"/>
+          <w:lang w:val="en-US"/>
+        </w:rPr>
+      </w:pPr>
+    </w:p>
+    <w:p>
+      <w:pPr>
+        <w:spacing w:after="0"/>
+        <w:rPr>
+          <w:rFonts w:ascii="Segoe UI Emoji" w:hAnsi="Segoe UI Emoji" w:cs="Segoe UI Emoji"/>
+          <w:lang w:val="en-US"/>
+        </w:rPr>
+      </w:pPr>
+      <w:r>
+        <w:rPr>
+          <w:rFonts w:ascii="Segoe UI Emoji" w:hAnsi="Segoe UI Emoji" w:cs="Segoe UI Emoji"/>
+          <w:lang w:val="en-US"/>
+        </w:rPr>
+        <w:t>1] Give Time hours for open-ticket subtask</w:t>
+      </w:r>
+      <w:r>
+        <w:rPr>
+          <w:rFonts w:ascii="Segoe UI Emoji" w:hAnsi="Segoe UI Emoji" w:cs="Segoe UI Emoji"/>
+          <w:lang w:val="en-US"/>
+        </w:rPr>
+        <w:t xml:space="preserve"> .✅</w:t>
+      </w:r>
+    </w:p>
+    <w:p>
+      <w:pPr>
+        <w:spacing w:after="0"/>
+        <w:rPr>
+          <w:rFonts w:ascii="Segoe UI Emoji" w:hAnsi="Segoe UI Emoji" w:cs="Segoe UI Emoji"/>
+          <w:lang w:val="en-US"/>
+        </w:rPr>
+      </w:pPr>
+      <w:r>
+        <w:rPr>
+          <w:rFonts w:ascii="Segoe UI Emoji" w:hAnsi="Segoe UI Emoji" w:cs="Segoe UI Emoji"/>
+          <w:lang w:val="en-US"/>
+        </w:rPr>
+        <w:t xml:space="preserve">2] </w:t>
+      </w:r>
+      <w:r>
+        <w:rPr>
+          <w:rFonts w:ascii="Segoe UI Emoji" w:hAnsi="Segoe UI Emoji" w:cs="Segoe UI Emoji"/>
+          <w:lang w:val="en-US"/>
+        </w:rPr>
+        <w:t xml:space="preserve">Feedback </w:t>
+      </w:r>
+      <w:proofErr w:type="gramStart"/>
+      <w:r>
+        <w:rPr>
+          <w:rFonts w:ascii="Segoe UI Emoji" w:hAnsi="Segoe UI Emoji" w:cs="Segoe UI Emoji"/>
+          <w:lang w:val="en-US"/>
+        </w:rPr>
+        <w:t>button</w:t>
+      </w:r>
+      <w:proofErr w:type="gramEnd"/>
+      <w:r>
+        <w:rPr>
+          <w:rFonts w:ascii="Segoe UI Emoji" w:hAnsi="Segoe UI Emoji" w:cs="Segoe UI Emoji"/>
+          <w:lang w:val="en-US"/>
+        </w:rPr>
+        <w:t xml:space="preserve"> show only for admin</w:t>
+      </w:r>
+    </w:p>
+    <w:p>
+      <w:pPr>
+        <w:spacing w:after="0"/>
+        <w:rPr>
+          <w:rFonts w:ascii="Segoe UI Emoji" w:hAnsi="Segoe UI Emoji" w:cs="Segoe UI Emoji"/>
+          <w:lang w:val="en-US"/>
+        </w:rPr>
+      </w:pPr>
+      <w:r>
+        <w:rPr>
+          <w:rFonts w:ascii="Segoe UI Emoji" w:hAnsi="Segoe UI Emoji" w:cs="Segoe UI Emoji"/>
+          <w:lang w:val="en-US"/>
+        </w:rPr>
+        <w:t xml:space="preserve">3] complete Feedback </w:t>
+      </w:r>
+      <w:proofErr w:type="gramStart"/>
+      <w:r>
+        <w:rPr>
+          <w:rFonts w:ascii="Segoe UI Emoji" w:hAnsi="Segoe UI Emoji" w:cs="Segoe UI Emoji"/>
+          <w:lang w:val="en-US"/>
+        </w:rPr>
+        <w:t>form</w:t>
+      </w:r>
+      <w:proofErr w:type="gramEnd"/>
+      <w:r>
+        <w:rPr>
+          <w:rFonts w:ascii="Segoe UI Emoji" w:hAnsi="Segoe UI Emoji" w:cs="Segoe UI Emoji"/>
+          <w:lang w:val="en-US"/>
+        </w:rPr>
+        <w:t xml:space="preserve"> backend</w:t>
+      </w:r>
+    </w:p>
+    <w:p>
+      <w:pPr>
+        <w:spacing w:after="0"/>
+        <w:rPr>
+          <w:rFonts w:ascii="Segoe UI Emoji" w:hAnsi="Segoe UI Emoji" w:cs="Segoe UI Emoji"/>
+        </w:rPr>
+      </w:pPr>
+      <w:r>
+        <w:rPr>
+          <w:rFonts w:ascii="Segoe UI Emoji" w:hAnsi="Segoe UI Emoji" w:cs="Segoe UI Emoji"/>
+          <w:lang w:val="en-US"/>
+        </w:rPr>
+        <w:t>4] Test feedback form successfully done</w:t>
       </w:r>
     </w:p>
     <w:p>

--- a/Daily Work Progess Updates.docx
+++ b/Daily Work Progess Updates.docx
@@ -69,14 +69,12 @@
         <w:br/>
         <w:t xml:space="preserve">1]Ticket create on </w:t>
       </w:r>
-      <w:proofErr w:type="spellStart"/>
-      <w:r>
-        <w:rPr>
-          <w:lang w:val="en-US"/>
-        </w:rPr>
-        <w:t>opan</w:t>
-      </w:r>
-      <w:proofErr w:type="spellEnd"/>
+      <w:r>
+        <w:rPr>
+          <w:lang w:val="en-US"/>
+        </w:rPr>
+        <w:t>open</w:t>
+      </w:r>
       <w:r>
         <w:rPr>
           <w:lang w:val="en-US"/>
@@ -90,42 +88,36 @@
         <w:br/>
         <w:t xml:space="preserve">2] </w:t>
       </w:r>
-      <w:proofErr w:type="spellStart"/>
-      <w:r>
-        <w:rPr>
-          <w:lang w:val="en-US"/>
-        </w:rPr>
-        <w:t>implneted</w:t>
-      </w:r>
-      <w:proofErr w:type="spellEnd"/>
+      <w:r>
+        <w:rPr>
+          <w:lang w:val="en-US"/>
+        </w:rPr>
+        <w:t>implement</w:t>
+      </w:r>
       <w:r>
         <w:rPr>
           <w:lang w:val="en-US"/>
         </w:rPr>
         <w:t xml:space="preserve"> </w:t>
       </w:r>
-      <w:proofErr w:type="spellStart"/>
-      <w:r>
-        <w:rPr>
-          <w:lang w:val="en-US"/>
-        </w:rPr>
-        <w:t>requerment</w:t>
-      </w:r>
-      <w:proofErr w:type="spellEnd"/>
+      <w:r>
+        <w:rPr>
+          <w:lang w:val="en-US"/>
+        </w:rPr>
+        <w:t>requirement</w:t>
+      </w:r>
       <w:r>
         <w:rPr>
           <w:lang w:val="en-US"/>
         </w:rPr>
         <w:t xml:space="preserve"> unwanted routes issue </w:t>
       </w:r>
-      <w:proofErr w:type="spellStart"/>
-      <w:r>
-        <w:rPr>
-          <w:lang w:val="en-US"/>
-        </w:rPr>
-        <w:t>resovle</w:t>
-      </w:r>
-      <w:proofErr w:type="spellEnd"/>
+      <w:r>
+        <w:rPr>
+          <w:lang w:val="en-US"/>
+        </w:rPr>
+        <w:t>resolve</w:t>
+      </w:r>
       <w:r>
         <w:rPr>
           <w:lang w:val="en-US"/>
@@ -173,14 +165,12 @@
         <w:br/>
         <w:t xml:space="preserve">1] project use celery and why use to Django backend </w:t>
       </w:r>
-      <w:proofErr w:type="spellStart"/>
-      <w:r>
-        <w:rPr>
-          <w:lang w:val="en-US"/>
-        </w:rPr>
-        <w:t>studay</w:t>
-      </w:r>
-      <w:proofErr w:type="spellEnd"/>
+      <w:r>
+        <w:rPr>
+          <w:lang w:val="en-US"/>
+        </w:rPr>
+        <w:t>study</w:t>
+      </w:r>
       <w:r>
         <w:rPr>
           <w:lang w:val="en-US"/>
@@ -249,14 +239,12 @@
         </w:rPr>
         <w:t xml:space="preserve">1]Routes rework point Issue </w:t>
       </w:r>
-      <w:proofErr w:type="spellStart"/>
-      <w:r>
-        <w:rPr>
-          <w:lang w:val="en-US"/>
-        </w:rPr>
-        <w:t>Resovle</w:t>
-      </w:r>
-      <w:proofErr w:type="spellEnd"/>
+      <w:r>
+        <w:rPr>
+          <w:lang w:val="en-US"/>
+        </w:rPr>
+        <w:t>Resolve</w:t>
+      </w:r>
       <w:r>
         <w:rPr>
           <w:lang w:val="en-US"/>
@@ -329,14 +317,12 @@
         <w:br/>
         <w:t xml:space="preserve">1] Open Ticket scrolling bar Bug </w:t>
       </w:r>
-      <w:proofErr w:type="spellStart"/>
-      <w:r>
-        <w:rPr>
-          <w:lang w:val="en-US"/>
-        </w:rPr>
-        <w:t>Resovle</w:t>
-      </w:r>
-      <w:proofErr w:type="spellEnd"/>
+      <w:r>
+        <w:rPr>
+          <w:lang w:val="en-US"/>
+        </w:rPr>
+        <w:t>Resolve</w:t>
+      </w:r>
       <w:r>
         <w:rPr>
           <w:lang w:val="en-US"/>
@@ -405,44 +391,20 @@
         </w:rPr>
         <w:br/>
       </w:r>
-      <w:proofErr w:type="gramStart"/>
-      <w:r>
-        <w:rPr>
-          <w:b/>
-          <w:lang w:val="en-US"/>
-        </w:rPr>
-        <w:t>Date :</w:t>
-      </w:r>
-      <w:proofErr w:type="gramEnd"/>
-      <w:r>
-        <w:rPr>
-          <w:b/>
-          <w:lang w:val="en-US"/>
-        </w:rPr>
-        <w:t>- 31-03-2026</w:t>
-      </w:r>
-      <w:r>
-        <w:rPr>
-          <w:b/>
-          <w:lang w:val="en-US"/>
-        </w:rPr>
-        <w:br/>
-      </w:r>
-      <w:proofErr w:type="gramStart"/>
-      <w:r>
-        <w:rPr>
-          <w:b/>
-          <w:lang w:val="en-US"/>
-        </w:rPr>
-        <w:t>Day :</w:t>
-      </w:r>
-      <w:proofErr w:type="gramEnd"/>
-      <w:r>
-        <w:rPr>
-          <w:b/>
-          <w:lang w:val="en-US"/>
-        </w:rPr>
-        <w:t>- Tuesday</w:t>
+      <w:r>
+        <w:rPr>
+          <w:b/>
+          <w:lang w:val="en-US"/>
+        </w:rPr>
+        <w:t>Date :- 31-03-2026</w:t>
+      </w:r>
+      <w:r>
+        <w:rPr>
+          <w:b/>
+          <w:lang w:val="en-US"/>
+        </w:rPr>
+        <w:br/>
+        <w:t>Day :- Tuesday</w:t>
       </w:r>
     </w:p>
     <w:p>
@@ -517,45 +479,21 @@
           <w:lang w:val="en-US"/>
         </w:rPr>
       </w:pPr>
-      <w:proofErr w:type="gramStart"/>
       <w:r>
         <w:rPr>
           <w:b/>
           <w:lang w:val="en-US"/>
         </w:rPr>
         <w:lastRenderedPageBreak/>
-        <w:t>Date :</w:t>
-      </w:r>
-      <w:proofErr w:type="gramEnd"/>
-      <w:r>
-        <w:rPr>
-          <w:b/>
-          <w:lang w:val="en-US"/>
-        </w:rPr>
-        <w:t>- 01-04-2026</w:t>
-      </w:r>
-      <w:r>
-        <w:rPr>
-          <w:b/>
-          <w:lang w:val="en-US"/>
-        </w:rPr>
-        <w:br/>
-      </w:r>
-      <w:proofErr w:type="gramStart"/>
-      <w:r>
-        <w:rPr>
-          <w:b/>
-          <w:lang w:val="en-US"/>
-        </w:rPr>
-        <w:t>Day :</w:t>
-      </w:r>
-      <w:proofErr w:type="gramEnd"/>
-      <w:r>
-        <w:rPr>
-          <w:b/>
-          <w:lang w:val="en-US"/>
-        </w:rPr>
-        <w:t xml:space="preserve">- </w:t>
+        <w:t>Date :- 01-04-2026</w:t>
+      </w:r>
+      <w:r>
+        <w:rPr>
+          <w:b/>
+          <w:lang w:val="en-US"/>
+        </w:rPr>
+        <w:br/>
+        <w:t xml:space="preserve">Day :- </w:t>
       </w:r>
       <w:r>
         <w:rPr>
@@ -621,106 +559,181 @@
           <w:lang w:val="en-US"/>
         </w:rPr>
       </w:pPr>
-      <w:proofErr w:type="gramStart"/>
       <w:r>
         <w:rPr>
           <w:b/>
           <w:bCs/>
           <w:lang w:val="en-US"/>
         </w:rPr>
-        <w:t>Date :</w:t>
-      </w:r>
-      <w:proofErr w:type="gramEnd"/>
-      <w:r>
+        <w:t>Date : 02-04-2026</w:t>
+      </w:r>
+    </w:p>
+    <w:p>
+      <w:pPr>
+        <w:spacing w:after="0"/>
         <w:rPr>
           <w:b/>
           <w:bCs/>
           <w:lang w:val="en-US"/>
         </w:rPr>
-        <w:t xml:space="preserve"> 02-04-2026</w:t>
-      </w:r>
-    </w:p>
-    <w:p>
-      <w:pPr>
-        <w:spacing w:after="0"/>
+      </w:pPr>
+      <w:r>
         <w:rPr>
           <w:b/>
           <w:bCs/>
           <w:lang w:val="en-US"/>
         </w:rPr>
-      </w:pPr>
-      <w:proofErr w:type="gramStart"/>
+        <w:t xml:space="preserve">Day : </w:t>
+      </w:r>
       <w:r>
         <w:rPr>
           <w:b/>
           <w:bCs/>
           <w:lang w:val="en-US"/>
         </w:rPr>
-        <w:t>Day :</w:t>
-      </w:r>
-      <w:proofErr w:type="gramEnd"/>
-      <w:r>
-        <w:rPr>
-          <w:b/>
-          <w:bCs/>
+        <w:t>Thursday</w:t>
+      </w:r>
+    </w:p>
+    <w:p>
+      <w:pPr>
+        <w:spacing w:after="0"/>
+        <w:rPr>
+          <w:lang w:val="en-US"/>
+        </w:rPr>
+      </w:pPr>
+    </w:p>
+    <w:p>
+      <w:pPr>
+        <w:rPr>
+          <w:lang w:val="en-US"/>
+        </w:rPr>
+      </w:pPr>
+      <w:r>
+        <w:rPr>
+          <w:lang w:val="en-US"/>
+        </w:rPr>
+        <w:t>1] Compete Time hours of unwanted route 1</w:t>
+      </w:r>
+      <w:r>
+        <w:rPr>
+          <w:vertAlign w:val="superscript"/>
+          <w:lang w:val="en-US"/>
+        </w:rPr>
+        <w:t>st</w:t>
+      </w:r>
+      <w:r>
+        <w:rPr>
+          <w:lang w:val="en-US"/>
+        </w:rPr>
+        <w:t xml:space="preserve"> sub-task.</w:t>
+      </w:r>
+    </w:p>
+    <w:p>
+      <w:pPr>
+        <w:rPr>
+          <w:lang w:val="en-US"/>
+        </w:rPr>
+      </w:pPr>
+      <w:r>
+        <w:rPr>
+          <w:lang w:val="en-US"/>
+        </w:rPr>
+        <w:t xml:space="preserve">2] Give Time hours of analytics subtask 1. </w:t>
+      </w:r>
+      <w:r>
+        <w:rPr>
+          <w:rFonts w:ascii="Segoe UI Emoji" w:hAnsi="Segoe UI Emoji" w:cs="Segoe UI Emoji"/>
+          <w:lang w:val="en-US"/>
+        </w:rPr>
+        <w:t>✅</w:t>
+      </w:r>
+    </w:p>
+    <w:p>
+      <w:pPr>
+        <w:spacing w:after="0"/>
+        <w:rPr>
+          <w:lang w:val="en-US"/>
+        </w:rPr>
+      </w:pPr>
+      <w:r>
+        <w:rPr>
+          <w:lang w:val="en-US"/>
+        </w:rPr>
+        <w:t>3] Complete ticket card of second subtask for unwanted routes.</w:t>
+      </w:r>
+      <w:r>
+        <w:rPr>
+          <w:lang w:val="en-US"/>
+        </w:rPr>
+        <w:br/>
+      </w:r>
+      <w:r>
+        <w:rPr>
+          <w:lang w:val="en-US"/>
+        </w:rPr>
+        <w:br/>
+      </w:r>
+      <w:r>
+        <w:rPr>
+          <w:b/>
+          <w:lang w:val="en-US"/>
+        </w:rPr>
+        <w:t>Date :- 0</w:t>
+      </w:r>
+      <w:r>
+        <w:rPr>
+          <w:b/>
+          <w:lang w:val="en-US"/>
+        </w:rPr>
+        <w:t>3</w:t>
+      </w:r>
+      <w:r>
+        <w:rPr>
+          <w:b/>
+          <w:lang w:val="en-US"/>
+        </w:rPr>
+        <w:t xml:space="preserve"> -04-2026</w:t>
+      </w:r>
+      <w:r>
+        <w:rPr>
+          <w:b/>
+          <w:lang w:val="en-US"/>
+        </w:rPr>
+        <w:br/>
+        <w:t xml:space="preserve">Day :- </w:t>
+      </w:r>
+      <w:r>
+        <w:rPr>
+          <w:b/>
+          <w:lang w:val="en-US"/>
+        </w:rPr>
+        <w:t>Friday</w:t>
+      </w:r>
+      <w:r>
+        <w:rPr>
+          <w:b/>
+          <w:lang w:val="en-US"/>
+        </w:rPr>
+        <w:br/>
+      </w:r>
+      <w:r>
+        <w:rPr>
+          <w:lang w:val="en-US"/>
+        </w:rPr>
+        <w:t>1]</w:t>
+      </w:r>
+      <w:r>
+        <w:rPr>
+          <w:b/>
           <w:lang w:val="en-US"/>
         </w:rPr>
         <w:t xml:space="preserve"> </w:t>
       </w:r>
       <w:r>
         <w:rPr>
-          <w:b/>
-          <w:bCs/>
-          <w:lang w:val="en-US"/>
-        </w:rPr>
-        <w:t>Thursday</w:t>
-      </w:r>
-    </w:p>
-    <w:p>
-      <w:pPr>
-        <w:spacing w:after="0"/>
-        <w:rPr>
-          <w:lang w:val="en-US"/>
-        </w:rPr>
-      </w:pPr>
-    </w:p>
-    <w:p>
-      <w:pPr>
-        <w:rPr>
-          <w:lang w:val="en-US"/>
-        </w:rPr>
-      </w:pPr>
-      <w:r>
-        <w:rPr>
-          <w:lang w:val="en-US"/>
-        </w:rPr>
-        <w:t>1] Compete Time hours of unwanted route 1</w:t>
-      </w:r>
-      <w:r>
-        <w:rPr>
-          <w:vertAlign w:val="superscript"/>
-          <w:lang w:val="en-US"/>
-        </w:rPr>
-        <w:t>st</w:t>
-      </w:r>
-      <w:r>
-        <w:rPr>
-          <w:lang w:val="en-US"/>
-        </w:rPr>
-        <w:t xml:space="preserve"> sub-task.</w:t>
-      </w:r>
-    </w:p>
-    <w:p>
-      <w:pPr>
-        <w:rPr>
-          <w:lang w:val="en-US"/>
-        </w:rPr>
-      </w:pPr>
-      <w:r>
-        <w:rPr>
-          <w:lang w:val="en-US"/>
-        </w:rPr>
-        <w:t xml:space="preserve">2] Give Time hours of analytics subtask 1. </w:t>
+          <w:lang w:val="en-US"/>
+        </w:rPr>
+        <w:t xml:space="preserve">complete Time hours of analytics subtask 1. </w:t>
       </w:r>
       <w:r>
         <w:rPr>
@@ -729,175 +742,26 @@
         </w:rPr>
         <w:t>✅</w:t>
       </w:r>
-    </w:p>
-    <w:p>
-      <w:pPr>
-        <w:spacing w:after="0"/>
-        <w:rPr>
-          <w:lang w:val="en-US"/>
-        </w:rPr>
-      </w:pPr>
-      <w:r>
-        <w:rPr>
-          <w:lang w:val="en-US"/>
-        </w:rPr>
-        <w:t>3] Complete ticket card of second subtask for unwanted routes.</w:t>
-      </w:r>
-      <w:r>
-        <w:rPr>
-          <w:lang w:val="en-US"/>
-        </w:rPr>
-        <w:br/>
-      </w:r>
-      <w:r>
-        <w:rPr>
-          <w:lang w:val="en-US"/>
-        </w:rPr>
-        <w:br/>
-      </w:r>
-      <w:proofErr w:type="gramStart"/>
-      <w:r>
-        <w:rPr>
-          <w:b/>
-          <w:lang w:val="en-US"/>
-        </w:rPr>
-        <w:t>Date :</w:t>
-      </w:r>
-      <w:proofErr w:type="gramEnd"/>
-      <w:r>
-        <w:rPr>
-          <w:b/>
-          <w:lang w:val="en-US"/>
-        </w:rPr>
-        <w:t>- 0</w:t>
-      </w:r>
-      <w:r>
-        <w:rPr>
-          <w:b/>
-          <w:lang w:val="en-US"/>
-        </w:rPr>
-        <w:t>3</w:t>
-      </w:r>
-      <w:r>
-        <w:rPr>
-          <w:b/>
-          <w:lang w:val="en-US"/>
-        </w:rPr>
-        <w:t xml:space="preserve"> -04-2026</w:t>
-      </w:r>
-      <w:r>
-        <w:rPr>
-          <w:b/>
-          <w:lang w:val="en-US"/>
-        </w:rPr>
-        <w:br/>
-      </w:r>
-      <w:proofErr w:type="gramStart"/>
-      <w:r>
-        <w:rPr>
-          <w:b/>
-          <w:lang w:val="en-US"/>
-        </w:rPr>
-        <w:t>Day :</w:t>
-      </w:r>
-      <w:proofErr w:type="gramEnd"/>
-      <w:r>
-        <w:rPr>
-          <w:b/>
-          <w:lang w:val="en-US"/>
-        </w:rPr>
-        <w:t xml:space="preserve">- </w:t>
-      </w:r>
-      <w:r>
-        <w:rPr>
-          <w:b/>
-          <w:lang w:val="en-US"/>
-        </w:rPr>
-        <w:t>Friday</w:t>
-      </w:r>
-      <w:r>
-        <w:rPr>
-          <w:b/>
-          <w:lang w:val="en-US"/>
-        </w:rPr>
-        <w:br/>
-      </w:r>
-      <w:r>
-        <w:rPr>
-          <w:lang w:val="en-US"/>
-        </w:rPr>
-        <w:t>1]</w:t>
-      </w:r>
-      <w:r>
-        <w:rPr>
-          <w:b/>
-          <w:lang w:val="en-US"/>
-        </w:rPr>
-        <w:t xml:space="preserve"> </w:t>
-      </w:r>
-      <w:r>
-        <w:rPr>
-          <w:lang w:val="en-US"/>
-        </w:rPr>
-        <w:t xml:space="preserve">complete Time hours of analytics subtask 1. </w:t>
-      </w:r>
-      <w:r>
-        <w:rPr>
-          <w:rFonts w:ascii="Segoe UI Emoji" w:hAnsi="Segoe UI Emoji" w:cs="Segoe UI Emoji"/>
-          <w:lang w:val="en-US"/>
-        </w:rPr>
-        <w:t>✅</w:t>
-      </w:r>
-      <w:r>
-        <w:rPr>
-          <w:lang w:val="en-US"/>
-        </w:rPr>
-        <w:br/>
-        <w:t>2</w:t>
-      </w:r>
-      <w:proofErr w:type="gramStart"/>
-      <w:r>
-        <w:rPr>
-          <w:lang w:val="en-US"/>
-        </w:rPr>
-        <w:t>]  complete</w:t>
-      </w:r>
-      <w:proofErr w:type="gramEnd"/>
-      <w:r>
-        <w:rPr>
-          <w:lang w:val="en-US"/>
-        </w:rPr>
-        <w:t xml:space="preserve"> Time hours for second subtask for unwanted routes.</w:t>
-      </w:r>
-      <w:r>
-        <w:rPr>
-          <w:lang w:val="en-US"/>
-        </w:rPr>
-        <w:br/>
-        <w:t xml:space="preserve">3] Give Time </w:t>
-      </w:r>
-      <w:proofErr w:type="gramStart"/>
-      <w:r>
-        <w:rPr>
-          <w:lang w:val="en-US"/>
-        </w:rPr>
-        <w:t>hours  SPOG</w:t>
-      </w:r>
-      <w:proofErr w:type="gramEnd"/>
-      <w:r>
-        <w:rPr>
-          <w:lang w:val="en-US"/>
-        </w:rPr>
-        <w:t xml:space="preserve"> Usage / </w:t>
-      </w:r>
-      <w:proofErr w:type="spellStart"/>
-      <w:r>
-        <w:rPr>
-          <w:lang w:val="en-US"/>
-        </w:rPr>
-        <w:t>Usablity</w:t>
-      </w:r>
-      <w:proofErr w:type="spellEnd"/>
+      <w:r>
+        <w:rPr>
+          <w:lang w:val="en-US"/>
+        </w:rPr>
+        <w:br/>
+        <w:t>2]  complete Time hours for second subtask for unwanted routes.</w:t>
+      </w:r>
+      <w:r>
+        <w:rPr>
+          <w:lang w:val="en-US"/>
+        </w:rPr>
+        <w:br/>
+        <w:t xml:space="preserve">3] Give Time hours  SPOG Usage / </w:t>
+      </w:r>
+      <w:r>
+        <w:rPr>
+          <w:lang w:val="en-US"/>
+        </w:rPr>
+        <w:t>Usability</w:t>
+      </w:r>
       <w:r>
         <w:rPr>
           <w:lang w:val="en-US"/>
@@ -1022,19 +886,11 @@
         </w:rPr>
         <w:t xml:space="preserve"> card </w:t>
       </w:r>
-      <w:proofErr w:type="gramStart"/>
-      <w:r>
-        <w:rPr>
-          <w:lang w:val="en-US"/>
-        </w:rPr>
-        <w:t>create</w:t>
-      </w:r>
-      <w:proofErr w:type="gramEnd"/>
-      <w:r>
-        <w:rPr>
-          <w:lang w:val="en-US"/>
-        </w:rPr>
-        <w:t>. —</w:t>
+      <w:r>
+        <w:rPr>
+          <w:lang w:val="en-US"/>
+        </w:rPr>
+        <w:t>create. —</w:t>
       </w:r>
       <w:r>
         <w:rPr>
@@ -1109,57 +965,20 @@
           <w:lang w:val="en-US"/>
         </w:rPr>
         <w:br/>
-      </w:r>
-      <w:proofErr w:type="gramStart"/>
-      <w:r>
-        <w:rPr>
-          <w:lang w:val="en-US"/>
-        </w:rPr>
-        <w:t>6]Combine</w:t>
-      </w:r>
-      <w:proofErr w:type="gramEnd"/>
-      <w:r>
-        <w:rPr>
-          <w:lang w:val="en-US"/>
-        </w:rPr>
-        <w:t xml:space="preserve"> two features new demo </w:t>
-      </w:r>
-      <w:proofErr w:type="gramStart"/>
-      <w:r>
-        <w:rPr>
-          <w:lang w:val="en-US"/>
-        </w:rPr>
-        <w:t>branch :</w:t>
-      </w:r>
-      <w:proofErr w:type="gramEnd"/>
-      <w:r>
-        <w:rPr>
-          <w:lang w:val="en-US"/>
-        </w:rPr>
-        <w:t xml:space="preserve">- 1] Overview </w:t>
-      </w:r>
-      <w:proofErr w:type="spellStart"/>
-      <w:r>
-        <w:rPr>
-          <w:lang w:val="en-US"/>
-        </w:rPr>
-        <w:t>anyltices</w:t>
-      </w:r>
-      <w:proofErr w:type="spellEnd"/>
-      <w:r>
-        <w:rPr>
-          <w:lang w:val="en-US"/>
-        </w:rPr>
-        <w:t xml:space="preserve"> + search by </w:t>
-      </w:r>
-      <w:proofErr w:type="gramStart"/>
-      <w:r>
-        <w:rPr>
-          <w:lang w:val="en-US"/>
-        </w:rPr>
-        <w:t>client  Id.</w:t>
-      </w:r>
-      <w:proofErr w:type="gramEnd"/>
+        <w:t xml:space="preserve">6]Combine two features new demo branch :- 1] Overview </w:t>
+      </w:r>
+      <w:r>
+        <w:rPr>
+          <w:lang w:val="en-US"/>
+        </w:rPr>
+        <w:t>analytics</w:t>
+      </w:r>
+      <w:r>
+        <w:rPr>
+          <w:lang w:val="en-US"/>
+        </w:rPr>
+        <w:t xml:space="preserve"> + search by client  Id.</w:t>
+      </w:r>
     </w:p>
     <w:p>
       <w:pPr>
@@ -1175,14 +994,12 @@
         </w:rPr>
         <w:t xml:space="preserve">7] complete Time hours for SPOG Usage / </w:t>
       </w:r>
-      <w:proofErr w:type="spellStart"/>
-      <w:r>
-        <w:rPr>
-          <w:lang w:val="en-US"/>
-        </w:rPr>
-        <w:t>Usablity</w:t>
-      </w:r>
-      <w:proofErr w:type="spellEnd"/>
+      <w:r>
+        <w:rPr>
+          <w:lang w:val="en-US"/>
+        </w:rPr>
+        <w:t>Usability</w:t>
+      </w:r>
       <w:r>
         <w:rPr>
           <w:lang w:val="en-US"/>
@@ -1194,21 +1011,7 @@
           <w:lang w:val="en-US"/>
         </w:rPr>
         <w:br/>
-        <w:t xml:space="preserve">8] feedback button </w:t>
-      </w:r>
-      <w:proofErr w:type="gramStart"/>
-      <w:r>
-        <w:rPr>
-          <w:lang w:val="en-US"/>
-        </w:rPr>
-        <w:t>add</w:t>
-      </w:r>
-      <w:proofErr w:type="gramEnd"/>
-      <w:r>
-        <w:rPr>
-          <w:lang w:val="en-US"/>
-        </w:rPr>
-        <w:t xml:space="preserve"> time hours. </w:t>
+        <w:t xml:space="preserve">8] feedback button add time hours. </w:t>
       </w:r>
       <w:r>
         <w:rPr>
@@ -1306,22 +1109,7 @@
           <w:lang w:val="en-US"/>
         </w:rPr>
         <w:br/>
-      </w:r>
-      <w:proofErr w:type="gramStart"/>
-      <w:r>
-        <w:rPr>
-          <w:b/>
-          <w:lang w:val="en-US"/>
-        </w:rPr>
-        <w:t>Day :</w:t>
-      </w:r>
-      <w:proofErr w:type="gramEnd"/>
-      <w:r>
-        <w:rPr>
-          <w:b/>
-          <w:lang w:val="en-US"/>
-        </w:rPr>
-        <w:t>- Tuesday</w:t>
+        <w:t>Day :- Tuesday</w:t>
       </w:r>
       <w:r>
         <w:rPr>
@@ -1562,23 +1350,289 @@
         </w:rPr>
         <w:br/>
       </w:r>
-      <w:proofErr w:type="gramStart"/>
       <w:r>
         <w:rPr>
           <w:b/>
           <w:bCs/>
           <w:lang w:val="en-US"/>
         </w:rPr>
-        <w:t>Date :</w:t>
-      </w:r>
-      <w:proofErr w:type="gramEnd"/>
+        <w:t>Date :- 08-04-2026</w:t>
+      </w:r>
       <w:r>
         <w:rPr>
           <w:b/>
           <w:bCs/>
           <w:lang w:val="en-US"/>
         </w:rPr>
-        <w:t>- 08-04-2026</w:t>
+        <w:br/>
+        <w:t>Day:- Wednesday</w:t>
+      </w:r>
+      <w:r>
+        <w:rPr>
+          <w:lang w:val="en-US"/>
+        </w:rPr>
+        <w:br/>
+      </w:r>
+      <w:r>
+        <w:rPr>
+          <w:lang w:val="en-US"/>
+        </w:rPr>
+        <w:t xml:space="preserve">1] Give </w:t>
+      </w:r>
+      <w:r>
+        <w:rPr>
+          <w:lang w:val="en-US"/>
+        </w:rPr>
+        <w:t>Time hours</w:t>
+      </w:r>
+      <w:r>
+        <w:rPr>
+          <w:lang w:val="en-US"/>
+        </w:rPr>
+        <w:t xml:space="preserve"> Add search client Id. </w:t>
+      </w:r>
+      <w:r>
+        <w:rPr>
+          <w:lang w:val="en-US"/>
+        </w:rPr>
+        <w:t xml:space="preserve"> </w:t>
+      </w:r>
+      <w:r>
+        <w:rPr>
+          <w:rFonts w:ascii="Segoe UI Emoji" w:hAnsi="Segoe UI Emoji" w:cs="Segoe UI Emoji"/>
+          <w:lang w:val="en-US"/>
+        </w:rPr>
+        <w:t>❌</w:t>
+      </w:r>
+    </w:p>
+    <w:p>
+      <w:pPr>
+        <w:spacing w:after="0"/>
+        <w:rPr>
+          <w:lang w:val="en-US"/>
+        </w:rPr>
+      </w:pPr>
+      <w:r>
+        <w:rPr>
+          <w:lang w:val="en-US"/>
+        </w:rPr>
+        <w:t>2]</w:t>
+      </w:r>
+      <w:r>
+        <w:rPr>
+          <w:lang w:val="en-US"/>
+        </w:rPr>
+        <w:t xml:space="preserve"> Give Time hours for Feedback button</w:t>
+      </w:r>
+      <w:r>
+        <w:rPr>
+          <w:lang w:val="en-US"/>
+        </w:rPr>
+        <w:t xml:space="preserve"> </w:t>
+      </w:r>
+      <w:r>
+        <w:rPr>
+          <w:rFonts w:ascii="Segoe UI Emoji" w:hAnsi="Segoe UI Emoji" w:cs="Segoe UI Emoji"/>
+          <w:lang w:val="en-US"/>
+        </w:rPr>
+        <w:t>✅</w:t>
+      </w:r>
+    </w:p>
+    <w:p>
+      <w:pPr>
+        <w:spacing w:after="0"/>
+        <w:rPr>
+          <w:rFonts w:ascii="Segoe UI Emoji" w:hAnsi="Segoe UI Emoji" w:cs="Segoe UI Emoji"/>
+          <w:lang w:val="en-US"/>
+        </w:rPr>
+      </w:pPr>
+      <w:r>
+        <w:rPr>
+          <w:lang w:val="en-US"/>
+        </w:rPr>
+        <w:t>3] Testing is done open ticket email – working</w:t>
+      </w:r>
+      <w:r>
+        <w:rPr>
+          <w:lang w:val="en-US"/>
+        </w:rPr>
+        <w:t xml:space="preserve"> successfully</w:t>
+      </w:r>
+      <w:r>
+        <w:rPr>
+          <w:lang w:val="en-US"/>
+        </w:rPr>
+        <w:t xml:space="preserve"> </w:t>
+      </w:r>
+      <w:r>
+        <w:rPr>
+          <w:rFonts w:ascii="Segoe UI Emoji" w:hAnsi="Segoe UI Emoji" w:cs="Segoe UI Emoji"/>
+          <w:lang w:val="en-US"/>
+        </w:rPr>
+        <w:t>✅</w:t>
+      </w:r>
+    </w:p>
+    <w:p>
+      <w:pPr>
+        <w:spacing w:after="0"/>
+        <w:rPr>
+          <w:rFonts w:ascii="Segoe UI Emoji" w:hAnsi="Segoe UI Emoji" w:cs="Segoe UI Emoji"/>
+          <w:lang w:val="en-US"/>
+        </w:rPr>
+      </w:pPr>
+      <w:r>
+        <w:rPr>
+          <w:rFonts w:ascii="Segoe UI Emoji" w:hAnsi="Segoe UI Emoji" w:cs="Segoe UI Emoji"/>
+          <w:lang w:val="en-US"/>
+        </w:rPr>
+        <w:t xml:space="preserve">4] </w:t>
+      </w:r>
+      <w:r>
+        <w:rPr>
+          <w:rFonts w:ascii="Segoe UI Emoji" w:hAnsi="Segoe UI Emoji" w:cs="Segoe UI Emoji"/>
+          <w:lang w:val="en-US"/>
+        </w:rPr>
+        <w:t>R &amp; D of How Django cache work in our project and if we replace Django catche to Redis what are the performance will improve explain in detail with examples. ✅</w:t>
+      </w:r>
+    </w:p>
+    <w:p>
+      <w:pPr>
+        <w:spacing w:after="0"/>
+        <w:rPr>
+          <w:lang w:val="en-US"/>
+        </w:rPr>
+      </w:pPr>
+      <w:r>
+        <w:rPr>
+          <w:lang w:val="en-US"/>
+        </w:rPr>
+        <w:t xml:space="preserve">5] created </w:t>
+      </w:r>
+      <w:r>
+        <w:rPr>
+          <w:lang w:val="en-US"/>
+        </w:rPr>
+        <w:t>feedback</w:t>
+      </w:r>
+      <w:r>
+        <w:rPr>
+          <w:lang w:val="en-US"/>
+        </w:rPr>
+        <w:t xml:space="preserve"> table definition </w:t>
+      </w:r>
+      <w:r>
+        <w:rPr>
+          <w:rFonts w:ascii="Segoe UI Emoji" w:hAnsi="Segoe UI Emoji" w:cs="Segoe UI Emoji"/>
+          <w:lang w:val="en-US"/>
+        </w:rPr>
+        <w:t>✅</w:t>
+      </w:r>
+    </w:p>
+    <w:p>
+      <w:pPr>
+        <w:spacing w:after="0"/>
+        <w:rPr>
+          <w:lang w:val="en-US"/>
+        </w:rPr>
+      </w:pPr>
+      <w:r>
+        <w:rPr>
+          <w:lang w:val="en-US"/>
+        </w:rPr>
+        <w:t xml:space="preserve">6] push </w:t>
+      </w:r>
+      <w:r>
+        <w:rPr>
+          <w:lang w:val="en-US"/>
+        </w:rPr>
+        <w:t>all feedback</w:t>
+      </w:r>
+      <w:r>
+        <w:rPr>
+          <w:lang w:val="en-US"/>
+        </w:rPr>
+        <w:t xml:space="preserve"> table code </w:t>
+      </w:r>
+      <w:r>
+        <w:rPr>
+          <w:rFonts w:ascii="Segoe UI Emoji" w:hAnsi="Segoe UI Emoji" w:cs="Segoe UI Emoji"/>
+          <w:lang w:val="en-US"/>
+        </w:rPr>
+        <w:t>✅</w:t>
+      </w:r>
+    </w:p>
+    <w:p>
+      <w:pPr>
+        <w:rPr>
+          <w:b/>
+          <w:lang w:val="en-US"/>
+        </w:rPr>
+      </w:pPr>
+      <w:r>
+        <w:rPr>
+          <w:lang w:val="en-US"/>
+        </w:rPr>
+        <w:br/>
+      </w:r>
+      <w:r>
+        <w:rPr>
+          <w:lang w:val="en-US"/>
+        </w:rPr>
+        <w:br/>
+      </w:r>
+      <w:r>
+        <w:rPr>
+          <w:lang w:val="en-US"/>
+        </w:rPr>
+        <w:br/>
+      </w:r>
+      <w:r>
+        <w:rPr>
+          <w:lang w:val="en-US"/>
+        </w:rPr>
+        <w:br/>
+      </w:r>
+      <w:r>
+        <w:rPr>
+          <w:b/>
+          <w:lang w:val="en-US"/>
+        </w:rPr>
+        <w:t>Date :- 09-04-2026</w:t>
+      </w:r>
+      <w:r>
+        <w:rPr>
+          <w:b/>
+          <w:lang w:val="en-US"/>
+        </w:rPr>
+        <w:br/>
+      </w:r>
+      <w:r>
+        <w:rPr>
+          <w:b/>
+          <w:lang w:val="en-US"/>
+        </w:rPr>
+        <w:t>Day</w:t>
+      </w:r>
+      <w:r>
+        <w:rPr>
+          <w:b/>
+          <w:lang w:val="en-US"/>
+        </w:rPr>
+        <w:t xml:space="preserve"> </w:t>
+      </w:r>
+      <w:r>
+        <w:rPr>
+          <w:b/>
+          <w:lang w:val="en-US"/>
+        </w:rPr>
+        <w:t>:</w:t>
+      </w:r>
+      <w:r>
+        <w:rPr>
+          <w:b/>
+          <w:lang w:val="en-US"/>
+        </w:rPr>
+        <w:t xml:space="preserve">- </w:t>
       </w:r>
       <w:r>
         <w:rPr>
@@ -1586,722 +1640,676 @@
           <w:bCs/>
           <w:lang w:val="en-US"/>
         </w:rPr>
-        <w:br/>
-      </w:r>
-      <w:proofErr w:type="gramStart"/>
+        <w:t>Thursday</w:t>
+      </w:r>
+    </w:p>
+    <w:p>
+      <w:pPr>
+        <w:spacing w:after="0"/>
+        <w:rPr>
+          <w:lang w:val="en-US"/>
+        </w:rPr>
+      </w:pPr>
+      <w:r>
+        <w:rPr>
+          <w:lang w:val="en-US"/>
+        </w:rPr>
+        <w:t xml:space="preserve">1] Give </w:t>
+      </w:r>
+      <w:r>
+        <w:rPr>
+          <w:lang w:val="en-US"/>
+        </w:rPr>
+        <w:t>Time hours</w:t>
+      </w:r>
+      <w:r>
+        <w:rPr>
+          <w:lang w:val="en-US"/>
+        </w:rPr>
+        <w:t xml:space="preserve"> </w:t>
+      </w:r>
+      <w:r>
+        <w:rPr>
+          <w:lang w:val="en-US"/>
+        </w:rPr>
+        <w:t>for search client by id</w:t>
+      </w:r>
+      <w:r>
+        <w:rPr>
+          <w:lang w:val="en-US"/>
+        </w:rPr>
+        <w:t>.</w:t>
+      </w:r>
+      <w:r>
+        <w:rPr>
+          <w:lang w:val="en-US"/>
+        </w:rPr>
+        <w:t xml:space="preserve"> </w:t>
+      </w:r>
+      <w:r>
+        <w:rPr>
+          <w:rFonts w:ascii="Segoe UI Emoji" w:hAnsi="Segoe UI Emoji" w:cs="Segoe UI Emoji"/>
+          <w:lang w:val="en-US"/>
+        </w:rPr>
+        <w:t>✅</w:t>
+      </w:r>
+    </w:p>
+    <w:p>
+      <w:pPr>
+        <w:spacing w:after="0"/>
+        <w:rPr>
+          <w:lang w:val="en-US"/>
+        </w:rPr>
+      </w:pPr>
+      <w:r>
+        <w:rPr>
+          <w:lang w:val="en-US"/>
+        </w:rPr>
+        <w:t xml:space="preserve">2] Create a Jira Ticket for feedback table definition </w:t>
+      </w:r>
+      <w:r>
+        <w:rPr>
+          <w:rFonts w:ascii="Segoe UI Emoji" w:hAnsi="Segoe UI Emoji" w:cs="Segoe UI Emoji"/>
+          <w:lang w:val="en-US"/>
+        </w:rPr>
+        <w:t>✅</w:t>
+      </w:r>
+    </w:p>
+    <w:p>
+      <w:pPr>
+        <w:spacing w:after="0"/>
+        <w:rPr>
+          <w:lang w:val="en-US"/>
+        </w:rPr>
+      </w:pPr>
+      <w:r>
+        <w:rPr>
+          <w:lang w:val="en-US"/>
+        </w:rPr>
+        <w:t xml:space="preserve">3] Raised the PR for feedback table </w:t>
+      </w:r>
+      <w:r>
+        <w:rPr>
+          <w:lang w:val="en-US"/>
+        </w:rPr>
+        <w:t>definition</w:t>
+      </w:r>
+      <w:r>
+        <w:rPr>
+          <w:lang w:val="en-US"/>
+        </w:rPr>
+        <w:t xml:space="preserve"> </w:t>
+      </w:r>
+      <w:r>
+        <w:rPr>
+          <w:rFonts w:ascii="Segoe UI Emoji" w:hAnsi="Segoe UI Emoji" w:cs="Segoe UI Emoji"/>
+          <w:lang w:val="en-US"/>
+        </w:rPr>
+        <w:t>✅</w:t>
+      </w:r>
+    </w:p>
+    <w:p>
+      <w:pPr>
+        <w:rPr>
+          <w:lang w:val="en-US"/>
+        </w:rPr>
+      </w:pPr>
+    </w:p>
+    <w:p>
+      <w:pPr>
+        <w:rPr>
+          <w:lang w:val="en-US"/>
+        </w:rPr>
+      </w:pPr>
+    </w:p>
+    <w:p>
+      <w:pPr>
+        <w:rPr>
+          <w:b/>
+          <w:lang w:val="en-US"/>
+        </w:rPr>
+      </w:pPr>
+      <w:r>
+        <w:rPr>
+          <w:b/>
+          <w:lang w:val="en-US"/>
+        </w:rPr>
+        <w:t xml:space="preserve">Date :- </w:t>
+      </w:r>
+      <w:r>
+        <w:rPr>
+          <w:b/>
+          <w:lang w:val="en-US"/>
+        </w:rPr>
+        <w:t>10</w:t>
+      </w:r>
+      <w:r>
+        <w:rPr>
+          <w:b/>
+          <w:lang w:val="en-US"/>
+        </w:rPr>
+        <w:t>-04-2026</w:t>
+      </w:r>
+      <w:r>
+        <w:rPr>
+          <w:b/>
+          <w:lang w:val="en-US"/>
+        </w:rPr>
+        <w:br/>
+        <w:t>Day</w:t>
+      </w:r>
+      <w:r>
+        <w:rPr>
+          <w:b/>
+          <w:lang w:val="en-US"/>
+        </w:rPr>
+        <w:t xml:space="preserve"> </w:t>
+      </w:r>
+      <w:r>
+        <w:rPr>
+          <w:b/>
+          <w:lang w:val="en-US"/>
+        </w:rPr>
+        <w:t xml:space="preserve">:- </w:t>
+      </w:r>
       <w:r>
         <w:rPr>
           <w:b/>
           <w:bCs/>
           <w:lang w:val="en-US"/>
         </w:rPr>
-        <w:t>Day:-</w:t>
-      </w:r>
-      <w:proofErr w:type="gramEnd"/>
-      <w:r>
-        <w:rPr>
+        <w:t>Friday</w:t>
+      </w:r>
+    </w:p>
+    <w:p>
+      <w:pPr>
+        <w:rPr>
+          <w:rFonts w:ascii="Segoe UI Emoji" w:hAnsi="Segoe UI Emoji" w:cs="Segoe UI Emoji"/>
+          <w:lang w:val="en-US"/>
+        </w:rPr>
+      </w:pPr>
+      <w:r>
+        <w:rPr>
+          <w:lang w:val="en-US"/>
+        </w:rPr>
+        <w:t>1] Give Time hours change meta data description to describe OneView.</w:t>
+      </w:r>
+      <w:r>
+        <w:rPr>
+          <w:lang w:val="en-US"/>
+        </w:rPr>
+        <w:t>.</w:t>
+      </w:r>
+      <w:r>
+        <w:rPr>
+          <w:rFonts w:ascii="Segoe UI Emoji" w:hAnsi="Segoe UI Emoji" w:cs="Segoe UI Emoji"/>
+          <w:lang w:val="en-US"/>
+        </w:rPr>
+        <w:t>✅</w:t>
+      </w:r>
+    </w:p>
+    <w:p>
+      <w:pPr>
+        <w:rPr>
+          <w:rFonts w:ascii="Segoe UI Emoji" w:hAnsi="Segoe UI Emoji" w:cs="Segoe UI Emoji"/>
+          <w:lang w:val="en-US"/>
+        </w:rPr>
+      </w:pPr>
+      <w:r>
+        <w:rPr>
+          <w:rFonts w:ascii="Segoe UI Emoji" w:hAnsi="Segoe UI Emoji" w:cs="Segoe UI Emoji"/>
+          <w:lang w:val="en-US"/>
+        </w:rPr>
+        <w:t xml:space="preserve">2] Resolve the Feedback table </w:t>
+      </w:r>
+      <w:r>
+        <w:rPr>
+          <w:rFonts w:ascii="Segoe UI Emoji" w:hAnsi="Segoe UI Emoji" w:cs="Segoe UI Emoji"/>
+          <w:lang w:val="en-US"/>
+        </w:rPr>
+        <w:t>definition</w:t>
+      </w:r>
+      <w:r>
+        <w:rPr>
+          <w:rFonts w:ascii="Segoe UI Emoji" w:hAnsi="Segoe UI Emoji" w:cs="Segoe UI Emoji"/>
+          <w:lang w:val="en-US"/>
+        </w:rPr>
+        <w:t xml:space="preserve"> comment ✅ - &gt; pushed the code</w:t>
+      </w:r>
+    </w:p>
+    <w:p>
+      <w:pPr>
+        <w:rPr>
+          <w:rFonts w:ascii="Segoe UI Emoji" w:hAnsi="Segoe UI Emoji" w:cs="Segoe UI Emoji"/>
+          <w:lang w:val="en-US"/>
+        </w:rPr>
+      </w:pPr>
+      <w:r>
+        <w:rPr>
+          <w:rFonts w:ascii="Segoe UI Emoji" w:hAnsi="Segoe UI Emoji" w:cs="Segoe UI Emoji"/>
+          <w:lang w:val="en-US"/>
+        </w:rPr>
+        <w:t>3] Resolve 11 comments from open ticket PR ✅ -&gt; Pushed the code</w:t>
+      </w:r>
+    </w:p>
+    <w:p>
+      <w:pPr>
+        <w:rPr>
+          <w:rFonts w:ascii="Segoe UI Emoji" w:hAnsi="Segoe UI Emoji" w:cs="Segoe UI Emoji"/>
+          <w:lang w:val="en-US"/>
+        </w:rPr>
+      </w:pPr>
+    </w:p>
+    <w:p>
+      <w:pPr>
+        <w:rPr>
+          <w:rFonts w:ascii="Segoe UI Emoji" w:hAnsi="Segoe UI Emoji" w:cs="Segoe UI Emoji"/>
+          <w:lang w:val="en-US"/>
+        </w:rPr>
+      </w:pPr>
+    </w:p>
+    <w:p>
+      <w:pPr>
+        <w:rPr>
+          <w:rFonts w:ascii="Segoe UI Emoji" w:hAnsi="Segoe UI Emoji" w:cs="Segoe UI Emoji"/>
+          <w:lang w:val="en-US"/>
+        </w:rPr>
+      </w:pPr>
+    </w:p>
+    <w:p>
+      <w:pPr>
+        <w:spacing w:after="0"/>
+        <w:rPr>
+          <w:rFonts w:ascii="Segoe UI Emoji" w:hAnsi="Segoe UI Emoji" w:cs="Segoe UI Emoji"/>
           <w:b/>
           <w:bCs/>
           <w:lang w:val="en-US"/>
         </w:rPr>
-        <w:t xml:space="preserve"> Wednesday</w:t>
-      </w:r>
-      <w:r>
-        <w:rPr>
-          <w:lang w:val="en-US"/>
-        </w:rPr>
-        <w:br/>
-      </w:r>
-      <w:r>
-        <w:rPr>
-          <w:lang w:val="en-US"/>
-        </w:rPr>
-        <w:t xml:space="preserve">1] Give </w:t>
-      </w:r>
-      <w:r>
-        <w:rPr>
-          <w:lang w:val="en-US"/>
-        </w:rPr>
-        <w:t>Time hours</w:t>
-      </w:r>
-      <w:r>
-        <w:rPr>
-          <w:lang w:val="en-US"/>
-        </w:rPr>
-        <w:t xml:space="preserve"> Add search client Id. </w:t>
-      </w:r>
-      <w:r>
-        <w:rPr>
-          <w:lang w:val="en-US"/>
-        </w:rPr>
-        <w:t xml:space="preserve"> </w:t>
-      </w:r>
-      <w:r>
-        <w:rPr>
-          <w:rFonts w:ascii="Segoe UI Emoji" w:hAnsi="Segoe UI Emoji" w:cs="Segoe UI Emoji"/>
-          <w:lang w:val="en-US"/>
-        </w:rPr>
-        <w:t>❌</w:t>
-      </w:r>
-    </w:p>
-    <w:p>
-      <w:pPr>
-        <w:spacing w:after="0"/>
-        <w:rPr>
-          <w:lang w:val="en-US"/>
-        </w:rPr>
-      </w:pPr>
-      <w:r>
-        <w:rPr>
-          <w:lang w:val="en-US"/>
-        </w:rPr>
-        <w:t>2]</w:t>
-      </w:r>
-      <w:r>
-        <w:rPr>
-          <w:lang w:val="en-US"/>
-        </w:rPr>
-        <w:t xml:space="preserve"> Give Time hours for Feedback button</w:t>
-      </w:r>
-      <w:r>
-        <w:rPr>
-          <w:lang w:val="en-US"/>
-        </w:rPr>
-        <w:t xml:space="preserve"> </w:t>
-      </w:r>
-      <w:r>
-        <w:rPr>
-          <w:rFonts w:ascii="Segoe UI Emoji" w:hAnsi="Segoe UI Emoji" w:cs="Segoe UI Emoji"/>
-          <w:lang w:val="en-US"/>
-        </w:rPr>
-        <w:t>✅</w:t>
-      </w:r>
-    </w:p>
-    <w:p>
-      <w:pPr>
-        <w:spacing w:after="0"/>
-        <w:rPr>
-          <w:rFonts w:ascii="Segoe UI Emoji" w:hAnsi="Segoe UI Emoji" w:cs="Segoe UI Emoji"/>
-          <w:lang w:val="en-US"/>
-        </w:rPr>
-      </w:pPr>
-      <w:r>
-        <w:rPr>
-          <w:lang w:val="en-US"/>
-        </w:rPr>
-        <w:t>3] Testing is done open ticket email – working</w:t>
-      </w:r>
-      <w:r>
-        <w:rPr>
-          <w:lang w:val="en-US"/>
-        </w:rPr>
-        <w:t xml:space="preserve"> successfully</w:t>
-      </w:r>
-      <w:r>
-        <w:rPr>
-          <w:lang w:val="en-US"/>
-        </w:rPr>
-        <w:t xml:space="preserve"> </w:t>
-      </w:r>
-      <w:r>
-        <w:rPr>
-          <w:rFonts w:ascii="Segoe UI Emoji" w:hAnsi="Segoe UI Emoji" w:cs="Segoe UI Emoji"/>
-          <w:lang w:val="en-US"/>
-        </w:rPr>
-        <w:t>✅</w:t>
-      </w:r>
-    </w:p>
-    <w:p>
-      <w:pPr>
-        <w:spacing w:after="0"/>
-        <w:rPr>
-          <w:rFonts w:ascii="Segoe UI Emoji" w:hAnsi="Segoe UI Emoji" w:cs="Segoe UI Emoji"/>
-          <w:lang w:val="en-US"/>
-        </w:rPr>
-      </w:pPr>
-      <w:r>
-        <w:rPr>
-          <w:rFonts w:ascii="Segoe UI Emoji" w:hAnsi="Segoe UI Emoji" w:cs="Segoe UI Emoji"/>
-          <w:lang w:val="en-US"/>
-        </w:rPr>
-        <w:t xml:space="preserve">4] </w:t>
-      </w:r>
-      <w:r>
-        <w:rPr>
-          <w:rFonts w:ascii="Segoe UI Emoji" w:hAnsi="Segoe UI Emoji" w:cs="Segoe UI Emoji"/>
-          <w:lang w:val="en-US"/>
-        </w:rPr>
-        <w:t xml:space="preserve">R &amp; D of How Django </w:t>
-      </w:r>
-      <w:proofErr w:type="spellStart"/>
-      <w:proofErr w:type="gramStart"/>
-      <w:r>
-        <w:rPr>
-          <w:rFonts w:ascii="Segoe UI Emoji" w:hAnsi="Segoe UI Emoji" w:cs="Segoe UI Emoji"/>
-          <w:lang w:val="en-US"/>
-        </w:rPr>
-        <w:t>catche</w:t>
-      </w:r>
-      <w:proofErr w:type="spellEnd"/>
-      <w:r>
-        <w:rPr>
-          <w:rFonts w:ascii="Segoe UI Emoji" w:hAnsi="Segoe UI Emoji" w:cs="Segoe UI Emoji"/>
-          <w:lang w:val="en-US"/>
-        </w:rPr>
-        <w:t xml:space="preserve"> work</w:t>
-      </w:r>
-      <w:proofErr w:type="gramEnd"/>
-      <w:r>
-        <w:rPr>
-          <w:rFonts w:ascii="Segoe UI Emoji" w:hAnsi="Segoe UI Emoji" w:cs="Segoe UI Emoji"/>
-          <w:lang w:val="en-US"/>
-        </w:rPr>
-        <w:t xml:space="preserve"> in our project and if we replace Django </w:t>
-      </w:r>
-      <w:proofErr w:type="spellStart"/>
-      <w:r>
-        <w:rPr>
-          <w:rFonts w:ascii="Segoe UI Emoji" w:hAnsi="Segoe UI Emoji" w:cs="Segoe UI Emoji"/>
-          <w:lang w:val="en-US"/>
-        </w:rPr>
-        <w:t>catche</w:t>
-      </w:r>
-      <w:proofErr w:type="spellEnd"/>
-      <w:r>
-        <w:rPr>
-          <w:rFonts w:ascii="Segoe UI Emoji" w:hAnsi="Segoe UI Emoji" w:cs="Segoe UI Emoji"/>
-          <w:lang w:val="en-US"/>
-        </w:rPr>
-        <w:t xml:space="preserve"> </w:t>
-      </w:r>
-      <w:proofErr w:type="gramStart"/>
-      <w:r>
-        <w:rPr>
-          <w:rFonts w:ascii="Segoe UI Emoji" w:hAnsi="Segoe UI Emoji" w:cs="Segoe UI Emoji"/>
-          <w:lang w:val="en-US"/>
-        </w:rPr>
-        <w:t>to</w:t>
-      </w:r>
-      <w:proofErr w:type="gramEnd"/>
-      <w:r>
-        <w:rPr>
-          <w:rFonts w:ascii="Segoe UI Emoji" w:hAnsi="Segoe UI Emoji" w:cs="Segoe UI Emoji"/>
-          <w:lang w:val="en-US"/>
-        </w:rPr>
-        <w:t xml:space="preserve"> Redis what are the performance will improve explain in detail with examples. ✅</w:t>
-      </w:r>
-    </w:p>
-    <w:p>
-      <w:pPr>
-        <w:spacing w:after="0"/>
-        <w:rPr>
-          <w:lang w:val="en-US"/>
-        </w:rPr>
-      </w:pPr>
-      <w:r>
-        <w:rPr>
-          <w:lang w:val="en-US"/>
-        </w:rPr>
-        <w:t xml:space="preserve">5] created </w:t>
-      </w:r>
-      <w:proofErr w:type="spellStart"/>
-      <w:r>
-        <w:rPr>
-          <w:lang w:val="en-US"/>
-        </w:rPr>
-        <w:t>feeback</w:t>
-      </w:r>
-      <w:proofErr w:type="spellEnd"/>
-      <w:r>
-        <w:rPr>
-          <w:lang w:val="en-US"/>
-        </w:rPr>
-        <w:t xml:space="preserve"> table definition </w:t>
-      </w:r>
-      <w:r>
-        <w:rPr>
-          <w:rFonts w:ascii="Segoe UI Emoji" w:hAnsi="Segoe UI Emoji" w:cs="Segoe UI Emoji"/>
-          <w:lang w:val="en-US"/>
-        </w:rPr>
-        <w:t>✅</w:t>
-      </w:r>
-    </w:p>
-    <w:p>
-      <w:pPr>
-        <w:spacing w:after="0"/>
-        <w:rPr>
-          <w:lang w:val="en-US"/>
-        </w:rPr>
-      </w:pPr>
-      <w:r>
-        <w:rPr>
-          <w:lang w:val="en-US"/>
-        </w:rPr>
-        <w:t xml:space="preserve">6] push </w:t>
-      </w:r>
-      <w:proofErr w:type="gramStart"/>
-      <w:r>
-        <w:rPr>
-          <w:lang w:val="en-US"/>
-        </w:rPr>
-        <w:t>all  feedback</w:t>
-      </w:r>
-      <w:proofErr w:type="gramEnd"/>
-      <w:r>
-        <w:rPr>
-          <w:lang w:val="en-US"/>
-        </w:rPr>
-        <w:t xml:space="preserve"> table code </w:t>
-      </w:r>
-      <w:r>
-        <w:rPr>
-          <w:rFonts w:ascii="Segoe UI Emoji" w:hAnsi="Segoe UI Emoji" w:cs="Segoe UI Emoji"/>
-          <w:lang w:val="en-US"/>
-        </w:rPr>
-        <w:t>✅</w:t>
-      </w:r>
-    </w:p>
-    <w:p>
-      <w:pPr>
-        <w:rPr>
-          <w:b/>
-          <w:lang w:val="en-US"/>
-        </w:rPr>
-      </w:pPr>
-      <w:r>
-        <w:rPr>
-          <w:lang w:val="en-US"/>
-        </w:rPr>
-        <w:br/>
-      </w:r>
-      <w:r>
-        <w:rPr>
-          <w:lang w:val="en-US"/>
-        </w:rPr>
-        <w:br/>
-      </w:r>
-      <w:r>
-        <w:rPr>
-          <w:lang w:val="en-US"/>
-        </w:rPr>
-        <w:br/>
-      </w:r>
-      <w:r>
-        <w:rPr>
-          <w:lang w:val="en-US"/>
-        </w:rPr>
-        <w:br/>
-      </w:r>
-      <w:proofErr w:type="gramStart"/>
-      <w:r>
-        <w:rPr>
-          <w:b/>
-          <w:lang w:val="en-US"/>
-        </w:rPr>
-        <w:t>Date :</w:t>
-      </w:r>
-      <w:proofErr w:type="gramEnd"/>
-      <w:r>
-        <w:rPr>
-          <w:b/>
-          <w:lang w:val="en-US"/>
-        </w:rPr>
-        <w:t>- 09-04-2026</w:t>
-      </w:r>
-      <w:r>
-        <w:rPr>
-          <w:b/>
-          <w:lang w:val="en-US"/>
-        </w:rPr>
-        <w:br/>
-      </w:r>
-      <w:proofErr w:type="gramStart"/>
-      <w:r>
-        <w:rPr>
-          <w:b/>
-          <w:lang w:val="en-US"/>
-        </w:rPr>
-        <w:t>Day</w:t>
-      </w:r>
-      <w:r>
-        <w:rPr>
-          <w:b/>
-          <w:lang w:val="en-US"/>
-        </w:rPr>
-        <w:t xml:space="preserve"> </w:t>
-      </w:r>
-      <w:r>
-        <w:rPr>
-          <w:b/>
-          <w:lang w:val="en-US"/>
-        </w:rPr>
-        <w:t>:</w:t>
-      </w:r>
-      <w:proofErr w:type="gramEnd"/>
-      <w:r>
-        <w:rPr>
-          <w:b/>
-          <w:lang w:val="en-US"/>
-        </w:rPr>
-        <w:t xml:space="preserve">- </w:t>
-      </w:r>
-      <w:r>
-        <w:rPr>
+      </w:pPr>
+      <w:r>
+        <w:rPr>
+          <w:rFonts w:ascii="Segoe UI Emoji" w:hAnsi="Segoe UI Emoji" w:cs="Segoe UI Emoji"/>
           <w:b/>
           <w:bCs/>
           <w:lang w:val="en-US"/>
         </w:rPr>
-        <w:t>Thursday</w:t>
-      </w:r>
-    </w:p>
-    <w:p>
-      <w:pPr>
-        <w:spacing w:after="0"/>
-        <w:rPr>
-          <w:lang w:val="en-US"/>
-        </w:rPr>
-      </w:pPr>
-      <w:r>
-        <w:rPr>
-          <w:lang w:val="en-US"/>
-        </w:rPr>
-        <w:t>1</w:t>
-      </w:r>
-      <w:proofErr w:type="gramStart"/>
-      <w:r>
-        <w:rPr>
-          <w:lang w:val="en-US"/>
-        </w:rPr>
-        <w:t>] Give</w:t>
-      </w:r>
-      <w:proofErr w:type="gramEnd"/>
-      <w:r>
-        <w:rPr>
-          <w:lang w:val="en-US"/>
-        </w:rPr>
-        <w:t xml:space="preserve"> </w:t>
-      </w:r>
-      <w:r>
-        <w:rPr>
-          <w:lang w:val="en-US"/>
-        </w:rPr>
-        <w:t>Time hours</w:t>
-      </w:r>
-      <w:r>
-        <w:rPr>
-          <w:lang w:val="en-US"/>
-        </w:rPr>
-        <w:t xml:space="preserve"> </w:t>
-      </w:r>
-      <w:r>
-        <w:rPr>
-          <w:lang w:val="en-US"/>
-        </w:rPr>
-        <w:t>for search client by id</w:t>
-      </w:r>
-      <w:r>
-        <w:rPr>
-          <w:lang w:val="en-US"/>
-        </w:rPr>
-        <w:t>.</w:t>
-      </w:r>
-      <w:r>
-        <w:rPr>
-          <w:lang w:val="en-US"/>
-        </w:rPr>
-        <w:t xml:space="preserve"> </w:t>
-      </w:r>
-      <w:r>
-        <w:rPr>
-          <w:rFonts w:ascii="Segoe UI Emoji" w:hAnsi="Segoe UI Emoji" w:cs="Segoe UI Emoji"/>
-          <w:lang w:val="en-US"/>
-        </w:rPr>
-        <w:t>✅</w:t>
-      </w:r>
-    </w:p>
-    <w:p>
-      <w:pPr>
-        <w:spacing w:after="0"/>
-        <w:rPr>
-          <w:lang w:val="en-US"/>
-        </w:rPr>
-      </w:pPr>
-      <w:r>
-        <w:rPr>
-          <w:lang w:val="en-US"/>
-        </w:rPr>
-        <w:t xml:space="preserve">2] Create a Jira Ticket for feedback table definition </w:t>
-      </w:r>
-      <w:r>
-        <w:rPr>
-          <w:rFonts w:ascii="Segoe UI Emoji" w:hAnsi="Segoe UI Emoji" w:cs="Segoe UI Emoji"/>
-          <w:lang w:val="en-US"/>
-        </w:rPr>
-        <w:t>✅</w:t>
-      </w:r>
-    </w:p>
-    <w:p>
-      <w:pPr>
-        <w:spacing w:after="0"/>
-        <w:rPr>
-          <w:lang w:val="en-US"/>
-        </w:rPr>
-      </w:pPr>
-      <w:r>
-        <w:rPr>
-          <w:lang w:val="en-US"/>
-        </w:rPr>
-        <w:t xml:space="preserve">3] Raised the PR for feedback table </w:t>
-      </w:r>
-      <w:proofErr w:type="spellStart"/>
-      <w:r>
-        <w:rPr>
-          <w:lang w:val="en-US"/>
-        </w:rPr>
-        <w:t>defination</w:t>
-      </w:r>
-      <w:proofErr w:type="spellEnd"/>
-      <w:r>
-        <w:rPr>
-          <w:lang w:val="en-US"/>
-        </w:rPr>
-        <w:t xml:space="preserve"> </w:t>
-      </w:r>
-      <w:r>
-        <w:rPr>
-          <w:rFonts w:ascii="Segoe UI Emoji" w:hAnsi="Segoe UI Emoji" w:cs="Segoe UI Emoji"/>
-          <w:lang w:val="en-US"/>
-        </w:rPr>
-        <w:t>✅</w:t>
-      </w:r>
-    </w:p>
-    <w:p>
-      <w:pPr>
-        <w:rPr>
-          <w:lang w:val="en-US"/>
-        </w:rPr>
-      </w:pPr>
-    </w:p>
-    <w:p>
-      <w:pPr>
-        <w:rPr>
-          <w:lang w:val="en-US"/>
-        </w:rPr>
-      </w:pPr>
-    </w:p>
-    <w:p>
-      <w:pPr>
-        <w:rPr>
-          <w:b/>
-          <w:lang w:val="en-US"/>
-        </w:rPr>
-      </w:pPr>
-      <w:proofErr w:type="gramStart"/>
-      <w:r>
-        <w:rPr>
-          <w:b/>
-          <w:lang w:val="en-US"/>
-        </w:rPr>
-        <w:t>Date :</w:t>
-      </w:r>
-      <w:proofErr w:type="gramEnd"/>
-      <w:r>
-        <w:rPr>
-          <w:b/>
-          <w:lang w:val="en-US"/>
-        </w:rPr>
-        <w:t xml:space="preserve">- </w:t>
-      </w:r>
-      <w:r>
-        <w:rPr>
-          <w:b/>
-          <w:lang w:val="en-US"/>
-        </w:rPr>
-        <w:t>10</w:t>
-      </w:r>
-      <w:r>
-        <w:rPr>
-          <w:b/>
+        <w:lastRenderedPageBreak/>
+        <w:t>Date : 13-04-2026</w:t>
+      </w:r>
+    </w:p>
+    <w:p>
+      <w:pPr>
+        <w:spacing w:after="0"/>
+        <w:rPr>
+          <w:rFonts w:ascii="Segoe UI Emoji" w:hAnsi="Segoe UI Emoji" w:cs="Segoe UI Emoji"/>
+          <w:b/>
+          <w:bCs/>
+          <w:lang w:val="en-US"/>
+        </w:rPr>
+      </w:pPr>
+      <w:r>
+        <w:rPr>
+          <w:rFonts w:ascii="Segoe UI Emoji" w:hAnsi="Segoe UI Emoji" w:cs="Segoe UI Emoji"/>
+          <w:b/>
+          <w:bCs/>
+          <w:lang w:val="en-US"/>
+        </w:rPr>
+        <w:t>Day : Monday</w:t>
+      </w:r>
+    </w:p>
+    <w:p>
+      <w:pPr>
+        <w:spacing w:after="0"/>
+        <w:rPr>
+          <w:rFonts w:ascii="Segoe UI Emoji" w:hAnsi="Segoe UI Emoji" w:cs="Segoe UI Emoji"/>
+          <w:b/>
+          <w:bCs/>
+          <w:lang w:val="en-US"/>
+        </w:rPr>
+      </w:pPr>
+    </w:p>
+    <w:p>
+      <w:pPr>
+        <w:spacing w:after="0"/>
+        <w:rPr>
+          <w:rFonts w:ascii="Segoe UI Emoji" w:hAnsi="Segoe UI Emoji" w:cs="Segoe UI Emoji"/>
+          <w:lang w:val="en-US"/>
+        </w:rPr>
+      </w:pPr>
+      <w:r>
+        <w:rPr>
+          <w:rFonts w:ascii="Segoe UI Emoji" w:hAnsi="Segoe UI Emoji" w:cs="Segoe UI Emoji"/>
+          <w:lang w:val="en-US"/>
+        </w:rPr>
+        <w:t>1]</w:t>
+      </w:r>
+      <w:r>
+        <w:rPr>
+          <w:rFonts w:ascii="Segoe UI Emoji" w:hAnsi="Segoe UI Emoji" w:cs="Segoe UI Emoji"/>
+          <w:lang w:val="en-US"/>
+        </w:rPr>
+        <w:t xml:space="preserve"> Give time hours for add search client by id</w:t>
+      </w:r>
+    </w:p>
+    <w:p>
+      <w:pPr>
+        <w:spacing w:after="0"/>
+        <w:rPr>
+          <w:rFonts w:ascii="Segoe UI Emoji" w:hAnsi="Segoe UI Emoji" w:cs="Segoe UI Emoji"/>
+          <w:lang w:val="en-US"/>
+        </w:rPr>
+      </w:pPr>
+      <w:r>
+        <w:rPr>
+          <w:rFonts w:ascii="Segoe UI Emoji" w:hAnsi="Segoe UI Emoji" w:cs="Segoe UI Emoji"/>
+          <w:lang w:val="en-US"/>
+        </w:rPr>
+        <w:t>2] create new branch feature/open-ticket-button-implemented</w:t>
+      </w:r>
+    </w:p>
+    <w:p>
+      <w:pPr>
+        <w:spacing w:after="0"/>
+        <w:rPr>
+          <w:rFonts w:ascii="Segoe UI Emoji" w:hAnsi="Segoe UI Emoji" w:cs="Segoe UI Emoji"/>
+          <w:lang w:val="en-US"/>
+        </w:rPr>
+      </w:pPr>
+      <w:r>
+        <w:rPr>
+          <w:rFonts w:ascii="Segoe UI Emoji" w:hAnsi="Segoe UI Emoji" w:cs="Segoe UI Emoji"/>
+          <w:lang w:val="en-US"/>
+        </w:rPr>
+        <w:t>3] done all code of open ticket with new pull from spog_project_main</w:t>
+      </w:r>
+    </w:p>
+    <w:p>
+      <w:pPr>
+        <w:spacing w:after="0"/>
+        <w:rPr>
+          <w:rFonts w:ascii="Segoe UI Emoji" w:hAnsi="Segoe UI Emoji" w:cs="Segoe UI Emoji"/>
+          <w:lang w:val="en-US"/>
+        </w:rPr>
+      </w:pPr>
+      <w:r>
+        <w:rPr>
+          <w:rFonts w:ascii="Segoe UI Emoji" w:hAnsi="Segoe UI Emoji" w:cs="Segoe UI Emoji"/>
+          <w:lang w:val="en-US"/>
+        </w:rPr>
+        <w:t>4] testing done of open ticket form</w:t>
+      </w:r>
+    </w:p>
+    <w:p>
+      <w:pPr>
+        <w:spacing w:after="0"/>
+        <w:rPr>
+          <w:rFonts w:ascii="Segoe UI Emoji" w:hAnsi="Segoe UI Emoji" w:cs="Segoe UI Emoji"/>
+          <w:lang w:val="en-US"/>
+        </w:rPr>
+      </w:pPr>
+      <w:r>
+        <w:rPr>
+          <w:rFonts w:ascii="Segoe UI Emoji" w:hAnsi="Segoe UI Emoji" w:cs="Segoe UI Emoji"/>
+          <w:lang w:val="en-US"/>
+        </w:rPr>
+        <w:t>5] Raised the PR for open ticket button feature</w:t>
+      </w:r>
+    </w:p>
+    <w:p>
+      <w:pPr>
+        <w:spacing w:after="0"/>
+        <w:rPr>
+          <w:rFonts w:ascii="Segoe UI Emoji" w:hAnsi="Segoe UI Emoji" w:cs="Segoe UI Emoji"/>
+          <w:lang w:val="en-US"/>
+        </w:rPr>
+      </w:pPr>
+      <w:r>
+        <w:rPr>
+          <w:rFonts w:ascii="Segoe UI Emoji" w:hAnsi="Segoe UI Emoji" w:cs="Segoe UI Emoji"/>
+          <w:lang w:val="en-US"/>
+        </w:rPr>
+        <w:t xml:space="preserve">6] created a list of </w:t>
+      </w:r>
+      <w:r>
+        <w:rPr>
+          <w:rFonts w:ascii="Segoe UI Emoji" w:hAnsi="Segoe UI Emoji" w:cs="Segoe UI Emoji"/>
+          <w:lang w:val="en-US"/>
+        </w:rPr>
+        <w:t>Jira</w:t>
+      </w:r>
+      <w:r>
+        <w:rPr>
+          <w:rFonts w:ascii="Segoe UI Emoji" w:hAnsi="Segoe UI Emoji" w:cs="Segoe UI Emoji"/>
+          <w:lang w:val="en-US"/>
+        </w:rPr>
+        <w:t xml:space="preserve"> tickets which is pending , merged</w:t>
+      </w:r>
+    </w:p>
+    <w:p>
+      <w:pPr>
+        <w:spacing w:after="0"/>
+        <w:rPr>
+          <w:rFonts w:ascii="Segoe UI Emoji" w:hAnsi="Segoe UI Emoji" w:cs="Segoe UI Emoji"/>
+          <w:lang w:val="en-US"/>
+        </w:rPr>
+      </w:pPr>
+      <w:r>
+        <w:rPr>
+          <w:rFonts w:ascii="Segoe UI Emoji" w:hAnsi="Segoe UI Emoji" w:cs="Segoe UI Emoji"/>
+          <w:lang w:val="en-US"/>
+        </w:rPr>
+        <w:t xml:space="preserve">7] </w:t>
+      </w:r>
+      <w:r>
+        <w:rPr>
+          <w:rFonts w:ascii="Segoe UI Emoji" w:hAnsi="Segoe UI Emoji" w:cs="Segoe UI Emoji"/>
+          <w:lang w:val="en-US"/>
+        </w:rPr>
+        <w:t>Resolve 5 comments from new open ticket model</w:t>
+      </w:r>
+    </w:p>
+    <w:p>
+      <w:pPr>
+        <w:spacing w:after="0"/>
+        <w:rPr>
+          <w:rFonts w:ascii="Segoe UI Emoji" w:hAnsi="Segoe UI Emoji" w:cs="Segoe UI Emoji"/>
+          <w:lang w:val="en-US"/>
+        </w:rPr>
+      </w:pPr>
+    </w:p>
+    <w:p>
+      <w:pPr>
+        <w:spacing w:after="0"/>
+        <w:rPr>
+          <w:rFonts w:ascii="Segoe UI Emoji" w:hAnsi="Segoe UI Emoji" w:cs="Segoe UI Emoji"/>
+          <w:b/>
+          <w:bCs/>
+          <w:lang w:val="en-US"/>
+        </w:rPr>
+      </w:pPr>
+      <w:r>
+        <w:rPr>
+          <w:rFonts w:ascii="Segoe UI Emoji" w:hAnsi="Segoe UI Emoji" w:cs="Segoe UI Emoji"/>
+          <w:b/>
+          <w:bCs/>
+          <w:lang w:val="en-US"/>
+        </w:rPr>
+        <w:t>Date : 14-04-2026</w:t>
+      </w:r>
+    </w:p>
+    <w:p>
+      <w:pPr>
+        <w:spacing w:after="0"/>
+        <w:rPr>
+          <w:rFonts w:ascii="Segoe UI Emoji" w:hAnsi="Segoe UI Emoji" w:cs="Segoe UI Emoji"/>
+          <w:b/>
+          <w:bCs/>
+          <w:lang w:val="en-US"/>
+        </w:rPr>
+      </w:pPr>
+      <w:r>
+        <w:rPr>
+          <w:rFonts w:ascii="Segoe UI Emoji" w:hAnsi="Segoe UI Emoji" w:cs="Segoe UI Emoji"/>
+          <w:b/>
+          <w:bCs/>
+          <w:lang w:val="en-US"/>
+        </w:rPr>
+        <w:t>Day : Tuesday</w:t>
+      </w:r>
+    </w:p>
+    <w:p>
+      <w:pPr>
+        <w:spacing w:after="0"/>
+        <w:rPr>
+          <w:rFonts w:ascii="Segoe UI Emoji" w:hAnsi="Segoe UI Emoji" w:cs="Segoe UI Emoji"/>
+          <w:lang w:val="en-US"/>
+        </w:rPr>
+      </w:pPr>
+    </w:p>
+    <w:p>
+      <w:pPr>
+        <w:spacing w:after="0"/>
+        <w:rPr>
+          <w:rFonts w:ascii="Segoe UI Emoji" w:hAnsi="Segoe UI Emoji" w:cs="Segoe UI Emoji"/>
+          <w:lang w:val="en-US"/>
+        </w:rPr>
+      </w:pPr>
+      <w:r>
+        <w:rPr>
+          <w:rFonts w:ascii="Segoe UI Emoji" w:hAnsi="Segoe UI Emoji" w:cs="Segoe UI Emoji"/>
+          <w:lang w:val="en-US"/>
+        </w:rPr>
+        <w:t>1] Give Time hours for open-ticket subtask</w:t>
+      </w:r>
+      <w:r>
+        <w:rPr>
+          <w:rFonts w:ascii="Segoe UI Emoji" w:hAnsi="Segoe UI Emoji" w:cs="Segoe UI Emoji"/>
+          <w:lang w:val="en-US"/>
+        </w:rPr>
+        <w:t xml:space="preserve"> .✅</w:t>
+      </w:r>
+    </w:p>
+    <w:p>
+      <w:pPr>
+        <w:spacing w:after="0"/>
+        <w:rPr>
+          <w:rFonts w:ascii="Segoe UI Emoji" w:hAnsi="Segoe UI Emoji" w:cs="Segoe UI Emoji"/>
+          <w:lang w:val="en-US"/>
+        </w:rPr>
+      </w:pPr>
+      <w:r>
+        <w:rPr>
+          <w:rFonts w:ascii="Segoe UI Emoji" w:hAnsi="Segoe UI Emoji" w:cs="Segoe UI Emoji"/>
+          <w:lang w:val="en-US"/>
+        </w:rPr>
+        <w:t xml:space="preserve">2] </w:t>
+      </w:r>
+      <w:r>
+        <w:rPr>
+          <w:rFonts w:ascii="Segoe UI Emoji" w:hAnsi="Segoe UI Emoji" w:cs="Segoe UI Emoji"/>
+          <w:lang w:val="en-US"/>
+        </w:rPr>
+        <w:t>Feedback button show only for admin</w:t>
+      </w:r>
+    </w:p>
+    <w:p>
+      <w:pPr>
+        <w:spacing w:after="0"/>
+        <w:rPr>
+          <w:rFonts w:ascii="Segoe UI Emoji" w:hAnsi="Segoe UI Emoji" w:cs="Segoe UI Emoji"/>
+          <w:lang w:val="en-US"/>
+        </w:rPr>
+      </w:pPr>
+      <w:r>
+        <w:rPr>
+          <w:rFonts w:ascii="Segoe UI Emoji" w:hAnsi="Segoe UI Emoji" w:cs="Segoe UI Emoji"/>
+          <w:lang w:val="en-US"/>
+        </w:rPr>
+        <w:t>3] complete Feedback form backend</w:t>
+      </w:r>
+    </w:p>
+    <w:p>
+      <w:pPr>
+        <w:spacing w:after="0"/>
+        <w:rPr>
+          <w:rFonts w:ascii="Segoe UI Emoji" w:hAnsi="Segoe UI Emoji" w:cs="Segoe UI Emoji"/>
+          <w:lang w:val="en-US"/>
+        </w:rPr>
+      </w:pPr>
+      <w:r>
+        <w:rPr>
+          <w:rFonts w:ascii="Segoe UI Emoji" w:hAnsi="Segoe UI Emoji" w:cs="Segoe UI Emoji"/>
+          <w:lang w:val="en-US"/>
+        </w:rPr>
+        <w:t>4] Test feedback form successfully done</w:t>
+      </w:r>
+    </w:p>
+    <w:p>
+      <w:pPr>
+        <w:spacing w:after="0"/>
+        <w:rPr>
+          <w:rFonts w:ascii="Segoe UI Emoji" w:hAnsi="Segoe UI Emoji" w:cs="Segoe UI Emoji"/>
+          <w:lang w:val="en-US"/>
+        </w:rPr>
+      </w:pPr>
+    </w:p>
+    <w:p>
+      <w:pPr>
+        <w:spacing w:after="0"/>
+        <w:rPr>
+          <w:rFonts w:ascii="Segoe UI Emoji" w:hAnsi="Segoe UI Emoji" w:cs="Segoe UI Emoji"/>
+          <w:b/>
+          <w:bCs/>
+          <w:lang w:val="en-US"/>
+        </w:rPr>
+      </w:pPr>
+      <w:r>
+        <w:rPr>
+          <w:rFonts w:ascii="Segoe UI Emoji" w:hAnsi="Segoe UI Emoji" w:cs="Segoe UI Emoji"/>
+          <w:b/>
+          <w:bCs/>
+          <w:lang w:val="en-US"/>
+        </w:rPr>
+        <w:t>Date : 1</w:t>
+      </w:r>
+      <w:r>
+        <w:rPr>
+          <w:rFonts w:ascii="Segoe UI Emoji" w:hAnsi="Segoe UI Emoji" w:cs="Segoe UI Emoji"/>
+          <w:b/>
+          <w:bCs/>
+          <w:lang w:val="en-US"/>
+        </w:rPr>
+        <w:t>5</w:t>
+      </w:r>
+      <w:r>
+        <w:rPr>
+          <w:rFonts w:ascii="Segoe UI Emoji" w:hAnsi="Segoe UI Emoji" w:cs="Segoe UI Emoji"/>
+          <w:b/>
+          <w:bCs/>
           <w:lang w:val="en-US"/>
         </w:rPr>
         <w:t>-04-2026</w:t>
       </w:r>
-      <w:r>
-        <w:rPr>
-          <w:b/>
-          <w:lang w:val="en-US"/>
-        </w:rPr>
-        <w:br/>
-      </w:r>
-      <w:proofErr w:type="gramStart"/>
-      <w:r>
-        <w:rPr>
-          <w:b/>
-          <w:lang w:val="en-US"/>
-        </w:rPr>
-        <w:t>Day</w:t>
-      </w:r>
-      <w:r>
-        <w:rPr>
-          <w:b/>
-          <w:lang w:val="en-US"/>
-        </w:rPr>
-        <w:t xml:space="preserve"> </w:t>
-      </w:r>
-      <w:r>
-        <w:rPr>
-          <w:b/>
-          <w:lang w:val="en-US"/>
-        </w:rPr>
-        <w:t>:</w:t>
-      </w:r>
-      <w:proofErr w:type="gramEnd"/>
-      <w:r>
-        <w:rPr>
-          <w:b/>
-          <w:lang w:val="en-US"/>
-        </w:rPr>
-        <w:t xml:space="preserve">- </w:t>
-      </w:r>
-      <w:r>
-        <w:rPr>
+    </w:p>
+    <w:p>
+      <w:pPr>
+        <w:spacing w:after="0"/>
+        <w:rPr>
+          <w:rFonts w:ascii="Segoe UI Emoji" w:hAnsi="Segoe UI Emoji" w:cs="Segoe UI Emoji"/>
           <w:b/>
           <w:bCs/>
           <w:lang w:val="en-US"/>
         </w:rPr>
-        <w:t>Friday</w:t>
-      </w:r>
-    </w:p>
-    <w:p>
-      <w:pPr>
-        <w:rPr>
-          <w:rFonts w:ascii="Segoe UI Emoji" w:hAnsi="Segoe UI Emoji" w:cs="Segoe UI Emoji"/>
-          <w:lang w:val="en-US"/>
-        </w:rPr>
-      </w:pPr>
-      <w:r>
-        <w:rPr>
-          <w:lang w:val="en-US"/>
-        </w:rPr>
-        <w:t>1</w:t>
-      </w:r>
-      <w:proofErr w:type="gramStart"/>
-      <w:r>
-        <w:rPr>
-          <w:lang w:val="en-US"/>
-        </w:rPr>
-        <w:t>] Give</w:t>
-      </w:r>
-      <w:proofErr w:type="gramEnd"/>
-      <w:r>
-        <w:rPr>
-          <w:lang w:val="en-US"/>
-        </w:rPr>
-        <w:t xml:space="preserve"> Time hours change meta data description to describe </w:t>
-      </w:r>
-      <w:proofErr w:type="gramStart"/>
-      <w:r>
-        <w:rPr>
-          <w:lang w:val="en-US"/>
-        </w:rPr>
-        <w:t>OneView.</w:t>
-      </w:r>
-      <w:r>
-        <w:rPr>
-          <w:lang w:val="en-US"/>
-        </w:rPr>
-        <w:t>.</w:t>
-      </w:r>
-      <w:proofErr w:type="gramEnd"/>
-      <w:r>
-        <w:rPr>
-          <w:rFonts w:ascii="Segoe UI Emoji" w:hAnsi="Segoe UI Emoji" w:cs="Segoe UI Emoji"/>
-          <w:lang w:val="en-US"/>
-        </w:rPr>
-        <w:t>✅</w:t>
-      </w:r>
-    </w:p>
-    <w:p>
-      <w:pPr>
-        <w:rPr>
-          <w:rFonts w:ascii="Segoe UI Emoji" w:hAnsi="Segoe UI Emoji" w:cs="Segoe UI Emoji"/>
-          <w:lang w:val="en-US"/>
-        </w:rPr>
-      </w:pPr>
-      <w:r>
-        <w:rPr>
-          <w:rFonts w:ascii="Segoe UI Emoji" w:hAnsi="Segoe UI Emoji" w:cs="Segoe UI Emoji"/>
-          <w:lang w:val="en-US"/>
-        </w:rPr>
-        <w:t xml:space="preserve">2] Resolve the Feedback table </w:t>
-      </w:r>
-      <w:proofErr w:type="spellStart"/>
-      <w:r>
-        <w:rPr>
-          <w:rFonts w:ascii="Segoe UI Emoji" w:hAnsi="Segoe UI Emoji" w:cs="Segoe UI Emoji"/>
-          <w:lang w:val="en-US"/>
-        </w:rPr>
-        <w:t>defination</w:t>
-      </w:r>
-      <w:proofErr w:type="spellEnd"/>
-      <w:r>
-        <w:rPr>
-          <w:rFonts w:ascii="Segoe UI Emoji" w:hAnsi="Segoe UI Emoji" w:cs="Segoe UI Emoji"/>
-          <w:lang w:val="en-US"/>
-        </w:rPr>
-        <w:t xml:space="preserve"> comment ✅ - &gt; pushed the code</w:t>
-      </w:r>
-    </w:p>
-    <w:p>
-      <w:pPr>
-        <w:rPr>
-          <w:rFonts w:ascii="Segoe UI Emoji" w:hAnsi="Segoe UI Emoji" w:cs="Segoe UI Emoji"/>
-          <w:lang w:val="en-US"/>
-        </w:rPr>
-      </w:pPr>
-      <w:r>
-        <w:rPr>
-          <w:rFonts w:ascii="Segoe UI Emoji" w:hAnsi="Segoe UI Emoji" w:cs="Segoe UI Emoji"/>
-          <w:lang w:val="en-US"/>
-        </w:rPr>
-        <w:t>3] Resolve 11 comments from open ticket PR ✅ -&gt; Pushed the code</w:t>
-      </w:r>
-    </w:p>
-    <w:p>
-      <w:pPr>
-        <w:rPr>
-          <w:rFonts w:ascii="Segoe UI Emoji" w:hAnsi="Segoe UI Emoji" w:cs="Segoe UI Emoji"/>
-          <w:lang w:val="en-US"/>
-        </w:rPr>
-      </w:pPr>
-    </w:p>
-    <w:p>
-      <w:pPr>
-        <w:rPr>
-          <w:rFonts w:ascii="Segoe UI Emoji" w:hAnsi="Segoe UI Emoji" w:cs="Segoe UI Emoji"/>
-          <w:lang w:val="en-US"/>
-        </w:rPr>
-      </w:pPr>
-    </w:p>
-    <w:p>
-      <w:pPr>
-        <w:rPr>
-          <w:rFonts w:ascii="Segoe UI Emoji" w:hAnsi="Segoe UI Emoji" w:cs="Segoe UI Emoji"/>
-          <w:lang w:val="en-US"/>
-        </w:rPr>
-      </w:pPr>
-    </w:p>
-    <w:p>
-      <w:pPr>
-        <w:spacing w:after="0"/>
+      </w:pPr>
+      <w:r>
         <w:rPr>
           <w:rFonts w:ascii="Segoe UI Emoji" w:hAnsi="Segoe UI Emoji" w:cs="Segoe UI Emoji"/>
           <w:b/>
           <w:bCs/>
           <w:lang w:val="en-US"/>
         </w:rPr>
-      </w:pPr>
-      <w:proofErr w:type="gramStart"/>
+        <w:t xml:space="preserve">Day : </w:t>
+      </w:r>
       <w:r>
         <w:rPr>
           <w:rFonts w:ascii="Segoe UI Emoji" w:hAnsi="Segoe UI Emoji" w:cs="Segoe UI Emoji"/>
@@ -2309,18 +2317,110 @@
           <w:bCs/>
           <w:lang w:val="en-US"/>
         </w:rPr>
-        <w:lastRenderedPageBreak/>
-        <w:t>Date :</w:t>
-      </w:r>
-      <w:proofErr w:type="gramEnd"/>
-      <w:r>
+        <w:t>Wednesday</w:t>
+      </w:r>
+    </w:p>
+    <w:p>
+      <w:pPr>
+        <w:spacing w:after="0"/>
         <w:rPr>
           <w:rFonts w:ascii="Segoe UI Emoji" w:hAnsi="Segoe UI Emoji" w:cs="Segoe UI Emoji"/>
           <w:b/>
           <w:bCs/>
           <w:lang w:val="en-US"/>
         </w:rPr>
-        <w:t xml:space="preserve"> 13-04-2026</w:t>
+      </w:pPr>
+    </w:p>
+    <w:p>
+      <w:pPr>
+        <w:spacing w:after="0"/>
+        <w:rPr>
+          <w:rFonts w:ascii="Segoe UI Emoji" w:hAnsi="Segoe UI Emoji" w:cs="Segoe UI Emoji"/>
+          <w:lang w:val="en-US"/>
+        </w:rPr>
+      </w:pPr>
+      <w:r>
+        <w:rPr>
+          <w:rFonts w:ascii="Segoe UI Emoji" w:hAnsi="Segoe UI Emoji" w:cs="Segoe UI Emoji"/>
+          <w:lang w:val="en-US"/>
+        </w:rPr>
+        <w:t>1] Give Time hours for</w:t>
+      </w:r>
+      <w:r>
+        <w:rPr>
+          <w:rFonts w:ascii="Segoe UI Emoji" w:hAnsi="Segoe UI Emoji" w:cs="Segoe UI Emoji"/>
+          <w:lang w:val="en-US"/>
+        </w:rPr>
+        <w:t xml:space="preserve"> Feedback button backend</w:t>
+      </w:r>
+      <w:r>
+        <w:rPr>
+          <w:rFonts w:ascii="Segoe UI Emoji" w:hAnsi="Segoe UI Emoji" w:cs="Segoe UI Emoji"/>
+          <w:lang w:val="en-US"/>
+        </w:rPr>
+        <w:t>.✅</w:t>
+      </w:r>
+    </w:p>
+    <w:p>
+      <w:pPr>
+        <w:spacing w:after="0"/>
+        <w:rPr>
+          <w:rFonts w:ascii="Segoe UI Emoji" w:hAnsi="Segoe UI Emoji" w:cs="Segoe UI Emoji"/>
+          <w:lang w:val="en-US"/>
+        </w:rPr>
+      </w:pPr>
+      <w:r>
+        <w:rPr>
+          <w:rFonts w:ascii="Segoe UI Emoji" w:hAnsi="Segoe UI Emoji" w:cs="Segoe UI Emoji"/>
+          <w:lang w:val="en-US"/>
+        </w:rPr>
+        <w:t xml:space="preserve">2] </w:t>
+      </w:r>
+      <w:r>
+        <w:rPr>
+          <w:rFonts w:ascii="Segoe UI Emoji" w:hAnsi="Segoe UI Emoji" w:cs="Segoe UI Emoji"/>
+          <w:lang w:val="en-US"/>
+        </w:rPr>
+        <w:t>removed breakdown section from overview analytics</w:t>
+      </w:r>
+    </w:p>
+    <w:p>
+      <w:pPr>
+        <w:spacing w:after="0"/>
+        <w:rPr>
+          <w:rFonts w:ascii="Segoe UI Emoji" w:hAnsi="Segoe UI Emoji" w:cs="Segoe UI Emoji"/>
+          <w:lang w:val="en-US"/>
+        </w:rPr>
+      </w:pPr>
+      <w:r>
+        <w:rPr>
+          <w:rFonts w:ascii="Segoe UI Emoji" w:hAnsi="Segoe UI Emoji" w:cs="Segoe UI Emoji"/>
+          <w:lang w:val="en-US"/>
+        </w:rPr>
+        <w:t>3] added some changes in overview analytics model -&gt; “change” to “ticket increase/des”</w:t>
+      </w:r>
+    </w:p>
+    <w:p>
+      <w:pPr>
+        <w:spacing w:after="0"/>
+        <w:rPr>
+          <w:rFonts w:ascii="Segoe UI Emoji" w:hAnsi="Segoe UI Emoji" w:cs="Segoe UI Emoji"/>
+          <w:lang w:val="en-US"/>
+        </w:rPr>
+      </w:pPr>
+      <w:r>
+        <w:rPr>
+          <w:rFonts w:ascii="Segoe UI Emoji" w:hAnsi="Segoe UI Emoji" w:cs="Segoe UI Emoji"/>
+          <w:lang w:val="en-US"/>
+        </w:rPr>
+        <w:t>4] Resolve 3 comments from feedback-button P</w:t>
+      </w:r>
+      <w:r>
+        <w:rPr>
+          <w:rFonts w:ascii="Segoe UI Emoji" w:hAnsi="Segoe UI Emoji" w:cs="Segoe UI Emoji"/>
+          <w:lang w:val="en-US"/>
+        </w:rPr>
+        <w:t>R</w:t>
       </w:r>
     </w:p>
     <w:p>
@@ -2333,370 +2433,14 @@
           <w:lang w:val="en-US"/>
         </w:rPr>
       </w:pPr>
-      <w:proofErr w:type="gramStart"/>
-      <w:r>
-        <w:rPr>
-          <w:rFonts w:ascii="Segoe UI Emoji" w:hAnsi="Segoe UI Emoji" w:cs="Segoe UI Emoji"/>
-          <w:b/>
-          <w:bCs/>
-          <w:lang w:val="en-US"/>
-        </w:rPr>
-        <w:t>Day :</w:t>
-      </w:r>
-      <w:proofErr w:type="gramEnd"/>
-      <w:r>
-        <w:rPr>
-          <w:rFonts w:ascii="Segoe UI Emoji" w:hAnsi="Segoe UI Emoji" w:cs="Segoe UI Emoji"/>
-          <w:b/>
-          <w:bCs/>
-          <w:lang w:val="en-US"/>
-        </w:rPr>
-        <w:t xml:space="preserve"> Monday</w:t>
-      </w:r>
-    </w:p>
-    <w:p>
-      <w:pPr>
-        <w:spacing w:after="0"/>
-        <w:rPr>
-          <w:rFonts w:ascii="Segoe UI Emoji" w:hAnsi="Segoe UI Emoji" w:cs="Segoe UI Emoji"/>
-          <w:b/>
-          <w:bCs/>
-          <w:lang w:val="en-US"/>
-        </w:rPr>
-      </w:pPr>
-    </w:p>
-    <w:p>
-      <w:pPr>
-        <w:spacing w:after="0"/>
-        <w:rPr>
-          <w:rFonts w:ascii="Segoe UI Emoji" w:hAnsi="Segoe UI Emoji" w:cs="Segoe UI Emoji"/>
-          <w:lang w:val="en-US"/>
-        </w:rPr>
-      </w:pPr>
-      <w:r>
-        <w:rPr>
-          <w:rFonts w:ascii="Segoe UI Emoji" w:hAnsi="Segoe UI Emoji" w:cs="Segoe UI Emoji"/>
-          <w:lang w:val="en-US"/>
-        </w:rPr>
-        <w:t>1]</w:t>
-      </w:r>
-      <w:r>
-        <w:rPr>
-          <w:rFonts w:ascii="Segoe UI Emoji" w:hAnsi="Segoe UI Emoji" w:cs="Segoe UI Emoji"/>
-          <w:lang w:val="en-US"/>
-        </w:rPr>
-        <w:t xml:space="preserve"> Give time hours for add search client by id</w:t>
-      </w:r>
-    </w:p>
-    <w:p>
-      <w:pPr>
-        <w:spacing w:after="0"/>
-        <w:rPr>
-          <w:rFonts w:ascii="Segoe UI Emoji" w:hAnsi="Segoe UI Emoji" w:cs="Segoe UI Emoji"/>
-          <w:lang w:val="en-US"/>
-        </w:rPr>
-      </w:pPr>
-      <w:r>
-        <w:rPr>
-          <w:rFonts w:ascii="Segoe UI Emoji" w:hAnsi="Segoe UI Emoji" w:cs="Segoe UI Emoji"/>
-          <w:lang w:val="en-US"/>
-        </w:rPr>
-        <w:t>2] create new branch feature/open-ticket-button-implemented</w:t>
-      </w:r>
-    </w:p>
-    <w:p>
-      <w:pPr>
-        <w:spacing w:after="0"/>
-        <w:rPr>
-          <w:rFonts w:ascii="Segoe UI Emoji" w:hAnsi="Segoe UI Emoji" w:cs="Segoe UI Emoji"/>
-          <w:lang w:val="en-US"/>
-        </w:rPr>
-      </w:pPr>
-      <w:r>
-        <w:rPr>
-          <w:rFonts w:ascii="Segoe UI Emoji" w:hAnsi="Segoe UI Emoji" w:cs="Segoe UI Emoji"/>
-          <w:lang w:val="en-US"/>
-        </w:rPr>
-        <w:t>3] done all code of open ticket with new pull from spog_project_main</w:t>
-      </w:r>
-    </w:p>
-    <w:p>
-      <w:pPr>
-        <w:spacing w:after="0"/>
-        <w:rPr>
-          <w:rFonts w:ascii="Segoe UI Emoji" w:hAnsi="Segoe UI Emoji" w:cs="Segoe UI Emoji"/>
-          <w:lang w:val="en-US"/>
-        </w:rPr>
-      </w:pPr>
-      <w:r>
-        <w:rPr>
-          <w:rFonts w:ascii="Segoe UI Emoji" w:hAnsi="Segoe UI Emoji" w:cs="Segoe UI Emoji"/>
-          <w:lang w:val="en-US"/>
-        </w:rPr>
-        <w:t>4] testing done of open ticket form</w:t>
-      </w:r>
-    </w:p>
-    <w:p>
-      <w:pPr>
-        <w:spacing w:after="0"/>
-        <w:rPr>
-          <w:rFonts w:ascii="Segoe UI Emoji" w:hAnsi="Segoe UI Emoji" w:cs="Segoe UI Emoji"/>
-          <w:lang w:val="en-US"/>
-        </w:rPr>
-      </w:pPr>
-      <w:r>
-        <w:rPr>
-          <w:rFonts w:ascii="Segoe UI Emoji" w:hAnsi="Segoe UI Emoji" w:cs="Segoe UI Emoji"/>
-          <w:lang w:val="en-US"/>
-        </w:rPr>
-        <w:t>5] Raised the PR for open ticket button feature</w:t>
-      </w:r>
-    </w:p>
-    <w:p>
-      <w:pPr>
-        <w:spacing w:after="0"/>
-        <w:rPr>
-          <w:rFonts w:ascii="Segoe UI Emoji" w:hAnsi="Segoe UI Emoji" w:cs="Segoe UI Emoji"/>
-          <w:lang w:val="en-US"/>
-        </w:rPr>
-      </w:pPr>
-      <w:r>
-        <w:rPr>
-          <w:rFonts w:ascii="Segoe UI Emoji" w:hAnsi="Segoe UI Emoji" w:cs="Segoe UI Emoji"/>
-          <w:lang w:val="en-US"/>
-        </w:rPr>
-        <w:t xml:space="preserve">6] created a list of </w:t>
-      </w:r>
-      <w:proofErr w:type="spellStart"/>
-      <w:r>
-        <w:rPr>
-          <w:rFonts w:ascii="Segoe UI Emoji" w:hAnsi="Segoe UI Emoji" w:cs="Segoe UI Emoji"/>
-          <w:lang w:val="en-US"/>
-        </w:rPr>
-        <w:t>jira</w:t>
-      </w:r>
-      <w:proofErr w:type="spellEnd"/>
-      <w:r>
-        <w:rPr>
-          <w:rFonts w:ascii="Segoe UI Emoji" w:hAnsi="Segoe UI Emoji" w:cs="Segoe UI Emoji"/>
-          <w:lang w:val="en-US"/>
-        </w:rPr>
-        <w:t xml:space="preserve"> tickets which </w:t>
-      </w:r>
-      <w:proofErr w:type="gramStart"/>
-      <w:r>
-        <w:rPr>
-          <w:rFonts w:ascii="Segoe UI Emoji" w:hAnsi="Segoe UI Emoji" w:cs="Segoe UI Emoji"/>
-          <w:lang w:val="en-US"/>
-        </w:rPr>
-        <w:t>is</w:t>
-      </w:r>
-      <w:proofErr w:type="gramEnd"/>
-      <w:r>
-        <w:rPr>
-          <w:rFonts w:ascii="Segoe UI Emoji" w:hAnsi="Segoe UI Emoji" w:cs="Segoe UI Emoji"/>
-          <w:lang w:val="en-US"/>
-        </w:rPr>
-        <w:t xml:space="preserve"> </w:t>
-      </w:r>
-      <w:proofErr w:type="gramStart"/>
-      <w:r>
-        <w:rPr>
-          <w:rFonts w:ascii="Segoe UI Emoji" w:hAnsi="Segoe UI Emoji" w:cs="Segoe UI Emoji"/>
-          <w:lang w:val="en-US"/>
-        </w:rPr>
-        <w:t>pending ,</w:t>
-      </w:r>
-      <w:proofErr w:type="gramEnd"/>
-      <w:r>
-        <w:rPr>
-          <w:rFonts w:ascii="Segoe UI Emoji" w:hAnsi="Segoe UI Emoji" w:cs="Segoe UI Emoji"/>
-          <w:lang w:val="en-US"/>
-        </w:rPr>
-        <w:t xml:space="preserve"> merged</w:t>
-      </w:r>
-    </w:p>
-    <w:p>
-      <w:pPr>
-        <w:spacing w:after="0"/>
-        <w:rPr>
-          <w:rFonts w:ascii="Segoe UI Emoji" w:hAnsi="Segoe UI Emoji" w:cs="Segoe UI Emoji"/>
-          <w:lang w:val="en-US"/>
-        </w:rPr>
-      </w:pPr>
-      <w:r>
-        <w:rPr>
-          <w:rFonts w:ascii="Segoe UI Emoji" w:hAnsi="Segoe UI Emoji" w:cs="Segoe UI Emoji"/>
-          <w:lang w:val="en-US"/>
-        </w:rPr>
-        <w:t xml:space="preserve">7] </w:t>
-      </w:r>
-      <w:r>
-        <w:rPr>
-          <w:rFonts w:ascii="Segoe UI Emoji" w:hAnsi="Segoe UI Emoji" w:cs="Segoe UI Emoji"/>
-          <w:lang w:val="en-US"/>
-        </w:rPr>
-        <w:t>Resolve 5 comments from new open ticket model</w:t>
-      </w:r>
-    </w:p>
-    <w:p>
-      <w:pPr>
-        <w:spacing w:after="0"/>
-        <w:rPr>
-          <w:rFonts w:ascii="Segoe UI Emoji" w:hAnsi="Segoe UI Emoji" w:cs="Segoe UI Emoji"/>
-          <w:lang w:val="en-US"/>
-        </w:rPr>
-      </w:pPr>
-    </w:p>
-    <w:p>
-      <w:pPr>
-        <w:spacing w:after="0"/>
-        <w:rPr>
-          <w:rFonts w:ascii="Segoe UI Emoji" w:hAnsi="Segoe UI Emoji" w:cs="Segoe UI Emoji"/>
-          <w:lang w:val="en-US"/>
-        </w:rPr>
-      </w:pPr>
-      <w:r>
-        <w:rPr>
-          <w:rFonts w:ascii="Segoe UI Emoji" w:hAnsi="Segoe UI Emoji" w:cs="Segoe UI Emoji"/>
-          <w:lang w:val="en-US"/>
-        </w:rPr>
-        <w:t>Date : 14-04-2026</w:t>
-      </w:r>
-    </w:p>
-    <w:p>
-      <w:pPr>
-        <w:spacing w:after="0"/>
-        <w:rPr>
-          <w:rFonts w:ascii="Segoe UI Emoji" w:hAnsi="Segoe UI Emoji" w:cs="Segoe UI Emoji"/>
-          <w:lang w:val="en-US"/>
-        </w:rPr>
-      </w:pPr>
-      <w:r>
-        <w:rPr>
-          <w:rFonts w:ascii="Segoe UI Emoji" w:hAnsi="Segoe UI Emoji" w:cs="Segoe UI Emoji"/>
-          <w:lang w:val="en-US"/>
-        </w:rPr>
-        <w:t>Day : Tuesday</w:t>
-      </w:r>
-    </w:p>
-    <w:p>
-      <w:pPr>
-        <w:spacing w:after="0"/>
-        <w:rPr>
-          <w:rFonts w:ascii="Segoe UI Emoji" w:hAnsi="Segoe UI Emoji" w:cs="Segoe UI Emoji"/>
-          <w:lang w:val="en-US"/>
-        </w:rPr>
-      </w:pPr>
-    </w:p>
-    <w:p>
-      <w:pPr>
-        <w:spacing w:after="0"/>
-        <w:rPr>
-          <w:rFonts w:ascii="Segoe UI Emoji" w:hAnsi="Segoe UI Emoji" w:cs="Segoe UI Emoji"/>
-          <w:lang w:val="en-US"/>
-        </w:rPr>
-      </w:pPr>
-      <w:r>
-        <w:rPr>
-          <w:rFonts w:ascii="Segoe UI Emoji" w:hAnsi="Segoe UI Emoji" w:cs="Segoe UI Emoji"/>
-          <w:lang w:val="en-US"/>
-        </w:rPr>
-        <w:t>1] Give Time hours for open-ticket subtask</w:t>
-      </w:r>
-      <w:r>
-        <w:rPr>
-          <w:rFonts w:ascii="Segoe UI Emoji" w:hAnsi="Segoe UI Emoji" w:cs="Segoe UI Emoji"/>
-          <w:lang w:val="en-US"/>
-        </w:rPr>
-        <w:t xml:space="preserve"> .✅</w:t>
-      </w:r>
-    </w:p>
-    <w:p>
-      <w:pPr>
-        <w:spacing w:after="0"/>
-        <w:rPr>
-          <w:rFonts w:ascii="Segoe UI Emoji" w:hAnsi="Segoe UI Emoji" w:cs="Segoe UI Emoji"/>
-          <w:lang w:val="en-US"/>
-        </w:rPr>
-      </w:pPr>
-      <w:r>
-        <w:rPr>
-          <w:rFonts w:ascii="Segoe UI Emoji" w:hAnsi="Segoe UI Emoji" w:cs="Segoe UI Emoji"/>
-          <w:lang w:val="en-US"/>
-        </w:rPr>
-        <w:t xml:space="preserve">2] </w:t>
-      </w:r>
-      <w:r>
-        <w:rPr>
-          <w:rFonts w:ascii="Segoe UI Emoji" w:hAnsi="Segoe UI Emoji" w:cs="Segoe UI Emoji"/>
-          <w:lang w:val="en-US"/>
-        </w:rPr>
-        <w:t xml:space="preserve">Feedback </w:t>
-      </w:r>
-      <w:proofErr w:type="gramStart"/>
-      <w:r>
-        <w:rPr>
-          <w:rFonts w:ascii="Segoe UI Emoji" w:hAnsi="Segoe UI Emoji" w:cs="Segoe UI Emoji"/>
-          <w:lang w:val="en-US"/>
-        </w:rPr>
-        <w:t>button</w:t>
-      </w:r>
-      <w:proofErr w:type="gramEnd"/>
-      <w:r>
-        <w:rPr>
-          <w:rFonts w:ascii="Segoe UI Emoji" w:hAnsi="Segoe UI Emoji" w:cs="Segoe UI Emoji"/>
-          <w:lang w:val="en-US"/>
-        </w:rPr>
-        <w:t xml:space="preserve"> show only for admin</w:t>
-      </w:r>
-    </w:p>
-    <w:p>
-      <w:pPr>
-        <w:spacing w:after="0"/>
-        <w:rPr>
-          <w:rFonts w:ascii="Segoe UI Emoji" w:hAnsi="Segoe UI Emoji" w:cs="Segoe UI Emoji"/>
-          <w:lang w:val="en-US"/>
-        </w:rPr>
-      </w:pPr>
-      <w:r>
-        <w:rPr>
-          <w:rFonts w:ascii="Segoe UI Emoji" w:hAnsi="Segoe UI Emoji" w:cs="Segoe UI Emoji"/>
-          <w:lang w:val="en-US"/>
-        </w:rPr>
-        <w:t xml:space="preserve">3] complete Feedback </w:t>
-      </w:r>
-      <w:proofErr w:type="gramStart"/>
-      <w:r>
-        <w:rPr>
-          <w:rFonts w:ascii="Segoe UI Emoji" w:hAnsi="Segoe UI Emoji" w:cs="Segoe UI Emoji"/>
-          <w:lang w:val="en-US"/>
-        </w:rPr>
-        <w:t>form</w:t>
-      </w:r>
-      <w:proofErr w:type="gramEnd"/>
-      <w:r>
-        <w:rPr>
-          <w:rFonts w:ascii="Segoe UI Emoji" w:hAnsi="Segoe UI Emoji" w:cs="Segoe UI Emoji"/>
-          <w:lang w:val="en-US"/>
-        </w:rPr>
-        <w:t xml:space="preserve"> backend</w:t>
-      </w:r>
-    </w:p>
-    <w:p>
-      <w:pPr>
-        <w:spacing w:after="0"/>
-        <w:rPr>
-          <w:rFonts w:ascii="Segoe UI Emoji" w:hAnsi="Segoe UI Emoji" w:cs="Segoe UI Emoji"/>
-        </w:rPr>
-      </w:pPr>
-      <w:r>
-        <w:rPr>
-          <w:rFonts w:ascii="Segoe UI Emoji" w:hAnsi="Segoe UI Emoji" w:cs="Segoe UI Emoji"/>
-          <w:lang w:val="en-US"/>
-        </w:rPr>
-        <w:t>4] Test feedback form successfully done</w:t>
-      </w:r>
+    </w:p>
+    <w:p>
+      <w:pPr>
+        <w:spacing w:after="0"/>
+        <w:rPr>
+          <w:rFonts w:ascii="Segoe UI Emoji" w:hAnsi="Segoe UI Emoji" w:cs="Segoe UI Emoji"/>
+        </w:rPr>
+      </w:pPr>
     </w:p>
     <w:p>
       <w:pPr>

--- a/Daily Work Progess Updates.docx
+++ b/Daily Work Progess Updates.docx
@@ -2344,44 +2344,23 @@
           <w:rFonts w:ascii="Segoe UI Emoji" w:hAnsi="Segoe UI Emoji" w:cs="Segoe UI Emoji"/>
           <w:lang w:val="en-US"/>
         </w:rPr>
-        <w:t>1] Give Time hours for</w:t>
-      </w:r>
-      <w:r>
-        <w:rPr>
-          <w:rFonts w:ascii="Segoe UI Emoji" w:hAnsi="Segoe UI Emoji" w:cs="Segoe UI Emoji"/>
-          <w:lang w:val="en-US"/>
-        </w:rPr>
-        <w:t xml:space="preserve"> Feedback button backend</w:t>
-      </w:r>
-      <w:r>
-        <w:rPr>
-          <w:rFonts w:ascii="Segoe UI Emoji" w:hAnsi="Segoe UI Emoji" w:cs="Segoe UI Emoji"/>
-          <w:lang w:val="en-US"/>
-        </w:rPr>
-        <w:t>.✅</w:t>
-      </w:r>
-    </w:p>
-    <w:p>
-      <w:pPr>
-        <w:spacing w:after="0"/>
-        <w:rPr>
-          <w:rFonts w:ascii="Segoe UI Emoji" w:hAnsi="Segoe UI Emoji" w:cs="Segoe UI Emoji"/>
-          <w:lang w:val="en-US"/>
-        </w:rPr>
-      </w:pPr>
-      <w:r>
-        <w:rPr>
-          <w:rFonts w:ascii="Segoe UI Emoji" w:hAnsi="Segoe UI Emoji" w:cs="Segoe UI Emoji"/>
-          <w:lang w:val="en-US"/>
-        </w:rPr>
-        <w:t xml:space="preserve">2] </w:t>
-      </w:r>
-      <w:r>
-        <w:rPr>
-          <w:rFonts w:ascii="Segoe UI Emoji" w:hAnsi="Segoe UI Emoji" w:cs="Segoe UI Emoji"/>
-          <w:lang w:val="en-US"/>
-        </w:rPr>
-        <w:t>removed breakdown section from overview analytics</w:t>
+        <w:t>1] Give Time hours for Feedback button backend.</w:t>
+      </w:r>
+    </w:p>
+    <w:p>
+      <w:pPr>
+        <w:spacing w:after="0"/>
+        <w:rPr>
+          <w:rFonts w:ascii="Segoe UI Emoji" w:hAnsi="Segoe UI Emoji" w:cs="Segoe UI Emoji"/>
+          <w:lang w:val="en-US"/>
+        </w:rPr>
+      </w:pPr>
+      <w:r>
+        <w:rPr>
+          <w:rFonts w:ascii="Segoe UI Emoji" w:hAnsi="Segoe UI Emoji" w:cs="Segoe UI Emoji"/>
+          <w:lang w:val="en-US"/>
+        </w:rPr>
+        <w:t>2] removed breakdown section from overview analytics</w:t>
       </w:r>
     </w:p>
     <w:p>

--- a/Daily Work Progess Updates.docx
+++ b/Daily Work Progess Updates.docx
@@ -2401,6 +2401,38 @@
         </w:rPr>
         <w:t>R</w:t>
       </w:r>
+      <w:r>
+        <w:rPr>
+          <w:rFonts w:ascii="Segoe UI Emoji" w:hAnsi="Segoe UI Emoji" w:cs="Segoe UI Emoji"/>
+          <w:lang w:val="en-US"/>
+        </w:rPr>
+        <w:t xml:space="preserve"> </w:t>
+      </w:r>
+    </w:p>
+    <w:p>
+      <w:pPr>
+        <w:spacing w:after="0"/>
+        <w:rPr>
+          <w:rFonts w:ascii="Segoe UI Emoji" w:hAnsi="Segoe UI Emoji" w:cs="Segoe UI Emoji"/>
+          <w:lang w:val="en-US"/>
+        </w:rPr>
+      </w:pPr>
+      <w:r>
+        <w:rPr>
+          <w:rFonts w:ascii="Segoe UI Emoji" w:hAnsi="Segoe UI Emoji" w:cs="Segoe UI Emoji"/>
+          <w:lang w:val="en-US"/>
+        </w:rPr>
+        <w:t>5] Complete Ticket Create feedback table definition</w:t>
+      </w:r>
+    </w:p>
+    <w:p>
+      <w:pPr>
+        <w:spacing w:after="0"/>
+        <w:rPr>
+          <w:rFonts w:ascii="Segoe UI Emoji" w:hAnsi="Segoe UI Emoji" w:cs="Segoe UI Emoji"/>
+          <w:lang w:val="en-US"/>
+        </w:rPr>
+      </w:pPr>
     </w:p>
     <w:p>
       <w:pPr>
@@ -2412,53 +2444,186 @@
           <w:lang w:val="en-US"/>
         </w:rPr>
       </w:pPr>
-    </w:p>
-    <w:p>
-      <w:pPr>
-        <w:spacing w:after="0"/>
-        <w:rPr>
-          <w:rFonts w:ascii="Segoe UI Emoji" w:hAnsi="Segoe UI Emoji" w:cs="Segoe UI Emoji"/>
-        </w:rPr>
-      </w:pPr>
-    </w:p>
-    <w:p>
-      <w:pPr>
-        <w:rPr>
-          <w:lang w:val="en-US"/>
-        </w:rPr>
-      </w:pPr>
-    </w:p>
-    <w:p>
-      <w:pPr>
-        <w:rPr>
-          <w:lang w:val="en-US"/>
-        </w:rPr>
-      </w:pPr>
-    </w:p>
-    <w:p>
-      <w:pPr>
-        <w:rPr>
-          <w:lang w:val="en-US"/>
-        </w:rPr>
-      </w:pPr>
-    </w:p>
-    <w:p>
-      <w:pPr>
-        <w:rPr>
-          <w:lang w:val="en-US"/>
-        </w:rPr>
-      </w:pPr>
-    </w:p>
-    <w:p>
-      <w:pPr>
-        <w:rPr>
-          <w:lang w:val="en-US"/>
-        </w:rPr>
-      </w:pPr>
-      <w:r>
-        <w:rPr>
-          <w:lang w:val="en-US"/>
-        </w:rPr>
+      <w:r>
+        <w:rPr>
+          <w:rFonts w:ascii="Segoe UI Emoji" w:hAnsi="Segoe UI Emoji" w:cs="Segoe UI Emoji"/>
+          <w:b/>
+          <w:bCs/>
+          <w:lang w:val="en-US"/>
+        </w:rPr>
+        <w:t>Date : 16-04-2026</w:t>
+      </w:r>
+    </w:p>
+    <w:p>
+      <w:pPr>
+        <w:spacing w:after="0"/>
+        <w:rPr>
+          <w:rFonts w:ascii="Segoe UI Emoji" w:hAnsi="Segoe UI Emoji" w:cs="Segoe UI Emoji"/>
+          <w:b/>
+          <w:bCs/>
+          <w:lang w:val="en-US"/>
+        </w:rPr>
+      </w:pPr>
+      <w:r>
+        <w:rPr>
+          <w:rFonts w:ascii="Segoe UI Emoji" w:hAnsi="Segoe UI Emoji" w:cs="Segoe UI Emoji"/>
+          <w:b/>
+          <w:bCs/>
+          <w:lang w:val="en-US"/>
+        </w:rPr>
+        <w:t>Day : Thursday</w:t>
+      </w:r>
+    </w:p>
+    <w:p>
+      <w:pPr>
+        <w:spacing w:after="0"/>
+        <w:rPr>
+          <w:rFonts w:ascii="Segoe UI Emoji" w:hAnsi="Segoe UI Emoji" w:cs="Segoe UI Emoji"/>
+          <w:lang w:val="en-US"/>
+        </w:rPr>
+      </w:pPr>
+    </w:p>
+    <w:p>
+      <w:pPr>
+        <w:spacing w:after="0"/>
+        <w:rPr>
+          <w:rFonts w:ascii="Segoe UI Emoji" w:hAnsi="Segoe UI Emoji" w:cs="Segoe UI Emoji"/>
+          <w:lang w:val="en-US"/>
+        </w:rPr>
+      </w:pPr>
+      <w:r>
+        <w:rPr>
+          <w:rFonts w:ascii="Segoe UI Emoji" w:hAnsi="Segoe UI Emoji" w:cs="Segoe UI Emoji"/>
+          <w:lang w:val="en-US"/>
+        </w:rPr>
+        <w:t xml:space="preserve">1] Create a subtask ticket for feedback button show </w:t>
+      </w:r>
+      <w:r>
+        <w:rPr>
+          <w:rFonts w:ascii="Segoe UI Emoji" w:hAnsi="Segoe UI Emoji" w:cs="Segoe UI Emoji"/>
+          <w:lang w:val="en-US"/>
+        </w:rPr>
+        <w:t>both side</w:t>
+      </w:r>
+    </w:p>
+    <w:p>
+      <w:pPr>
+        <w:spacing w:after="0"/>
+        <w:rPr>
+          <w:rFonts w:ascii="Segoe UI Emoji" w:hAnsi="Segoe UI Emoji" w:cs="Segoe UI Emoji"/>
+          <w:lang w:val="en-US"/>
+        </w:rPr>
+      </w:pPr>
+      <w:r>
+        <w:rPr>
+          <w:rFonts w:ascii="Segoe UI Emoji" w:hAnsi="Segoe UI Emoji" w:cs="Segoe UI Emoji"/>
+          <w:lang w:val="en-US"/>
+        </w:rPr>
+        <w:t>2] Give Time hours for feedback button</w:t>
+      </w:r>
+    </w:p>
+    <w:p>
+      <w:pPr>
+        <w:spacing w:after="0"/>
+        <w:rPr>
+          <w:rFonts w:ascii="Segoe UI Emoji" w:hAnsi="Segoe UI Emoji" w:cs="Segoe UI Emoji"/>
+          <w:lang w:val="en-US"/>
+        </w:rPr>
+      </w:pPr>
+      <w:r>
+        <w:rPr>
+          <w:rFonts w:ascii="Segoe UI Emoji" w:hAnsi="Segoe UI Emoji" w:cs="Segoe UI Emoji"/>
+          <w:lang w:val="en-US"/>
+        </w:rPr>
+        <w:t>3]</w:t>
+      </w:r>
+      <w:r>
+        <w:rPr>
+          <w:rFonts w:ascii="Segoe UI Emoji" w:hAnsi="Segoe UI Emoji" w:cs="Segoe UI Emoji"/>
+          <w:lang w:val="en-US"/>
+        </w:rPr>
+        <w:t xml:space="preserve"> open ticket table query checked</w:t>
+      </w:r>
+    </w:p>
+    <w:p>
+      <w:pPr>
+        <w:spacing w:after="0"/>
+        <w:rPr>
+          <w:rFonts w:ascii="Segoe UI Emoji" w:hAnsi="Segoe UI Emoji" w:cs="Segoe UI Emoji"/>
+          <w:lang w:val="en-US"/>
+        </w:rPr>
+      </w:pPr>
+      <w:r>
+        <w:rPr>
+          <w:rFonts w:ascii="Segoe UI Emoji" w:hAnsi="Segoe UI Emoji" w:cs="Segoe UI Emoji"/>
+          <w:lang w:val="en-US"/>
+        </w:rPr>
+        <w:t xml:space="preserve">4] Celery study </w:t>
+      </w:r>
+    </w:p>
+    <w:p>
+      <w:pPr>
+        <w:spacing w:after="0"/>
+        <w:rPr>
+          <w:rFonts w:ascii="Segoe UI Emoji" w:hAnsi="Segoe UI Emoji" w:cs="Segoe UI Emoji"/>
+          <w:lang w:val="en-US"/>
+        </w:rPr>
+      </w:pPr>
+      <w:r>
+        <w:rPr>
+          <w:rFonts w:ascii="Segoe UI Emoji" w:hAnsi="Segoe UI Emoji" w:cs="Segoe UI Emoji"/>
+          <w:lang w:val="en-US"/>
+        </w:rPr>
+        <w:t>5] completed feedback backend ticket Done.</w:t>
+      </w:r>
+    </w:p>
+    <w:p>
+      <w:pPr>
+        <w:spacing w:after="0"/>
+        <w:rPr>
+          <w:rFonts w:ascii="Segoe UI Emoji" w:hAnsi="Segoe UI Emoji" w:cs="Segoe UI Emoji"/>
+        </w:rPr>
+      </w:pPr>
+    </w:p>
+    <w:p>
+      <w:pPr>
+        <w:rPr>
+          <w:lang w:val="en-US"/>
+        </w:rPr>
+      </w:pPr>
+    </w:p>
+    <w:p>
+      <w:pPr>
+        <w:rPr>
+          <w:lang w:val="en-US"/>
+        </w:rPr>
+      </w:pPr>
+    </w:p>
+    <w:p>
+      <w:pPr>
+        <w:rPr>
+          <w:lang w:val="en-US"/>
+        </w:rPr>
+      </w:pPr>
+    </w:p>
+    <w:p>
+      <w:pPr>
+        <w:rPr>
+          <w:lang w:val="en-US"/>
+        </w:rPr>
+      </w:pPr>
+    </w:p>
+    <w:p>
+      <w:pPr>
+        <w:rPr>
+          <w:lang w:val="en-US"/>
+        </w:rPr>
+      </w:pPr>
+      <w:r>
+        <w:rPr>
+          <w:lang w:val="en-US"/>
+        </w:rPr>
+        <w:lastRenderedPageBreak/>
         <w:br/>
       </w:r>
       <w:r>

--- a/Daily Work Progess Updates.docx
+++ b/Daily Work Progess Updates.docx
@@ -1492,7 +1492,23 @@
           <w:rFonts w:ascii="Segoe UI Emoji" w:hAnsi="Segoe UI Emoji" w:cs="Segoe UI Emoji"/>
           <w:lang w:val="en-US"/>
         </w:rPr>
-        <w:t>R &amp; D of How Django cache work in our project and if we replace Django catche to Redis what are the performance will improve explain in detail with examples. ✅</w:t>
+        <w:t xml:space="preserve">R &amp; D of How Django cache work in our project and if we replace Django </w:t>
+      </w:r>
+      <w:proofErr w:type="spellStart"/>
+      <w:r>
+        <w:rPr>
+          <w:rFonts w:ascii="Segoe UI Emoji" w:hAnsi="Segoe UI Emoji" w:cs="Segoe UI Emoji"/>
+          <w:lang w:val="en-US"/>
+        </w:rPr>
+        <w:t>catche</w:t>
+      </w:r>
+      <w:proofErr w:type="spellEnd"/>
+      <w:r>
+        <w:rPr>
+          <w:rFonts w:ascii="Segoe UI Emoji" w:hAnsi="Segoe UI Emoji" w:cs="Segoe UI Emoji"/>
+          <w:lang w:val="en-US"/>
+        </w:rPr>
+        <w:t xml:space="preserve"> to Redis what are the performance will improve explain in detail with examples. ✅</w:t>
       </w:r>
     </w:p>
     <w:p>
@@ -2020,8 +2036,17 @@
           <w:rFonts w:ascii="Segoe UI Emoji" w:hAnsi="Segoe UI Emoji" w:cs="Segoe UI Emoji"/>
           <w:lang w:val="en-US"/>
         </w:rPr>
-        <w:t>3] done all code of open ticket with new pull from spog_project_main</w:t>
-      </w:r>
+        <w:t xml:space="preserve">3] done all code of open ticket with new pull from </w:t>
+      </w:r>
+      <w:proofErr w:type="spellStart"/>
+      <w:r>
+        <w:rPr>
+          <w:rFonts w:ascii="Segoe UI Emoji" w:hAnsi="Segoe UI Emoji" w:cs="Segoe UI Emoji"/>
+          <w:lang w:val="en-US"/>
+        </w:rPr>
+        <w:t>spog_project_main</w:t>
+      </w:r>
+      <w:proofErr w:type="spellEnd"/>
     </w:p>
     <w:p>
       <w:pPr>
@@ -2574,7 +2599,21 @@
           <w:rFonts w:ascii="Segoe UI Emoji" w:hAnsi="Segoe UI Emoji" w:cs="Segoe UI Emoji"/>
           <w:lang w:val="en-US"/>
         </w:rPr>
-        <w:t>5] completed feedback backend ticket Done.</w:t>
+        <w:t xml:space="preserve">5] completed feedback backend ticket </w:t>
+      </w:r>
+      <w:r>
+        <w:rPr>
+          <w:rFonts w:ascii="Segoe UI Emoji" w:hAnsi="Segoe UI Emoji" w:cs="Segoe UI Emoji"/>
+          <w:lang w:val="en-US"/>
+        </w:rPr>
+        <w:t xml:space="preserve"> -&gt; </w:t>
+      </w:r>
+      <w:r>
+        <w:rPr>
+          <w:rFonts w:ascii="Segoe UI Emoji" w:hAnsi="Segoe UI Emoji" w:cs="Segoe UI Emoji"/>
+          <w:lang w:val="en-US"/>
+        </w:rPr>
+        <w:t>Done.</w:t>
       </w:r>
     </w:p>
     <w:p>

--- a/Daily Work Progess Updates.docx
+++ b/Daily Work Progess Updates.docx
@@ -391,20 +391,44 @@
         </w:rPr>
         <w:br/>
       </w:r>
-      <w:r>
-        <w:rPr>
-          <w:b/>
-          <w:lang w:val="en-US"/>
-        </w:rPr>
-        <w:t>Date :- 31-03-2026</w:t>
-      </w:r>
-      <w:r>
-        <w:rPr>
-          <w:b/>
-          <w:lang w:val="en-US"/>
-        </w:rPr>
-        <w:br/>
-        <w:t>Day :- Tuesday</w:t>
+      <w:proofErr w:type="gramStart"/>
+      <w:r>
+        <w:rPr>
+          <w:b/>
+          <w:lang w:val="en-US"/>
+        </w:rPr>
+        <w:t>Date :</w:t>
+      </w:r>
+      <w:proofErr w:type="gramEnd"/>
+      <w:r>
+        <w:rPr>
+          <w:b/>
+          <w:lang w:val="en-US"/>
+        </w:rPr>
+        <w:t>- 31-03-2026</w:t>
+      </w:r>
+      <w:r>
+        <w:rPr>
+          <w:b/>
+          <w:lang w:val="en-US"/>
+        </w:rPr>
+        <w:br/>
+      </w:r>
+      <w:proofErr w:type="gramStart"/>
+      <w:r>
+        <w:rPr>
+          <w:b/>
+          <w:lang w:val="en-US"/>
+        </w:rPr>
+        <w:t>Day :</w:t>
+      </w:r>
+      <w:proofErr w:type="gramEnd"/>
+      <w:r>
+        <w:rPr>
+          <w:b/>
+          <w:lang w:val="en-US"/>
+        </w:rPr>
+        <w:t>- Tuesday</w:t>
       </w:r>
     </w:p>
     <w:p>
@@ -479,21 +503,45 @@
           <w:lang w:val="en-US"/>
         </w:rPr>
       </w:pPr>
+      <w:proofErr w:type="gramStart"/>
       <w:r>
         <w:rPr>
           <w:b/>
           <w:lang w:val="en-US"/>
         </w:rPr>
         <w:lastRenderedPageBreak/>
-        <w:t>Date :- 01-04-2026</w:t>
-      </w:r>
-      <w:r>
-        <w:rPr>
-          <w:b/>
-          <w:lang w:val="en-US"/>
-        </w:rPr>
-        <w:br/>
-        <w:t xml:space="preserve">Day :- </w:t>
+        <w:t>Date :</w:t>
+      </w:r>
+      <w:proofErr w:type="gramEnd"/>
+      <w:r>
+        <w:rPr>
+          <w:b/>
+          <w:lang w:val="en-US"/>
+        </w:rPr>
+        <w:t>- 01-04-2026</w:t>
+      </w:r>
+      <w:r>
+        <w:rPr>
+          <w:b/>
+          <w:lang w:val="en-US"/>
+        </w:rPr>
+        <w:br/>
+      </w:r>
+      <w:proofErr w:type="gramStart"/>
+      <w:r>
+        <w:rPr>
+          <w:b/>
+          <w:lang w:val="en-US"/>
+        </w:rPr>
+        <w:t>Day :</w:t>
+      </w:r>
+      <w:proofErr w:type="gramEnd"/>
+      <w:r>
+        <w:rPr>
+          <w:b/>
+          <w:lang w:val="en-US"/>
+        </w:rPr>
+        <w:t xml:space="preserve">- </w:t>
       </w:r>
       <w:r>
         <w:rPr>
@@ -559,31 +607,51 @@
           <w:lang w:val="en-US"/>
         </w:rPr>
       </w:pPr>
-      <w:r>
-        <w:rPr>
-          <w:b/>
-          <w:bCs/>
-          <w:lang w:val="en-US"/>
-        </w:rPr>
-        <w:t>Date : 02-04-2026</w:t>
-      </w:r>
-    </w:p>
-    <w:p>
-      <w:pPr>
-        <w:spacing w:after="0"/>
-        <w:rPr>
-          <w:b/>
-          <w:bCs/>
-          <w:lang w:val="en-US"/>
-        </w:rPr>
-      </w:pPr>
-      <w:r>
-        <w:rPr>
-          <w:b/>
-          <w:bCs/>
-          <w:lang w:val="en-US"/>
-        </w:rPr>
-        <w:t xml:space="preserve">Day : </w:t>
+      <w:proofErr w:type="gramStart"/>
+      <w:r>
+        <w:rPr>
+          <w:b/>
+          <w:bCs/>
+          <w:lang w:val="en-US"/>
+        </w:rPr>
+        <w:t>Date :</w:t>
+      </w:r>
+      <w:proofErr w:type="gramEnd"/>
+      <w:r>
+        <w:rPr>
+          <w:b/>
+          <w:bCs/>
+          <w:lang w:val="en-US"/>
+        </w:rPr>
+        <w:t xml:space="preserve"> 02-04-2026</w:t>
+      </w:r>
+    </w:p>
+    <w:p>
+      <w:pPr>
+        <w:spacing w:after="0"/>
+        <w:rPr>
+          <w:b/>
+          <w:bCs/>
+          <w:lang w:val="en-US"/>
+        </w:rPr>
+      </w:pPr>
+      <w:proofErr w:type="gramStart"/>
+      <w:r>
+        <w:rPr>
+          <w:b/>
+          <w:bCs/>
+          <w:lang w:val="en-US"/>
+        </w:rPr>
+        <w:t>Day :</w:t>
+      </w:r>
+      <w:proofErr w:type="gramEnd"/>
+      <w:r>
+        <w:rPr>
+          <w:b/>
+          <w:bCs/>
+          <w:lang w:val="en-US"/>
+        </w:rPr>
+        <w:t xml:space="preserve"> </w:t>
       </w:r>
       <w:r>
         <w:rPr>
@@ -673,12 +741,21 @@
         </w:rPr>
         <w:br/>
       </w:r>
-      <w:r>
-        <w:rPr>
-          <w:b/>
-          <w:lang w:val="en-US"/>
-        </w:rPr>
-        <w:t>Date :- 0</w:t>
+      <w:proofErr w:type="gramStart"/>
+      <w:r>
+        <w:rPr>
+          <w:b/>
+          <w:lang w:val="en-US"/>
+        </w:rPr>
+        <w:t>Date :</w:t>
+      </w:r>
+      <w:proofErr w:type="gramEnd"/>
+      <w:r>
+        <w:rPr>
+          <w:b/>
+          <w:lang w:val="en-US"/>
+        </w:rPr>
+        <w:t>- 0</w:t>
       </w:r>
       <w:r>
         <w:rPr>
@@ -700,7 +777,22 @@
           <w:lang w:val="en-US"/>
         </w:rPr>
         <w:br/>
-        <w:t xml:space="preserve">Day :- </w:t>
+      </w:r>
+      <w:proofErr w:type="gramStart"/>
+      <w:r>
+        <w:rPr>
+          <w:b/>
+          <w:lang w:val="en-US"/>
+        </w:rPr>
+        <w:t>Day :</w:t>
+      </w:r>
+      <w:proofErr w:type="gramEnd"/>
+      <w:r>
+        <w:rPr>
+          <w:b/>
+          <w:lang w:val="en-US"/>
+        </w:rPr>
+        <w:t xml:space="preserve">- </w:t>
       </w:r>
       <w:r>
         <w:rPr>
@@ -747,14 +839,42 @@
           <w:lang w:val="en-US"/>
         </w:rPr>
         <w:br/>
-        <w:t>2]  complete Time hours for second subtask for unwanted routes.</w:t>
-      </w:r>
-      <w:r>
-        <w:rPr>
-          <w:lang w:val="en-US"/>
-        </w:rPr>
-        <w:br/>
-        <w:t xml:space="preserve">3] Give Time hours  SPOG Usage / </w:t>
+        <w:t>2</w:t>
+      </w:r>
+      <w:proofErr w:type="gramStart"/>
+      <w:r>
+        <w:rPr>
+          <w:lang w:val="en-US"/>
+        </w:rPr>
+        <w:t>]  complete</w:t>
+      </w:r>
+      <w:proofErr w:type="gramEnd"/>
+      <w:r>
+        <w:rPr>
+          <w:lang w:val="en-US"/>
+        </w:rPr>
+        <w:t xml:space="preserve"> Time hours for second subtask for unwanted routes.</w:t>
+      </w:r>
+      <w:r>
+        <w:rPr>
+          <w:lang w:val="en-US"/>
+        </w:rPr>
+        <w:br/>
+        <w:t xml:space="preserve">3] Give Time </w:t>
+      </w:r>
+      <w:proofErr w:type="gramStart"/>
+      <w:r>
+        <w:rPr>
+          <w:lang w:val="en-US"/>
+        </w:rPr>
+        <w:t>hours  SPOG</w:t>
+      </w:r>
+      <w:proofErr w:type="gramEnd"/>
+      <w:r>
+        <w:rPr>
+          <w:lang w:val="en-US"/>
+        </w:rPr>
+        <w:t xml:space="preserve"> Usage / </w:t>
       </w:r>
       <w:r>
         <w:rPr>
@@ -886,11 +1006,19 @@
         </w:rPr>
         <w:t xml:space="preserve"> card </w:t>
       </w:r>
-      <w:r>
-        <w:rPr>
-          <w:lang w:val="en-US"/>
-        </w:rPr>
-        <w:t>create. —</w:t>
+      <w:proofErr w:type="gramStart"/>
+      <w:r>
+        <w:rPr>
+          <w:lang w:val="en-US"/>
+        </w:rPr>
+        <w:t>create</w:t>
+      </w:r>
+      <w:proofErr w:type="gramEnd"/>
+      <w:r>
+        <w:rPr>
+          <w:lang w:val="en-US"/>
+        </w:rPr>
+        <w:t>. —</w:t>
       </w:r>
       <w:r>
         <w:rPr>
@@ -965,7 +1093,34 @@
           <w:lang w:val="en-US"/>
         </w:rPr>
         <w:br/>
-        <w:t xml:space="preserve">6]Combine two features new demo branch :- 1] Overview </w:t>
+      </w:r>
+      <w:proofErr w:type="gramStart"/>
+      <w:r>
+        <w:rPr>
+          <w:lang w:val="en-US"/>
+        </w:rPr>
+        <w:t>6]Combine</w:t>
+      </w:r>
+      <w:proofErr w:type="gramEnd"/>
+      <w:r>
+        <w:rPr>
+          <w:lang w:val="en-US"/>
+        </w:rPr>
+        <w:t xml:space="preserve"> two features new demo </w:t>
+      </w:r>
+      <w:proofErr w:type="gramStart"/>
+      <w:r>
+        <w:rPr>
+          <w:lang w:val="en-US"/>
+        </w:rPr>
+        <w:t>branch :</w:t>
+      </w:r>
+      <w:proofErr w:type="gramEnd"/>
+      <w:r>
+        <w:rPr>
+          <w:lang w:val="en-US"/>
+        </w:rPr>
+        <w:t xml:space="preserve">- 1] Overview </w:t>
       </w:r>
       <w:r>
         <w:rPr>
@@ -977,8 +1132,16 @@
         <w:rPr>
           <w:lang w:val="en-US"/>
         </w:rPr>
-        <w:t xml:space="preserve"> + search by client  Id.</w:t>
-      </w:r>
+        <w:t xml:space="preserve"> + search by </w:t>
+      </w:r>
+      <w:proofErr w:type="gramStart"/>
+      <w:r>
+        <w:rPr>
+          <w:lang w:val="en-US"/>
+        </w:rPr>
+        <w:t>client  Id.</w:t>
+      </w:r>
+      <w:proofErr w:type="gramEnd"/>
     </w:p>
     <w:p>
       <w:pPr>
@@ -1011,7 +1174,21 @@
           <w:lang w:val="en-US"/>
         </w:rPr>
         <w:br/>
-        <w:t xml:space="preserve">8] feedback button add time hours. </w:t>
+        <w:t xml:space="preserve">8] feedback button </w:t>
+      </w:r>
+      <w:proofErr w:type="gramStart"/>
+      <w:r>
+        <w:rPr>
+          <w:lang w:val="en-US"/>
+        </w:rPr>
+        <w:t>add</w:t>
+      </w:r>
+      <w:proofErr w:type="gramEnd"/>
+      <w:r>
+        <w:rPr>
+          <w:lang w:val="en-US"/>
+        </w:rPr>
+        <w:t xml:space="preserve"> time hours. </w:t>
       </w:r>
       <w:r>
         <w:rPr>
@@ -1109,7 +1286,22 @@
           <w:lang w:val="en-US"/>
         </w:rPr>
         <w:br/>
-        <w:t>Day :- Tuesday</w:t>
+      </w:r>
+      <w:proofErr w:type="gramStart"/>
+      <w:r>
+        <w:rPr>
+          <w:b/>
+          <w:lang w:val="en-US"/>
+        </w:rPr>
+        <w:t>Day :</w:t>
+      </w:r>
+      <w:proofErr w:type="gramEnd"/>
+      <w:r>
+        <w:rPr>
+          <w:b/>
+          <w:lang w:val="en-US"/>
+        </w:rPr>
+        <w:t>- Tuesday</w:t>
       </w:r>
       <w:r>
         <w:rPr>
@@ -1350,22 +1542,49 @@
         </w:rPr>
         <w:br/>
       </w:r>
-      <w:r>
-        <w:rPr>
-          <w:b/>
-          <w:bCs/>
-          <w:lang w:val="en-US"/>
-        </w:rPr>
-        <w:t>Date :- 08-04-2026</w:t>
-      </w:r>
-      <w:r>
-        <w:rPr>
-          <w:b/>
-          <w:bCs/>
-          <w:lang w:val="en-US"/>
-        </w:rPr>
-        <w:br/>
-        <w:t>Day:- Wednesday</w:t>
+      <w:proofErr w:type="gramStart"/>
+      <w:r>
+        <w:rPr>
+          <w:b/>
+          <w:bCs/>
+          <w:lang w:val="en-US"/>
+        </w:rPr>
+        <w:t>Date :</w:t>
+      </w:r>
+      <w:proofErr w:type="gramEnd"/>
+      <w:r>
+        <w:rPr>
+          <w:b/>
+          <w:bCs/>
+          <w:lang w:val="en-US"/>
+        </w:rPr>
+        <w:t>- 08-04-2026</w:t>
+      </w:r>
+      <w:r>
+        <w:rPr>
+          <w:b/>
+          <w:bCs/>
+          <w:lang w:val="en-US"/>
+        </w:rPr>
+        <w:br/>
+      </w:r>
+      <w:proofErr w:type="gramStart"/>
+      <w:r>
+        <w:rPr>
+          <w:b/>
+          <w:bCs/>
+          <w:lang w:val="en-US"/>
+        </w:rPr>
+        <w:t>Day:-</w:t>
+      </w:r>
+      <w:proofErr w:type="gramEnd"/>
+      <w:r>
+        <w:rPr>
+          <w:b/>
+          <w:bCs/>
+          <w:lang w:val="en-US"/>
+        </w:rPr>
+        <w:t xml:space="preserve"> Wednesday</w:t>
       </w:r>
       <w:r>
         <w:rPr>
@@ -1608,20 +1827,30 @@
         </w:rPr>
         <w:br/>
       </w:r>
-      <w:r>
-        <w:rPr>
-          <w:b/>
-          <w:lang w:val="en-US"/>
-        </w:rPr>
-        <w:t>Date :- 09-04-2026</w:t>
-      </w:r>
-      <w:r>
-        <w:rPr>
-          <w:b/>
-          <w:lang w:val="en-US"/>
-        </w:rPr>
-        <w:br/>
-      </w:r>
+      <w:proofErr w:type="gramStart"/>
+      <w:r>
+        <w:rPr>
+          <w:b/>
+          <w:lang w:val="en-US"/>
+        </w:rPr>
+        <w:t>Date :</w:t>
+      </w:r>
+      <w:proofErr w:type="gramEnd"/>
+      <w:r>
+        <w:rPr>
+          <w:b/>
+          <w:lang w:val="en-US"/>
+        </w:rPr>
+        <w:t>- 09-04-2026</w:t>
+      </w:r>
+      <w:r>
+        <w:rPr>
+          <w:b/>
+          <w:lang w:val="en-US"/>
+        </w:rPr>
+        <w:br/>
+      </w:r>
+      <w:proofErr w:type="gramStart"/>
       <w:r>
         <w:rPr>
           <w:b/>
@@ -1643,6 +1872,7 @@
         </w:rPr>
         <w:t>:</w:t>
       </w:r>
+      <w:proofErr w:type="gramEnd"/>
       <w:r>
         <w:rPr>
           <w:b/>
@@ -1670,7 +1900,21 @@
         <w:rPr>
           <w:lang w:val="en-US"/>
         </w:rPr>
-        <w:t xml:space="preserve">1] Give </w:t>
+        <w:t>1</w:t>
+      </w:r>
+      <w:proofErr w:type="gramStart"/>
+      <w:r>
+        <w:rPr>
+          <w:lang w:val="en-US"/>
+        </w:rPr>
+        <w:t>] Give</w:t>
+      </w:r>
+      <w:proofErr w:type="gramEnd"/>
+      <w:r>
+        <w:rPr>
+          <w:lang w:val="en-US"/>
+        </w:rPr>
+        <w:t xml:space="preserve"> </w:t>
       </w:r>
       <w:r>
         <w:rPr>
@@ -1785,12 +2029,21 @@
           <w:lang w:val="en-US"/>
         </w:rPr>
       </w:pPr>
-      <w:r>
-        <w:rPr>
-          <w:b/>
-          <w:lang w:val="en-US"/>
-        </w:rPr>
-        <w:t xml:space="preserve">Date :- </w:t>
+      <w:proofErr w:type="gramStart"/>
+      <w:r>
+        <w:rPr>
+          <w:b/>
+          <w:lang w:val="en-US"/>
+        </w:rPr>
+        <w:t>Date :</w:t>
+      </w:r>
+      <w:proofErr w:type="gramEnd"/>
+      <w:r>
+        <w:rPr>
+          <w:b/>
+          <w:lang w:val="en-US"/>
+        </w:rPr>
+        <w:t xml:space="preserve">- </w:t>
       </w:r>
       <w:r>
         <w:rPr>
@@ -1812,6 +2065,13 @@
           <w:lang w:val="en-US"/>
         </w:rPr>
         <w:br/>
+      </w:r>
+      <w:proofErr w:type="gramStart"/>
+      <w:r>
+        <w:rPr>
+          <w:b/>
+          <w:lang w:val="en-US"/>
+        </w:rPr>
         <w:t>Day</w:t>
       </w:r>
       <w:r>
@@ -1826,7 +2086,15 @@
           <w:b/>
           <w:lang w:val="en-US"/>
         </w:rPr>
-        <w:t xml:space="preserve">:- </w:t>
+        <w:t>:</w:t>
+      </w:r>
+      <w:proofErr w:type="gramEnd"/>
+      <w:r>
+        <w:rPr>
+          <w:b/>
+          <w:lang w:val="en-US"/>
+        </w:rPr>
+        <w:t xml:space="preserve">- </w:t>
       </w:r>
       <w:r>
         <w:rPr>
@@ -1848,7 +2116,28 @@
         <w:rPr>
           <w:lang w:val="en-US"/>
         </w:rPr>
-        <w:t>1] Give Time hours change meta data description to describe OneView.</w:t>
+        <w:t>1</w:t>
+      </w:r>
+      <w:proofErr w:type="gramStart"/>
+      <w:r>
+        <w:rPr>
+          <w:lang w:val="en-US"/>
+        </w:rPr>
+        <w:t>] Give</w:t>
+      </w:r>
+      <w:proofErr w:type="gramEnd"/>
+      <w:r>
+        <w:rPr>
+          <w:lang w:val="en-US"/>
+        </w:rPr>
+        <w:t xml:space="preserve"> Time hours change meta data description to describe </w:t>
+      </w:r>
+      <w:proofErr w:type="gramStart"/>
+      <w:r>
+        <w:rPr>
+          <w:lang w:val="en-US"/>
+        </w:rPr>
+        <w:t>OneView.</w:t>
       </w:r>
       <w:r>
         <w:rPr>
@@ -1856,6 +2145,7 @@
         </w:rPr>
         <w:t>.</w:t>
       </w:r>
+      <w:proofErr w:type="gramEnd"/>
       <w:r>
         <w:rPr>
           <w:rFonts w:ascii="Segoe UI Emoji" w:hAnsi="Segoe UI Emoji" w:cs="Segoe UI Emoji"/>
@@ -1942,6 +2232,7 @@
           <w:lang w:val="en-US"/>
         </w:rPr>
       </w:pPr>
+      <w:proofErr w:type="gramStart"/>
       <w:r>
         <w:rPr>
           <w:rFonts w:ascii="Segoe UI Emoji" w:hAnsi="Segoe UI Emoji" w:cs="Segoe UI Emoji"/>
@@ -1950,27 +2241,48 @@
           <w:lang w:val="en-US"/>
         </w:rPr>
         <w:lastRenderedPageBreak/>
-        <w:t>Date : 13-04-2026</w:t>
-      </w:r>
-    </w:p>
-    <w:p>
-      <w:pPr>
-        <w:spacing w:after="0"/>
-        <w:rPr>
-          <w:rFonts w:ascii="Segoe UI Emoji" w:hAnsi="Segoe UI Emoji" w:cs="Segoe UI Emoji"/>
-          <w:b/>
-          <w:bCs/>
-          <w:lang w:val="en-US"/>
-        </w:rPr>
-      </w:pPr>
-      <w:r>
-        <w:rPr>
-          <w:rFonts w:ascii="Segoe UI Emoji" w:hAnsi="Segoe UI Emoji" w:cs="Segoe UI Emoji"/>
-          <w:b/>
-          <w:bCs/>
-          <w:lang w:val="en-US"/>
-        </w:rPr>
-        <w:t>Day : Monday</w:t>
+        <w:t>Date :</w:t>
+      </w:r>
+      <w:proofErr w:type="gramEnd"/>
+      <w:r>
+        <w:rPr>
+          <w:rFonts w:ascii="Segoe UI Emoji" w:hAnsi="Segoe UI Emoji" w:cs="Segoe UI Emoji"/>
+          <w:b/>
+          <w:bCs/>
+          <w:lang w:val="en-US"/>
+        </w:rPr>
+        <w:t xml:space="preserve"> 13-04-2026</w:t>
+      </w:r>
+    </w:p>
+    <w:p>
+      <w:pPr>
+        <w:spacing w:after="0"/>
+        <w:rPr>
+          <w:rFonts w:ascii="Segoe UI Emoji" w:hAnsi="Segoe UI Emoji" w:cs="Segoe UI Emoji"/>
+          <w:b/>
+          <w:bCs/>
+          <w:lang w:val="en-US"/>
+        </w:rPr>
+      </w:pPr>
+      <w:proofErr w:type="gramStart"/>
+      <w:r>
+        <w:rPr>
+          <w:rFonts w:ascii="Segoe UI Emoji" w:hAnsi="Segoe UI Emoji" w:cs="Segoe UI Emoji"/>
+          <w:b/>
+          <w:bCs/>
+          <w:lang w:val="en-US"/>
+        </w:rPr>
+        <w:t>Day :</w:t>
+      </w:r>
+      <w:proofErr w:type="gramEnd"/>
+      <w:r>
+        <w:rPr>
+          <w:rFonts w:ascii="Segoe UI Emoji" w:hAnsi="Segoe UI Emoji" w:cs="Segoe UI Emoji"/>
+          <w:b/>
+          <w:bCs/>
+          <w:lang w:val="en-US"/>
+        </w:rPr>
+        <w:t xml:space="preserve"> Monday</w:t>
       </w:r>
     </w:p>
     <w:p>
@@ -2107,7 +2419,39 @@
           <w:rFonts w:ascii="Segoe UI Emoji" w:hAnsi="Segoe UI Emoji" w:cs="Segoe UI Emoji"/>
           <w:lang w:val="en-US"/>
         </w:rPr>
-        <w:t xml:space="preserve"> tickets which is pending , merged</w:t>
+        <w:t xml:space="preserve"> tickets which </w:t>
+      </w:r>
+      <w:proofErr w:type="gramStart"/>
+      <w:r>
+        <w:rPr>
+          <w:rFonts w:ascii="Segoe UI Emoji" w:hAnsi="Segoe UI Emoji" w:cs="Segoe UI Emoji"/>
+          <w:lang w:val="en-US"/>
+        </w:rPr>
+        <w:t>is</w:t>
+      </w:r>
+      <w:proofErr w:type="gramEnd"/>
+      <w:r>
+        <w:rPr>
+          <w:rFonts w:ascii="Segoe UI Emoji" w:hAnsi="Segoe UI Emoji" w:cs="Segoe UI Emoji"/>
+          <w:lang w:val="en-US"/>
+        </w:rPr>
+        <w:t xml:space="preserve"> </w:t>
+      </w:r>
+      <w:proofErr w:type="gramStart"/>
+      <w:r>
+        <w:rPr>
+          <w:rFonts w:ascii="Segoe UI Emoji" w:hAnsi="Segoe UI Emoji" w:cs="Segoe UI Emoji"/>
+          <w:lang w:val="en-US"/>
+        </w:rPr>
+        <w:t>pending ,</w:t>
+      </w:r>
+      <w:proofErr w:type="gramEnd"/>
+      <w:r>
+        <w:rPr>
+          <w:rFonts w:ascii="Segoe UI Emoji" w:hAnsi="Segoe UI Emoji" w:cs="Segoe UI Emoji"/>
+          <w:lang w:val="en-US"/>
+        </w:rPr>
+        <w:t xml:space="preserve"> merged</w:t>
       </w:r>
     </w:p>
     <w:p>
@@ -2152,66 +2496,104 @@
           <w:lang w:val="en-US"/>
         </w:rPr>
       </w:pPr>
-      <w:r>
-        <w:rPr>
-          <w:rFonts w:ascii="Segoe UI Emoji" w:hAnsi="Segoe UI Emoji" w:cs="Segoe UI Emoji"/>
-          <w:b/>
-          <w:bCs/>
-          <w:lang w:val="en-US"/>
-        </w:rPr>
-        <w:t>Date : 14-04-2026</w:t>
-      </w:r>
-    </w:p>
-    <w:p>
-      <w:pPr>
-        <w:spacing w:after="0"/>
-        <w:rPr>
-          <w:rFonts w:ascii="Segoe UI Emoji" w:hAnsi="Segoe UI Emoji" w:cs="Segoe UI Emoji"/>
-          <w:b/>
-          <w:bCs/>
-          <w:lang w:val="en-US"/>
-        </w:rPr>
-      </w:pPr>
-      <w:r>
-        <w:rPr>
-          <w:rFonts w:ascii="Segoe UI Emoji" w:hAnsi="Segoe UI Emoji" w:cs="Segoe UI Emoji"/>
-          <w:b/>
-          <w:bCs/>
-          <w:lang w:val="en-US"/>
-        </w:rPr>
-        <w:t>Day : Tuesday</w:t>
-      </w:r>
-    </w:p>
-    <w:p>
-      <w:pPr>
-        <w:spacing w:after="0"/>
-        <w:rPr>
-          <w:rFonts w:ascii="Segoe UI Emoji" w:hAnsi="Segoe UI Emoji" w:cs="Segoe UI Emoji"/>
-          <w:lang w:val="en-US"/>
-        </w:rPr>
-      </w:pPr>
-    </w:p>
-    <w:p>
-      <w:pPr>
-        <w:spacing w:after="0"/>
-        <w:rPr>
-          <w:rFonts w:ascii="Segoe UI Emoji" w:hAnsi="Segoe UI Emoji" w:cs="Segoe UI Emoji"/>
-          <w:lang w:val="en-US"/>
-        </w:rPr>
-      </w:pPr>
-      <w:r>
-        <w:rPr>
-          <w:rFonts w:ascii="Segoe UI Emoji" w:hAnsi="Segoe UI Emoji" w:cs="Segoe UI Emoji"/>
-          <w:lang w:val="en-US"/>
-        </w:rPr>
-        <w:t>1] Give Time hours for open-ticket subtask</w:t>
-      </w:r>
-      <w:r>
-        <w:rPr>
-          <w:rFonts w:ascii="Segoe UI Emoji" w:hAnsi="Segoe UI Emoji" w:cs="Segoe UI Emoji"/>
-          <w:lang w:val="en-US"/>
-        </w:rPr>
-        <w:t xml:space="preserve"> .✅</w:t>
+      <w:proofErr w:type="gramStart"/>
+      <w:r>
+        <w:rPr>
+          <w:rFonts w:ascii="Segoe UI Emoji" w:hAnsi="Segoe UI Emoji" w:cs="Segoe UI Emoji"/>
+          <w:b/>
+          <w:bCs/>
+          <w:lang w:val="en-US"/>
+        </w:rPr>
+        <w:t>Date :</w:t>
+      </w:r>
+      <w:proofErr w:type="gramEnd"/>
+      <w:r>
+        <w:rPr>
+          <w:rFonts w:ascii="Segoe UI Emoji" w:hAnsi="Segoe UI Emoji" w:cs="Segoe UI Emoji"/>
+          <w:b/>
+          <w:bCs/>
+          <w:lang w:val="en-US"/>
+        </w:rPr>
+        <w:t xml:space="preserve"> 14-04-2026</w:t>
+      </w:r>
+    </w:p>
+    <w:p>
+      <w:pPr>
+        <w:spacing w:after="0"/>
+        <w:rPr>
+          <w:rFonts w:ascii="Segoe UI Emoji" w:hAnsi="Segoe UI Emoji" w:cs="Segoe UI Emoji"/>
+          <w:b/>
+          <w:bCs/>
+          <w:lang w:val="en-US"/>
+        </w:rPr>
+      </w:pPr>
+      <w:proofErr w:type="gramStart"/>
+      <w:r>
+        <w:rPr>
+          <w:rFonts w:ascii="Segoe UI Emoji" w:hAnsi="Segoe UI Emoji" w:cs="Segoe UI Emoji"/>
+          <w:b/>
+          <w:bCs/>
+          <w:lang w:val="en-US"/>
+        </w:rPr>
+        <w:t>Day :</w:t>
+      </w:r>
+      <w:proofErr w:type="gramEnd"/>
+      <w:r>
+        <w:rPr>
+          <w:rFonts w:ascii="Segoe UI Emoji" w:hAnsi="Segoe UI Emoji" w:cs="Segoe UI Emoji"/>
+          <w:b/>
+          <w:bCs/>
+          <w:lang w:val="en-US"/>
+        </w:rPr>
+        <w:t xml:space="preserve"> Tuesday</w:t>
+      </w:r>
+    </w:p>
+    <w:p>
+      <w:pPr>
+        <w:spacing w:after="0"/>
+        <w:rPr>
+          <w:rFonts w:ascii="Segoe UI Emoji" w:hAnsi="Segoe UI Emoji" w:cs="Segoe UI Emoji"/>
+          <w:lang w:val="en-US"/>
+        </w:rPr>
+      </w:pPr>
+    </w:p>
+    <w:p>
+      <w:pPr>
+        <w:spacing w:after="0"/>
+        <w:rPr>
+          <w:rFonts w:ascii="Segoe UI Emoji" w:hAnsi="Segoe UI Emoji" w:cs="Segoe UI Emoji"/>
+          <w:lang w:val="en-US"/>
+        </w:rPr>
+      </w:pPr>
+      <w:r>
+        <w:rPr>
+          <w:rFonts w:ascii="Segoe UI Emoji" w:hAnsi="Segoe UI Emoji" w:cs="Segoe UI Emoji"/>
+          <w:lang w:val="en-US"/>
+        </w:rPr>
+        <w:t xml:space="preserve">1] Give Time hours for open-ticket </w:t>
+      </w:r>
+      <w:proofErr w:type="gramStart"/>
+      <w:r>
+        <w:rPr>
+          <w:rFonts w:ascii="Segoe UI Emoji" w:hAnsi="Segoe UI Emoji" w:cs="Segoe UI Emoji"/>
+          <w:lang w:val="en-US"/>
+        </w:rPr>
+        <w:t>subtask</w:t>
+      </w:r>
+      <w:r>
+        <w:rPr>
+          <w:rFonts w:ascii="Segoe UI Emoji" w:hAnsi="Segoe UI Emoji" w:cs="Segoe UI Emoji"/>
+          <w:lang w:val="en-US"/>
+        </w:rPr>
+        <w:t xml:space="preserve"> .</w:t>
+      </w:r>
+      <w:proofErr w:type="gramEnd"/>
+      <w:r>
+        <w:rPr>
+          <w:rFonts w:ascii="Segoe UI Emoji" w:hAnsi="Segoe UI Emoji" w:cs="Segoe UI Emoji"/>
+          <w:lang w:val="en-US"/>
+        </w:rPr>
+        <w:t>✅</w:t>
       </w:r>
     </w:p>
     <w:p>
@@ -2234,23 +2616,55 @@
           <w:rFonts w:ascii="Segoe UI Emoji" w:hAnsi="Segoe UI Emoji" w:cs="Segoe UI Emoji"/>
           <w:lang w:val="en-US"/>
         </w:rPr>
-        <w:t>Feedback button show only for admin</w:t>
-      </w:r>
-    </w:p>
-    <w:p>
-      <w:pPr>
-        <w:spacing w:after="0"/>
-        <w:rPr>
-          <w:rFonts w:ascii="Segoe UI Emoji" w:hAnsi="Segoe UI Emoji" w:cs="Segoe UI Emoji"/>
-          <w:lang w:val="en-US"/>
-        </w:rPr>
-      </w:pPr>
-      <w:r>
-        <w:rPr>
-          <w:rFonts w:ascii="Segoe UI Emoji" w:hAnsi="Segoe UI Emoji" w:cs="Segoe UI Emoji"/>
-          <w:lang w:val="en-US"/>
-        </w:rPr>
-        <w:t>3] complete Feedback form backend</w:t>
+        <w:t xml:space="preserve">Feedback </w:t>
+      </w:r>
+      <w:proofErr w:type="gramStart"/>
+      <w:r>
+        <w:rPr>
+          <w:rFonts w:ascii="Segoe UI Emoji" w:hAnsi="Segoe UI Emoji" w:cs="Segoe UI Emoji"/>
+          <w:lang w:val="en-US"/>
+        </w:rPr>
+        <w:t>button</w:t>
+      </w:r>
+      <w:proofErr w:type="gramEnd"/>
+      <w:r>
+        <w:rPr>
+          <w:rFonts w:ascii="Segoe UI Emoji" w:hAnsi="Segoe UI Emoji" w:cs="Segoe UI Emoji"/>
+          <w:lang w:val="en-US"/>
+        </w:rPr>
+        <w:t xml:space="preserve"> show only for admin</w:t>
+      </w:r>
+    </w:p>
+    <w:p>
+      <w:pPr>
+        <w:spacing w:after="0"/>
+        <w:rPr>
+          <w:rFonts w:ascii="Segoe UI Emoji" w:hAnsi="Segoe UI Emoji" w:cs="Segoe UI Emoji"/>
+          <w:lang w:val="en-US"/>
+        </w:rPr>
+      </w:pPr>
+      <w:r>
+        <w:rPr>
+          <w:rFonts w:ascii="Segoe UI Emoji" w:hAnsi="Segoe UI Emoji" w:cs="Segoe UI Emoji"/>
+          <w:lang w:val="en-US"/>
+        </w:rPr>
+        <w:t xml:space="preserve">3] complete Feedback </w:t>
+      </w:r>
+      <w:proofErr w:type="gramStart"/>
+      <w:r>
+        <w:rPr>
+          <w:rFonts w:ascii="Segoe UI Emoji" w:hAnsi="Segoe UI Emoji" w:cs="Segoe UI Emoji"/>
+          <w:lang w:val="en-US"/>
+        </w:rPr>
+        <w:t>form</w:t>
+      </w:r>
+      <w:proofErr w:type="gramEnd"/>
+      <w:r>
+        <w:rPr>
+          <w:rFonts w:ascii="Segoe UI Emoji" w:hAnsi="Segoe UI Emoji" w:cs="Segoe UI Emoji"/>
+          <w:lang w:val="en-US"/>
+        </w:rPr>
+        <w:t xml:space="preserve"> backend</w:t>
       </w:r>
     </w:p>
     <w:p>
@@ -2288,14 +2702,25 @@
           <w:lang w:val="en-US"/>
         </w:rPr>
       </w:pPr>
-      <w:r>
-        <w:rPr>
-          <w:rFonts w:ascii="Segoe UI Emoji" w:hAnsi="Segoe UI Emoji" w:cs="Segoe UI Emoji"/>
-          <w:b/>
-          <w:bCs/>
-          <w:lang w:val="en-US"/>
-        </w:rPr>
-        <w:t>Date : 1</w:t>
+      <w:proofErr w:type="gramStart"/>
+      <w:r>
+        <w:rPr>
+          <w:rFonts w:ascii="Segoe UI Emoji" w:hAnsi="Segoe UI Emoji" w:cs="Segoe UI Emoji"/>
+          <w:b/>
+          <w:bCs/>
+          <w:lang w:val="en-US"/>
+        </w:rPr>
+        <w:t>Date :</w:t>
+      </w:r>
+      <w:proofErr w:type="gramEnd"/>
+      <w:r>
+        <w:rPr>
+          <w:rFonts w:ascii="Segoe UI Emoji" w:hAnsi="Segoe UI Emoji" w:cs="Segoe UI Emoji"/>
+          <w:b/>
+          <w:bCs/>
+          <w:lang w:val="en-US"/>
+        </w:rPr>
+        <w:t xml:space="preserve"> 1</w:t>
       </w:r>
       <w:r>
         <w:rPr>
@@ -2326,14 +2751,25 @@
           <w:lang w:val="en-US"/>
         </w:rPr>
       </w:pPr>
-      <w:r>
-        <w:rPr>
-          <w:rFonts w:ascii="Segoe UI Emoji" w:hAnsi="Segoe UI Emoji" w:cs="Segoe UI Emoji"/>
-          <w:b/>
-          <w:bCs/>
-          <w:lang w:val="en-US"/>
-        </w:rPr>
-        <w:t xml:space="preserve">Day : </w:t>
+      <w:proofErr w:type="gramStart"/>
+      <w:r>
+        <w:rPr>
+          <w:rFonts w:ascii="Segoe UI Emoji" w:hAnsi="Segoe UI Emoji" w:cs="Segoe UI Emoji"/>
+          <w:b/>
+          <w:bCs/>
+          <w:lang w:val="en-US"/>
+        </w:rPr>
+        <w:t>Day :</w:t>
+      </w:r>
+      <w:proofErr w:type="gramEnd"/>
+      <w:r>
+        <w:rPr>
+          <w:rFonts w:ascii="Segoe UI Emoji" w:hAnsi="Segoe UI Emoji" w:cs="Segoe UI Emoji"/>
+          <w:b/>
+          <w:bCs/>
+          <w:lang w:val="en-US"/>
+        </w:rPr>
+        <w:t xml:space="preserve"> </w:t>
       </w:r>
       <w:r>
         <w:rPr>
@@ -2599,14 +3035,30 @@
           <w:rFonts w:ascii="Segoe UI Emoji" w:hAnsi="Segoe UI Emoji" w:cs="Segoe UI Emoji"/>
           <w:lang w:val="en-US"/>
         </w:rPr>
-        <w:t xml:space="preserve">5] completed feedback backend ticket </w:t>
-      </w:r>
-      <w:r>
-        <w:rPr>
-          <w:rFonts w:ascii="Segoe UI Emoji" w:hAnsi="Segoe UI Emoji" w:cs="Segoe UI Emoji"/>
-          <w:lang w:val="en-US"/>
-        </w:rPr>
-        <w:t xml:space="preserve"> -&gt; </w:t>
+        <w:t xml:space="preserve">5] completed feedback backend </w:t>
+      </w:r>
+      <w:proofErr w:type="gramStart"/>
+      <w:r>
+        <w:rPr>
+          <w:rFonts w:ascii="Segoe UI Emoji" w:hAnsi="Segoe UI Emoji" w:cs="Segoe UI Emoji"/>
+          <w:lang w:val="en-US"/>
+        </w:rPr>
+        <w:t xml:space="preserve">ticket </w:t>
+      </w:r>
+      <w:r>
+        <w:rPr>
+          <w:rFonts w:ascii="Segoe UI Emoji" w:hAnsi="Segoe UI Emoji" w:cs="Segoe UI Emoji"/>
+          <w:lang w:val="en-US"/>
+        </w:rPr>
+        <w:t xml:space="preserve"> -</w:t>
+      </w:r>
+      <w:proofErr w:type="gramEnd"/>
+      <w:r>
+        <w:rPr>
+          <w:rFonts w:ascii="Segoe UI Emoji" w:hAnsi="Segoe UI Emoji" w:cs="Segoe UI Emoji"/>
+          <w:lang w:val="en-US"/>
+        </w:rPr>
+        <w:t xml:space="preserve">&gt; </w:t>
       </w:r>
       <w:r>
         <w:rPr>
@@ -2626,43 +3078,148 @@
     </w:p>
     <w:p>
       <w:pPr>
-        <w:rPr>
-          <w:lang w:val="en-US"/>
-        </w:rPr>
-      </w:pPr>
-    </w:p>
-    <w:p>
-      <w:pPr>
-        <w:rPr>
-          <w:lang w:val="en-US"/>
-        </w:rPr>
-      </w:pPr>
-    </w:p>
-    <w:p>
-      <w:pPr>
-        <w:rPr>
-          <w:lang w:val="en-US"/>
-        </w:rPr>
-      </w:pPr>
-    </w:p>
-    <w:p>
-      <w:pPr>
-        <w:rPr>
-          <w:lang w:val="en-US"/>
-        </w:rPr>
-      </w:pPr>
-    </w:p>
-    <w:p>
-      <w:pPr>
-        <w:rPr>
-          <w:lang w:val="en-US"/>
-        </w:rPr>
-      </w:pPr>
-      <w:r>
-        <w:rPr>
-          <w:lang w:val="en-US"/>
-        </w:rPr>
-        <w:lastRenderedPageBreak/>
+        <w:spacing w:after="0"/>
+        <w:rPr>
+          <w:rFonts w:ascii="Segoe UI Emoji" w:hAnsi="Segoe UI Emoji" w:cs="Segoe UI Emoji"/>
+          <w:b/>
+          <w:bCs/>
+        </w:rPr>
+      </w:pPr>
+      <w:r>
+        <w:rPr>
+          <w:rFonts w:ascii="Segoe UI Emoji" w:hAnsi="Segoe UI Emoji" w:cs="Segoe UI Emoji"/>
+          <w:b/>
+          <w:bCs/>
+        </w:rPr>
+        <w:t>Date : 17-04-2026</w:t>
+      </w:r>
+    </w:p>
+    <w:p>
+      <w:pPr>
+        <w:spacing w:after="0"/>
+        <w:rPr>
+          <w:rFonts w:ascii="Segoe UI Emoji" w:hAnsi="Segoe UI Emoji" w:cs="Segoe UI Emoji"/>
+          <w:b/>
+          <w:bCs/>
+        </w:rPr>
+      </w:pPr>
+      <w:r>
+        <w:rPr>
+          <w:rFonts w:ascii="Segoe UI Emoji" w:hAnsi="Segoe UI Emoji" w:cs="Segoe UI Emoji"/>
+          <w:b/>
+          <w:bCs/>
+        </w:rPr>
+        <w:t>Day : Friday</w:t>
+      </w:r>
+    </w:p>
+    <w:p>
+      <w:pPr>
+        <w:spacing w:after="0"/>
+        <w:rPr>
+          <w:rFonts w:ascii="Segoe UI Emoji" w:hAnsi="Segoe UI Emoji" w:cs="Segoe UI Emoji"/>
+        </w:rPr>
+      </w:pPr>
+    </w:p>
+    <w:p>
+      <w:pPr>
+        <w:spacing w:after="0"/>
+        <w:rPr>
+          <w:rFonts w:ascii="Segoe UI Emoji" w:hAnsi="Segoe UI Emoji" w:cs="Segoe UI Emoji"/>
+        </w:rPr>
+      </w:pPr>
+      <w:r>
+        <w:rPr>
+          <w:rFonts w:ascii="Segoe UI Emoji" w:hAnsi="Segoe UI Emoji" w:cs="Segoe UI Emoji"/>
+        </w:rPr>
+        <w:t>1] Give time hours for overview page analytics model</w:t>
+      </w:r>
+      <w:r>
+        <w:rPr>
+          <w:rFonts w:ascii="Segoe UI Emoji" w:hAnsi="Segoe UI Emoji" w:cs="Segoe UI Emoji"/>
+        </w:rPr>
+        <w:t xml:space="preserve"> </w:t>
+      </w:r>
+    </w:p>
+    <w:p>
+      <w:pPr>
+        <w:spacing w:after="0"/>
+        <w:rPr>
+          <w:rFonts w:ascii="Segoe UI Emoji" w:hAnsi="Segoe UI Emoji" w:cs="Segoe UI Emoji"/>
+        </w:rPr>
+      </w:pPr>
+      <w:r>
+        <w:rPr>
+          <w:rFonts w:ascii="Segoe UI Emoji" w:hAnsi="Segoe UI Emoji" w:cs="Segoe UI Emoji"/>
+        </w:rPr>
+        <w:t>2</w:t>
+      </w:r>
+      <w:r>
+        <w:rPr>
+          <w:rFonts w:ascii="Segoe UI Emoji" w:hAnsi="Segoe UI Emoji" w:cs="Segoe UI Emoji"/>
+        </w:rPr>
+        <w:t>] Completed time fill on Autotask</w:t>
+      </w:r>
+      <w:r>
+        <w:rPr>
+          <w:rFonts w:ascii="Segoe UI Emoji" w:hAnsi="Segoe UI Emoji" w:cs="Segoe UI Emoji"/>
+        </w:rPr>
+        <w:t xml:space="preserve"> from day 13-04-2026 to 17-04-2026</w:t>
+      </w:r>
+    </w:p>
+    <w:p>
+      <w:pPr>
+        <w:spacing w:after="0"/>
+        <w:rPr>
+          <w:rFonts w:ascii="Segoe UI Emoji" w:hAnsi="Segoe UI Emoji" w:cs="Segoe UI Emoji"/>
+        </w:rPr>
+      </w:pPr>
+    </w:p>
+    <w:p>
+      <w:pPr>
+        <w:spacing w:after="0"/>
+        <w:rPr>
+          <w:rFonts w:ascii="Segoe UI Emoji" w:hAnsi="Segoe UI Emoji" w:cs="Segoe UI Emoji"/>
+        </w:rPr>
+      </w:pPr>
+    </w:p>
+    <w:p>
+      <w:pPr>
+        <w:rPr>
+          <w:lang w:val="en-US"/>
+        </w:rPr>
+      </w:pPr>
+    </w:p>
+    <w:p>
+      <w:pPr>
+        <w:rPr>
+          <w:lang w:val="en-US"/>
+        </w:rPr>
+      </w:pPr>
+    </w:p>
+    <w:p>
+      <w:pPr>
+        <w:rPr>
+          <w:lang w:val="en-US"/>
+        </w:rPr>
+      </w:pPr>
+    </w:p>
+    <w:p>
+      <w:pPr>
+        <w:rPr>
+          <w:lang w:val="en-US"/>
+        </w:rPr>
+      </w:pPr>
+    </w:p>
+    <w:p>
+      <w:pPr>
+        <w:rPr>
+          <w:lang w:val="en-US"/>
+        </w:rPr>
+      </w:pPr>
+      <w:r>
+        <w:rPr>
+          <w:lang w:val="en-US"/>
+        </w:rPr>
         <w:br/>
       </w:r>
       <w:r>
